--- a/web-proj.docx
+++ b/web-proj.docx
@@ -1,145 +1,3408 @@
 
 <file path=word/document.xml><?xml version="1.0" encoding="utf-8"?>
-<w:document xmlns:wpc="http://schemas.microsoft.com/office/word/2010/wordprocessingCanvas" xmlns:mc="http://schemas.openxmlformats.org/markup-compatibility/2006" xmlns:o="urn:schemas-microsoft-com:office:office" xmlns:r="http://schemas.openxmlformats.org/officeDocument/2006/relationships" xmlns:m="http://schemas.openxmlformats.org/officeDocument/2006/math" xmlns:v="urn:schemas-microsoft-com:vml" xmlns:wp14="http://schemas.microsoft.com/office/word/2010/wordprocessingDrawing" xmlns:wp="http://schemas.openxmlformats.org/drawingml/2006/wordprocessingDrawing" xmlns:w10="urn:schemas-microsoft-com:office:word" xmlns:w="http://schemas.openxmlformats.org/wordprocessingml/2006/main" xmlns:w14="http://schemas.microsoft.com/office/word/2010/wordml" xmlns:w15="http://schemas.microsoft.com/office/word/2012/wordml" xmlns:wpg="http://schemas.microsoft.com/office/word/2010/wordprocessingGroup" xmlns:wpi="http://schemas.microsoft.com/office/word/2010/wordprocessingInk" xmlns:wne="http://schemas.microsoft.com/office/word/2006/wordml" xmlns:wps="http://schemas.microsoft.com/office/word/2010/wordprocessingShape" xmlns:w16se="http://schemas.microsoft.com/office/word/2015/wordml/symex" xmlns:w16cid="http://schemas.microsoft.com/office/word/2016/wordml/cid" xmlns:w16="http://schemas.microsoft.com/office/word/2018/wordml" xmlns:w16cex="http://schemas.microsoft.com/office/word/2018/wordml/cex" xmlns:w16sdtdh="http://schemas.microsoft.com/office/word/2020/wordml/sdtdatahash" xmlns:w16sdtfl="http://schemas.microsoft.com/office/word/2024/wordml/sdtformatlock" mc:Ignorable="w14 w15 wp14 w16se w16cid w16 w16cex w16sdtdh w16sdtfl">
+<w:document xmlns:wpc="http://schemas.microsoft.com/office/word/2010/wordprocessingCanvas" xmlns:cx="http://schemas.microsoft.com/office/drawing/2014/chartex" xmlns:cx1="http://schemas.microsoft.com/office/drawing/2015/9/8/chartex" xmlns:cx2="http://schemas.microsoft.com/office/drawing/2015/10/21/chartex" xmlns:cx3="http://schemas.microsoft.com/office/drawing/2016/5/9/chartex" xmlns:cx4="http://schemas.microsoft.com/office/drawing/2016/5/10/chartex" xmlns:cx5="http://schemas.microsoft.com/office/drawing/2016/5/11/chartex" xmlns:cx6="http://schemas.microsoft.com/office/drawing/2016/5/12/chartex" xmlns:cx7="http://schemas.microsoft.com/office/drawing/2016/5/13/chartex" xmlns:cx8="http://schemas.microsoft.com/office/drawing/2016/5/14/chartex" xmlns:mc="http://schemas.openxmlformats.org/markup-compatibility/2006" xmlns:aink="http://schemas.microsoft.com/office/drawing/2016/ink" xmlns:am3d="http://schemas.microsoft.com/office/drawing/2017/model3d" xmlns:o="urn:schemas-microsoft-com:office:office" xmlns:r="http://schemas.openxmlformats.org/officeDocument/2006/relationships" xmlns:m="http://schemas.openxmlformats.org/officeDocument/2006/math" xmlns:v="urn:schemas-microsoft-com:vml" xmlns:wp14="http://schemas.microsoft.com/office/word/2010/wordprocessingDrawing" xmlns:wp="http://schemas.openxmlformats.org/drawingml/2006/wordprocessingDrawing" xmlns:w10="urn:schemas-microsoft-com:office:word" xmlns:w="http://schemas.openxmlformats.org/wordprocessingml/2006/main" xmlns:w14="http://schemas.microsoft.com/office/word/2010/wordml" xmlns:w15="http://schemas.microsoft.com/office/word/2012/wordml" xmlns:w16cex="http://schemas.microsoft.com/office/word/2018/wordml/cex" xmlns:w16cid="http://schemas.microsoft.com/office/word/2016/wordml/cid" xmlns:w16="http://schemas.microsoft.com/office/word/2018/wordml" xmlns:w16sdtdh="http://schemas.microsoft.com/office/word/2020/wordml/sdtdatahash" xmlns:w16se="http://schemas.microsoft.com/office/word/2015/wordml/symex" xmlns:wpg="http://schemas.microsoft.com/office/word/2010/wordprocessingGroup" xmlns:wpi="http://schemas.microsoft.com/office/word/2010/wordprocessingInk" xmlns:wne="http://schemas.microsoft.com/office/word/2006/wordml" xmlns:wps="http://schemas.microsoft.com/office/word/2010/wordprocessingShape" mc:Ignorable="w14 w15 w16se w16cid w16 w16cex w16sdtdh wp14">
   <w:body>
-    <w:p xmlns:wp14="http://schemas.microsoft.com/office/word/2010/wordml" wp14:paraId="2C078E63" wp14:textId="43DB56E4">
-      <w:r>
-        <w:rPr>
-          <w:rFonts w:ascii="Calibri" w:hAnsi="Calibri" w:eastAsia="Calibri" w:cs="Calibri"/>
-          <w:sz w:val="26"/>
-          <w:szCs w:val="26"/>
+    <w:p>
+      <w:pPr>
+        <w:jc w:val="right"/>
+        <w:rPr>
+          <w:rFonts w:ascii="Times New Roman" w:eastAsia="Calibri" w:hAnsi="Times New Roman" w:cs="Times New Roman"/>
+          <w:sz w:val="26"/>
+          <w:szCs w:val="26"/>
+        </w:rPr>
+      </w:pPr>
+      <w:r>
+        <w:rPr>
+          <w:rFonts w:ascii="Times New Roman" w:eastAsia="Calibri" w:hAnsi="Times New Roman" w:cs="Times New Roman"/>
+          <w:sz w:val="26"/>
+          <w:szCs w:val="26"/>
+        </w:rPr>
+        <w:t xml:space="preserve">07.11.26 </w:t>
+      </w:r>
+    </w:p>
+    <w:p>
+      <w:pPr>
+        <w:jc w:val="right"/>
+        <w:rPr>
+          <w:rFonts w:ascii="Times New Roman" w:eastAsia="Calibri" w:hAnsi="Times New Roman" w:cs="Times New Roman"/>
+          <w:sz w:val="26"/>
+          <w:szCs w:val="26"/>
+          <w:lang w:val="ru-RU"/>
+        </w:rPr>
+      </w:pPr>
+      <w:r>
+        <w:rPr>
+          <w:rFonts w:ascii="Times New Roman" w:eastAsia="Calibri" w:hAnsi="Times New Roman" w:cs="Times New Roman"/>
+          <w:sz w:val="26"/>
+          <w:szCs w:val="26"/>
+          <w:lang w:val="ru-RU"/>
+        </w:rPr>
+        <w:t>Бердиева</w:t>
+      </w:r>
+      <w:r>
+        <w:rPr>
+          <w:rFonts w:ascii="Times New Roman" w:eastAsia="Calibri" w:hAnsi="Times New Roman" w:cs="Times New Roman"/>
+          <w:sz w:val="26"/>
+          <w:szCs w:val="26"/>
+        </w:rPr>
+        <w:t xml:space="preserve"> </w:t>
+      </w:r>
+      <w:r>
+        <w:rPr>
+          <w:rFonts w:ascii="Times New Roman" w:eastAsia="Calibri" w:hAnsi="Times New Roman" w:cs="Times New Roman"/>
+          <w:sz w:val="26"/>
+          <w:szCs w:val="26"/>
+          <w:lang w:val="ru-RU"/>
+        </w:rPr>
+        <w:t>Арина</w:t>
+      </w:r>
+      <w:r>
+        <w:rPr>
+          <w:rFonts w:ascii="Times New Roman" w:eastAsia="Calibri" w:hAnsi="Times New Roman" w:cs="Times New Roman"/>
+          <w:sz w:val="26"/>
+          <w:szCs w:val="26"/>
+        </w:rPr>
+        <w:t xml:space="preserve"> </w:t>
+      </w:r>
+      <w:r>
+        <w:rPr>
+          <w:rFonts w:ascii="Times New Roman" w:eastAsia="Calibri" w:hAnsi="Times New Roman" w:cs="Times New Roman"/>
+          <w:sz w:val="26"/>
+          <w:szCs w:val="26"/>
+          <w:lang w:val="ru-RU"/>
+        </w:rPr>
+        <w:t>Б</w:t>
+      </w:r>
+      <w:r>
+        <w:rPr>
+          <w:rFonts w:ascii="Times New Roman" w:eastAsia="Calibri" w:hAnsi="Times New Roman" w:cs="Times New Roman"/>
+          <w:sz w:val="26"/>
+          <w:szCs w:val="26"/>
+        </w:rPr>
+        <w:t>-1</w:t>
+      </w:r>
+      <w:r>
+        <w:rPr>
+          <w:rFonts w:ascii="Times New Roman" w:eastAsia="Calibri" w:hAnsi="Times New Roman" w:cs="Times New Roman"/>
+          <w:sz w:val="26"/>
+          <w:szCs w:val="26"/>
+          <w:lang w:val="ru-RU"/>
+        </w:rPr>
+        <w:t>1</w:t>
+      </w:r>
+    </w:p>
+    <w:p>
+      <w:pPr>
+        <w:rPr>
+          <w:rFonts w:ascii="Times New Roman" w:eastAsia="Calibri" w:hAnsi="Times New Roman" w:cs="Times New Roman"/>
+          <w:sz w:val="26"/>
+          <w:szCs w:val="26"/>
+        </w:rPr>
+      </w:pPr>
+      <w:r>
+        <w:rPr>
+          <w:rFonts w:ascii="Times New Roman" w:eastAsia="Calibri" w:hAnsi="Times New Roman" w:cs="Times New Roman"/>
+          <w:sz w:val="26"/>
+          <w:szCs w:val="26"/>
+        </w:rPr>
+        <w:t xml:space="preserve">localStorage </w:t>
+      </w:r>
+      <w:r>
+        <w:rPr>
+          <w:rFonts w:ascii="Times New Roman" w:eastAsia="Calibri" w:hAnsi="Times New Roman" w:cs="Times New Roman"/>
+          <w:sz w:val="26"/>
+          <w:szCs w:val="26"/>
+          <w:lang w:val="ru-RU"/>
+        </w:rPr>
+        <w:t>и</w:t>
+      </w:r>
+      <w:r>
+        <w:rPr>
+          <w:rFonts w:ascii="Times New Roman" w:eastAsia="Calibri" w:hAnsi="Times New Roman" w:cs="Times New Roman"/>
+          <w:sz w:val="26"/>
+          <w:szCs w:val="26"/>
+        </w:rPr>
+        <w:t xml:space="preserve"> sessionStorage</w:t>
+      </w:r>
+      <w:r>
+        <w:rPr>
+          <w:rFonts w:ascii="Times New Roman" w:eastAsia="Calibri" w:hAnsi="Times New Roman" w:cs="Times New Roman"/>
+          <w:sz w:val="26"/>
+          <w:szCs w:val="26"/>
+        </w:rPr>
+        <w:t>.</w:t>
+      </w:r>
+    </w:p>
+    <w:p>
+      <w:pPr>
+        <w:rPr>
+          <w:rFonts w:ascii="Times New Roman" w:eastAsia="Calibri" w:hAnsi="Times New Roman" w:cs="Times New Roman"/>
+          <w:sz w:val="26"/>
+          <w:szCs w:val="26"/>
+          <w:lang w:val="ru-RU"/>
+        </w:rPr>
+      </w:pPr>
+      <w:r>
+        <w:rPr>
+          <w:rFonts w:ascii="Times New Roman" w:eastAsia="Calibri" w:hAnsi="Times New Roman" w:cs="Times New Roman"/>
+          <w:sz w:val="26"/>
+          <w:szCs w:val="26"/>
+          <w:lang w:val="ru-RU"/>
+        </w:rPr>
+        <w:t>Работа современных сайтов и приложений неизбежно связана с сохранением данных на стороне клиента. Эти данные применяются в других частях веб-ресурсов или используются в следующих сессиях.</w:t>
+      </w:r>
+    </w:p>
+    <w:p>
+      <w:pPr>
+        <w:rPr>
+          <w:rFonts w:ascii="Times New Roman" w:eastAsia="Calibri" w:hAnsi="Times New Roman" w:cs="Times New Roman"/>
+          <w:sz w:val="26"/>
+          <w:szCs w:val="26"/>
+          <w:lang w:val="ru-RU"/>
+        </w:rPr>
+      </w:pPr>
+      <w:r>
+        <w:rPr>
+          <w:rFonts w:ascii="Times New Roman" w:eastAsia="Calibri" w:hAnsi="Times New Roman" w:cs="Times New Roman"/>
+          <w:sz w:val="26"/>
+          <w:szCs w:val="26"/>
+          <w:lang w:val="ru-RU"/>
+        </w:rPr>
+        <w:t>Как это реализуется на практике? Есть несколько способов работы с информацией. Наиболее востребованные из них — это cookies, localStorage и sessionStorage.</w:t>
+      </w:r>
+    </w:p>
+    <w:p>
+      <w:pPr>
+        <w:rPr>
+          <w:rFonts w:ascii="Times New Roman" w:eastAsia="Calibri" w:hAnsi="Times New Roman" w:cs="Times New Roman"/>
+          <w:sz w:val="26"/>
+          <w:szCs w:val="26"/>
+          <w:lang w:val="ru-RU"/>
+        </w:rPr>
+      </w:pPr>
+      <w:r>
+        <w:rPr>
+          <w:rFonts w:ascii="Times New Roman" w:eastAsia="Calibri" w:hAnsi="Times New Roman" w:cs="Times New Roman"/>
+          <w:sz w:val="26"/>
+          <w:szCs w:val="26"/>
+          <w:lang w:val="ru-RU"/>
+        </w:rPr>
+        <w:t>Файлы куки представляют собой элементарные пары типа «ключ-значение» и используются для:</w:t>
+      </w:r>
+    </w:p>
+    <w:p>
+      <w:pPr>
+        <w:pStyle w:val="a3"/>
+        <w:numPr>
+          <w:ilvl w:val="0"/>
+          <w:numId w:val="7"/>
+        </w:numPr>
+        <w:rPr>
+          <w:rFonts w:ascii="Times New Roman" w:eastAsia="Calibri" w:hAnsi="Times New Roman" w:cs="Times New Roman"/>
+          <w:sz w:val="26"/>
+          <w:szCs w:val="26"/>
+          <w:lang w:val="ru-RU"/>
+        </w:rPr>
+      </w:pPr>
+      <w:r>
+        <w:rPr>
+          <w:rFonts w:ascii="Times New Roman" w:eastAsia="Calibri" w:hAnsi="Times New Roman" w:cs="Times New Roman"/>
+          <w:sz w:val="26"/>
+          <w:szCs w:val="26"/>
+          <w:lang w:val="ru-RU"/>
+        </w:rPr>
+        <w:t>управления текущими сессиями;</w:t>
+      </w:r>
+    </w:p>
+    <w:p>
+      <w:pPr>
+        <w:pStyle w:val="a3"/>
+        <w:numPr>
+          <w:ilvl w:val="0"/>
+          <w:numId w:val="7"/>
+        </w:numPr>
+        <w:rPr>
+          <w:rFonts w:ascii="Times New Roman" w:eastAsia="Calibri" w:hAnsi="Times New Roman" w:cs="Times New Roman"/>
+          <w:sz w:val="26"/>
+          <w:szCs w:val="26"/>
+          <w:lang w:val="ru-RU"/>
+        </w:rPr>
+      </w:pPr>
+      <w:r>
+        <w:rPr>
+          <w:rFonts w:ascii="Times New Roman" w:eastAsia="Calibri" w:hAnsi="Times New Roman" w:cs="Times New Roman"/>
+          <w:sz w:val="26"/>
+          <w:szCs w:val="26"/>
+          <w:lang w:val="ru-RU"/>
+        </w:rPr>
+        <w:t>персонализации пользователя;</w:t>
+      </w:r>
+    </w:p>
+    <w:p>
+      <w:pPr>
+        <w:pStyle w:val="a3"/>
+        <w:numPr>
+          <w:ilvl w:val="0"/>
+          <w:numId w:val="7"/>
+        </w:numPr>
+        <w:rPr>
+          <w:rFonts w:ascii="Times New Roman" w:eastAsia="Calibri" w:hAnsi="Times New Roman" w:cs="Times New Roman"/>
+          <w:sz w:val="26"/>
+          <w:szCs w:val="26"/>
+          <w:lang w:val="ru-RU"/>
+        </w:rPr>
+      </w:pPr>
+      <w:r>
+        <w:rPr>
+          <w:rFonts w:ascii="Times New Roman" w:eastAsia="Calibri" w:hAnsi="Times New Roman" w:cs="Times New Roman"/>
+          <w:sz w:val="26"/>
+          <w:szCs w:val="26"/>
+          <w:lang w:val="ru-RU"/>
+        </w:rPr>
+        <w:t xml:space="preserve">отслеживания его активности.  </w:t>
+      </w:r>
+    </w:p>
+    <w:p>
+      <w:pPr>
+        <w:rPr>
+          <w:rFonts w:ascii="Times New Roman" w:eastAsia="Calibri" w:hAnsi="Times New Roman" w:cs="Times New Roman"/>
+          <w:sz w:val="26"/>
+          <w:szCs w:val="26"/>
+          <w:lang w:val="ru-RU"/>
+        </w:rPr>
+      </w:pPr>
+      <w:r>
+        <w:rPr>
+          <w:rFonts w:ascii="Times New Roman" w:eastAsia="Calibri" w:hAnsi="Times New Roman" w:cs="Times New Roman"/>
+          <w:sz w:val="26"/>
+          <w:szCs w:val="26"/>
+          <w:lang w:val="ru-RU"/>
+        </w:rPr>
+        <w:t>При этом данные не просто остаются в хранилище в браузере, но и передаются на серверы в виде HTTP-заголовков, выступая частью спецификации протокола. Cookies поддерживают все браузеры — это универсальный способ работы с информацией.</w:t>
+      </w:r>
+    </w:p>
+    <w:p>
+      <w:pPr>
+        <w:rPr>
+          <w:rFonts w:ascii="Times New Roman" w:eastAsia="Calibri" w:hAnsi="Times New Roman" w:cs="Times New Roman"/>
+          <w:sz w:val="26"/>
+          <w:szCs w:val="26"/>
+          <w:lang w:val="ru-RU"/>
+        </w:rPr>
+      </w:pPr>
+      <w:r>
+        <w:rPr>
+          <w:rFonts w:ascii="Times New Roman" w:eastAsia="Calibri" w:hAnsi="Times New Roman" w:cs="Times New Roman"/>
+          <w:sz w:val="26"/>
+          <w:szCs w:val="26"/>
+          <w:lang w:val="ru-RU"/>
+        </w:rPr>
+        <w:t>По сути куки — это ограниченные по размеру текстовые файлы, которые сайт сохраняет на устройстве пользователя.</w:t>
+      </w:r>
+    </w:p>
+    <w:p>
+      <w:pPr>
+        <w:rPr>
+          <w:rFonts w:ascii="Times New Roman" w:eastAsia="Calibri" w:hAnsi="Times New Roman" w:cs="Times New Roman"/>
+          <w:sz w:val="26"/>
+          <w:szCs w:val="26"/>
+          <w:lang w:val="ru-RU"/>
+        </w:rPr>
+      </w:pPr>
+      <w:r>
+        <w:rPr>
+          <w:rFonts w:ascii="Times New Roman" w:eastAsia="Calibri" w:hAnsi="Times New Roman" w:cs="Times New Roman"/>
+          <w:sz w:val="26"/>
+          <w:szCs w:val="26"/>
+          <w:lang w:val="ru-RU"/>
+        </w:rPr>
+        <w:t>Объем</w:t>
+      </w:r>
+      <w:r>
+        <w:rPr>
+          <w:rFonts w:ascii="Times New Roman" w:eastAsia="Calibri" w:hAnsi="Times New Roman" w:cs="Times New Roman"/>
+          <w:sz w:val="26"/>
+          <w:szCs w:val="26"/>
+          <w:lang w:val="ru-RU"/>
+        </w:rPr>
+        <w:t xml:space="preserve"> куки ограничен </w:t>
+      </w:r>
+      <w:r>
+        <w:rPr>
+          <w:rFonts w:ascii="Times New Roman" w:eastAsia="Calibri" w:hAnsi="Times New Roman" w:cs="Times New Roman"/>
+          <w:sz w:val="26"/>
+          <w:szCs w:val="26"/>
+          <w:lang w:val="ru-RU"/>
+        </w:rPr>
+        <w:t>— не больше 4 КБ, при этом у них есть срок хранения, который устанавливает разработчик ресурса.</w:t>
+      </w:r>
+    </w:p>
+    <w:p>
+      <w:pPr>
+        <w:rPr>
+          <w:rFonts w:ascii="Times New Roman" w:eastAsia="Calibri" w:hAnsi="Times New Roman" w:cs="Times New Roman"/>
+          <w:sz w:val="26"/>
+          <w:szCs w:val="26"/>
+          <w:lang w:val="ru-RU"/>
+        </w:rPr>
+      </w:pPr>
+      <w:r>
+        <w:rPr>
+          <w:rFonts w:ascii="Times New Roman" w:eastAsia="Calibri" w:hAnsi="Times New Roman" w:cs="Times New Roman"/>
+          <w:sz w:val="26"/>
+          <w:szCs w:val="26"/>
+          <w:lang w:val="ru-RU"/>
+        </w:rPr>
+        <w:t>Б</w:t>
+      </w:r>
+      <w:r>
+        <w:rPr>
+          <w:rFonts w:ascii="Times New Roman" w:eastAsia="Calibri" w:hAnsi="Times New Roman" w:cs="Times New Roman"/>
+          <w:sz w:val="26"/>
+          <w:szCs w:val="26"/>
+          <w:lang w:val="ru-RU"/>
+        </w:rPr>
+        <w:t>ывают защищенные куки, но в этом случае их содержимое будет недоступным на клиентской стороне — такой формат используется для аутентификации пользователей при хранении их токенов.</w:t>
+      </w:r>
+    </w:p>
+    <w:p>
+      <w:pPr>
+        <w:rPr>
+          <w:rFonts w:ascii="Times New Roman" w:eastAsia="Calibri" w:hAnsi="Times New Roman" w:cs="Times New Roman"/>
+          <w:sz w:val="26"/>
+          <w:szCs w:val="26"/>
+          <w:lang w:val="ru-RU"/>
+        </w:rPr>
+      </w:pPr>
+      <w:r>
+        <w:rPr>
+          <w:rFonts w:ascii="Times New Roman" w:eastAsia="Calibri" w:hAnsi="Times New Roman" w:cs="Times New Roman"/>
+          <w:sz w:val="26"/>
+          <w:szCs w:val="26"/>
+          <w:lang w:val="ru-RU"/>
+        </w:rPr>
+        <w:t>Объекты веб-хранилища localStorage и sessionStorage позволяют хранить пары ключ/значение в браузере.</w:t>
+      </w:r>
+    </w:p>
+    <w:p>
+      <w:pPr>
+        <w:rPr>
+          <w:rFonts w:ascii="Times New Roman" w:eastAsia="Calibri" w:hAnsi="Times New Roman" w:cs="Times New Roman"/>
+          <w:sz w:val="26"/>
+          <w:szCs w:val="26"/>
+          <w:lang w:val="ru-RU"/>
+        </w:rPr>
+      </w:pPr>
+      <w:r>
+        <w:rPr>
+          <w:rFonts w:ascii="Times New Roman" w:eastAsia="Calibri" w:hAnsi="Times New Roman" w:cs="Times New Roman"/>
+          <w:sz w:val="26"/>
+          <w:szCs w:val="26"/>
+          <w:lang w:val="ru-RU"/>
+        </w:rPr>
+        <w:t>Что в них важно – данные, которые в них записаны, сохраняются после обновления страницы (в случае sessionStorage) и даже после перезапуска браузера (при использовании localStorage).</w:t>
+      </w:r>
+    </w:p>
+    <w:p>
+      <w:pPr>
+        <w:rPr>
+          <w:rFonts w:ascii="Times New Roman" w:eastAsia="Calibri" w:hAnsi="Times New Roman" w:cs="Times New Roman"/>
+          <w:sz w:val="26"/>
+          <w:szCs w:val="26"/>
+          <w:lang w:val="ru-RU"/>
+        </w:rPr>
+      </w:pPr>
+      <w:r>
+        <w:rPr>
+          <w:rFonts w:ascii="Times New Roman" w:eastAsia="Calibri" w:hAnsi="Times New Roman" w:cs="Times New Roman"/>
+          <w:sz w:val="26"/>
+          <w:szCs w:val="26"/>
+          <w:lang w:val="ru-RU"/>
+        </w:rPr>
+        <w:t>Объекты хранилища localStorage и sessionStorage предоставляют одинаковые методы и свойства:</w:t>
+      </w:r>
+    </w:p>
+    <w:p>
+      <w:pPr>
+        <w:pStyle w:val="a3"/>
+        <w:numPr>
+          <w:ilvl w:val="0"/>
+          <w:numId w:val="2"/>
+        </w:numPr>
+        <w:rPr>
+          <w:rFonts w:ascii="Times New Roman" w:eastAsia="Calibri" w:hAnsi="Times New Roman" w:cs="Times New Roman"/>
+          <w:sz w:val="26"/>
+          <w:szCs w:val="26"/>
+          <w:lang w:val="ru-RU"/>
+        </w:rPr>
+      </w:pPr>
+      <w:r>
+        <w:rPr>
+          <w:rFonts w:ascii="Times New Roman" w:eastAsia="Calibri" w:hAnsi="Times New Roman" w:cs="Times New Roman"/>
+          <w:sz w:val="26"/>
+          <w:szCs w:val="26"/>
+          <w:lang w:val="ru-RU"/>
+        </w:rPr>
+        <w:lastRenderedPageBreak/>
+        <w:t>setItem(key, value) – сохранить пару ключ/значение.</w:t>
+      </w:r>
+    </w:p>
+    <w:p>
+      <w:pPr>
+        <w:pStyle w:val="a3"/>
+        <w:numPr>
+          <w:ilvl w:val="0"/>
+          <w:numId w:val="2"/>
+        </w:numPr>
+        <w:rPr>
+          <w:rFonts w:ascii="Times New Roman" w:eastAsia="Calibri" w:hAnsi="Times New Roman" w:cs="Times New Roman"/>
+          <w:sz w:val="26"/>
+          <w:szCs w:val="26"/>
+          <w:lang w:val="ru-RU"/>
+        </w:rPr>
+      </w:pPr>
+      <w:r>
+        <w:rPr>
+          <w:rFonts w:ascii="Times New Roman" w:eastAsia="Calibri" w:hAnsi="Times New Roman" w:cs="Times New Roman"/>
+          <w:sz w:val="26"/>
+          <w:szCs w:val="26"/>
+          <w:lang w:val="ru-RU"/>
+        </w:rPr>
+        <w:t>getItem(key) – получить данные по ключу key.</w:t>
+      </w:r>
+    </w:p>
+    <w:p>
+      <w:pPr>
+        <w:pStyle w:val="a3"/>
+        <w:numPr>
+          <w:ilvl w:val="0"/>
+          <w:numId w:val="2"/>
+        </w:numPr>
+        <w:rPr>
+          <w:rFonts w:ascii="Times New Roman" w:eastAsia="Calibri" w:hAnsi="Times New Roman" w:cs="Times New Roman"/>
+          <w:sz w:val="26"/>
+          <w:szCs w:val="26"/>
+          <w:lang w:val="ru-RU"/>
+        </w:rPr>
+      </w:pPr>
+      <w:r>
+        <w:rPr>
+          <w:rFonts w:ascii="Times New Roman" w:eastAsia="Calibri" w:hAnsi="Times New Roman" w:cs="Times New Roman"/>
+          <w:sz w:val="26"/>
+          <w:szCs w:val="26"/>
+          <w:lang w:val="ru-RU"/>
+        </w:rPr>
+        <w:t>removeItem(key) – удалить данные с ключом key.</w:t>
+      </w:r>
+    </w:p>
+    <w:p>
+      <w:pPr>
+        <w:pStyle w:val="a3"/>
+        <w:numPr>
+          <w:ilvl w:val="0"/>
+          <w:numId w:val="2"/>
+        </w:numPr>
+        <w:rPr>
+          <w:rFonts w:ascii="Times New Roman" w:eastAsia="Calibri" w:hAnsi="Times New Roman" w:cs="Times New Roman"/>
+          <w:sz w:val="26"/>
+          <w:szCs w:val="26"/>
+          <w:lang w:val="ru-RU"/>
+        </w:rPr>
+      </w:pPr>
+      <w:r>
+        <w:rPr>
+          <w:rFonts w:ascii="Times New Roman" w:eastAsia="Calibri" w:hAnsi="Times New Roman" w:cs="Times New Roman"/>
+          <w:sz w:val="26"/>
+          <w:szCs w:val="26"/>
+          <w:lang w:val="ru-RU"/>
+        </w:rPr>
+        <w:t>clear() – удалить вс</w:t>
+      </w:r>
+      <w:r>
+        <w:rPr>
+          <w:rFonts w:ascii="Times New Roman" w:eastAsia="Calibri" w:hAnsi="Times New Roman" w:cs="Times New Roman"/>
+          <w:sz w:val="26"/>
+          <w:szCs w:val="26"/>
+          <w:lang w:val="ru-RU"/>
+        </w:rPr>
+        <w:t>е данные</w:t>
+      </w:r>
+      <w:r>
+        <w:rPr>
+          <w:rFonts w:ascii="Times New Roman" w:eastAsia="Calibri" w:hAnsi="Times New Roman" w:cs="Times New Roman"/>
+          <w:sz w:val="26"/>
+          <w:szCs w:val="26"/>
+          <w:lang w:val="ru-RU"/>
+        </w:rPr>
+        <w:t>.</w:t>
+      </w:r>
+    </w:p>
+    <w:p>
+      <w:pPr>
+        <w:pStyle w:val="a3"/>
+        <w:numPr>
+          <w:ilvl w:val="0"/>
+          <w:numId w:val="2"/>
+        </w:numPr>
+        <w:rPr>
+          <w:rFonts w:ascii="Times New Roman" w:eastAsia="Calibri" w:hAnsi="Times New Roman" w:cs="Times New Roman"/>
+          <w:sz w:val="26"/>
+          <w:szCs w:val="26"/>
+          <w:lang w:val="ru-RU"/>
+        </w:rPr>
+      </w:pPr>
+      <w:r>
+        <w:rPr>
+          <w:rFonts w:ascii="Times New Roman" w:eastAsia="Calibri" w:hAnsi="Times New Roman" w:cs="Times New Roman"/>
+          <w:sz w:val="26"/>
+          <w:szCs w:val="26"/>
+          <w:lang w:val="ru-RU"/>
+        </w:rPr>
+        <w:t>key(index) – получить ключ на заданной позиции.</w:t>
+      </w:r>
+    </w:p>
+    <w:p>
+      <w:pPr>
+        <w:pStyle w:val="a3"/>
+        <w:numPr>
+          <w:ilvl w:val="0"/>
+          <w:numId w:val="2"/>
+        </w:numPr>
+        <w:rPr>
+          <w:rFonts w:ascii="Times New Roman" w:eastAsia="Calibri" w:hAnsi="Times New Roman" w:cs="Times New Roman"/>
+          <w:sz w:val="26"/>
+          <w:szCs w:val="26"/>
+          <w:lang w:val="ru-RU"/>
+        </w:rPr>
+      </w:pPr>
+      <w:r>
+        <w:rPr>
+          <w:rFonts w:ascii="Times New Roman" w:eastAsia="Calibri" w:hAnsi="Times New Roman" w:cs="Times New Roman"/>
+          <w:sz w:val="26"/>
+          <w:szCs w:val="26"/>
+          <w:lang w:val="ru-RU"/>
+        </w:rPr>
+        <w:t>length – количество элементов в хранилище.</w:t>
+      </w:r>
+    </w:p>
+    <w:p>
+      <w:pPr>
+        <w:rPr>
+          <w:rFonts w:ascii="Times New Roman" w:eastAsia="Calibri" w:hAnsi="Times New Roman" w:cs="Times New Roman"/>
+          <w:sz w:val="26"/>
+          <w:szCs w:val="26"/>
+          <w:lang w:val="ru-RU"/>
+        </w:rPr>
+      </w:pPr>
+      <w:r>
+        <w:rPr>
+          <w:rFonts w:ascii="Times New Roman" w:eastAsia="Calibri" w:hAnsi="Times New Roman" w:cs="Times New Roman"/>
+          <w:sz w:val="26"/>
+          <w:szCs w:val="26"/>
+          <w:lang w:val="ru-RU"/>
+        </w:rPr>
+        <w:t>Используйте Object.keys для получения всех ключей.</w:t>
+      </w:r>
+    </w:p>
+    <w:p>
+      <w:pPr>
+        <w:rPr>
+          <w:rFonts w:ascii="Times New Roman" w:eastAsia="Calibri" w:hAnsi="Times New Roman" w:cs="Times New Roman"/>
+          <w:sz w:val="26"/>
+          <w:szCs w:val="26"/>
+          <w:lang w:val="ru-RU"/>
+        </w:rPr>
+      </w:pPr>
+      <w:r>
+        <w:rPr>
+          <w:rFonts w:ascii="Times New Roman" w:eastAsia="Calibri" w:hAnsi="Times New Roman" w:cs="Times New Roman"/>
+          <w:sz w:val="26"/>
+          <w:szCs w:val="26"/>
+          <w:lang w:val="ru-RU"/>
+        </w:rPr>
+        <w:t>Можно обращаться к ключам как к обычным свойствам объекта, в этом случае событие</w:t>
+      </w:r>
+      <w:r>
+        <w:rPr>
+          <w:rFonts w:ascii="Times New Roman" w:eastAsia="Calibri" w:hAnsi="Times New Roman" w:cs="Times New Roman"/>
+          <w:sz w:val="26"/>
+          <w:szCs w:val="26"/>
+          <w:lang w:val="ru-RU"/>
+        </w:rPr>
+        <w:t xml:space="preserve"> </w:t>
+      </w:r>
+      <w:r>
+        <w:rPr>
+          <w:rFonts w:ascii="Times New Roman" w:eastAsia="Calibri" w:hAnsi="Times New Roman" w:cs="Times New Roman"/>
+          <w:sz w:val="26"/>
+          <w:szCs w:val="26"/>
+          <w:lang w:val="ru-RU"/>
+        </w:rPr>
+        <w:t>storage не срабатывает.</w:t>
+      </w:r>
+    </w:p>
+    <w:p>
+      <w:pPr>
+        <w:rPr>
+          <w:rFonts w:ascii="Times New Roman" w:eastAsia="Calibri" w:hAnsi="Times New Roman" w:cs="Times New Roman"/>
+          <w:sz w:val="26"/>
+          <w:szCs w:val="26"/>
+          <w:lang w:val="ru-RU"/>
+        </w:rPr>
+      </w:pPr>
+      <w:r>
+        <w:rPr>
+          <w:rFonts w:ascii="Times New Roman" w:eastAsia="Calibri" w:hAnsi="Times New Roman" w:cs="Times New Roman"/>
+          <w:sz w:val="26"/>
+          <w:szCs w:val="26"/>
+          <w:lang w:val="ru-RU"/>
+        </w:rPr>
+        <w:t>Этот и</w:t>
+      </w:r>
+      <w:r>
+        <w:rPr>
+          <w:rFonts w:ascii="Times New Roman" w:eastAsia="Calibri" w:hAnsi="Times New Roman" w:cs="Times New Roman"/>
+          <w:sz w:val="26"/>
+          <w:szCs w:val="26"/>
+          <w:lang w:val="ru-RU"/>
+        </w:rPr>
+        <w:t>нтерфейс похож на Map (setItem/getItem/removeItem), но также позволяет получить доступ к элементу по индексу – key(index).</w:t>
+      </w:r>
+    </w:p>
+    <w:p>
+      <w:pPr>
+        <w:rPr>
+          <w:rFonts w:ascii="Times New Roman" w:eastAsia="Calibri" w:hAnsi="Times New Roman" w:cs="Times New Roman"/>
+          <w:sz w:val="26"/>
+          <w:szCs w:val="26"/>
+          <w:lang w:val="ru-RU"/>
+        </w:rPr>
+      </w:pPr>
+      <w:r>
+        <w:rPr>
+          <w:rFonts w:ascii="Times New Roman" w:eastAsia="Calibri" w:hAnsi="Times New Roman" w:cs="Times New Roman"/>
+          <w:sz w:val="26"/>
+          <w:szCs w:val="26"/>
+          <w:lang w:val="ru-RU"/>
+        </w:rPr>
+        <w:t xml:space="preserve">Зачем нужны эти объекты если есть </w:t>
+      </w:r>
+      <w:r>
+        <w:rPr>
+          <w:rFonts w:ascii="Times New Roman" w:eastAsia="Calibri" w:hAnsi="Times New Roman" w:cs="Times New Roman"/>
+          <w:sz w:val="26"/>
+          <w:szCs w:val="26"/>
+        </w:rPr>
+        <w:t>cookies</w:t>
+      </w:r>
+      <w:r>
+        <w:rPr>
+          <w:rFonts w:ascii="Times New Roman" w:eastAsia="Calibri" w:hAnsi="Times New Roman" w:cs="Times New Roman"/>
+          <w:sz w:val="26"/>
+          <w:szCs w:val="26"/>
+          <w:lang w:val="ru-RU"/>
+        </w:rPr>
+        <w:t>?</w:t>
+      </w:r>
+    </w:p>
+    <w:p>
+      <w:pPr>
+        <w:pStyle w:val="a3"/>
+        <w:numPr>
+          <w:ilvl w:val="0"/>
+          <w:numId w:val="3"/>
+        </w:numPr>
+        <w:rPr>
+          <w:rFonts w:ascii="Times New Roman" w:eastAsia="Calibri" w:hAnsi="Times New Roman" w:cs="Times New Roman"/>
+          <w:sz w:val="26"/>
+          <w:szCs w:val="26"/>
+          <w:lang w:val="ru-RU"/>
+        </w:rPr>
+      </w:pPr>
+      <w:r>
+        <w:rPr>
+          <w:rFonts w:ascii="Times New Roman" w:eastAsia="Calibri" w:hAnsi="Times New Roman" w:cs="Times New Roman"/>
+          <w:sz w:val="26"/>
+          <w:szCs w:val="26"/>
+          <w:lang w:val="ru-RU"/>
+        </w:rPr>
+        <w:t>В отличие от куки, объекты веб-хранилища не отправляются на сервер при каждом запросе. Именно поэтому мы можем хранить гораздо больше данных. Большинство современных браузеров могут выделить как минимум 5 мегабайтов данных (или больше), и этот размер можно поменять в настройках.</w:t>
+      </w:r>
+    </w:p>
+    <w:p>
+      <w:pPr>
+        <w:pStyle w:val="a3"/>
+        <w:numPr>
+          <w:ilvl w:val="0"/>
+          <w:numId w:val="3"/>
+        </w:numPr>
+        <w:rPr>
+          <w:rFonts w:ascii="Times New Roman" w:eastAsia="Calibri" w:hAnsi="Times New Roman" w:cs="Times New Roman"/>
+          <w:sz w:val="26"/>
+          <w:szCs w:val="26"/>
+          <w:lang w:val="ru-RU"/>
+        </w:rPr>
+      </w:pPr>
+      <w:r>
+        <w:rPr>
+          <w:rFonts w:ascii="Times New Roman" w:eastAsia="Calibri" w:hAnsi="Times New Roman" w:cs="Times New Roman"/>
+          <w:sz w:val="26"/>
+          <w:szCs w:val="26"/>
+          <w:lang w:val="ru-RU"/>
+        </w:rPr>
+        <w:t>Ещё одно отличие от куки – сервер не может манипулировать объектами хранилища через HTTP-заголовки. Всё делается при помощи JavaScript.</w:t>
+      </w:r>
+    </w:p>
+    <w:p>
+      <w:pPr>
+        <w:pStyle w:val="a3"/>
+        <w:numPr>
+          <w:ilvl w:val="0"/>
+          <w:numId w:val="3"/>
+        </w:numPr>
+        <w:rPr>
+          <w:rFonts w:ascii="Times New Roman" w:eastAsia="Calibri" w:hAnsi="Times New Roman" w:cs="Times New Roman"/>
+          <w:sz w:val="26"/>
+          <w:szCs w:val="26"/>
+          <w:lang w:val="ru-RU"/>
+        </w:rPr>
+      </w:pPr>
+      <w:r>
+        <w:rPr>
+          <w:rFonts w:ascii="Times New Roman" w:eastAsia="Calibri" w:hAnsi="Times New Roman" w:cs="Times New Roman"/>
+          <w:sz w:val="26"/>
+          <w:szCs w:val="26"/>
+          <w:lang w:val="ru-RU"/>
+        </w:rPr>
+        <w:t>Хранилище привязано к источнику (домен/протокол/порт). Это значит, что разные протоколы или поддомены определяют разные объекты хранилища, и они не могут получить доступ к данным друг друга.</w:t>
+      </w:r>
+    </w:p>
+    <w:p>
+      <w:pPr>
+        <w:rPr>
+          <w:rFonts w:ascii="Times New Roman" w:eastAsia="Calibri" w:hAnsi="Times New Roman" w:cs="Times New Roman"/>
+          <w:sz w:val="26"/>
+          <w:szCs w:val="26"/>
+          <w:lang w:val="ru-RU"/>
+        </w:rPr>
+      </w:pPr>
+      <w:r>
+        <w:rPr>
+          <w:rFonts w:ascii="Times New Roman" w:eastAsia="Calibri" w:hAnsi="Times New Roman" w:cs="Times New Roman"/>
+          <w:sz w:val="26"/>
+          <w:szCs w:val="26"/>
+          <w:lang w:val="ru-RU"/>
         </w:rPr>
         <w:t>localStorage</w:t>
       </w:r>
-      <w:r>
-        <w:rPr>
-          <w:rFonts w:ascii="Calibri" w:hAnsi="Calibri" w:eastAsia="Calibri" w:cs="Calibri"/>
-          <w:sz w:val="26"/>
-          <w:szCs w:val="26"/>
-        </w:rPr>
-        <w:t xml:space="preserve"> и sessionStorage</w:t>
-      </w:r>
-    </w:p>
-    <w:p>
-      <w:r>
-        <w:rPr>
-          <w:rFonts w:ascii="Calibri" w:hAnsi="Calibri" w:eastAsia="Calibri" w:cs="Calibri"/>
-          <w:sz w:val="26"/>
-          <w:szCs w:val="26"/>
-        </w:rPr>
-        <w:t>Список</w:t>
-      </w:r>
-      <w:r>
-        <w:rPr>
-          <w:rFonts w:ascii="Calibri" w:hAnsi="Calibri" w:eastAsia="Calibri" w:cs="Calibri"/>
-          <w:sz w:val="26"/>
-          <w:szCs w:val="26"/>
+    </w:p>
+    <w:p>
+      <w:pPr>
+        <w:rPr>
+          <w:rFonts w:ascii="Times New Roman" w:eastAsia="Calibri" w:hAnsi="Times New Roman" w:cs="Times New Roman"/>
+          <w:sz w:val="26"/>
+          <w:szCs w:val="26"/>
+          <w:lang w:val="ru-RU"/>
+        </w:rPr>
+      </w:pPr>
+      <w:r>
+        <w:rPr>
+          <w:rFonts w:ascii="Times New Roman" w:eastAsia="Calibri" w:hAnsi="Times New Roman" w:cs="Times New Roman"/>
+          <w:sz w:val="26"/>
+          <w:szCs w:val="26"/>
+          <w:lang w:val="ru-RU"/>
+        </w:rPr>
+        <w:t xml:space="preserve">Это продвинутый формат хранилища в браузере, позволяющий сайтам сохранять больше информации без ущерба для трафика. LocalStorage создали в качестве альтернативы </w:t>
+      </w:r>
+      <w:r>
+        <w:rPr>
+          <w:rFonts w:ascii="Times New Roman" w:eastAsia="Calibri" w:hAnsi="Times New Roman" w:cs="Times New Roman"/>
+          <w:sz w:val="26"/>
+          <w:szCs w:val="26"/>
+        </w:rPr>
+        <w:t>c</w:t>
+      </w:r>
+      <w:r>
+        <w:rPr>
+          <w:rFonts w:ascii="Times New Roman" w:eastAsia="Calibri" w:hAnsi="Times New Roman" w:cs="Times New Roman"/>
+          <w:sz w:val="26"/>
+          <w:szCs w:val="26"/>
+          <w:lang w:val="ru-RU"/>
+        </w:rPr>
+        <w:t>ookie</w:t>
+      </w:r>
+      <w:r>
+        <w:rPr>
+          <w:rFonts w:ascii="Times New Roman" w:eastAsia="Calibri" w:hAnsi="Times New Roman" w:cs="Times New Roman"/>
+          <w:sz w:val="26"/>
+          <w:szCs w:val="26"/>
+        </w:rPr>
+        <w:t>s</w:t>
+      </w:r>
+      <w:r>
+        <w:rPr>
+          <w:rFonts w:ascii="Times New Roman" w:eastAsia="Calibri" w:hAnsi="Times New Roman" w:cs="Times New Roman"/>
+          <w:sz w:val="26"/>
+          <w:szCs w:val="26"/>
+          <w:lang w:val="ru-RU"/>
+        </w:rPr>
+        <w:t>, чтобы обойти ограничения последних. А именно — небольшой объем хранилища, необходимость постоянно передавать данные с сервера в браузер и обратно. В localStorage работа с данными стала проще и эффективнее.</w:t>
+      </w:r>
+    </w:p>
+    <w:p>
+      <w:pPr>
+        <w:rPr>
+          <w:rFonts w:ascii="Times New Roman" w:eastAsia="Calibri" w:hAnsi="Times New Roman" w:cs="Times New Roman"/>
+          <w:sz w:val="26"/>
+          <w:szCs w:val="26"/>
+          <w:lang w:val="ru-RU"/>
+        </w:rPr>
+      </w:pPr>
+      <w:r>
+        <w:rPr>
+          <w:rFonts w:ascii="Times New Roman" w:eastAsia="Calibri" w:hAnsi="Times New Roman" w:cs="Times New Roman"/>
+          <w:sz w:val="26"/>
+          <w:szCs w:val="26"/>
+          <w:lang w:val="ru-RU"/>
+        </w:rPr>
+        <w:t>Основные особенности localStorage:</w:t>
+      </w:r>
+    </w:p>
+    <w:p>
+      <w:pPr>
+        <w:pStyle w:val="a3"/>
+        <w:numPr>
+          <w:ilvl w:val="0"/>
+          <w:numId w:val="4"/>
+        </w:numPr>
+        <w:rPr>
+          <w:rFonts w:ascii="Times New Roman" w:eastAsia="Calibri" w:hAnsi="Times New Roman" w:cs="Times New Roman"/>
+          <w:sz w:val="26"/>
+          <w:szCs w:val="26"/>
+          <w:lang w:val="ru-RU"/>
+        </w:rPr>
+      </w:pPr>
+      <w:r>
+        <w:rPr>
+          <w:rFonts w:ascii="Times New Roman" w:eastAsia="Calibri" w:hAnsi="Times New Roman" w:cs="Times New Roman"/>
+          <w:sz w:val="26"/>
+          <w:szCs w:val="26"/>
+          <w:lang w:val="ru-RU"/>
+        </w:rPr>
+        <w:t>Этот объект один на все вкладки и окна в рамках источника (один и тот же домен/протокол/порт).</w:t>
+      </w:r>
+    </w:p>
+    <w:p>
+      <w:pPr>
+        <w:pStyle w:val="a3"/>
+        <w:numPr>
+          <w:ilvl w:val="0"/>
+          <w:numId w:val="4"/>
+        </w:numPr>
+        <w:rPr>
+          <w:rFonts w:ascii="Times New Roman" w:eastAsia="Calibri" w:hAnsi="Times New Roman" w:cs="Times New Roman"/>
+          <w:sz w:val="26"/>
+          <w:szCs w:val="26"/>
+          <w:lang w:val="ru-RU"/>
+        </w:rPr>
+      </w:pPr>
+      <w:r>
+        <w:rPr>
+          <w:rFonts w:ascii="Times New Roman" w:eastAsia="Calibri" w:hAnsi="Times New Roman" w:cs="Times New Roman"/>
+          <w:sz w:val="26"/>
+          <w:szCs w:val="26"/>
+          <w:lang w:val="ru-RU"/>
+        </w:rPr>
+        <w:lastRenderedPageBreak/>
+        <w:t>Данные не имеют срока давности, по которому истекают и удаляются. Сохраняются после перезапуска браузера и даже ОС.</w:t>
+      </w:r>
+    </w:p>
+    <w:p>
+      <w:pPr>
+        <w:rPr>
+          <w:rFonts w:ascii="Times New Roman" w:eastAsia="Calibri" w:hAnsi="Times New Roman" w:cs="Times New Roman"/>
+          <w:sz w:val="26"/>
+          <w:szCs w:val="26"/>
+          <w:lang w:val="ru-RU"/>
+        </w:rPr>
+      </w:pPr>
+      <w:r>
+        <w:rPr>
+          <w:rFonts w:ascii="Times New Roman" w:eastAsia="Calibri" w:hAnsi="Times New Roman" w:cs="Times New Roman"/>
+          <w:sz w:val="26"/>
+          <w:szCs w:val="26"/>
+          <w:lang w:val="ru-RU"/>
+        </w:rPr>
+        <w:t>Например, если запустить этот ко</w:t>
+      </w:r>
+      <w:r>
+        <w:rPr>
+          <w:rFonts w:ascii="Times New Roman" w:eastAsia="Calibri" w:hAnsi="Times New Roman" w:cs="Times New Roman"/>
+          <w:sz w:val="26"/>
+          <w:szCs w:val="26"/>
+          <w:lang w:val="ru-RU"/>
+        </w:rPr>
+        <w:t xml:space="preserve">д: </w:t>
+      </w:r>
+      <w:r>
+        <w:rPr>
+          <w:rFonts w:ascii="Times New Roman" w:eastAsia="Calibri" w:hAnsi="Times New Roman" w:cs="Times New Roman"/>
+          <w:sz w:val="26"/>
+          <w:szCs w:val="26"/>
+          <w:lang w:val="ru-RU"/>
+        </w:rPr>
+        <w:t>localStorage.setItem('test', 1);</w:t>
+      </w:r>
+    </w:p>
+    <w:p>
+      <w:pPr>
+        <w:rPr>
+          <w:rFonts w:ascii="Times New Roman" w:eastAsia="Calibri" w:hAnsi="Times New Roman" w:cs="Times New Roman"/>
+          <w:sz w:val="26"/>
+          <w:szCs w:val="26"/>
+          <w:lang w:val="ru-RU"/>
+        </w:rPr>
+      </w:pPr>
+      <w:r>
+        <w:rPr>
+          <w:rFonts w:ascii="Times New Roman" w:eastAsia="Calibri" w:hAnsi="Times New Roman" w:cs="Times New Roman"/>
+          <w:sz w:val="26"/>
+          <w:szCs w:val="26"/>
+          <w:lang w:val="ru-RU"/>
+        </w:rPr>
+        <w:t>И закрыть/открыть браузер или открыть ту же страницу в другом окне, то можно получить данные следующим образом:</w:t>
+      </w:r>
+      <w:r>
+        <w:rPr>
+          <w:rFonts w:ascii="Times New Roman" w:eastAsia="Calibri" w:hAnsi="Times New Roman" w:cs="Times New Roman"/>
+          <w:sz w:val="26"/>
+          <w:szCs w:val="26"/>
+          <w:lang w:val="ru-RU"/>
         </w:rPr>
         <w:t xml:space="preserve"> </w:t>
       </w:r>
       <w:r>
         <w:rPr>
-          <w:rFonts w:ascii="Calibri" w:hAnsi="Calibri" w:eastAsia="Calibri" w:cs="Calibri"/>
-          <w:sz w:val="26"/>
-          <w:szCs w:val="26"/>
-        </w:rPr>
-        <w:t>использова</w:t>
-      </w:r>
-      <w:r>
-        <w:rPr>
-          <w:rFonts w:ascii="Calibri" w:hAnsi="Calibri" w:eastAsia="Calibri" w:cs="Calibri"/>
-          <w:sz w:val="26"/>
-          <w:szCs w:val="26"/>
-        </w:rPr>
-        <w:t>нных ресурсов:</w:t>
-      </w:r>
-    </w:p>
-    <w:p>
-      <w:pPr>
-        <w:pStyle w:val="ListParagraph"/>
+          <w:rFonts w:ascii="Times New Roman" w:eastAsia="Calibri" w:hAnsi="Times New Roman" w:cs="Times New Roman"/>
+          <w:sz w:val="26"/>
+          <w:szCs w:val="26"/>
+          <w:lang w:val="ru-RU"/>
+        </w:rPr>
+        <w:t>alert( localStorage.getItem('test') ); // 1</w:t>
+      </w:r>
+    </w:p>
+    <w:p>
+      <w:pPr>
+        <w:rPr>
+          <w:rFonts w:ascii="Times New Roman" w:eastAsia="Calibri" w:hAnsi="Times New Roman" w:cs="Times New Roman"/>
+          <w:sz w:val="26"/>
+          <w:szCs w:val="26"/>
+          <w:lang w:val="ru-RU"/>
+        </w:rPr>
+      </w:pPr>
+      <w:r>
+        <w:rPr>
+          <w:rFonts w:ascii="Times New Roman" w:eastAsia="Calibri" w:hAnsi="Times New Roman" w:cs="Times New Roman"/>
+          <w:sz w:val="26"/>
+          <w:szCs w:val="26"/>
+          <w:lang w:val="ru-RU"/>
+        </w:rPr>
+        <w:t>Нам достаточно находиться на том же источнике (домен/протокол/порт), при этом URL-путь может быть разным.</w:t>
+      </w:r>
+    </w:p>
+    <w:p>
+      <w:pPr>
+        <w:rPr>
+          <w:rFonts w:ascii="Times New Roman" w:eastAsia="Calibri" w:hAnsi="Times New Roman" w:cs="Times New Roman"/>
+          <w:sz w:val="26"/>
+          <w:szCs w:val="26"/>
+          <w:lang w:val="ru-RU"/>
+        </w:rPr>
+      </w:pPr>
+      <w:r>
+        <w:rPr>
+          <w:rFonts w:ascii="Times New Roman" w:eastAsia="Calibri" w:hAnsi="Times New Roman" w:cs="Times New Roman"/>
+          <w:sz w:val="26"/>
+          <w:szCs w:val="26"/>
+          <w:lang w:val="ru-RU"/>
+        </w:rPr>
+        <w:t>В локальном хранилище, в отличие от сеансового, данные сохраняются после закрытия и повторного открытия страницы. Файлы работают до тех пор, пока пользователь их не очистит или это не сделает код на JavaScript.</w:t>
+      </w:r>
+    </w:p>
+    <w:p>
+      <w:pPr>
+        <w:rPr>
+          <w:rFonts w:ascii="Times New Roman" w:eastAsia="Calibri" w:hAnsi="Times New Roman" w:cs="Times New Roman"/>
+          <w:sz w:val="26"/>
+          <w:szCs w:val="26"/>
+          <w:lang w:val="ru-RU"/>
+        </w:rPr>
+      </w:pPr>
+      <w:r>
+        <w:rPr>
+          <w:rFonts w:ascii="Times New Roman" w:eastAsia="Calibri" w:hAnsi="Times New Roman" w:cs="Times New Roman"/>
+          <w:sz w:val="26"/>
+          <w:szCs w:val="26"/>
+          <w:lang w:val="ru-RU"/>
+        </w:rPr>
+        <w:t xml:space="preserve">Поскольку данные не исчезают даже после </w:t>
+      </w:r>
+      <w:r>
+        <w:rPr>
+          <w:rFonts w:ascii="Times New Roman" w:eastAsia="Calibri" w:hAnsi="Times New Roman" w:cs="Times New Roman"/>
+          <w:sz w:val="26"/>
+          <w:szCs w:val="26"/>
+          <w:lang w:val="ru-RU"/>
+        </w:rPr>
+        <w:t>выключения</w:t>
+      </w:r>
+      <w:r>
+        <w:rPr>
+          <w:rFonts w:ascii="Times New Roman" w:eastAsia="Calibri" w:hAnsi="Times New Roman" w:cs="Times New Roman"/>
+          <w:sz w:val="26"/>
+          <w:szCs w:val="26"/>
+          <w:lang w:val="ru-RU"/>
+        </w:rPr>
+        <w:t xml:space="preserve"> компьютера, сайты на длительный срок сохраняют нужную им информацию — в первую очередь это предпочтения пользователя и его настройки.</w:t>
+      </w:r>
+    </w:p>
+    <w:p>
+      <w:pPr>
+        <w:rPr>
+          <w:rFonts w:ascii="Times New Roman" w:eastAsia="Calibri" w:hAnsi="Times New Roman" w:cs="Times New Roman"/>
+          <w:sz w:val="26"/>
+          <w:szCs w:val="26"/>
+          <w:lang w:val="ru-RU"/>
+        </w:rPr>
+      </w:pPr>
+      <w:r>
+        <w:rPr>
+          <w:rFonts w:ascii="Times New Roman" w:eastAsia="Calibri" w:hAnsi="Times New Roman" w:cs="Times New Roman"/>
+          <w:sz w:val="26"/>
+          <w:szCs w:val="26"/>
+          <w:lang w:val="ru-RU"/>
+        </w:rPr>
+        <w:t>Объект localStorage доступен всем окнам из одного источника, поэтому, если мы устанавливаем данные в одном окне, изменения становятся видимыми в другом.</w:t>
+      </w:r>
+    </w:p>
+    <w:p>
+      <w:pPr>
+        <w:rPr>
+          <w:rFonts w:ascii="Times New Roman" w:eastAsia="Calibri" w:hAnsi="Times New Roman" w:cs="Times New Roman"/>
+          <w:sz w:val="26"/>
+          <w:szCs w:val="26"/>
+          <w:lang w:val="ru-RU"/>
+        </w:rPr>
+      </w:pPr>
+      <w:r>
+        <w:rPr>
+          <w:rFonts w:ascii="Times New Roman" w:eastAsia="Calibri" w:hAnsi="Times New Roman" w:cs="Times New Roman"/>
+          <w:sz w:val="26"/>
+          <w:szCs w:val="26"/>
+          <w:lang w:val="ru-RU"/>
+        </w:rPr>
+        <w:t>Информация хранится в формате «ключ-значение» в виде строк. Даже если ввести числовые или логические данные, они преобразуются в строчные. Для использования хранилища в JavaScript используют объект localStorage.</w:t>
+      </w:r>
+    </w:p>
+    <w:p>
+      <w:pPr>
+        <w:rPr>
+          <w:rFonts w:ascii="Times New Roman" w:eastAsia="Calibri" w:hAnsi="Times New Roman" w:cs="Times New Roman"/>
+          <w:sz w:val="26"/>
+          <w:szCs w:val="26"/>
+          <w:lang w:val="ru-RU"/>
+        </w:rPr>
+      </w:pPr>
+      <w:r>
+        <w:rPr>
+          <w:rFonts w:ascii="Times New Roman" w:eastAsia="Calibri" w:hAnsi="Times New Roman" w:cs="Times New Roman"/>
+          <w:sz w:val="26"/>
+          <w:szCs w:val="26"/>
+          <w:lang w:val="ru-RU"/>
+        </w:rPr>
+        <w:t>Несмотря на то, что в localStorage сохраняются только строки, с помощью JSON разработчики могут взаимодействовать и с более сложными типами данных.</w:t>
+      </w:r>
+    </w:p>
+    <w:p>
+      <w:pPr>
+        <w:rPr>
+          <w:rFonts w:ascii="Times New Roman" w:eastAsia="Calibri" w:hAnsi="Times New Roman" w:cs="Times New Roman"/>
+          <w:sz w:val="26"/>
+          <w:szCs w:val="26"/>
+          <w:lang w:val="ru-RU"/>
+        </w:rPr>
+      </w:pPr>
+      <w:r>
+        <w:rPr>
+          <w:rFonts w:ascii="Times New Roman" w:eastAsia="Calibri" w:hAnsi="Times New Roman" w:cs="Times New Roman"/>
+          <w:sz w:val="26"/>
+          <w:szCs w:val="26"/>
+          <w:lang w:val="ru-RU"/>
+        </w:rPr>
+        <w:t>Пример кода:</w:t>
+      </w:r>
+    </w:p>
+    <w:p>
+      <w:pPr>
+        <w:rPr>
+          <w:rFonts w:ascii="Times New Roman" w:eastAsia="Calibri" w:hAnsi="Times New Roman" w:cs="Times New Roman"/>
+          <w:sz w:val="26"/>
+          <w:szCs w:val="26"/>
+        </w:rPr>
+      </w:pPr>
+      <w:r>
+        <w:rPr>
+          <w:rFonts w:ascii="Times New Roman" w:eastAsia="Calibri" w:hAnsi="Times New Roman" w:cs="Times New Roman"/>
+          <w:sz w:val="26"/>
+          <w:szCs w:val="26"/>
+        </w:rPr>
+        <w:t>// Storing data in local storage</w:t>
+      </w:r>
+    </w:p>
+    <w:p>
+      <w:pPr>
+        <w:rPr>
+          <w:rFonts w:ascii="Times New Roman" w:eastAsia="Calibri" w:hAnsi="Times New Roman" w:cs="Times New Roman"/>
+          <w:sz w:val="26"/>
+          <w:szCs w:val="26"/>
+        </w:rPr>
+      </w:pPr>
+      <w:r>
+        <w:rPr>
+          <w:rFonts w:ascii="Times New Roman" w:eastAsia="Calibri" w:hAnsi="Times New Roman" w:cs="Times New Roman"/>
+          <w:sz w:val="26"/>
+          <w:szCs w:val="26"/>
+        </w:rPr>
+        <w:t>localStorage.setItem("name", "Mathew");</w:t>
+      </w:r>
+    </w:p>
+    <w:p>
+      <w:pPr>
+        <w:rPr>
+          <w:rFonts w:ascii="Times New Roman" w:eastAsia="Calibri" w:hAnsi="Times New Roman" w:cs="Times New Roman"/>
+          <w:sz w:val="26"/>
+          <w:szCs w:val="26"/>
+        </w:rPr>
+      </w:pPr>
+      <w:r>
+        <w:rPr>
+          <w:rFonts w:ascii="Times New Roman" w:eastAsia="Calibri" w:hAnsi="Times New Roman" w:cs="Times New Roman"/>
+          <w:sz w:val="26"/>
+          <w:szCs w:val="26"/>
+        </w:rPr>
+        <w:t>localStorage.setItem("age", "33");</w:t>
+      </w:r>
+    </w:p>
+    <w:p>
+      <w:pPr>
+        <w:rPr>
+          <w:rFonts w:ascii="Times New Roman" w:eastAsia="Calibri" w:hAnsi="Times New Roman" w:cs="Times New Roman"/>
+          <w:sz w:val="26"/>
+          <w:szCs w:val="26"/>
+        </w:rPr>
+      </w:pPr>
+    </w:p>
+    <w:p>
+      <w:pPr>
+        <w:rPr>
+          <w:rFonts w:ascii="Times New Roman" w:eastAsia="Calibri" w:hAnsi="Times New Roman" w:cs="Times New Roman"/>
+          <w:sz w:val="26"/>
+          <w:szCs w:val="26"/>
+        </w:rPr>
+      </w:pPr>
+      <w:r>
+        <w:rPr>
+          <w:rFonts w:ascii="Times New Roman" w:eastAsia="Calibri" w:hAnsi="Times New Roman" w:cs="Times New Roman"/>
+          <w:sz w:val="26"/>
+          <w:szCs w:val="26"/>
+        </w:rPr>
+        <w:t>// Retrieving data from local storage</w:t>
+      </w:r>
+    </w:p>
+    <w:p>
+      <w:pPr>
+        <w:rPr>
+          <w:rFonts w:ascii="Times New Roman" w:eastAsia="Calibri" w:hAnsi="Times New Roman" w:cs="Times New Roman"/>
+          <w:sz w:val="26"/>
+          <w:szCs w:val="26"/>
+        </w:rPr>
+      </w:pPr>
+      <w:r>
+        <w:rPr>
+          <w:rFonts w:ascii="Times New Roman" w:eastAsia="Calibri" w:hAnsi="Times New Roman" w:cs="Times New Roman"/>
+          <w:sz w:val="26"/>
+          <w:szCs w:val="26"/>
+        </w:rPr>
+        <w:t>const name = localStorage.getItem("name");</w:t>
+      </w:r>
+    </w:p>
+    <w:p>
+      <w:pPr>
+        <w:rPr>
+          <w:rFonts w:ascii="Times New Roman" w:eastAsia="Calibri" w:hAnsi="Times New Roman" w:cs="Times New Roman"/>
+          <w:sz w:val="26"/>
+          <w:szCs w:val="26"/>
+        </w:rPr>
+      </w:pPr>
+      <w:r>
+        <w:rPr>
+          <w:rFonts w:ascii="Times New Roman" w:eastAsia="Calibri" w:hAnsi="Times New Roman" w:cs="Times New Roman"/>
+          <w:sz w:val="26"/>
+          <w:szCs w:val="26"/>
+        </w:rPr>
+        <w:t>const age = localStorage.getItem("age");</w:t>
+      </w:r>
+    </w:p>
+    <w:p>
+      <w:pPr>
+        <w:rPr>
+          <w:rFonts w:ascii="Times New Roman" w:eastAsia="Calibri" w:hAnsi="Times New Roman" w:cs="Times New Roman"/>
+          <w:sz w:val="26"/>
+          <w:szCs w:val="26"/>
+        </w:rPr>
+      </w:pPr>
+    </w:p>
+    <w:p>
+      <w:pPr>
+        <w:rPr>
+          <w:rFonts w:ascii="Times New Roman" w:eastAsia="Calibri" w:hAnsi="Times New Roman" w:cs="Times New Roman"/>
+          <w:sz w:val="26"/>
+          <w:szCs w:val="26"/>
+        </w:rPr>
+      </w:pPr>
+      <w:r>
+        <w:rPr>
+          <w:rFonts w:ascii="Times New Roman" w:eastAsia="Calibri" w:hAnsi="Times New Roman" w:cs="Times New Roman"/>
+          <w:sz w:val="26"/>
+          <w:szCs w:val="26"/>
+        </w:rPr>
+        <w:lastRenderedPageBreak/>
+        <w:t>console.log(name); // Output: Mathew</w:t>
+      </w:r>
+    </w:p>
+    <w:p>
+      <w:pPr>
+        <w:rPr>
+          <w:rFonts w:ascii="Times New Roman" w:eastAsia="Calibri" w:hAnsi="Times New Roman" w:cs="Times New Roman"/>
+          <w:sz w:val="26"/>
+          <w:szCs w:val="26"/>
+        </w:rPr>
+      </w:pPr>
+      <w:r>
+        <w:rPr>
+          <w:rFonts w:ascii="Times New Roman" w:eastAsia="Calibri" w:hAnsi="Times New Roman" w:cs="Times New Roman"/>
+          <w:sz w:val="26"/>
+          <w:szCs w:val="26"/>
+        </w:rPr>
+        <w:t>console.log(age); // Output: 33</w:t>
+      </w:r>
+    </w:p>
+    <w:p>
+      <w:pPr>
+        <w:rPr>
+          <w:rFonts w:ascii="Times New Roman" w:eastAsia="Calibri" w:hAnsi="Times New Roman" w:cs="Times New Roman"/>
+          <w:sz w:val="26"/>
+          <w:szCs w:val="26"/>
+        </w:rPr>
+      </w:pPr>
+    </w:p>
+    <w:p>
+      <w:pPr>
+        <w:rPr>
+          <w:rFonts w:ascii="Times New Roman" w:eastAsia="Calibri" w:hAnsi="Times New Roman" w:cs="Times New Roman"/>
+          <w:sz w:val="26"/>
+          <w:szCs w:val="26"/>
+        </w:rPr>
+      </w:pPr>
+      <w:r>
+        <w:rPr>
+          <w:rFonts w:ascii="Times New Roman" w:eastAsia="Calibri" w:hAnsi="Times New Roman" w:cs="Times New Roman"/>
+          <w:sz w:val="26"/>
+          <w:szCs w:val="26"/>
+        </w:rPr>
+        <w:t>// Removing data from local storage</w:t>
+      </w:r>
+    </w:p>
+    <w:p>
+      <w:pPr>
+        <w:rPr>
+          <w:rFonts w:ascii="Times New Roman" w:eastAsia="Calibri" w:hAnsi="Times New Roman" w:cs="Times New Roman"/>
+          <w:sz w:val="26"/>
+          <w:szCs w:val="26"/>
+        </w:rPr>
+      </w:pPr>
+      <w:r>
+        <w:rPr>
+          <w:rFonts w:ascii="Times New Roman" w:eastAsia="Calibri" w:hAnsi="Times New Roman" w:cs="Times New Roman"/>
+          <w:sz w:val="26"/>
+          <w:szCs w:val="26"/>
+        </w:rPr>
+        <w:t>localStorage.removeItem("age");</w:t>
+      </w:r>
+    </w:p>
+    <w:p>
+      <w:pPr>
+        <w:rPr>
+          <w:rFonts w:ascii="Times New Roman" w:eastAsia="Calibri" w:hAnsi="Times New Roman" w:cs="Times New Roman"/>
+          <w:sz w:val="26"/>
+          <w:szCs w:val="26"/>
+        </w:rPr>
+      </w:pPr>
+    </w:p>
+    <w:p>
+      <w:pPr>
+        <w:rPr>
+          <w:rFonts w:ascii="Times New Roman" w:eastAsia="Calibri" w:hAnsi="Times New Roman" w:cs="Times New Roman"/>
+          <w:sz w:val="26"/>
+          <w:szCs w:val="26"/>
+        </w:rPr>
+      </w:pPr>
+      <w:r>
+        <w:rPr>
+          <w:rFonts w:ascii="Times New Roman" w:eastAsia="Calibri" w:hAnsi="Times New Roman" w:cs="Times New Roman"/>
+          <w:sz w:val="26"/>
+          <w:szCs w:val="26"/>
+        </w:rPr>
+        <w:t>// Clearing all data from local storage</w:t>
+      </w:r>
+    </w:p>
+    <w:p>
+      <w:pPr>
+        <w:rPr>
+          <w:rFonts w:ascii="Times New Roman" w:eastAsia="Calibri" w:hAnsi="Times New Roman" w:cs="Times New Roman"/>
+          <w:sz w:val="26"/>
+          <w:szCs w:val="26"/>
+          <w:lang w:val="ru-RU"/>
+        </w:rPr>
+      </w:pPr>
+      <w:r>
+        <w:rPr>
+          <w:rFonts w:ascii="Times New Roman" w:eastAsia="Calibri" w:hAnsi="Times New Roman" w:cs="Times New Roman"/>
+          <w:sz w:val="26"/>
+          <w:szCs w:val="26"/>
+          <w:lang w:val="ru-RU"/>
+        </w:rPr>
+        <w:t>localStorage.clear();</w:t>
+      </w:r>
+    </w:p>
+    <w:p>
+      <w:pPr>
+        <w:rPr>
+          <w:rFonts w:ascii="Times New Roman" w:eastAsia="Calibri" w:hAnsi="Times New Roman" w:cs="Times New Roman"/>
+          <w:sz w:val="26"/>
+          <w:szCs w:val="26"/>
+          <w:lang w:val="ru-RU"/>
+        </w:rPr>
+      </w:pPr>
+    </w:p>
+    <w:p>
+      <w:pPr>
+        <w:rPr>
+          <w:rFonts w:ascii="Times New Roman" w:eastAsia="Calibri" w:hAnsi="Times New Roman" w:cs="Times New Roman"/>
+          <w:sz w:val="26"/>
+          <w:szCs w:val="26"/>
+        </w:rPr>
+      </w:pPr>
+      <w:r>
+        <w:rPr>
+          <w:rFonts w:ascii="Times New Roman" w:eastAsia="Calibri" w:hAnsi="Times New Roman" w:cs="Times New Roman"/>
+          <w:sz w:val="26"/>
+          <w:szCs w:val="26"/>
+        </w:rPr>
+        <w:t>sessionStorage</w:t>
+      </w:r>
+    </w:p>
+    <w:p>
+      <w:pPr>
+        <w:rPr>
+          <w:rFonts w:ascii="Times New Roman" w:eastAsia="Calibri" w:hAnsi="Times New Roman" w:cs="Times New Roman"/>
+          <w:sz w:val="26"/>
+          <w:szCs w:val="26"/>
+          <w:lang w:val="ru-RU"/>
+        </w:rPr>
+      </w:pPr>
+      <w:r>
+        <w:rPr>
+          <w:rFonts w:ascii="Times New Roman" w:eastAsia="Calibri" w:hAnsi="Times New Roman" w:cs="Times New Roman"/>
+          <w:sz w:val="26"/>
+          <w:szCs w:val="26"/>
+          <w:lang w:val="ru-RU"/>
+        </w:rPr>
+        <w:t xml:space="preserve">Способ работы с данными </w:t>
+      </w:r>
+      <w:r>
+        <w:rPr>
+          <w:rFonts w:ascii="Times New Roman" w:eastAsia="Calibri" w:hAnsi="Times New Roman" w:cs="Times New Roman"/>
+          <w:sz w:val="26"/>
+          <w:szCs w:val="26"/>
+        </w:rPr>
+        <w:t>sessionStorage</w:t>
+      </w:r>
+      <w:r>
+        <w:rPr>
+          <w:rFonts w:ascii="Times New Roman" w:eastAsia="Calibri" w:hAnsi="Times New Roman" w:cs="Times New Roman"/>
+          <w:sz w:val="26"/>
+          <w:szCs w:val="26"/>
+          <w:lang w:val="ru-RU"/>
+        </w:rPr>
+        <w:t xml:space="preserve"> во многом аналогичен </w:t>
+      </w:r>
+      <w:r>
+        <w:rPr>
+          <w:rFonts w:ascii="Times New Roman" w:eastAsia="Calibri" w:hAnsi="Times New Roman" w:cs="Times New Roman"/>
+          <w:sz w:val="26"/>
+          <w:szCs w:val="26"/>
+        </w:rPr>
+        <w:t>localStorage</w:t>
+      </w:r>
+      <w:r>
+        <w:rPr>
+          <w:rFonts w:ascii="Times New Roman" w:eastAsia="Calibri" w:hAnsi="Times New Roman" w:cs="Times New Roman"/>
+          <w:sz w:val="26"/>
+          <w:szCs w:val="26"/>
+          <w:lang w:val="ru-RU"/>
+        </w:rPr>
+        <w:t xml:space="preserve">, но есть принципиальное отличие — после закрытия браузера данные полностью удаляются. Это не означает, что </w:t>
+      </w:r>
+      <w:r>
+        <w:rPr>
+          <w:rFonts w:ascii="Times New Roman" w:eastAsia="Calibri" w:hAnsi="Times New Roman" w:cs="Times New Roman"/>
+          <w:sz w:val="26"/>
+          <w:szCs w:val="26"/>
+        </w:rPr>
+        <w:t>sessionStorage</w:t>
+      </w:r>
+      <w:r>
+        <w:rPr>
+          <w:rFonts w:ascii="Times New Roman" w:eastAsia="Calibri" w:hAnsi="Times New Roman" w:cs="Times New Roman"/>
+          <w:sz w:val="26"/>
+          <w:szCs w:val="26"/>
+          <w:lang w:val="ru-RU"/>
+        </w:rPr>
+        <w:t xml:space="preserve"> — хуже, просто у него другая сфера применения. В частности формат идеален для хранения данных, актуальных в рамках конкретной сессии — например, информации при заполнении формы или вводе данных банковской карты.</w:t>
+      </w:r>
+    </w:p>
+    <w:p>
+      <w:pPr>
+        <w:rPr>
+          <w:rFonts w:ascii="Times New Roman" w:eastAsia="Calibri" w:hAnsi="Times New Roman" w:cs="Times New Roman"/>
+          <w:sz w:val="26"/>
+          <w:szCs w:val="26"/>
+          <w:lang w:val="ru-RU"/>
+        </w:rPr>
+      </w:pPr>
+      <w:r>
+        <w:rPr>
+          <w:rFonts w:ascii="Times New Roman" w:eastAsia="Calibri" w:hAnsi="Times New Roman" w:cs="Times New Roman"/>
+          <w:sz w:val="26"/>
+          <w:szCs w:val="26"/>
+          <w:lang w:val="ru-RU"/>
+        </w:rPr>
+        <w:t>Объект sessionStorage используется гораздо реже, чем localStorage.</w:t>
+      </w:r>
+    </w:p>
+    <w:p>
+      <w:pPr>
+        <w:rPr>
+          <w:rFonts w:ascii="Times New Roman" w:eastAsia="Calibri" w:hAnsi="Times New Roman" w:cs="Times New Roman"/>
+          <w:sz w:val="26"/>
+          <w:szCs w:val="26"/>
+          <w:lang w:val="ru-RU"/>
+        </w:rPr>
+      </w:pPr>
+      <w:r>
+        <w:rPr>
+          <w:rFonts w:ascii="Times New Roman" w:eastAsia="Calibri" w:hAnsi="Times New Roman" w:cs="Times New Roman"/>
+          <w:sz w:val="26"/>
+          <w:szCs w:val="26"/>
+          <w:lang w:val="ru-RU"/>
+        </w:rPr>
+        <w:t>Свойства и методы такие же, но есть существенные ограничения:</w:t>
+      </w:r>
+    </w:p>
+    <w:p>
+      <w:pPr>
+        <w:pStyle w:val="a3"/>
+        <w:numPr>
+          <w:ilvl w:val="0"/>
+          <w:numId w:val="5"/>
+        </w:numPr>
+        <w:rPr>
+          <w:rFonts w:ascii="Times New Roman" w:eastAsia="Calibri" w:hAnsi="Times New Roman" w:cs="Times New Roman"/>
+          <w:sz w:val="26"/>
+          <w:szCs w:val="26"/>
+          <w:lang w:val="ru-RU"/>
+        </w:rPr>
+      </w:pPr>
+      <w:r>
+        <w:rPr>
+          <w:rFonts w:ascii="Times New Roman" w:eastAsia="Calibri" w:hAnsi="Times New Roman" w:cs="Times New Roman"/>
+          <w:sz w:val="26"/>
+          <w:szCs w:val="26"/>
+          <w:lang w:val="ru-RU"/>
+        </w:rPr>
+        <w:t>sessionStorage существует только в рамках текущей вкладки браузера.</w:t>
+      </w:r>
+    </w:p>
+    <w:p>
+      <w:pPr>
+        <w:pStyle w:val="a3"/>
+        <w:numPr>
+          <w:ilvl w:val="1"/>
+          <w:numId w:val="5"/>
+        </w:numPr>
+        <w:rPr>
+          <w:rFonts w:ascii="Times New Roman" w:eastAsia="Calibri" w:hAnsi="Times New Roman" w:cs="Times New Roman"/>
+          <w:sz w:val="26"/>
+          <w:szCs w:val="26"/>
+          <w:lang w:val="ru-RU"/>
+        </w:rPr>
+      </w:pPr>
+      <w:r>
+        <w:rPr>
+          <w:rFonts w:ascii="Times New Roman" w:eastAsia="Calibri" w:hAnsi="Times New Roman" w:cs="Times New Roman"/>
+          <w:sz w:val="26"/>
+          <w:szCs w:val="26"/>
+          <w:lang w:val="ru-RU"/>
+        </w:rPr>
+        <w:t>Другая вкладка с той же страницей будет иметь другое хранилище.</w:t>
+      </w:r>
+    </w:p>
+    <w:p>
+      <w:pPr>
+        <w:pStyle w:val="a3"/>
+        <w:numPr>
+          <w:ilvl w:val="1"/>
+          <w:numId w:val="5"/>
+        </w:numPr>
+        <w:rPr>
+          <w:rFonts w:ascii="Times New Roman" w:eastAsia="Calibri" w:hAnsi="Times New Roman" w:cs="Times New Roman"/>
+          <w:sz w:val="26"/>
+          <w:szCs w:val="26"/>
+          <w:lang w:val="ru-RU"/>
+        </w:rPr>
+      </w:pPr>
+      <w:r>
+        <w:rPr>
+          <w:rFonts w:ascii="Times New Roman" w:eastAsia="Calibri" w:hAnsi="Times New Roman" w:cs="Times New Roman"/>
+          <w:sz w:val="26"/>
+          <w:szCs w:val="26"/>
+          <w:lang w:val="ru-RU"/>
+        </w:rPr>
+        <w:t>Но оно разделяется между ифреймами на той же вкладке (при условии, что они из одного и того же источника).</w:t>
+      </w:r>
+    </w:p>
+    <w:p>
+      <w:pPr>
+        <w:pStyle w:val="a3"/>
+        <w:numPr>
+          <w:ilvl w:val="0"/>
+          <w:numId w:val="5"/>
+        </w:numPr>
+        <w:rPr>
+          <w:rFonts w:ascii="Times New Roman" w:eastAsia="Calibri" w:hAnsi="Times New Roman" w:cs="Times New Roman"/>
+          <w:sz w:val="26"/>
+          <w:szCs w:val="26"/>
+          <w:lang w:val="ru-RU"/>
+        </w:rPr>
+      </w:pPr>
+      <w:r>
+        <w:rPr>
+          <w:rFonts w:ascii="Times New Roman" w:eastAsia="Calibri" w:hAnsi="Times New Roman" w:cs="Times New Roman"/>
+          <w:sz w:val="26"/>
+          <w:szCs w:val="26"/>
+          <w:lang w:val="ru-RU"/>
+        </w:rPr>
+        <w:t>Данные продолжают существовать после перезагрузки страницы, но не после закрытия/открытия вкладки.</w:t>
+      </w:r>
+    </w:p>
+    <w:p>
+      <w:pPr>
+        <w:rPr>
+          <w:rFonts w:ascii="Times New Roman" w:eastAsia="Calibri" w:hAnsi="Times New Roman" w:cs="Times New Roman"/>
+          <w:sz w:val="26"/>
+          <w:szCs w:val="26"/>
+          <w:lang w:val="ru-RU"/>
+        </w:rPr>
+      </w:pPr>
+      <w:r>
+        <w:rPr>
+          <w:rFonts w:ascii="Times New Roman" w:eastAsia="Calibri" w:hAnsi="Times New Roman" w:cs="Times New Roman"/>
+          <w:sz w:val="26"/>
+          <w:szCs w:val="26"/>
+          <w:lang w:val="ru-RU"/>
+        </w:rPr>
+        <w:t>Если вы открываете другую вкладку с той же страницей, там будут храниться уже другие данные. При этом перезагрузка страницы на данные не влияет, но если прервется сессия (например, временно отвалится интернет) информация обнулится.</w:t>
+      </w:r>
+    </w:p>
+    <w:p>
+      <w:pPr>
+        <w:rPr>
+          <w:rFonts w:ascii="Times New Roman" w:eastAsia="Calibri" w:hAnsi="Times New Roman" w:cs="Times New Roman"/>
+          <w:sz w:val="26"/>
+          <w:szCs w:val="26"/>
+        </w:rPr>
+      </w:pPr>
+      <w:r>
+        <w:rPr>
+          <w:rFonts w:ascii="Times New Roman" w:eastAsia="Calibri" w:hAnsi="Times New Roman" w:cs="Times New Roman"/>
+          <w:sz w:val="26"/>
+          <w:szCs w:val="26"/>
+          <w:lang w:val="ru-RU"/>
+        </w:rPr>
+        <w:t>Например</w:t>
+      </w:r>
+      <w:r>
+        <w:rPr>
+          <w:rFonts w:ascii="Times New Roman" w:eastAsia="Calibri" w:hAnsi="Times New Roman" w:cs="Times New Roman"/>
+          <w:sz w:val="26"/>
+          <w:szCs w:val="26"/>
+        </w:rPr>
+        <w:t xml:space="preserve">, </w:t>
+      </w:r>
+      <w:r>
+        <w:rPr>
+          <w:rFonts w:ascii="Times New Roman" w:eastAsia="Calibri" w:hAnsi="Times New Roman" w:cs="Times New Roman"/>
+          <w:sz w:val="26"/>
+          <w:szCs w:val="26"/>
+          <w:lang w:val="ru-RU"/>
+        </w:rPr>
+        <w:t>запустим</w:t>
+      </w:r>
+      <w:r>
+        <w:rPr>
+          <w:rFonts w:ascii="Times New Roman" w:eastAsia="Calibri" w:hAnsi="Times New Roman" w:cs="Times New Roman"/>
+          <w:sz w:val="26"/>
+          <w:szCs w:val="26"/>
+        </w:rPr>
+        <w:t xml:space="preserve"> </w:t>
+      </w:r>
+      <w:r>
+        <w:rPr>
+          <w:rFonts w:ascii="Times New Roman" w:eastAsia="Calibri" w:hAnsi="Times New Roman" w:cs="Times New Roman"/>
+          <w:sz w:val="26"/>
+          <w:szCs w:val="26"/>
+          <w:lang w:val="ru-RU"/>
+        </w:rPr>
+        <w:t>код</w:t>
+      </w:r>
+      <w:r>
+        <w:rPr>
+          <w:rFonts w:ascii="Times New Roman" w:eastAsia="Calibri" w:hAnsi="Times New Roman" w:cs="Times New Roman"/>
+          <w:sz w:val="26"/>
+          <w:szCs w:val="26"/>
+        </w:rPr>
+        <w:t xml:space="preserve">: </w:t>
+      </w:r>
+      <w:r>
+        <w:rPr>
+          <w:rFonts w:ascii="Times New Roman" w:eastAsia="Calibri" w:hAnsi="Times New Roman" w:cs="Times New Roman"/>
+          <w:sz w:val="26"/>
+          <w:szCs w:val="26"/>
+        </w:rPr>
+        <w:t>sessionStorage.setItem('test', 1);</w:t>
+      </w:r>
+    </w:p>
+    <w:p>
+      <w:pPr>
+        <w:rPr>
+          <w:rFonts w:ascii="Times New Roman" w:eastAsia="Calibri" w:hAnsi="Times New Roman" w:cs="Times New Roman"/>
+          <w:sz w:val="26"/>
+          <w:szCs w:val="26"/>
+        </w:rPr>
+      </w:pPr>
+      <w:r>
+        <w:rPr>
+          <w:rFonts w:ascii="Times New Roman" w:eastAsia="Calibri" w:hAnsi="Times New Roman" w:cs="Times New Roman"/>
+          <w:sz w:val="26"/>
+          <w:szCs w:val="26"/>
+          <w:lang w:val="ru-RU"/>
+        </w:rPr>
+        <w:t>И</w:t>
+      </w:r>
+      <w:r>
+        <w:rPr>
+          <w:rFonts w:ascii="Times New Roman" w:eastAsia="Calibri" w:hAnsi="Times New Roman" w:cs="Times New Roman"/>
+          <w:sz w:val="26"/>
+          <w:szCs w:val="26"/>
+        </w:rPr>
+        <w:t xml:space="preserve"> </w:t>
+      </w:r>
+      <w:r>
+        <w:rPr>
+          <w:rFonts w:ascii="Times New Roman" w:eastAsia="Calibri" w:hAnsi="Times New Roman" w:cs="Times New Roman"/>
+          <w:sz w:val="26"/>
+          <w:szCs w:val="26"/>
+          <w:lang w:val="ru-RU"/>
+        </w:rPr>
+        <w:t>обновим</w:t>
+      </w:r>
+      <w:r>
+        <w:rPr>
+          <w:rFonts w:ascii="Times New Roman" w:eastAsia="Calibri" w:hAnsi="Times New Roman" w:cs="Times New Roman"/>
+          <w:sz w:val="26"/>
+          <w:szCs w:val="26"/>
+        </w:rPr>
+        <w:t xml:space="preserve"> </w:t>
+      </w:r>
+      <w:r>
+        <w:rPr>
+          <w:rFonts w:ascii="Times New Roman" w:eastAsia="Calibri" w:hAnsi="Times New Roman" w:cs="Times New Roman"/>
+          <w:sz w:val="26"/>
+          <w:szCs w:val="26"/>
+          <w:lang w:val="ru-RU"/>
+        </w:rPr>
+        <w:t>страницу</w:t>
+      </w:r>
+      <w:r>
+        <w:rPr>
+          <w:rFonts w:ascii="Times New Roman" w:eastAsia="Calibri" w:hAnsi="Times New Roman" w:cs="Times New Roman"/>
+          <w:sz w:val="26"/>
+          <w:szCs w:val="26"/>
+        </w:rPr>
+        <w:t xml:space="preserve">: </w:t>
+      </w:r>
+      <w:r>
+        <w:rPr>
+          <w:rFonts w:ascii="Times New Roman" w:eastAsia="Calibri" w:hAnsi="Times New Roman" w:cs="Times New Roman"/>
+          <w:sz w:val="26"/>
+          <w:szCs w:val="26"/>
+        </w:rPr>
+        <w:t xml:space="preserve">alert( sessionStorage.getItem('test') ); // </w:t>
+      </w:r>
+      <w:r>
+        <w:rPr>
+          <w:rFonts w:ascii="Times New Roman" w:eastAsia="Calibri" w:hAnsi="Times New Roman" w:cs="Times New Roman"/>
+          <w:sz w:val="26"/>
+          <w:szCs w:val="26"/>
+          <w:lang w:val="ru-RU"/>
+        </w:rPr>
+        <w:t>после</w:t>
+      </w:r>
+      <w:r>
+        <w:rPr>
+          <w:rFonts w:ascii="Times New Roman" w:eastAsia="Calibri" w:hAnsi="Times New Roman" w:cs="Times New Roman"/>
+          <w:sz w:val="26"/>
+          <w:szCs w:val="26"/>
+        </w:rPr>
+        <w:t xml:space="preserve"> </w:t>
+      </w:r>
+      <w:r>
+        <w:rPr>
+          <w:rFonts w:ascii="Times New Roman" w:eastAsia="Calibri" w:hAnsi="Times New Roman" w:cs="Times New Roman"/>
+          <w:sz w:val="26"/>
+          <w:szCs w:val="26"/>
+          <w:lang w:val="ru-RU"/>
+        </w:rPr>
+        <w:t>обновления</w:t>
+      </w:r>
+      <w:r>
+        <w:rPr>
+          <w:rFonts w:ascii="Times New Roman" w:eastAsia="Calibri" w:hAnsi="Times New Roman" w:cs="Times New Roman"/>
+          <w:sz w:val="26"/>
+          <w:szCs w:val="26"/>
+        </w:rPr>
+        <w:t>: 1</w:t>
+      </w:r>
+    </w:p>
+    <w:p>
+      <w:pPr>
+        <w:rPr>
+          <w:rFonts w:ascii="Times New Roman" w:eastAsia="Calibri" w:hAnsi="Times New Roman" w:cs="Times New Roman"/>
+          <w:sz w:val="26"/>
+          <w:szCs w:val="26"/>
+          <w:lang w:val="ru-RU"/>
+        </w:rPr>
+      </w:pPr>
+      <w:r>
+        <w:rPr>
+          <w:rFonts w:ascii="Times New Roman" w:eastAsia="Calibri" w:hAnsi="Times New Roman" w:cs="Times New Roman"/>
+          <w:sz w:val="26"/>
+          <w:szCs w:val="26"/>
+          <w:lang w:val="ru-RU"/>
+        </w:rPr>
+        <w:lastRenderedPageBreak/>
+        <w:t xml:space="preserve">Мы все еще можем получить данные. </w:t>
+      </w:r>
+    </w:p>
+    <w:p>
+      <w:pPr>
+        <w:rPr>
+          <w:rFonts w:ascii="Times New Roman" w:eastAsia="Calibri" w:hAnsi="Times New Roman" w:cs="Times New Roman"/>
+          <w:sz w:val="26"/>
+          <w:szCs w:val="26"/>
+          <w:lang w:val="ru-RU"/>
+        </w:rPr>
+      </w:pPr>
+      <w:r>
+        <w:rPr>
+          <w:rFonts w:ascii="Times New Roman" w:eastAsia="Calibri" w:hAnsi="Times New Roman" w:cs="Times New Roman"/>
+          <w:sz w:val="26"/>
+          <w:szCs w:val="26"/>
+          <w:lang w:val="ru-RU"/>
+        </w:rPr>
+        <w:t xml:space="preserve">Но если </w:t>
+      </w:r>
+      <w:r>
+        <w:rPr>
+          <w:rFonts w:ascii="Times New Roman" w:eastAsia="Calibri" w:hAnsi="Times New Roman" w:cs="Times New Roman"/>
+          <w:sz w:val="26"/>
+          <w:szCs w:val="26"/>
+          <w:lang w:val="ru-RU"/>
+        </w:rPr>
+        <w:t>м</w:t>
+      </w:r>
+      <w:r>
+        <w:rPr>
+          <w:rFonts w:ascii="Times New Roman" w:eastAsia="Calibri" w:hAnsi="Times New Roman" w:cs="Times New Roman"/>
+          <w:sz w:val="26"/>
+          <w:szCs w:val="26"/>
+          <w:lang w:val="ru-RU"/>
+        </w:rPr>
+        <w:t>ы открое</w:t>
+      </w:r>
+      <w:r>
+        <w:rPr>
+          <w:rFonts w:ascii="Times New Roman" w:eastAsia="Calibri" w:hAnsi="Times New Roman" w:cs="Times New Roman"/>
+          <w:sz w:val="26"/>
+          <w:szCs w:val="26"/>
+          <w:lang w:val="ru-RU"/>
+        </w:rPr>
+        <w:t>м</w:t>
+      </w:r>
+      <w:r>
+        <w:rPr>
+          <w:rFonts w:ascii="Times New Roman" w:eastAsia="Calibri" w:hAnsi="Times New Roman" w:cs="Times New Roman"/>
+          <w:sz w:val="26"/>
+          <w:szCs w:val="26"/>
+          <w:lang w:val="ru-RU"/>
+        </w:rPr>
+        <w:t xml:space="preserve"> ту же страницу в другой вкладке и попробуе</w:t>
+      </w:r>
+      <w:r>
+        <w:rPr>
+          <w:rFonts w:ascii="Times New Roman" w:eastAsia="Calibri" w:hAnsi="Times New Roman" w:cs="Times New Roman"/>
+          <w:sz w:val="26"/>
+          <w:szCs w:val="26"/>
+          <w:lang w:val="ru-RU"/>
+        </w:rPr>
+        <w:t>м</w:t>
+      </w:r>
+      <w:r>
+        <w:rPr>
+          <w:rFonts w:ascii="Times New Roman" w:eastAsia="Calibri" w:hAnsi="Times New Roman" w:cs="Times New Roman"/>
+          <w:sz w:val="26"/>
+          <w:szCs w:val="26"/>
+          <w:lang w:val="ru-RU"/>
+        </w:rPr>
+        <w:t xml:space="preserve"> получить данные снова, то код</w:t>
+      </w:r>
+      <w:r>
+        <w:rPr>
+          <w:rFonts w:ascii="Times New Roman" w:eastAsia="Calibri" w:hAnsi="Times New Roman" w:cs="Times New Roman"/>
+          <w:sz w:val="26"/>
+          <w:szCs w:val="26"/>
+          <w:lang w:val="ru-RU"/>
+        </w:rPr>
+        <w:t xml:space="preserve"> </w:t>
+      </w:r>
+      <w:r>
+        <w:rPr>
+          <w:rFonts w:ascii="Times New Roman" w:eastAsia="Calibri" w:hAnsi="Times New Roman" w:cs="Times New Roman"/>
+          <w:sz w:val="26"/>
+          <w:szCs w:val="26"/>
+          <w:lang w:val="ru-RU"/>
+        </w:rPr>
+        <w:t>вернёт null, что значит «ничего не найдено».</w:t>
+      </w:r>
+    </w:p>
+    <w:p>
+      <w:pPr>
+        <w:rPr>
+          <w:rFonts w:ascii="Times New Roman" w:eastAsia="Calibri" w:hAnsi="Times New Roman" w:cs="Times New Roman"/>
+          <w:sz w:val="26"/>
+          <w:szCs w:val="26"/>
+          <w:lang w:val="ru-RU"/>
+        </w:rPr>
+      </w:pPr>
+      <w:r>
+        <w:rPr>
+          <w:rFonts w:ascii="Times New Roman" w:eastAsia="Calibri" w:hAnsi="Times New Roman" w:cs="Times New Roman"/>
+          <w:sz w:val="26"/>
+          <w:szCs w:val="26"/>
+          <w:lang w:val="ru-RU"/>
+        </w:rPr>
+        <w:t>Объем хранилища ограничен, но в большинстве случаев этого достаточно для хранения инф</w:t>
+      </w:r>
+      <w:r>
+        <w:rPr>
+          <w:rFonts w:ascii="Times New Roman" w:eastAsia="Calibri" w:hAnsi="Times New Roman" w:cs="Times New Roman"/>
+          <w:sz w:val="26"/>
+          <w:szCs w:val="26"/>
+          <w:lang w:val="ru-RU"/>
+        </w:rPr>
+        <w:t>ормации</w:t>
+      </w:r>
+      <w:r>
+        <w:rPr>
+          <w:rFonts w:ascii="Times New Roman" w:eastAsia="Calibri" w:hAnsi="Times New Roman" w:cs="Times New Roman"/>
+          <w:sz w:val="26"/>
+          <w:szCs w:val="26"/>
+          <w:lang w:val="ru-RU"/>
+        </w:rPr>
+        <w:t xml:space="preserve"> в пределах одного сеанса. Данные по сути не защищены, так что вопрос приватности — забота пользователя.</w:t>
+      </w:r>
+    </w:p>
+    <w:p>
+      <w:pPr>
+        <w:rPr>
+          <w:rFonts w:ascii="Times New Roman" w:eastAsia="Calibri" w:hAnsi="Times New Roman" w:cs="Times New Roman"/>
+          <w:sz w:val="26"/>
+          <w:szCs w:val="26"/>
+          <w:lang w:val="ru-RU"/>
+        </w:rPr>
+      </w:pPr>
+      <w:r>
+        <w:rPr>
+          <w:rFonts w:ascii="Times New Roman" w:eastAsia="Calibri" w:hAnsi="Times New Roman" w:cs="Times New Roman"/>
+          <w:sz w:val="26"/>
+          <w:szCs w:val="26"/>
+          <w:lang w:val="ru-RU"/>
+        </w:rPr>
+        <w:t>Хранилище сеансов поддерживается всеми актуальными браузерами — данные находятся в полной доступности, пока открыты вкладки и окна. Если пользователь закрывает окно, происходит автоматическая очистка.</w:t>
+      </w:r>
+    </w:p>
+    <w:p>
+      <w:pPr>
+        <w:rPr>
+          <w:rFonts w:ascii="Times New Roman" w:eastAsia="Calibri" w:hAnsi="Times New Roman" w:cs="Times New Roman"/>
+          <w:sz w:val="26"/>
+          <w:szCs w:val="26"/>
+          <w:lang w:val="ru-RU"/>
+        </w:rPr>
+      </w:pPr>
+      <w:r>
+        <w:rPr>
+          <w:rFonts w:ascii="Times New Roman" w:eastAsia="Calibri" w:hAnsi="Times New Roman" w:cs="Times New Roman"/>
+          <w:sz w:val="26"/>
+          <w:szCs w:val="26"/>
+          <w:lang w:val="ru-RU"/>
+        </w:rPr>
+        <w:t xml:space="preserve">Пример кода: </w:t>
+      </w:r>
+    </w:p>
+    <w:p>
+      <w:pPr>
+        <w:rPr>
+          <w:rFonts w:ascii="Times New Roman" w:eastAsia="Calibri" w:hAnsi="Times New Roman" w:cs="Times New Roman"/>
+          <w:sz w:val="26"/>
+          <w:szCs w:val="26"/>
+        </w:rPr>
+      </w:pPr>
+      <w:r>
+        <w:rPr>
+          <w:rFonts w:ascii="Times New Roman" w:eastAsia="Calibri" w:hAnsi="Times New Roman" w:cs="Times New Roman"/>
+          <w:sz w:val="26"/>
+          <w:szCs w:val="26"/>
+        </w:rPr>
+        <w:t>// Storing data in session storage</w:t>
+      </w:r>
+    </w:p>
+    <w:p>
+      <w:pPr>
+        <w:rPr>
+          <w:rFonts w:ascii="Times New Roman" w:eastAsia="Calibri" w:hAnsi="Times New Roman" w:cs="Times New Roman"/>
+          <w:sz w:val="26"/>
+          <w:szCs w:val="26"/>
+        </w:rPr>
+      </w:pPr>
+      <w:r>
+        <w:rPr>
+          <w:rFonts w:ascii="Times New Roman" w:eastAsia="Calibri" w:hAnsi="Times New Roman" w:cs="Times New Roman"/>
+          <w:sz w:val="26"/>
+          <w:szCs w:val="26"/>
+        </w:rPr>
+        <w:t>sessionStorage.setItem("name", "Mathew");</w:t>
+      </w:r>
+    </w:p>
+    <w:p>
+      <w:pPr>
+        <w:rPr>
+          <w:rFonts w:ascii="Times New Roman" w:eastAsia="Calibri" w:hAnsi="Times New Roman" w:cs="Times New Roman"/>
+          <w:sz w:val="26"/>
+          <w:szCs w:val="26"/>
+        </w:rPr>
+      </w:pPr>
+      <w:r>
+        <w:rPr>
+          <w:rFonts w:ascii="Times New Roman" w:eastAsia="Calibri" w:hAnsi="Times New Roman" w:cs="Times New Roman"/>
+          <w:sz w:val="26"/>
+          <w:szCs w:val="26"/>
+        </w:rPr>
+        <w:t>sessionStorage.setItem("age", "33");</w:t>
+      </w:r>
+    </w:p>
+    <w:p>
+      <w:pPr>
+        <w:rPr>
+          <w:rFonts w:ascii="Times New Roman" w:eastAsia="Calibri" w:hAnsi="Times New Roman" w:cs="Times New Roman"/>
+          <w:sz w:val="26"/>
+          <w:szCs w:val="26"/>
+        </w:rPr>
+      </w:pPr>
+    </w:p>
+    <w:p>
+      <w:pPr>
+        <w:rPr>
+          <w:rFonts w:ascii="Times New Roman" w:eastAsia="Calibri" w:hAnsi="Times New Roman" w:cs="Times New Roman"/>
+          <w:sz w:val="26"/>
+          <w:szCs w:val="26"/>
+        </w:rPr>
+      </w:pPr>
+      <w:r>
+        <w:rPr>
+          <w:rFonts w:ascii="Times New Roman" w:eastAsia="Calibri" w:hAnsi="Times New Roman" w:cs="Times New Roman"/>
+          <w:sz w:val="26"/>
+          <w:szCs w:val="26"/>
+        </w:rPr>
+        <w:t>// Retrieving data from session storage</w:t>
+      </w:r>
+    </w:p>
+    <w:p>
+      <w:pPr>
+        <w:rPr>
+          <w:rFonts w:ascii="Times New Roman" w:eastAsia="Calibri" w:hAnsi="Times New Roman" w:cs="Times New Roman"/>
+          <w:sz w:val="26"/>
+          <w:szCs w:val="26"/>
+        </w:rPr>
+      </w:pPr>
+      <w:r>
+        <w:rPr>
+          <w:rFonts w:ascii="Times New Roman" w:eastAsia="Calibri" w:hAnsi="Times New Roman" w:cs="Times New Roman"/>
+          <w:sz w:val="26"/>
+          <w:szCs w:val="26"/>
+        </w:rPr>
+        <w:t>const name = sessionStorage.getItem("name");</w:t>
+      </w:r>
+    </w:p>
+    <w:p>
+      <w:pPr>
+        <w:rPr>
+          <w:rFonts w:ascii="Times New Roman" w:eastAsia="Calibri" w:hAnsi="Times New Roman" w:cs="Times New Roman"/>
+          <w:sz w:val="26"/>
+          <w:szCs w:val="26"/>
+        </w:rPr>
+      </w:pPr>
+      <w:r>
+        <w:rPr>
+          <w:rFonts w:ascii="Times New Roman" w:eastAsia="Calibri" w:hAnsi="Times New Roman" w:cs="Times New Roman"/>
+          <w:sz w:val="26"/>
+          <w:szCs w:val="26"/>
+        </w:rPr>
+        <w:t>const age = sessionStorage.getItem("age");</w:t>
+      </w:r>
+    </w:p>
+    <w:p>
+      <w:pPr>
+        <w:rPr>
+          <w:rFonts w:ascii="Times New Roman" w:eastAsia="Calibri" w:hAnsi="Times New Roman" w:cs="Times New Roman"/>
+          <w:sz w:val="26"/>
+          <w:szCs w:val="26"/>
+        </w:rPr>
+      </w:pPr>
+    </w:p>
+    <w:p>
+      <w:pPr>
+        <w:rPr>
+          <w:rFonts w:ascii="Times New Roman" w:eastAsia="Calibri" w:hAnsi="Times New Roman" w:cs="Times New Roman"/>
+          <w:sz w:val="26"/>
+          <w:szCs w:val="26"/>
+        </w:rPr>
+      </w:pPr>
+      <w:r>
+        <w:rPr>
+          <w:rFonts w:ascii="Times New Roman" w:eastAsia="Calibri" w:hAnsi="Times New Roman" w:cs="Times New Roman"/>
+          <w:sz w:val="26"/>
+          <w:szCs w:val="26"/>
+        </w:rPr>
+        <w:t>console.log(name); // Output: Mathew</w:t>
+      </w:r>
+    </w:p>
+    <w:p>
+      <w:pPr>
+        <w:rPr>
+          <w:rFonts w:ascii="Times New Roman" w:eastAsia="Calibri" w:hAnsi="Times New Roman" w:cs="Times New Roman"/>
+          <w:sz w:val="26"/>
+          <w:szCs w:val="26"/>
+        </w:rPr>
+      </w:pPr>
+      <w:r>
+        <w:rPr>
+          <w:rFonts w:ascii="Times New Roman" w:eastAsia="Calibri" w:hAnsi="Times New Roman" w:cs="Times New Roman"/>
+          <w:sz w:val="26"/>
+          <w:szCs w:val="26"/>
+        </w:rPr>
+        <w:t>console.log(age); // Output: 33</w:t>
+      </w:r>
+    </w:p>
+    <w:p>
+      <w:pPr>
+        <w:rPr>
+          <w:rFonts w:ascii="Times New Roman" w:eastAsia="Calibri" w:hAnsi="Times New Roman" w:cs="Times New Roman"/>
+          <w:sz w:val="26"/>
+          <w:szCs w:val="26"/>
+        </w:rPr>
+      </w:pPr>
+    </w:p>
+    <w:p>
+      <w:pPr>
+        <w:rPr>
+          <w:rFonts w:ascii="Times New Roman" w:eastAsia="Calibri" w:hAnsi="Times New Roman" w:cs="Times New Roman"/>
+          <w:sz w:val="26"/>
+          <w:szCs w:val="26"/>
+        </w:rPr>
+      </w:pPr>
+      <w:r>
+        <w:rPr>
+          <w:rFonts w:ascii="Times New Roman" w:eastAsia="Calibri" w:hAnsi="Times New Roman" w:cs="Times New Roman"/>
+          <w:sz w:val="26"/>
+          <w:szCs w:val="26"/>
+        </w:rPr>
+        <w:t>// Removing data from session storage</w:t>
+      </w:r>
+    </w:p>
+    <w:p>
+      <w:pPr>
+        <w:rPr>
+          <w:rFonts w:ascii="Times New Roman" w:eastAsia="Calibri" w:hAnsi="Times New Roman" w:cs="Times New Roman"/>
+          <w:sz w:val="26"/>
+          <w:szCs w:val="26"/>
+        </w:rPr>
+      </w:pPr>
+      <w:r>
+        <w:rPr>
+          <w:rFonts w:ascii="Times New Roman" w:eastAsia="Calibri" w:hAnsi="Times New Roman" w:cs="Times New Roman"/>
+          <w:sz w:val="26"/>
+          <w:szCs w:val="26"/>
+        </w:rPr>
+        <w:t>sessionStorage.removeItem("age");</w:t>
+      </w:r>
+    </w:p>
+    <w:p>
+      <w:pPr>
+        <w:rPr>
+          <w:rFonts w:ascii="Times New Roman" w:eastAsia="Calibri" w:hAnsi="Times New Roman" w:cs="Times New Roman"/>
+          <w:sz w:val="26"/>
+          <w:szCs w:val="26"/>
+        </w:rPr>
+      </w:pPr>
+    </w:p>
+    <w:p>
+      <w:pPr>
+        <w:rPr>
+          <w:rFonts w:ascii="Times New Roman" w:eastAsia="Calibri" w:hAnsi="Times New Roman" w:cs="Times New Roman"/>
+          <w:sz w:val="26"/>
+          <w:szCs w:val="26"/>
+        </w:rPr>
+      </w:pPr>
+      <w:r>
+        <w:rPr>
+          <w:rFonts w:ascii="Times New Roman" w:eastAsia="Calibri" w:hAnsi="Times New Roman" w:cs="Times New Roman"/>
+          <w:sz w:val="26"/>
+          <w:szCs w:val="26"/>
+        </w:rPr>
+        <w:t>// Clearing all data from session storage</w:t>
+      </w:r>
+    </w:p>
+    <w:p>
+      <w:pPr>
+        <w:rPr>
+          <w:rFonts w:ascii="Times New Roman" w:eastAsia="Calibri" w:hAnsi="Times New Roman" w:cs="Times New Roman"/>
+          <w:sz w:val="26"/>
+          <w:szCs w:val="26"/>
+          <w:lang w:val="ru-RU"/>
+        </w:rPr>
+      </w:pPr>
+      <w:r>
+        <w:rPr>
+          <w:rFonts w:ascii="Times New Roman" w:eastAsia="Calibri" w:hAnsi="Times New Roman" w:cs="Times New Roman"/>
+          <w:sz w:val="26"/>
+          <w:szCs w:val="26"/>
+          <w:lang w:val="ru-RU"/>
+        </w:rPr>
+        <w:t>sessionStorage.clear();</w:t>
+      </w:r>
+    </w:p>
+    <w:p>
+      <w:pPr>
+        <w:rPr>
+          <w:rFonts w:ascii="Times New Roman" w:eastAsia="Calibri" w:hAnsi="Times New Roman" w:cs="Times New Roman"/>
+          <w:sz w:val="26"/>
+          <w:szCs w:val="26"/>
+        </w:rPr>
+      </w:pPr>
+    </w:p>
+    <w:p>
+      <w:pPr>
+        <w:rPr>
+          <w:rFonts w:ascii="Times New Roman" w:eastAsia="Calibri" w:hAnsi="Times New Roman" w:cs="Times New Roman"/>
+          <w:sz w:val="26"/>
+          <w:szCs w:val="26"/>
+          <w:lang w:val="ru-RU"/>
+        </w:rPr>
+      </w:pPr>
+      <w:r>
+        <w:rPr>
+          <w:rFonts w:ascii="Times New Roman" w:eastAsia="Calibri" w:hAnsi="Times New Roman" w:cs="Times New Roman"/>
+          <w:sz w:val="26"/>
+          <w:szCs w:val="26"/>
+          <w:lang w:val="ru-RU"/>
+        </w:rPr>
+        <w:lastRenderedPageBreak/>
+        <w:t>Событие storage</w:t>
+      </w:r>
+      <w:r>
+        <w:rPr>
+          <w:rFonts w:ascii="Times New Roman" w:eastAsia="Calibri" w:hAnsi="Times New Roman" w:cs="Times New Roman"/>
+          <w:sz w:val="26"/>
+          <w:szCs w:val="26"/>
+          <w:lang w:val="ru-RU"/>
+        </w:rPr>
+        <w:t xml:space="preserve"> </w:t>
+      </w:r>
+    </w:p>
+    <w:p>
+      <w:pPr>
+        <w:rPr>
+          <w:rFonts w:ascii="Times New Roman" w:eastAsia="Calibri" w:hAnsi="Times New Roman" w:cs="Times New Roman"/>
+          <w:sz w:val="26"/>
+          <w:szCs w:val="26"/>
+        </w:rPr>
+      </w:pPr>
+      <w:r>
+        <w:rPr>
+          <w:rFonts w:ascii="Times New Roman" w:eastAsia="Calibri" w:hAnsi="Times New Roman" w:cs="Times New Roman"/>
+          <w:sz w:val="26"/>
+          <w:szCs w:val="26"/>
+        </w:rPr>
+        <w:t>Срабатывает при вызове setItem, removeItem, clear.</w:t>
+      </w:r>
+    </w:p>
+    <w:p>
+      <w:pPr>
+        <w:rPr>
+          <w:rFonts w:ascii="Times New Roman" w:eastAsia="Calibri" w:hAnsi="Times New Roman" w:cs="Times New Roman"/>
+          <w:sz w:val="26"/>
+          <w:szCs w:val="26"/>
+          <w:lang w:val="ru-RU"/>
+        </w:rPr>
+      </w:pPr>
+      <w:r>
+        <w:rPr>
+          <w:rFonts w:ascii="Times New Roman" w:eastAsia="Calibri" w:hAnsi="Times New Roman" w:cs="Times New Roman"/>
+          <w:sz w:val="26"/>
+          <w:szCs w:val="26"/>
+          <w:lang w:val="ru-RU"/>
+        </w:rPr>
+        <w:t>Когда обновляются данные в localStorage или sessionStorage, генерируется событие storage со следующими свойствами:</w:t>
+      </w:r>
+    </w:p>
+    <w:p>
+      <w:pPr>
+        <w:pStyle w:val="a3"/>
+        <w:numPr>
+          <w:ilvl w:val="0"/>
+          <w:numId w:val="6"/>
+        </w:numPr>
+        <w:rPr>
+          <w:rFonts w:ascii="Times New Roman" w:eastAsia="Calibri" w:hAnsi="Times New Roman" w:cs="Times New Roman"/>
+          <w:sz w:val="26"/>
+          <w:szCs w:val="26"/>
+          <w:lang w:val="ru-RU"/>
+        </w:rPr>
+      </w:pPr>
+      <w:r>
+        <w:rPr>
+          <w:rFonts w:ascii="Times New Roman" w:eastAsia="Calibri" w:hAnsi="Times New Roman" w:cs="Times New Roman"/>
+          <w:sz w:val="26"/>
+          <w:szCs w:val="26"/>
+          <w:lang w:val="ru-RU"/>
+        </w:rPr>
+        <w:t>key – ключ, который обновился (null, если вызван .clear()).</w:t>
+      </w:r>
+    </w:p>
+    <w:p>
+      <w:pPr>
+        <w:pStyle w:val="a3"/>
+        <w:numPr>
+          <w:ilvl w:val="0"/>
+          <w:numId w:val="6"/>
+        </w:numPr>
+        <w:rPr>
+          <w:rFonts w:ascii="Times New Roman" w:eastAsia="Calibri" w:hAnsi="Times New Roman" w:cs="Times New Roman"/>
+          <w:sz w:val="26"/>
+          <w:szCs w:val="26"/>
+          <w:lang w:val="ru-RU"/>
+        </w:rPr>
+      </w:pPr>
+      <w:r>
+        <w:rPr>
+          <w:rFonts w:ascii="Times New Roman" w:eastAsia="Calibri" w:hAnsi="Times New Roman" w:cs="Times New Roman"/>
+          <w:sz w:val="26"/>
+          <w:szCs w:val="26"/>
+          <w:lang w:val="ru-RU"/>
+        </w:rPr>
+        <w:t>oldValue – старое значение (null, если ключ добавлен впервые).</w:t>
+      </w:r>
+    </w:p>
+    <w:p>
+      <w:pPr>
+        <w:pStyle w:val="a3"/>
+        <w:numPr>
+          <w:ilvl w:val="0"/>
+          <w:numId w:val="6"/>
+        </w:numPr>
+        <w:rPr>
+          <w:rFonts w:ascii="Times New Roman" w:eastAsia="Calibri" w:hAnsi="Times New Roman" w:cs="Times New Roman"/>
+          <w:sz w:val="26"/>
+          <w:szCs w:val="26"/>
+          <w:lang w:val="ru-RU"/>
+        </w:rPr>
+      </w:pPr>
+      <w:r>
+        <w:rPr>
+          <w:rFonts w:ascii="Times New Roman" w:eastAsia="Calibri" w:hAnsi="Times New Roman" w:cs="Times New Roman"/>
+          <w:sz w:val="26"/>
+          <w:szCs w:val="26"/>
+          <w:lang w:val="ru-RU"/>
+        </w:rPr>
+        <w:t>newValue – новое значение (null, если ключ был удалён).</w:t>
+      </w:r>
+    </w:p>
+    <w:p>
+      <w:pPr>
+        <w:pStyle w:val="a3"/>
+        <w:numPr>
+          <w:ilvl w:val="0"/>
+          <w:numId w:val="6"/>
+        </w:numPr>
+        <w:rPr>
+          <w:rFonts w:ascii="Times New Roman" w:eastAsia="Calibri" w:hAnsi="Times New Roman" w:cs="Times New Roman"/>
+          <w:sz w:val="26"/>
+          <w:szCs w:val="26"/>
+          <w:lang w:val="ru-RU"/>
+        </w:rPr>
+      </w:pPr>
+      <w:r>
+        <w:rPr>
+          <w:rFonts w:ascii="Times New Roman" w:eastAsia="Calibri" w:hAnsi="Times New Roman" w:cs="Times New Roman"/>
+          <w:sz w:val="26"/>
+          <w:szCs w:val="26"/>
+          <w:lang w:val="ru-RU"/>
+        </w:rPr>
+        <w:t>url – url документа, где произошло обновление.</w:t>
+      </w:r>
+    </w:p>
+    <w:p>
+      <w:pPr>
+        <w:pStyle w:val="a3"/>
+        <w:numPr>
+          <w:ilvl w:val="0"/>
+          <w:numId w:val="6"/>
+        </w:numPr>
+        <w:rPr>
+          <w:rFonts w:ascii="Times New Roman" w:eastAsia="Calibri" w:hAnsi="Times New Roman" w:cs="Times New Roman"/>
+          <w:sz w:val="26"/>
+          <w:szCs w:val="26"/>
+          <w:lang w:val="ru-RU"/>
+        </w:rPr>
+      </w:pPr>
+      <w:r>
+        <w:rPr>
+          <w:rFonts w:ascii="Times New Roman" w:eastAsia="Calibri" w:hAnsi="Times New Roman" w:cs="Times New Roman"/>
+          <w:sz w:val="26"/>
+          <w:szCs w:val="26"/>
+          <w:lang w:val="ru-RU"/>
+        </w:rPr>
+        <w:t>storageArea – объект localStorage или sessionStorage, где произошло обновление.</w:t>
+      </w:r>
+    </w:p>
+    <w:p>
+      <w:pPr>
+        <w:rPr>
+          <w:rFonts w:ascii="Times New Roman" w:eastAsia="Calibri" w:hAnsi="Times New Roman" w:cs="Times New Roman"/>
+          <w:sz w:val="26"/>
+          <w:szCs w:val="26"/>
+          <w:lang w:val="ru-RU"/>
+        </w:rPr>
+      </w:pPr>
+      <w:r>
+        <w:rPr>
+          <w:rFonts w:ascii="Times New Roman" w:eastAsia="Calibri" w:hAnsi="Times New Roman" w:cs="Times New Roman"/>
+          <w:sz w:val="26"/>
+          <w:szCs w:val="26"/>
+          <w:lang w:val="ru-RU"/>
+        </w:rPr>
+        <w:t>С</w:t>
+      </w:r>
+      <w:r>
+        <w:rPr>
+          <w:rFonts w:ascii="Times New Roman" w:eastAsia="Calibri" w:hAnsi="Times New Roman" w:cs="Times New Roman"/>
+          <w:sz w:val="26"/>
+          <w:szCs w:val="26"/>
+          <w:lang w:val="ru-RU"/>
+        </w:rPr>
+        <w:t xml:space="preserve">обытие </w:t>
+      </w:r>
+      <w:r>
+        <w:rPr>
+          <w:rFonts w:ascii="Times New Roman" w:eastAsia="Calibri" w:hAnsi="Times New Roman" w:cs="Times New Roman"/>
+          <w:sz w:val="26"/>
+          <w:szCs w:val="26"/>
+        </w:rPr>
+        <w:t>c</w:t>
+      </w:r>
+      <w:r>
+        <w:rPr>
+          <w:rFonts w:ascii="Times New Roman" w:eastAsia="Calibri" w:hAnsi="Times New Roman" w:cs="Times New Roman"/>
+          <w:sz w:val="26"/>
+          <w:szCs w:val="26"/>
+          <w:lang w:val="ru-RU"/>
+        </w:rPr>
+        <w:t>рабатывает на всех объектах window, которые имеют доступ к хранилищу, кроме того, где оно было сгенерировано (внутри вкладки для sessionStorage, глобально для localStorage).</w:t>
+      </w:r>
+    </w:p>
+    <w:p>
+      <w:pPr>
+        <w:rPr>
+          <w:rFonts w:ascii="Times New Roman" w:eastAsia="Calibri" w:hAnsi="Times New Roman" w:cs="Times New Roman"/>
+          <w:sz w:val="26"/>
+          <w:szCs w:val="26"/>
+          <w:lang w:val="ru-RU"/>
+        </w:rPr>
+      </w:pPr>
+      <w:r>
+        <w:rPr>
+          <w:rFonts w:ascii="Times New Roman" w:eastAsia="Calibri" w:hAnsi="Times New Roman" w:cs="Times New Roman"/>
+          <w:sz w:val="26"/>
+          <w:szCs w:val="26"/>
+          <w:lang w:val="ru-RU"/>
+        </w:rPr>
+        <w:t>Допустим, е</w:t>
+      </w:r>
+      <w:r>
+        <w:rPr>
+          <w:rFonts w:ascii="Times New Roman" w:eastAsia="Calibri" w:hAnsi="Times New Roman" w:cs="Times New Roman"/>
+          <w:sz w:val="26"/>
+          <w:szCs w:val="26"/>
+          <w:lang w:val="ru-RU"/>
+        </w:rPr>
+        <w:t>сть два окна с одним и тем же сайтом. Хранилище localStorage разделяется между ними.</w:t>
+      </w:r>
+    </w:p>
+    <w:p>
+      <w:pPr>
+        <w:rPr>
+          <w:rFonts w:ascii="Times New Roman" w:eastAsia="Calibri" w:hAnsi="Times New Roman" w:cs="Times New Roman"/>
+          <w:sz w:val="26"/>
+          <w:szCs w:val="26"/>
+          <w:lang w:val="ru-RU"/>
+        </w:rPr>
+      </w:pPr>
+      <w:r>
+        <w:rPr>
+          <w:rFonts w:ascii="Times New Roman" w:eastAsia="Calibri" w:hAnsi="Times New Roman" w:cs="Times New Roman"/>
+          <w:sz w:val="26"/>
+          <w:szCs w:val="26"/>
+          <w:lang w:val="ru-RU"/>
+        </w:rPr>
+        <w:t>Вы можете открыть эту страницу в двух окнах браузера, чтобы проверить код</w:t>
+      </w:r>
+      <w:r>
+        <w:rPr>
+          <w:rFonts w:ascii="Times New Roman" w:eastAsia="Calibri" w:hAnsi="Times New Roman" w:cs="Times New Roman"/>
+          <w:sz w:val="26"/>
+          <w:szCs w:val="26"/>
+          <w:lang w:val="ru-RU"/>
+        </w:rPr>
+        <w:t>:</w:t>
+      </w:r>
+    </w:p>
+    <w:p>
+      <w:pPr>
+        <w:rPr>
+          <w:rFonts w:ascii="Times New Roman" w:eastAsia="Calibri" w:hAnsi="Times New Roman" w:cs="Times New Roman"/>
+          <w:sz w:val="26"/>
+          <w:szCs w:val="26"/>
+          <w:lang w:val="ru-RU"/>
+        </w:rPr>
+      </w:pPr>
+      <w:r>
+        <w:rPr>
+          <w:rFonts w:ascii="Times New Roman" w:eastAsia="Calibri" w:hAnsi="Times New Roman" w:cs="Times New Roman"/>
+          <w:sz w:val="26"/>
+          <w:szCs w:val="26"/>
+          <w:lang w:val="ru-RU"/>
+        </w:rPr>
+        <w:t>// срабатывает при обновлениях, сделанных в том же хранилище из других документов</w:t>
+      </w:r>
+    </w:p>
+    <w:p>
+      <w:pPr>
+        <w:rPr>
+          <w:rFonts w:ascii="Times New Roman" w:eastAsia="Calibri" w:hAnsi="Times New Roman" w:cs="Times New Roman"/>
+          <w:sz w:val="26"/>
+          <w:szCs w:val="26"/>
+        </w:rPr>
+      </w:pPr>
+      <w:r>
+        <w:rPr>
+          <w:rFonts w:ascii="Times New Roman" w:eastAsia="Calibri" w:hAnsi="Times New Roman" w:cs="Times New Roman"/>
+          <w:sz w:val="26"/>
+          <w:szCs w:val="26"/>
+        </w:rPr>
+        <w:t xml:space="preserve">window.onstorage = event =&gt; { // </w:t>
+      </w:r>
+      <w:r>
+        <w:rPr>
+          <w:rFonts w:ascii="Times New Roman" w:eastAsia="Calibri" w:hAnsi="Times New Roman" w:cs="Times New Roman"/>
+          <w:sz w:val="26"/>
+          <w:szCs w:val="26"/>
+          <w:lang w:val="ru-RU"/>
+        </w:rPr>
+        <w:t>можно</w:t>
+      </w:r>
+      <w:r>
+        <w:rPr>
+          <w:rFonts w:ascii="Times New Roman" w:eastAsia="Calibri" w:hAnsi="Times New Roman" w:cs="Times New Roman"/>
+          <w:sz w:val="26"/>
+          <w:szCs w:val="26"/>
+        </w:rPr>
+        <w:t xml:space="preserve"> </w:t>
+      </w:r>
+      <w:r>
+        <w:rPr>
+          <w:rFonts w:ascii="Times New Roman" w:eastAsia="Calibri" w:hAnsi="Times New Roman" w:cs="Times New Roman"/>
+          <w:sz w:val="26"/>
+          <w:szCs w:val="26"/>
+          <w:lang w:val="ru-RU"/>
+        </w:rPr>
+        <w:t>также</w:t>
+      </w:r>
+      <w:r>
+        <w:rPr>
+          <w:rFonts w:ascii="Times New Roman" w:eastAsia="Calibri" w:hAnsi="Times New Roman" w:cs="Times New Roman"/>
+          <w:sz w:val="26"/>
+          <w:szCs w:val="26"/>
+        </w:rPr>
+        <w:t xml:space="preserve"> </w:t>
+      </w:r>
+      <w:r>
+        <w:rPr>
+          <w:rFonts w:ascii="Times New Roman" w:eastAsia="Calibri" w:hAnsi="Times New Roman" w:cs="Times New Roman"/>
+          <w:sz w:val="26"/>
+          <w:szCs w:val="26"/>
+          <w:lang w:val="ru-RU"/>
+        </w:rPr>
+        <w:t>использовать</w:t>
+      </w:r>
+      <w:r>
+        <w:rPr>
+          <w:rFonts w:ascii="Times New Roman" w:eastAsia="Calibri" w:hAnsi="Times New Roman" w:cs="Times New Roman"/>
+          <w:sz w:val="26"/>
+          <w:szCs w:val="26"/>
+        </w:rPr>
+        <w:t xml:space="preserve"> window.addEventListener('storage', event =&gt; {</w:t>
+      </w:r>
+    </w:p>
+    <w:p>
+      <w:pPr>
+        <w:rPr>
+          <w:rFonts w:ascii="Times New Roman" w:eastAsia="Calibri" w:hAnsi="Times New Roman" w:cs="Times New Roman"/>
+          <w:sz w:val="26"/>
+          <w:szCs w:val="26"/>
+        </w:rPr>
+      </w:pPr>
+      <w:r>
+        <w:rPr>
+          <w:rFonts w:ascii="Times New Roman" w:eastAsia="Calibri" w:hAnsi="Times New Roman" w:cs="Times New Roman"/>
+          <w:sz w:val="26"/>
+          <w:szCs w:val="26"/>
+        </w:rPr>
+        <w:t xml:space="preserve">  if (event.key != 'now') return;</w:t>
+      </w:r>
+    </w:p>
+    <w:p>
+      <w:pPr>
+        <w:rPr>
+          <w:rFonts w:ascii="Times New Roman" w:eastAsia="Calibri" w:hAnsi="Times New Roman" w:cs="Times New Roman"/>
+          <w:sz w:val="26"/>
+          <w:szCs w:val="26"/>
+        </w:rPr>
+      </w:pPr>
+      <w:r>
+        <w:rPr>
+          <w:rFonts w:ascii="Times New Roman" w:eastAsia="Calibri" w:hAnsi="Times New Roman" w:cs="Times New Roman"/>
+          <w:sz w:val="26"/>
+          <w:szCs w:val="26"/>
+        </w:rPr>
+        <w:t xml:space="preserve">  alert(event.key + ':' + event.newValue + " at " + event.url);</w:t>
+      </w:r>
+    </w:p>
+    <w:p>
+      <w:pPr>
+        <w:rPr>
+          <w:rFonts w:ascii="Times New Roman" w:eastAsia="Calibri" w:hAnsi="Times New Roman" w:cs="Times New Roman"/>
+          <w:sz w:val="26"/>
+          <w:szCs w:val="26"/>
+        </w:rPr>
+      </w:pPr>
+      <w:r>
+        <w:rPr>
+          <w:rFonts w:ascii="Times New Roman" w:eastAsia="Calibri" w:hAnsi="Times New Roman" w:cs="Times New Roman"/>
+          <w:sz w:val="26"/>
+          <w:szCs w:val="26"/>
+        </w:rPr>
+        <w:t>};</w:t>
+      </w:r>
+    </w:p>
+    <w:p>
+      <w:pPr>
+        <w:rPr>
+          <w:rFonts w:ascii="Times New Roman" w:eastAsia="Calibri" w:hAnsi="Times New Roman" w:cs="Times New Roman"/>
+          <w:sz w:val="26"/>
+          <w:szCs w:val="26"/>
+        </w:rPr>
+      </w:pPr>
+    </w:p>
+    <w:p>
+      <w:pPr>
+        <w:rPr>
+          <w:rFonts w:ascii="Times New Roman" w:eastAsia="Calibri" w:hAnsi="Times New Roman" w:cs="Times New Roman"/>
+          <w:sz w:val="26"/>
+          <w:szCs w:val="26"/>
+        </w:rPr>
+      </w:pPr>
+      <w:r>
+        <w:rPr>
+          <w:rFonts w:ascii="Times New Roman" w:eastAsia="Calibri" w:hAnsi="Times New Roman" w:cs="Times New Roman"/>
+          <w:sz w:val="26"/>
+          <w:szCs w:val="26"/>
+        </w:rPr>
+        <w:t>localStorage.setItem('now', Date.now());</w:t>
+      </w:r>
+    </w:p>
+    <w:p>
+      <w:pPr>
+        <w:rPr>
+          <w:rFonts w:ascii="Times New Roman" w:eastAsia="Calibri" w:hAnsi="Times New Roman" w:cs="Times New Roman"/>
+          <w:sz w:val="26"/>
+          <w:szCs w:val="26"/>
+        </w:rPr>
+      </w:pPr>
+    </w:p>
+    <w:p>
+      <w:pPr>
+        <w:rPr>
+          <w:rFonts w:ascii="Times New Roman" w:eastAsia="Calibri" w:hAnsi="Times New Roman" w:cs="Times New Roman"/>
+          <w:sz w:val="26"/>
+          <w:szCs w:val="26"/>
+          <w:lang w:val="ru-RU"/>
+        </w:rPr>
+      </w:pPr>
+      <w:r>
+        <w:rPr>
+          <w:rFonts w:ascii="Times New Roman" w:eastAsia="Calibri" w:hAnsi="Times New Roman" w:cs="Times New Roman"/>
+          <w:sz w:val="26"/>
+          <w:szCs w:val="26"/>
+          <w:lang w:val="ru-RU"/>
+        </w:rPr>
+        <w:t>Теперь, если оба окна слушают window.onstorage, то каждое из них будет реагировать на обновления, произошедшие в другом окне.</w:t>
+      </w:r>
+    </w:p>
+    <w:p>
+      <w:pPr>
+        <w:rPr>
+          <w:rFonts w:ascii="Times New Roman" w:eastAsia="Calibri" w:hAnsi="Times New Roman" w:cs="Times New Roman"/>
+          <w:sz w:val="26"/>
+          <w:szCs w:val="26"/>
+          <w:lang w:val="ru-RU"/>
+        </w:rPr>
+      </w:pPr>
+      <w:r>
+        <w:rPr>
+          <w:rFonts w:ascii="Times New Roman" w:eastAsia="Calibri" w:hAnsi="Times New Roman" w:cs="Times New Roman"/>
+          <w:sz w:val="26"/>
+          <w:szCs w:val="26"/>
+          <w:lang w:val="ru-RU"/>
+        </w:rPr>
+        <w:t>С</w:t>
+      </w:r>
+      <w:r>
+        <w:rPr>
+          <w:rFonts w:ascii="Times New Roman" w:eastAsia="Calibri" w:hAnsi="Times New Roman" w:cs="Times New Roman"/>
+          <w:sz w:val="26"/>
+          <w:szCs w:val="26"/>
+          <w:lang w:val="ru-RU"/>
+        </w:rPr>
+        <w:t>обытие также содержит: event.url – url-адрес документа, в котором данные обновились.</w:t>
+      </w:r>
+    </w:p>
+    <w:p>
+      <w:pPr>
+        <w:rPr>
+          <w:rFonts w:ascii="Times New Roman" w:eastAsia="Calibri" w:hAnsi="Times New Roman" w:cs="Times New Roman"/>
+          <w:sz w:val="26"/>
+          <w:szCs w:val="26"/>
+          <w:lang w:val="ru-RU"/>
+        </w:rPr>
+      </w:pPr>
+      <w:r>
+        <w:rPr>
+          <w:rFonts w:ascii="Times New Roman" w:eastAsia="Calibri" w:hAnsi="Times New Roman" w:cs="Times New Roman"/>
+          <w:sz w:val="26"/>
+          <w:szCs w:val="26"/>
+          <w:lang w:val="ru-RU"/>
+        </w:rPr>
+        <w:lastRenderedPageBreak/>
+        <w:t>Также event.storageArea содержит объект хранилища – событие одно и то же для sessionStorage и localStorage, поэтому event.storageArea ссылается на то хранилище, которое было изменено. Мы можем захотеть что-то записать в ответ на изменения.</w:t>
+      </w:r>
+    </w:p>
+    <w:p>
+      <w:pPr>
+        <w:rPr>
+          <w:rFonts w:ascii="Times New Roman" w:eastAsia="Calibri" w:hAnsi="Times New Roman" w:cs="Times New Roman"/>
+          <w:sz w:val="26"/>
+          <w:szCs w:val="26"/>
+          <w:lang w:val="ru-RU"/>
+        </w:rPr>
+      </w:pPr>
+      <w:r>
+        <w:rPr>
+          <w:rFonts w:ascii="Times New Roman" w:eastAsia="Calibri" w:hAnsi="Times New Roman" w:cs="Times New Roman"/>
+          <w:sz w:val="26"/>
+          <w:szCs w:val="26"/>
+          <w:lang w:val="ru-RU"/>
+        </w:rPr>
+        <w:t>Это позволяет разным окнам одного источника обмениваться сообщениями.</w:t>
+      </w:r>
+    </w:p>
+    <w:p>
+      <w:pPr>
+        <w:rPr>
+          <w:rFonts w:ascii="Times New Roman" w:eastAsia="Calibri" w:hAnsi="Times New Roman" w:cs="Times New Roman"/>
+          <w:sz w:val="26"/>
+          <w:szCs w:val="26"/>
+          <w:lang w:val="ru-RU"/>
+        </w:rPr>
+      </w:pPr>
+      <w:r>
+        <w:rPr>
+          <w:rFonts w:ascii="Times New Roman" w:eastAsia="Calibri" w:hAnsi="Times New Roman" w:cs="Times New Roman"/>
+          <w:sz w:val="26"/>
+          <w:szCs w:val="26"/>
+          <w:lang w:val="ru-RU"/>
+        </w:rPr>
+        <w:t>Современные браузеры также поддерживают Broadcast channel API специальный API для связи между окнами одного источника, он более полнофункциональный, но менее поддерживаемый. Существуют библиотеки (полифилы), которые эмулируют это API на основе localStorage и делают его доступным везде.</w:t>
+      </w:r>
+    </w:p>
+    <w:p>
+      <w:pPr>
+        <w:rPr>
+          <w:rFonts w:ascii="Times New Roman" w:eastAsia="Calibri" w:hAnsi="Times New Roman" w:cs="Times New Roman"/>
+          <w:sz w:val="26"/>
+          <w:szCs w:val="26"/>
+          <w:lang w:val="ru-RU"/>
+        </w:rPr>
+      </w:pPr>
+      <w:r>
+        <w:rPr>
+          <w:rFonts w:ascii="Times New Roman" w:eastAsia="Calibri" w:hAnsi="Times New Roman" w:cs="Times New Roman"/>
+          <w:sz w:val="26"/>
+          <w:szCs w:val="26"/>
+          <w:lang w:val="ru-RU"/>
+        </w:rPr>
+        <w:t>Все хранилища потенциально уязвимы для XSS-атак. В cookies применяют дополнительные меры защиты: флаги HTTPOnly и Secure запрещают доступ из JavaScript к файлам, чувствительным к безопасности. Для отправки таких файлов используется передача по шифрованным каналам HTTPS.</w:t>
+      </w:r>
+    </w:p>
+    <w:p>
+      <w:pPr>
+        <w:rPr>
+          <w:rFonts w:ascii="Times New Roman" w:eastAsia="Calibri" w:hAnsi="Times New Roman" w:cs="Times New Roman"/>
+          <w:sz w:val="26"/>
+          <w:szCs w:val="26"/>
+          <w:lang w:val="ru-RU"/>
+        </w:rPr>
+      </w:pPr>
+      <w:r>
+        <w:rPr>
+          <w:rFonts w:ascii="Times New Roman" w:eastAsia="Calibri" w:hAnsi="Times New Roman" w:cs="Times New Roman"/>
+          <w:sz w:val="26"/>
+          <w:szCs w:val="26"/>
+          <w:lang w:val="ru-RU"/>
+        </w:rPr>
+        <w:t>Для защиты от атак CSRF (подделка межсайтовых запросов) используют атрибут SameSite, проверку HTTP_Referer/Origin или применение синхронизированных токенов.</w:t>
+      </w:r>
+    </w:p>
+    <w:p>
+      <w:pPr>
+        <w:rPr>
+          <w:rFonts w:ascii="Times New Roman" w:eastAsia="Calibri" w:hAnsi="Times New Roman" w:cs="Times New Roman"/>
+          <w:sz w:val="26"/>
+          <w:szCs w:val="26"/>
+          <w:lang w:val="ru-RU"/>
+        </w:rPr>
+      </w:pPr>
+      <w:r>
+        <w:rPr>
+          <w:rFonts w:ascii="Times New Roman" w:eastAsia="Calibri" w:hAnsi="Times New Roman" w:cs="Times New Roman"/>
+          <w:sz w:val="26"/>
+          <w:szCs w:val="26"/>
+          <w:lang w:val="ru-RU"/>
+        </w:rPr>
+        <w:t>В localStorage для обеспечения безопасности важно соблюдать принцип одного источника и тоже пользоваться зашифрованными HTTPS-соединениями. При этом эксперты все равно не рекомендуют сохранять конфиденциальные данные в localStorage.</w:t>
+      </w:r>
+    </w:p>
+    <w:p>
+      <w:pPr>
+        <w:rPr>
+          <w:rFonts w:ascii="Times New Roman" w:eastAsia="Calibri" w:hAnsi="Times New Roman" w:cs="Times New Roman"/>
+          <w:sz w:val="26"/>
+          <w:szCs w:val="26"/>
+          <w:lang w:val="ru-RU"/>
+        </w:rPr>
+      </w:pPr>
+      <w:r>
+        <w:rPr>
+          <w:rFonts w:ascii="Times New Roman" w:eastAsia="Calibri" w:hAnsi="Times New Roman" w:cs="Times New Roman"/>
+          <w:sz w:val="26"/>
+          <w:szCs w:val="26"/>
+          <w:lang w:val="ru-RU"/>
+        </w:rPr>
+        <w:t xml:space="preserve">Нужно учитывать, что </w:t>
+      </w:r>
+      <w:r>
+        <w:rPr>
+          <w:rFonts w:ascii="Times New Roman" w:eastAsia="Calibri" w:hAnsi="Times New Roman" w:cs="Times New Roman"/>
+          <w:sz w:val="26"/>
+          <w:szCs w:val="26"/>
+          <w:lang w:val="ru-RU"/>
+        </w:rPr>
+        <w:t>куки могут замедлять загрузку, особенно если у пользователей низкая скорость интернета. LocalStorage на HTTP-запросы не влияет, что положительно отражается на производительности веб-ресурса.</w:t>
+      </w:r>
+    </w:p>
+    <w:p>
+      <w:pPr>
+        <w:rPr>
+          <w:rFonts w:ascii="Times New Roman" w:eastAsia="Calibri" w:hAnsi="Times New Roman" w:cs="Times New Roman"/>
+          <w:sz w:val="26"/>
+          <w:szCs w:val="26"/>
+          <w:lang w:val="ru-RU"/>
+        </w:rPr>
+      </w:pPr>
+      <w:r>
+        <w:rPr>
+          <w:rFonts w:ascii="Times New Roman" w:eastAsia="Calibri" w:hAnsi="Times New Roman" w:cs="Times New Roman"/>
+          <w:sz w:val="26"/>
+          <w:szCs w:val="26"/>
+          <w:lang w:val="ru-RU"/>
+        </w:rPr>
+        <w:t xml:space="preserve">После появления пятой версии HTML </w:t>
+      </w:r>
+      <w:r>
+        <w:rPr>
+          <w:rFonts w:ascii="Times New Roman" w:eastAsia="Calibri" w:hAnsi="Times New Roman" w:cs="Times New Roman"/>
+          <w:sz w:val="26"/>
+          <w:szCs w:val="26"/>
+          <w:lang w:val="ru-RU"/>
+        </w:rPr>
+        <w:t xml:space="preserve">(2017 г.) </w:t>
+      </w:r>
+      <w:r>
+        <w:rPr>
+          <w:rFonts w:ascii="Times New Roman" w:eastAsia="Calibri" w:hAnsi="Times New Roman" w:cs="Times New Roman"/>
+          <w:sz w:val="26"/>
+          <w:szCs w:val="26"/>
+          <w:lang w:val="ru-RU"/>
+        </w:rPr>
+        <w:t>localStorage становится более востребованным элементом при разработке веб-приложений. Он обеспечивает полноценной контроль данных с сохранением актуальности проекта, идеально подходит для хранения структурированной информации и ее дальнейшей обработки. При этом инструмент поддерживает синхронизацию данных, когда пользователь открывает приложение в разных вкладках.</w:t>
+      </w:r>
+      <w:r>
+        <w:rPr>
+          <w:rFonts w:ascii="Times New Roman" w:eastAsia="Calibri" w:hAnsi="Times New Roman" w:cs="Times New Roman"/>
+          <w:sz w:val="26"/>
+          <w:szCs w:val="26"/>
+          <w:lang w:val="ru-RU"/>
+        </w:rPr>
+        <w:br w:type="page"/>
+      </w:r>
+    </w:p>
+    <w:p>
+      <w:pPr>
+        <w:rPr>
+          <w:rFonts w:ascii="Times New Roman" w:hAnsi="Times New Roman" w:cs="Times New Roman"/>
+          <w:sz w:val="26"/>
+          <w:szCs w:val="26"/>
+        </w:rPr>
+      </w:pPr>
+      <w:r>
+        <w:rPr>
+          <w:rFonts w:ascii="Times New Roman" w:hAnsi="Times New Roman" w:cs="Times New Roman"/>
+          <w:sz w:val="26"/>
+          <w:szCs w:val="26"/>
+          <w:lang w:val="ru-RU"/>
+        </w:rPr>
+        <w:lastRenderedPageBreak/>
+        <w:t xml:space="preserve">Практическая часть: </w:t>
+      </w:r>
+      <w:r>
+        <w:rPr>
+          <w:rFonts w:ascii="Times New Roman" w:hAnsi="Times New Roman" w:cs="Times New Roman"/>
+          <w:sz w:val="26"/>
+          <w:szCs w:val="26"/>
+          <w:lang w:val="ru-RU"/>
+        </w:rPr>
+        <w:t xml:space="preserve">На локальной </w:t>
+      </w:r>
+      <w:r>
+        <w:rPr>
+          <w:rFonts w:ascii="Times New Roman" w:hAnsi="Times New Roman" w:cs="Times New Roman"/>
+          <w:sz w:val="26"/>
+          <w:szCs w:val="26"/>
+        </w:rPr>
+        <w:t>HTML</w:t>
+      </w:r>
+      <w:r>
+        <w:rPr>
+          <w:rFonts w:ascii="Times New Roman" w:hAnsi="Times New Roman" w:cs="Times New Roman"/>
+          <w:sz w:val="26"/>
+          <w:szCs w:val="26"/>
+          <w:lang w:val="ru-RU"/>
+        </w:rPr>
+        <w:t xml:space="preserve">-странице сохранить настройку или имя пользователя, перезагрузить страницу и сравнить поведение </w:t>
+      </w:r>
+      <w:r>
+        <w:rPr>
+          <w:rFonts w:ascii="Times New Roman" w:hAnsi="Times New Roman" w:cs="Times New Roman"/>
+          <w:sz w:val="26"/>
+          <w:szCs w:val="26"/>
+        </w:rPr>
+        <w:t>localStorage</w:t>
+      </w:r>
+      <w:r>
+        <w:rPr>
+          <w:rFonts w:ascii="Times New Roman" w:hAnsi="Times New Roman" w:cs="Times New Roman"/>
+          <w:sz w:val="26"/>
+          <w:szCs w:val="26"/>
+          <w:lang w:val="ru-RU"/>
+        </w:rPr>
+        <w:t xml:space="preserve"> и </w:t>
+      </w:r>
+      <w:r>
+        <w:rPr>
+          <w:rFonts w:ascii="Times New Roman" w:hAnsi="Times New Roman" w:cs="Times New Roman"/>
+          <w:sz w:val="26"/>
+          <w:szCs w:val="26"/>
+        </w:rPr>
+        <w:t>sessionStorage</w:t>
+      </w:r>
+      <w:r>
+        <w:rPr>
+          <w:rFonts w:ascii="Times New Roman" w:hAnsi="Times New Roman" w:cs="Times New Roman"/>
+          <w:sz w:val="26"/>
+          <w:szCs w:val="26"/>
+          <w:lang w:val="ru-RU"/>
+        </w:rPr>
+        <w:t>.</w:t>
+      </w:r>
+    </w:p>
+    <w:p>
+      <w:pPr>
+        <w:rPr>
+          <w:rFonts w:ascii="Times New Roman" w:hAnsi="Times New Roman" w:cs="Times New Roman"/>
+          <w:sz w:val="26"/>
+          <w:szCs w:val="26"/>
+          <w:lang w:val="ru-RU"/>
+        </w:rPr>
+      </w:pPr>
+      <w:r>
+        <w:rPr>
+          <w:rFonts w:ascii="Times New Roman" w:hAnsi="Times New Roman" w:cs="Times New Roman"/>
+          <w:sz w:val="26"/>
+          <w:szCs w:val="26"/>
+          <w:lang w:val="ru-RU"/>
+        </w:rPr>
+        <w:t>Результат: при перезагрузки страницы, мы можем получить данные из обоих хранилищ</w:t>
+      </w:r>
+      <w:r>
+        <w:rPr>
+          <w:rFonts w:ascii="Times New Roman" w:hAnsi="Times New Roman" w:cs="Times New Roman"/>
+          <w:sz w:val="26"/>
+          <w:szCs w:val="26"/>
+          <w:lang w:val="ru-RU"/>
+        </w:rPr>
+        <w:t>;</w:t>
+      </w:r>
+      <w:r>
+        <w:rPr>
+          <w:rFonts w:ascii="Times New Roman" w:hAnsi="Times New Roman" w:cs="Times New Roman"/>
+          <w:sz w:val="26"/>
+          <w:szCs w:val="26"/>
+          <w:lang w:val="ru-RU"/>
+        </w:rPr>
+        <w:t xml:space="preserve"> при перезагрузки браузера, мы данные сохраняются только в </w:t>
+      </w:r>
+      <w:r>
+        <w:rPr>
+          <w:rFonts w:ascii="Times New Roman" w:hAnsi="Times New Roman" w:cs="Times New Roman"/>
+          <w:sz w:val="26"/>
+          <w:szCs w:val="26"/>
+        </w:rPr>
+        <w:t>localStorage</w:t>
+      </w:r>
+      <w:r>
+        <w:rPr>
+          <w:rFonts w:ascii="Times New Roman" w:hAnsi="Times New Roman" w:cs="Times New Roman"/>
+          <w:sz w:val="26"/>
+          <w:szCs w:val="26"/>
+          <w:lang w:val="ru-RU"/>
+        </w:rPr>
+        <w:t>.</w:t>
+      </w:r>
+      <w:r>
+        <w:rPr>
+          <w:rFonts w:ascii="Times New Roman" w:hAnsi="Times New Roman" w:cs="Times New Roman"/>
+          <w:sz w:val="26"/>
+          <w:szCs w:val="26"/>
+          <w:lang w:val="ru-RU"/>
+        </w:rPr>
+        <w:br w:type="page"/>
+      </w:r>
+    </w:p>
+    <w:p>
+      <w:pPr>
+        <w:rPr>
+          <w:rFonts w:ascii="Times New Roman" w:hAnsi="Times New Roman" w:cs="Times New Roman"/>
+          <w:sz w:val="26"/>
+          <w:szCs w:val="26"/>
+          <w:lang w:val="ru-RU"/>
+        </w:rPr>
+      </w:pPr>
+      <w:r>
+        <w:rPr>
+          <w:rFonts w:ascii="Times New Roman" w:eastAsia="Calibri" w:hAnsi="Times New Roman" w:cs="Times New Roman"/>
+          <w:sz w:val="26"/>
+          <w:szCs w:val="26"/>
+          <w:lang w:val="ru-RU"/>
+        </w:rPr>
+        <w:lastRenderedPageBreak/>
+        <w:t>Список использованных ресурсов:</w:t>
+      </w:r>
+    </w:p>
+    <w:p>
+      <w:pPr>
+        <w:pStyle w:val="a3"/>
         <w:numPr>
           <w:ilvl w:val="0"/>
           <w:numId w:val="1"/>
         </w:numPr>
         <w:rPr>
-          <w:rFonts w:ascii="Calibri" w:hAnsi="Calibri" w:eastAsia="Calibri" w:cs="Calibri"/>
-          <w:sz w:val="26"/>
-          <w:szCs w:val="26"/>
-        </w:rPr>
-      </w:pPr>
-      <w:hyperlink r:id="R41920123211243d7">
+          <w:rStyle w:val="a4"/>
+          <w:rFonts w:ascii="Times New Roman" w:eastAsia="Calibri" w:hAnsi="Times New Roman" w:cs="Times New Roman"/>
+          <w:color w:val="auto"/>
+          <w:sz w:val="26"/>
+          <w:szCs w:val="26"/>
+          <w:u w:val="none"/>
+          <w:lang w:val="ru-RU"/>
+        </w:rPr>
+      </w:pPr>
+      <w:hyperlink r:id="rId5">
         <w:r>
           <w:rPr>
-            <w:rStyle w:val="Hyperlink"/>
+            <w:rStyle w:val="a4"/>
+            <w:rFonts w:ascii="Times New Roman" w:hAnsi="Times New Roman" w:cs="Times New Roman"/>
+            <w:sz w:val="26"/>
+            <w:szCs w:val="26"/>
           </w:rPr>
-          <w:t>https://learn.javascript.ru/localstorage</w:t>
+          <w:t>https</w:t>
+        </w:r>
+        <w:r>
+          <w:rPr>
+            <w:rStyle w:val="a4"/>
+            <w:rFonts w:ascii="Times New Roman" w:hAnsi="Times New Roman" w:cs="Times New Roman"/>
+            <w:sz w:val="26"/>
+            <w:szCs w:val="26"/>
+            <w:lang w:val="ru-RU"/>
+          </w:rPr>
+          <w:t>://</w:t>
+        </w:r>
+        <w:r>
+          <w:rPr>
+            <w:rStyle w:val="a4"/>
+            <w:rFonts w:ascii="Times New Roman" w:hAnsi="Times New Roman" w:cs="Times New Roman"/>
+            <w:sz w:val="26"/>
+            <w:szCs w:val="26"/>
+          </w:rPr>
+          <w:t>learn</w:t>
+        </w:r>
+        <w:r>
+          <w:rPr>
+            <w:rStyle w:val="a4"/>
+            <w:rFonts w:ascii="Times New Roman" w:hAnsi="Times New Roman" w:cs="Times New Roman"/>
+            <w:sz w:val="26"/>
+            <w:szCs w:val="26"/>
+            <w:lang w:val="ru-RU"/>
+          </w:rPr>
+          <w:t>.</w:t>
+        </w:r>
+        <w:r>
+          <w:rPr>
+            <w:rStyle w:val="a4"/>
+            <w:rFonts w:ascii="Times New Roman" w:hAnsi="Times New Roman" w:cs="Times New Roman"/>
+            <w:sz w:val="26"/>
+            <w:szCs w:val="26"/>
+          </w:rPr>
+          <w:t>javascript</w:t>
+        </w:r>
+        <w:r>
+          <w:rPr>
+            <w:rStyle w:val="a4"/>
+            <w:rFonts w:ascii="Times New Roman" w:hAnsi="Times New Roman" w:cs="Times New Roman"/>
+            <w:sz w:val="26"/>
+            <w:szCs w:val="26"/>
+            <w:lang w:val="ru-RU"/>
+          </w:rPr>
+          <w:t>.</w:t>
+        </w:r>
+        <w:r>
+          <w:rPr>
+            <w:rStyle w:val="a4"/>
+            <w:rFonts w:ascii="Times New Roman" w:hAnsi="Times New Roman" w:cs="Times New Roman"/>
+            <w:sz w:val="26"/>
+            <w:szCs w:val="26"/>
+          </w:rPr>
+          <w:t>ru</w:t>
+        </w:r>
+        <w:r>
+          <w:rPr>
+            <w:rStyle w:val="a4"/>
+            <w:rFonts w:ascii="Times New Roman" w:hAnsi="Times New Roman" w:cs="Times New Roman"/>
+            <w:sz w:val="26"/>
+            <w:szCs w:val="26"/>
+            <w:lang w:val="ru-RU"/>
+          </w:rPr>
+          <w:t>/</w:t>
+        </w:r>
+        <w:r>
+          <w:rPr>
+            <w:rStyle w:val="a4"/>
+            <w:rFonts w:ascii="Times New Roman" w:hAnsi="Times New Roman" w:cs="Times New Roman"/>
+            <w:sz w:val="26"/>
+            <w:szCs w:val="26"/>
+          </w:rPr>
+          <w:t>localstorage</w:t>
         </w:r>
       </w:hyperlink>
     </w:p>
     <w:p>
       <w:pPr>
-        <w:pStyle w:val="ListParagraph"/>
+        <w:pStyle w:val="a3"/>
         <w:numPr>
           <w:ilvl w:val="0"/>
           <w:numId w:val="1"/>
         </w:numPr>
         <w:rPr>
-          <w:rFonts w:ascii="Calibri" w:hAnsi="Calibri" w:eastAsia="Calibri" w:cs="Calibri"/>
-          <w:sz w:val="26"/>
-          <w:szCs w:val="26"/>
-        </w:rPr>
-      </w:pPr>
-      <w:hyperlink r:id="Re510422f46cf4049">
+          <w:rFonts w:ascii="Times New Roman" w:eastAsia="Calibri" w:hAnsi="Times New Roman" w:cs="Times New Roman"/>
+          <w:sz w:val="26"/>
+          <w:szCs w:val="26"/>
+          <w:lang w:val="ru-RU"/>
+        </w:rPr>
+      </w:pPr>
+      <w:hyperlink r:id="rId6">
         <w:r>
           <w:rPr>
-            <w:rStyle w:val="Hyperlink"/>
+            <w:rStyle w:val="a4"/>
+            <w:rFonts w:ascii="Times New Roman" w:hAnsi="Times New Roman" w:cs="Times New Roman"/>
+            <w:sz w:val="26"/>
+            <w:szCs w:val="26"/>
           </w:rPr>
-          <w:t>https://stackoverflow.com/questions/19867599/what-is-the-difference-between-localstorage-sessionstorage-session-and-cookies</w:t>
+          <w:t>https</w:t>
+        </w:r>
+        <w:r>
+          <w:rPr>
+            <w:rStyle w:val="a4"/>
+            <w:rFonts w:ascii="Times New Roman" w:hAnsi="Times New Roman" w:cs="Times New Roman"/>
+            <w:sz w:val="26"/>
+            <w:szCs w:val="26"/>
+            <w:lang w:val="ru-RU"/>
+          </w:rPr>
+          <w:t>://</w:t>
+        </w:r>
+        <w:r>
+          <w:rPr>
+            <w:rStyle w:val="a4"/>
+            <w:rFonts w:ascii="Times New Roman" w:hAnsi="Times New Roman" w:cs="Times New Roman"/>
+            <w:sz w:val="26"/>
+            <w:szCs w:val="26"/>
+          </w:rPr>
+          <w:t>tproger</w:t>
+        </w:r>
+        <w:r>
+          <w:rPr>
+            <w:rStyle w:val="a4"/>
+            <w:rFonts w:ascii="Times New Roman" w:hAnsi="Times New Roman" w:cs="Times New Roman"/>
+            <w:sz w:val="26"/>
+            <w:szCs w:val="26"/>
+            <w:lang w:val="ru-RU"/>
+          </w:rPr>
+          <w:t>.</w:t>
+        </w:r>
+        <w:r>
+          <w:rPr>
+            <w:rStyle w:val="a4"/>
+            <w:rFonts w:ascii="Times New Roman" w:hAnsi="Times New Roman" w:cs="Times New Roman"/>
+            <w:sz w:val="26"/>
+            <w:szCs w:val="26"/>
+          </w:rPr>
+          <w:t>ru</w:t>
+        </w:r>
+        <w:r>
+          <w:rPr>
+            <w:rStyle w:val="a4"/>
+            <w:rFonts w:ascii="Times New Roman" w:hAnsi="Times New Roman" w:cs="Times New Roman"/>
+            <w:sz w:val="26"/>
+            <w:szCs w:val="26"/>
+            <w:lang w:val="ru-RU"/>
+          </w:rPr>
+          <w:t>/</w:t>
+        </w:r>
+        <w:r>
+          <w:rPr>
+            <w:rStyle w:val="a4"/>
+            <w:rFonts w:ascii="Times New Roman" w:hAnsi="Times New Roman" w:cs="Times New Roman"/>
+            <w:sz w:val="26"/>
+            <w:szCs w:val="26"/>
+          </w:rPr>
+          <w:t>articles</w:t>
+        </w:r>
+        <w:r>
+          <w:rPr>
+            <w:rStyle w:val="a4"/>
+            <w:rFonts w:ascii="Times New Roman" w:hAnsi="Times New Roman" w:cs="Times New Roman"/>
+            <w:sz w:val="26"/>
+            <w:szCs w:val="26"/>
+            <w:lang w:val="ru-RU"/>
+          </w:rPr>
+          <w:t>/</w:t>
+        </w:r>
+        <w:r>
+          <w:rPr>
+            <w:rStyle w:val="a4"/>
+            <w:rFonts w:ascii="Times New Roman" w:hAnsi="Times New Roman" w:cs="Times New Roman"/>
+            <w:sz w:val="26"/>
+            <w:szCs w:val="26"/>
+          </w:rPr>
+          <w:t>chto</w:t>
+        </w:r>
+        <w:r>
+          <w:rPr>
+            <w:rStyle w:val="a4"/>
+            <w:rFonts w:ascii="Times New Roman" w:hAnsi="Times New Roman" w:cs="Times New Roman"/>
+            <w:sz w:val="26"/>
+            <w:szCs w:val="26"/>
+            <w:lang w:val="ru-RU"/>
+          </w:rPr>
+          <w:t>-</w:t>
+        </w:r>
+        <w:r>
+          <w:rPr>
+            <w:rStyle w:val="a4"/>
+            <w:rFonts w:ascii="Times New Roman" w:hAnsi="Times New Roman" w:cs="Times New Roman"/>
+            <w:sz w:val="26"/>
+            <w:szCs w:val="26"/>
+          </w:rPr>
+          <w:t>takoe</w:t>
+        </w:r>
+        <w:r>
+          <w:rPr>
+            <w:rStyle w:val="a4"/>
+            <w:rFonts w:ascii="Times New Roman" w:hAnsi="Times New Roman" w:cs="Times New Roman"/>
+            <w:sz w:val="26"/>
+            <w:szCs w:val="26"/>
+            <w:lang w:val="ru-RU"/>
+          </w:rPr>
+          <w:t>-</w:t>
+        </w:r>
+        <w:r>
+          <w:rPr>
+            <w:rStyle w:val="a4"/>
+            <w:rFonts w:ascii="Times New Roman" w:hAnsi="Times New Roman" w:cs="Times New Roman"/>
+            <w:sz w:val="26"/>
+            <w:szCs w:val="26"/>
+          </w:rPr>
+          <w:t>cookies</w:t>
+        </w:r>
+        <w:r>
+          <w:rPr>
+            <w:rStyle w:val="a4"/>
+            <w:rFonts w:ascii="Times New Roman" w:hAnsi="Times New Roman" w:cs="Times New Roman"/>
+            <w:sz w:val="26"/>
+            <w:szCs w:val="26"/>
+            <w:lang w:val="ru-RU"/>
+          </w:rPr>
+          <w:t>--</w:t>
+        </w:r>
+        <w:r>
+          <w:rPr>
+            <w:rStyle w:val="a4"/>
+            <w:rFonts w:ascii="Times New Roman" w:hAnsi="Times New Roman" w:cs="Times New Roman"/>
+            <w:sz w:val="26"/>
+            <w:szCs w:val="26"/>
+          </w:rPr>
+          <w:t>localstorage</w:t>
+        </w:r>
+        <w:r>
+          <w:rPr>
+            <w:rStyle w:val="a4"/>
+            <w:rFonts w:ascii="Times New Roman" w:hAnsi="Times New Roman" w:cs="Times New Roman"/>
+            <w:sz w:val="26"/>
+            <w:szCs w:val="26"/>
+            <w:lang w:val="ru-RU"/>
+          </w:rPr>
+          <w:t>-</w:t>
+        </w:r>
+        <w:r>
+          <w:rPr>
+            <w:rStyle w:val="a4"/>
+            <w:rFonts w:ascii="Times New Roman" w:hAnsi="Times New Roman" w:cs="Times New Roman"/>
+            <w:sz w:val="26"/>
+            <w:szCs w:val="26"/>
+          </w:rPr>
+          <w:t>i</w:t>
+        </w:r>
+        <w:r>
+          <w:rPr>
+            <w:rStyle w:val="a4"/>
+            <w:rFonts w:ascii="Times New Roman" w:hAnsi="Times New Roman" w:cs="Times New Roman"/>
+            <w:sz w:val="26"/>
+            <w:szCs w:val="26"/>
+            <w:lang w:val="ru-RU"/>
+          </w:rPr>
+          <w:t>-</w:t>
+        </w:r>
+        <w:r>
+          <w:rPr>
+            <w:rStyle w:val="a4"/>
+            <w:rFonts w:ascii="Times New Roman" w:hAnsi="Times New Roman" w:cs="Times New Roman"/>
+            <w:sz w:val="26"/>
+            <w:szCs w:val="26"/>
+          </w:rPr>
+          <w:t>sessionstorage</w:t>
         </w:r>
       </w:hyperlink>
     </w:p>
-    <w:p>
-      <w:pPr>
-        <w:pStyle w:val="ListParagraph"/>
-        <w:numPr>
-          <w:ilvl w:val="0"/>
-          <w:numId w:val="1"/>
-        </w:numPr>
-        <w:rPr>
-          <w:rFonts w:ascii="Calibri" w:hAnsi="Calibri" w:eastAsia="Calibri" w:cs="Calibri"/>
-          <w:sz w:val="26"/>
-          <w:szCs w:val="26"/>
-        </w:rPr>
-      </w:pPr>
-      <w:hyperlink r:id="Rd319100e31434167">
-        <w:r>
-          <w:rPr>
-            <w:rStyle w:val="Hyperlink"/>
-          </w:rPr>
-          <w:t>https://tproger.ru/articles/chto-takoe-cookies--localstorage-i-sessionstorage</w:t>
-        </w:r>
-      </w:hyperlink>
-    </w:p>
-    <w:p>
-      <w:pPr>
-        <w:pStyle w:val="ListParagraph"/>
-        <w:numPr>
-          <w:ilvl w:val="0"/>
-          <w:numId w:val="1"/>
-        </w:numPr>
-        <w:rPr/>
-      </w:pPr>
-      <w:r>
-        <w:rPr>
-          <w:rFonts w:ascii="Calibri" w:hAnsi="Calibri" w:eastAsia="Calibri" w:cs="Calibri"/>
-          <w:sz w:val="26"/>
-          <w:szCs w:val="26"/>
-        </w:rPr>
-        <w:t>Кратко: https://ru.hexlet.io/blog/posts/zachem-nuzhna-komanda-pwd-i-chto-takoe-tekuschaya-rabochaya-direktoriya</w:t>
-      </w:r>
-    </w:p>
     <w:sectPr>
-      <w:pgSz w:w="12240" w:h="15840" w:orient="portrait"/>
+      <w:pgSz w:w="12240" w:h="15840"/>
       <w:pgMar w:top="1440" w:right="1440" w:bottom="1440" w:left="1440" w:header="720" w:footer="720" w:gutter="0"/>
       <w:cols w:space="720"/>
       <w:docGrid w:linePitch="360"/>
@@ -149,11 +3412,464 @@
 </file>
 
 <file path=word/numbering.xml><?xml version="1.0" encoding="utf-8"?>
-<w:numbering xmlns:w="http://schemas.openxmlformats.org/wordprocessingml/2006/main">
-  <w:abstractNum xmlns:w="http://schemas.openxmlformats.org/wordprocessingml/2006/main" w:abstractNumId="1">
-    <w:nsid w:val="57bc421a"/>
-    <w:multiLevelType xmlns:w="http://schemas.openxmlformats.org/wordprocessingml/2006/main" w:val="hybridMultilevel"/>
-    <w:lvl xmlns:w="http://schemas.openxmlformats.org/wordprocessingml/2006/main" w:ilvl="0">
+<w:numbering xmlns:wpc="http://schemas.microsoft.com/office/word/2010/wordprocessingCanvas" xmlns:cx="http://schemas.microsoft.com/office/drawing/2014/chartex" xmlns:cx1="http://schemas.microsoft.com/office/drawing/2015/9/8/chartex" xmlns:cx2="http://schemas.microsoft.com/office/drawing/2015/10/21/chartex" xmlns:cx3="http://schemas.microsoft.com/office/drawing/2016/5/9/chartex" xmlns:cx4="http://schemas.microsoft.com/office/drawing/2016/5/10/chartex" xmlns:cx5="http://schemas.microsoft.com/office/drawing/2016/5/11/chartex" xmlns:cx6="http://schemas.microsoft.com/office/drawing/2016/5/12/chartex" xmlns:cx7="http://schemas.microsoft.com/office/drawing/2016/5/13/chartex" xmlns:cx8="http://schemas.microsoft.com/office/drawing/2016/5/14/chartex" xmlns:mc="http://schemas.openxmlformats.org/markup-compatibility/2006" xmlns:aink="http://schemas.microsoft.com/office/drawing/2016/ink" xmlns:am3d="http://schemas.microsoft.com/office/drawing/2017/model3d" xmlns:o="urn:schemas-microsoft-com:office:office" xmlns:r="http://schemas.openxmlformats.org/officeDocument/2006/relationships" xmlns:m="http://schemas.openxmlformats.org/officeDocument/2006/math" xmlns:v="urn:schemas-microsoft-com:vml" xmlns:wp14="http://schemas.microsoft.com/office/word/2010/wordprocessingDrawing" xmlns:wp="http://schemas.openxmlformats.org/drawingml/2006/wordprocessingDrawing" xmlns:w10="urn:schemas-microsoft-com:office:word" xmlns:w="http://schemas.openxmlformats.org/wordprocessingml/2006/main" xmlns:w14="http://schemas.microsoft.com/office/word/2010/wordml" xmlns:w15="http://schemas.microsoft.com/office/word/2012/wordml" xmlns:w16cex="http://schemas.microsoft.com/office/word/2018/wordml/cex" xmlns:w16cid="http://schemas.microsoft.com/office/word/2016/wordml/cid" xmlns:w16="http://schemas.microsoft.com/office/word/2018/wordml" xmlns:w16sdtdh="http://schemas.microsoft.com/office/word/2020/wordml/sdtdatahash" xmlns:w16se="http://schemas.microsoft.com/office/word/2015/wordml/symex" xmlns:wpg="http://schemas.microsoft.com/office/word/2010/wordprocessingGroup" xmlns:wpi="http://schemas.microsoft.com/office/word/2010/wordprocessingInk" xmlns:wne="http://schemas.microsoft.com/office/word/2006/wordml" xmlns:wps="http://schemas.microsoft.com/office/word/2010/wordprocessingShape" mc:Ignorable="w14 w15 w16se w16cid w16 w16cex w16sdtdh wp14">
+  <w:abstractNum w:abstractNumId="0" w15:restartNumberingAfterBreak="0">
+    <w:nsid w:val="1898435F"/>
+    <w:multiLevelType w:val="hybridMultilevel"/>
+    <w:tmpl w:val="C19614F4"/>
+    <w:lvl w:ilvl="0" w:tplc="04190001">
+      <w:start w:val="1"/>
+      <w:numFmt w:val="bullet"/>
+      <w:lvlText w:val=""/>
+      <w:lvlJc w:val="left"/>
+      <w:pPr>
+        <w:ind w:left="360" w:hanging="360"/>
+      </w:pPr>
+      <w:rPr>
+        <w:rFonts w:ascii="Symbol" w:hAnsi="Symbol" w:hint="default"/>
+      </w:rPr>
+    </w:lvl>
+    <w:lvl w:ilvl="1" w:tplc="04190003" w:tentative="1">
+      <w:start w:val="1"/>
+      <w:numFmt w:val="bullet"/>
+      <w:lvlText w:val="o"/>
+      <w:lvlJc w:val="left"/>
+      <w:pPr>
+        <w:ind w:left="1080" w:hanging="360"/>
+      </w:pPr>
+      <w:rPr>
+        <w:rFonts w:ascii="Courier New" w:hAnsi="Courier New" w:cs="Courier New" w:hint="default"/>
+      </w:rPr>
+    </w:lvl>
+    <w:lvl w:ilvl="2" w:tplc="04190005" w:tentative="1">
+      <w:start w:val="1"/>
+      <w:numFmt w:val="bullet"/>
+      <w:lvlText w:val=""/>
+      <w:lvlJc w:val="left"/>
+      <w:pPr>
+        <w:ind w:left="1800" w:hanging="360"/>
+      </w:pPr>
+      <w:rPr>
+        <w:rFonts w:ascii="Wingdings" w:hAnsi="Wingdings" w:hint="default"/>
+      </w:rPr>
+    </w:lvl>
+    <w:lvl w:ilvl="3" w:tplc="04190001" w:tentative="1">
+      <w:start w:val="1"/>
+      <w:numFmt w:val="bullet"/>
+      <w:lvlText w:val=""/>
+      <w:lvlJc w:val="left"/>
+      <w:pPr>
+        <w:ind w:left="2520" w:hanging="360"/>
+      </w:pPr>
+      <w:rPr>
+        <w:rFonts w:ascii="Symbol" w:hAnsi="Symbol" w:hint="default"/>
+      </w:rPr>
+    </w:lvl>
+    <w:lvl w:ilvl="4" w:tplc="04190003" w:tentative="1">
+      <w:start w:val="1"/>
+      <w:numFmt w:val="bullet"/>
+      <w:lvlText w:val="o"/>
+      <w:lvlJc w:val="left"/>
+      <w:pPr>
+        <w:ind w:left="3240" w:hanging="360"/>
+      </w:pPr>
+      <w:rPr>
+        <w:rFonts w:ascii="Courier New" w:hAnsi="Courier New" w:cs="Courier New" w:hint="default"/>
+      </w:rPr>
+    </w:lvl>
+    <w:lvl w:ilvl="5" w:tplc="04190005" w:tentative="1">
+      <w:start w:val="1"/>
+      <w:numFmt w:val="bullet"/>
+      <w:lvlText w:val=""/>
+      <w:lvlJc w:val="left"/>
+      <w:pPr>
+        <w:ind w:left="3960" w:hanging="360"/>
+      </w:pPr>
+      <w:rPr>
+        <w:rFonts w:ascii="Wingdings" w:hAnsi="Wingdings" w:hint="default"/>
+      </w:rPr>
+    </w:lvl>
+    <w:lvl w:ilvl="6" w:tplc="04190001" w:tentative="1">
+      <w:start w:val="1"/>
+      <w:numFmt w:val="bullet"/>
+      <w:lvlText w:val=""/>
+      <w:lvlJc w:val="left"/>
+      <w:pPr>
+        <w:ind w:left="4680" w:hanging="360"/>
+      </w:pPr>
+      <w:rPr>
+        <w:rFonts w:ascii="Symbol" w:hAnsi="Symbol" w:hint="default"/>
+      </w:rPr>
+    </w:lvl>
+    <w:lvl w:ilvl="7" w:tplc="04190003" w:tentative="1">
+      <w:start w:val="1"/>
+      <w:numFmt w:val="bullet"/>
+      <w:lvlText w:val="o"/>
+      <w:lvlJc w:val="left"/>
+      <w:pPr>
+        <w:ind w:left="5400" w:hanging="360"/>
+      </w:pPr>
+      <w:rPr>
+        <w:rFonts w:ascii="Courier New" w:hAnsi="Courier New" w:cs="Courier New" w:hint="default"/>
+      </w:rPr>
+    </w:lvl>
+    <w:lvl w:ilvl="8" w:tplc="04190005" w:tentative="1">
+      <w:start w:val="1"/>
+      <w:numFmt w:val="bullet"/>
+      <w:lvlText w:val=""/>
+      <w:lvlJc w:val="left"/>
+      <w:pPr>
+        <w:ind w:left="6120" w:hanging="360"/>
+      </w:pPr>
+      <w:rPr>
+        <w:rFonts w:ascii="Wingdings" w:hAnsi="Wingdings" w:hint="default"/>
+      </w:rPr>
+    </w:lvl>
+  </w:abstractNum>
+  <w:abstractNum w:abstractNumId="1" w15:restartNumberingAfterBreak="0">
+    <w:nsid w:val="23C27B34"/>
+    <w:multiLevelType w:val="hybridMultilevel"/>
+    <w:tmpl w:val="7D0005EC"/>
+    <w:lvl w:ilvl="0" w:tplc="04190001">
+      <w:start w:val="1"/>
+      <w:numFmt w:val="bullet"/>
+      <w:lvlText w:val=""/>
+      <w:lvlJc w:val="left"/>
+      <w:pPr>
+        <w:ind w:left="360" w:hanging="360"/>
+      </w:pPr>
+      <w:rPr>
+        <w:rFonts w:ascii="Symbol" w:hAnsi="Symbol" w:hint="default"/>
+      </w:rPr>
+    </w:lvl>
+    <w:lvl w:ilvl="1" w:tplc="04190003" w:tentative="1">
+      <w:start w:val="1"/>
+      <w:numFmt w:val="bullet"/>
+      <w:lvlText w:val="o"/>
+      <w:lvlJc w:val="left"/>
+      <w:pPr>
+        <w:ind w:left="1080" w:hanging="360"/>
+      </w:pPr>
+      <w:rPr>
+        <w:rFonts w:ascii="Courier New" w:hAnsi="Courier New" w:cs="Courier New" w:hint="default"/>
+      </w:rPr>
+    </w:lvl>
+    <w:lvl w:ilvl="2" w:tplc="04190005" w:tentative="1">
+      <w:start w:val="1"/>
+      <w:numFmt w:val="bullet"/>
+      <w:lvlText w:val=""/>
+      <w:lvlJc w:val="left"/>
+      <w:pPr>
+        <w:ind w:left="1800" w:hanging="360"/>
+      </w:pPr>
+      <w:rPr>
+        <w:rFonts w:ascii="Wingdings" w:hAnsi="Wingdings" w:hint="default"/>
+      </w:rPr>
+    </w:lvl>
+    <w:lvl w:ilvl="3" w:tplc="04190001" w:tentative="1">
+      <w:start w:val="1"/>
+      <w:numFmt w:val="bullet"/>
+      <w:lvlText w:val=""/>
+      <w:lvlJc w:val="left"/>
+      <w:pPr>
+        <w:ind w:left="2520" w:hanging="360"/>
+      </w:pPr>
+      <w:rPr>
+        <w:rFonts w:ascii="Symbol" w:hAnsi="Symbol" w:hint="default"/>
+      </w:rPr>
+    </w:lvl>
+    <w:lvl w:ilvl="4" w:tplc="04190003" w:tentative="1">
+      <w:start w:val="1"/>
+      <w:numFmt w:val="bullet"/>
+      <w:lvlText w:val="o"/>
+      <w:lvlJc w:val="left"/>
+      <w:pPr>
+        <w:ind w:left="3240" w:hanging="360"/>
+      </w:pPr>
+      <w:rPr>
+        <w:rFonts w:ascii="Courier New" w:hAnsi="Courier New" w:cs="Courier New" w:hint="default"/>
+      </w:rPr>
+    </w:lvl>
+    <w:lvl w:ilvl="5" w:tplc="04190005" w:tentative="1">
+      <w:start w:val="1"/>
+      <w:numFmt w:val="bullet"/>
+      <w:lvlText w:val=""/>
+      <w:lvlJc w:val="left"/>
+      <w:pPr>
+        <w:ind w:left="3960" w:hanging="360"/>
+      </w:pPr>
+      <w:rPr>
+        <w:rFonts w:ascii="Wingdings" w:hAnsi="Wingdings" w:hint="default"/>
+      </w:rPr>
+    </w:lvl>
+    <w:lvl w:ilvl="6" w:tplc="04190001" w:tentative="1">
+      <w:start w:val="1"/>
+      <w:numFmt w:val="bullet"/>
+      <w:lvlText w:val=""/>
+      <w:lvlJc w:val="left"/>
+      <w:pPr>
+        <w:ind w:left="4680" w:hanging="360"/>
+      </w:pPr>
+      <w:rPr>
+        <w:rFonts w:ascii="Symbol" w:hAnsi="Symbol" w:hint="default"/>
+      </w:rPr>
+    </w:lvl>
+    <w:lvl w:ilvl="7" w:tplc="04190003" w:tentative="1">
+      <w:start w:val="1"/>
+      <w:numFmt w:val="bullet"/>
+      <w:lvlText w:val="o"/>
+      <w:lvlJc w:val="left"/>
+      <w:pPr>
+        <w:ind w:left="5400" w:hanging="360"/>
+      </w:pPr>
+      <w:rPr>
+        <w:rFonts w:ascii="Courier New" w:hAnsi="Courier New" w:cs="Courier New" w:hint="default"/>
+      </w:rPr>
+    </w:lvl>
+    <w:lvl w:ilvl="8" w:tplc="04190005" w:tentative="1">
+      <w:start w:val="1"/>
+      <w:numFmt w:val="bullet"/>
+      <w:lvlText w:val=""/>
+      <w:lvlJc w:val="left"/>
+      <w:pPr>
+        <w:ind w:left="6120" w:hanging="360"/>
+      </w:pPr>
+      <w:rPr>
+        <w:rFonts w:ascii="Wingdings" w:hAnsi="Wingdings" w:hint="default"/>
+      </w:rPr>
+    </w:lvl>
+  </w:abstractNum>
+  <w:abstractNum w:abstractNumId="2" w15:restartNumberingAfterBreak="0">
+    <w:nsid w:val="38223AC4"/>
+    <w:multiLevelType w:val="hybridMultilevel"/>
+    <w:tmpl w:val="52AC256C"/>
+    <w:lvl w:ilvl="0" w:tplc="04190001">
+      <w:start w:val="1"/>
+      <w:numFmt w:val="bullet"/>
+      <w:lvlText w:val=""/>
+      <w:lvlJc w:val="left"/>
+      <w:pPr>
+        <w:ind w:left="360" w:hanging="360"/>
+      </w:pPr>
+      <w:rPr>
+        <w:rFonts w:ascii="Symbol" w:hAnsi="Symbol" w:hint="default"/>
+      </w:rPr>
+    </w:lvl>
+    <w:lvl w:ilvl="1" w:tplc="04190003" w:tentative="1">
+      <w:start w:val="1"/>
+      <w:numFmt w:val="bullet"/>
+      <w:lvlText w:val="o"/>
+      <w:lvlJc w:val="left"/>
+      <w:pPr>
+        <w:ind w:left="1080" w:hanging="360"/>
+      </w:pPr>
+      <w:rPr>
+        <w:rFonts w:ascii="Courier New" w:hAnsi="Courier New" w:cs="Courier New" w:hint="default"/>
+      </w:rPr>
+    </w:lvl>
+    <w:lvl w:ilvl="2" w:tplc="04190005" w:tentative="1">
+      <w:start w:val="1"/>
+      <w:numFmt w:val="bullet"/>
+      <w:lvlText w:val=""/>
+      <w:lvlJc w:val="left"/>
+      <w:pPr>
+        <w:ind w:left="1800" w:hanging="360"/>
+      </w:pPr>
+      <w:rPr>
+        <w:rFonts w:ascii="Wingdings" w:hAnsi="Wingdings" w:hint="default"/>
+      </w:rPr>
+    </w:lvl>
+    <w:lvl w:ilvl="3" w:tplc="04190001" w:tentative="1">
+      <w:start w:val="1"/>
+      <w:numFmt w:val="bullet"/>
+      <w:lvlText w:val=""/>
+      <w:lvlJc w:val="left"/>
+      <w:pPr>
+        <w:ind w:left="2520" w:hanging="360"/>
+      </w:pPr>
+      <w:rPr>
+        <w:rFonts w:ascii="Symbol" w:hAnsi="Symbol" w:hint="default"/>
+      </w:rPr>
+    </w:lvl>
+    <w:lvl w:ilvl="4" w:tplc="04190003" w:tentative="1">
+      <w:start w:val="1"/>
+      <w:numFmt w:val="bullet"/>
+      <w:lvlText w:val="o"/>
+      <w:lvlJc w:val="left"/>
+      <w:pPr>
+        <w:ind w:left="3240" w:hanging="360"/>
+      </w:pPr>
+      <w:rPr>
+        <w:rFonts w:ascii="Courier New" w:hAnsi="Courier New" w:cs="Courier New" w:hint="default"/>
+      </w:rPr>
+    </w:lvl>
+    <w:lvl w:ilvl="5" w:tplc="04190005" w:tentative="1">
+      <w:start w:val="1"/>
+      <w:numFmt w:val="bullet"/>
+      <w:lvlText w:val=""/>
+      <w:lvlJc w:val="left"/>
+      <w:pPr>
+        <w:ind w:left="3960" w:hanging="360"/>
+      </w:pPr>
+      <w:rPr>
+        <w:rFonts w:ascii="Wingdings" w:hAnsi="Wingdings" w:hint="default"/>
+      </w:rPr>
+    </w:lvl>
+    <w:lvl w:ilvl="6" w:tplc="04190001" w:tentative="1">
+      <w:start w:val="1"/>
+      <w:numFmt w:val="bullet"/>
+      <w:lvlText w:val=""/>
+      <w:lvlJc w:val="left"/>
+      <w:pPr>
+        <w:ind w:left="4680" w:hanging="360"/>
+      </w:pPr>
+      <w:rPr>
+        <w:rFonts w:ascii="Symbol" w:hAnsi="Symbol" w:hint="default"/>
+      </w:rPr>
+    </w:lvl>
+    <w:lvl w:ilvl="7" w:tplc="04190003" w:tentative="1">
+      <w:start w:val="1"/>
+      <w:numFmt w:val="bullet"/>
+      <w:lvlText w:val="o"/>
+      <w:lvlJc w:val="left"/>
+      <w:pPr>
+        <w:ind w:left="5400" w:hanging="360"/>
+      </w:pPr>
+      <w:rPr>
+        <w:rFonts w:ascii="Courier New" w:hAnsi="Courier New" w:cs="Courier New" w:hint="default"/>
+      </w:rPr>
+    </w:lvl>
+    <w:lvl w:ilvl="8" w:tplc="04190005" w:tentative="1">
+      <w:start w:val="1"/>
+      <w:numFmt w:val="bullet"/>
+      <w:lvlText w:val=""/>
+      <w:lvlJc w:val="left"/>
+      <w:pPr>
+        <w:ind w:left="6120" w:hanging="360"/>
+      </w:pPr>
+      <w:rPr>
+        <w:rFonts w:ascii="Wingdings" w:hAnsi="Wingdings" w:hint="default"/>
+      </w:rPr>
+    </w:lvl>
+  </w:abstractNum>
+  <w:abstractNum w:abstractNumId="3" w15:restartNumberingAfterBreak="0">
+    <w:nsid w:val="48BF1A6A"/>
+    <w:multiLevelType w:val="hybridMultilevel"/>
+    <w:tmpl w:val="335229DA"/>
+    <w:lvl w:ilvl="0" w:tplc="04190001">
+      <w:start w:val="1"/>
+      <w:numFmt w:val="bullet"/>
+      <w:lvlText w:val=""/>
+      <w:lvlJc w:val="left"/>
+      <w:pPr>
+        <w:ind w:left="360" w:hanging="360"/>
+      </w:pPr>
+      <w:rPr>
+        <w:rFonts w:ascii="Symbol" w:hAnsi="Symbol" w:hint="default"/>
+      </w:rPr>
+    </w:lvl>
+    <w:lvl w:ilvl="1" w:tplc="04190003" w:tentative="1">
+      <w:start w:val="1"/>
+      <w:numFmt w:val="bullet"/>
+      <w:lvlText w:val="o"/>
+      <w:lvlJc w:val="left"/>
+      <w:pPr>
+        <w:ind w:left="1080" w:hanging="360"/>
+      </w:pPr>
+      <w:rPr>
+        <w:rFonts w:ascii="Courier New" w:hAnsi="Courier New" w:cs="Courier New" w:hint="default"/>
+      </w:rPr>
+    </w:lvl>
+    <w:lvl w:ilvl="2" w:tplc="04190005" w:tentative="1">
+      <w:start w:val="1"/>
+      <w:numFmt w:val="bullet"/>
+      <w:lvlText w:val=""/>
+      <w:lvlJc w:val="left"/>
+      <w:pPr>
+        <w:ind w:left="1800" w:hanging="360"/>
+      </w:pPr>
+      <w:rPr>
+        <w:rFonts w:ascii="Wingdings" w:hAnsi="Wingdings" w:hint="default"/>
+      </w:rPr>
+    </w:lvl>
+    <w:lvl w:ilvl="3" w:tplc="04190001" w:tentative="1">
+      <w:start w:val="1"/>
+      <w:numFmt w:val="bullet"/>
+      <w:lvlText w:val=""/>
+      <w:lvlJc w:val="left"/>
+      <w:pPr>
+        <w:ind w:left="2520" w:hanging="360"/>
+      </w:pPr>
+      <w:rPr>
+        <w:rFonts w:ascii="Symbol" w:hAnsi="Symbol" w:hint="default"/>
+      </w:rPr>
+    </w:lvl>
+    <w:lvl w:ilvl="4" w:tplc="04190003" w:tentative="1">
+      <w:start w:val="1"/>
+      <w:numFmt w:val="bullet"/>
+      <w:lvlText w:val="o"/>
+      <w:lvlJc w:val="left"/>
+      <w:pPr>
+        <w:ind w:left="3240" w:hanging="360"/>
+      </w:pPr>
+      <w:rPr>
+        <w:rFonts w:ascii="Courier New" w:hAnsi="Courier New" w:cs="Courier New" w:hint="default"/>
+      </w:rPr>
+    </w:lvl>
+    <w:lvl w:ilvl="5" w:tplc="04190005" w:tentative="1">
+      <w:start w:val="1"/>
+      <w:numFmt w:val="bullet"/>
+      <w:lvlText w:val=""/>
+      <w:lvlJc w:val="left"/>
+      <w:pPr>
+        <w:ind w:left="3960" w:hanging="360"/>
+      </w:pPr>
+      <w:rPr>
+        <w:rFonts w:ascii="Wingdings" w:hAnsi="Wingdings" w:hint="default"/>
+      </w:rPr>
+    </w:lvl>
+    <w:lvl w:ilvl="6" w:tplc="04190001" w:tentative="1">
+      <w:start w:val="1"/>
+      <w:numFmt w:val="bullet"/>
+      <w:lvlText w:val=""/>
+      <w:lvlJc w:val="left"/>
+      <w:pPr>
+        <w:ind w:left="4680" w:hanging="360"/>
+      </w:pPr>
+      <w:rPr>
+        <w:rFonts w:ascii="Symbol" w:hAnsi="Symbol" w:hint="default"/>
+      </w:rPr>
+    </w:lvl>
+    <w:lvl w:ilvl="7" w:tplc="04190003" w:tentative="1">
+      <w:start w:val="1"/>
+      <w:numFmt w:val="bullet"/>
+      <w:lvlText w:val="o"/>
+      <w:lvlJc w:val="left"/>
+      <w:pPr>
+        <w:ind w:left="5400" w:hanging="360"/>
+      </w:pPr>
+      <w:rPr>
+        <w:rFonts w:ascii="Courier New" w:hAnsi="Courier New" w:cs="Courier New" w:hint="default"/>
+      </w:rPr>
+    </w:lvl>
+    <w:lvl w:ilvl="8" w:tplc="04190005" w:tentative="1">
+      <w:start w:val="1"/>
+      <w:numFmt w:val="bullet"/>
+      <w:lvlText w:val=""/>
+      <w:lvlJc w:val="left"/>
+      <w:pPr>
+        <w:ind w:left="6120" w:hanging="360"/>
+      </w:pPr>
+      <w:rPr>
+        <w:rFonts w:ascii="Wingdings" w:hAnsi="Wingdings" w:hint="default"/>
+      </w:rPr>
+    </w:lvl>
+  </w:abstractNum>
+  <w:abstractNum w:abstractNumId="4" w15:restartNumberingAfterBreak="0">
+    <w:nsid w:val="57BC421A"/>
+    <w:multiLevelType w:val="hybridMultilevel"/>
+    <w:tmpl w:val="A63E0A76"/>
+    <w:lvl w:ilvl="0" w:tplc="979EF55C">
       <w:start w:val="1"/>
       <w:numFmt w:val="decimal"/>
       <w:lvlText w:val="%1."/>
@@ -162,7 +3878,7 @@
         <w:ind w:left="360" w:hanging="360"/>
       </w:pPr>
     </w:lvl>
-    <w:lvl xmlns:w="http://schemas.openxmlformats.org/wordprocessingml/2006/main" w:ilvl="1">
+    <w:lvl w:ilvl="1" w:tplc="62EC8116">
       <w:start w:val="1"/>
       <w:numFmt w:val="lowerLetter"/>
       <w:lvlText w:val="%2."/>
@@ -171,7 +3887,7 @@
         <w:ind w:left="1080" w:hanging="360"/>
       </w:pPr>
     </w:lvl>
-    <w:lvl xmlns:w="http://schemas.openxmlformats.org/wordprocessingml/2006/main" w:ilvl="2">
+    <w:lvl w:ilvl="2" w:tplc="8B8A95A0">
       <w:start w:val="1"/>
       <w:numFmt w:val="lowerRoman"/>
       <w:lvlText w:val="%3."/>
@@ -180,7 +3896,7 @@
         <w:ind w:left="1800" w:hanging="180"/>
       </w:pPr>
     </w:lvl>
-    <w:lvl xmlns:w="http://schemas.openxmlformats.org/wordprocessingml/2006/main" w:ilvl="3">
+    <w:lvl w:ilvl="3" w:tplc="AABEB86A">
       <w:start w:val="1"/>
       <w:numFmt w:val="decimal"/>
       <w:lvlText w:val="%4."/>
@@ -189,7 +3905,7 @@
         <w:ind w:left="2520" w:hanging="360"/>
       </w:pPr>
     </w:lvl>
-    <w:lvl xmlns:w="http://schemas.openxmlformats.org/wordprocessingml/2006/main" w:ilvl="4">
+    <w:lvl w:ilvl="4" w:tplc="4B1E2388">
       <w:start w:val="1"/>
       <w:numFmt w:val="lowerLetter"/>
       <w:lvlText w:val="%5."/>
@@ -198,7 +3914,7 @@
         <w:ind w:left="3240" w:hanging="360"/>
       </w:pPr>
     </w:lvl>
-    <w:lvl xmlns:w="http://schemas.openxmlformats.org/wordprocessingml/2006/main" w:ilvl="5">
+    <w:lvl w:ilvl="5" w:tplc="62ACCC90">
       <w:start w:val="1"/>
       <w:numFmt w:val="lowerRoman"/>
       <w:lvlText w:val="%6."/>
@@ -207,7 +3923,7 @@
         <w:ind w:left="3960" w:hanging="180"/>
       </w:pPr>
     </w:lvl>
-    <w:lvl xmlns:w="http://schemas.openxmlformats.org/wordprocessingml/2006/main" w:ilvl="6">
+    <w:lvl w:ilvl="6" w:tplc="6B1A4572">
       <w:start w:val="1"/>
       <w:numFmt w:val="decimal"/>
       <w:lvlText w:val="%7."/>
@@ -216,7 +3932,7 @@
         <w:ind w:left="4680" w:hanging="360"/>
       </w:pPr>
     </w:lvl>
-    <w:lvl xmlns:w="http://schemas.openxmlformats.org/wordprocessingml/2006/main" w:ilvl="7">
+    <w:lvl w:ilvl="7" w:tplc="82C2B352">
       <w:start w:val="1"/>
       <w:numFmt w:val="lowerLetter"/>
       <w:lvlText w:val="%8."/>
@@ -225,7 +3941,7 @@
         <w:ind w:left="5400" w:hanging="360"/>
       </w:pPr>
     </w:lvl>
-    <w:lvl xmlns:w="http://schemas.openxmlformats.org/wordprocessingml/2006/main" w:ilvl="8">
+    <w:lvl w:ilvl="8" w:tplc="F1D8927E">
       <w:start w:val="1"/>
       <w:numFmt w:val="lowerRoman"/>
       <w:lvlText w:val="%9."/>
@@ -235,18 +3951,262 @@
       </w:pPr>
     </w:lvl>
   </w:abstractNum>
+  <w:abstractNum w:abstractNumId="5" w15:restartNumberingAfterBreak="0">
+    <w:nsid w:val="62814B78"/>
+    <w:multiLevelType w:val="hybridMultilevel"/>
+    <w:tmpl w:val="2280F0AC"/>
+    <w:lvl w:ilvl="0" w:tplc="04190001">
+      <w:start w:val="1"/>
+      <w:numFmt w:val="bullet"/>
+      <w:lvlText w:val=""/>
+      <w:lvlJc w:val="left"/>
+      <w:pPr>
+        <w:ind w:left="360" w:hanging="360"/>
+      </w:pPr>
+      <w:rPr>
+        <w:rFonts w:ascii="Symbol" w:hAnsi="Symbol" w:hint="default"/>
+      </w:rPr>
+    </w:lvl>
+    <w:lvl w:ilvl="1" w:tplc="04190003" w:tentative="1">
+      <w:start w:val="1"/>
+      <w:numFmt w:val="bullet"/>
+      <w:lvlText w:val="o"/>
+      <w:lvlJc w:val="left"/>
+      <w:pPr>
+        <w:ind w:left="1080" w:hanging="360"/>
+      </w:pPr>
+      <w:rPr>
+        <w:rFonts w:ascii="Courier New" w:hAnsi="Courier New" w:cs="Courier New" w:hint="default"/>
+      </w:rPr>
+    </w:lvl>
+    <w:lvl w:ilvl="2" w:tplc="04190005" w:tentative="1">
+      <w:start w:val="1"/>
+      <w:numFmt w:val="bullet"/>
+      <w:lvlText w:val=""/>
+      <w:lvlJc w:val="left"/>
+      <w:pPr>
+        <w:ind w:left="1800" w:hanging="360"/>
+      </w:pPr>
+      <w:rPr>
+        <w:rFonts w:ascii="Wingdings" w:hAnsi="Wingdings" w:hint="default"/>
+      </w:rPr>
+    </w:lvl>
+    <w:lvl w:ilvl="3" w:tplc="04190001" w:tentative="1">
+      <w:start w:val="1"/>
+      <w:numFmt w:val="bullet"/>
+      <w:lvlText w:val=""/>
+      <w:lvlJc w:val="left"/>
+      <w:pPr>
+        <w:ind w:left="2520" w:hanging="360"/>
+      </w:pPr>
+      <w:rPr>
+        <w:rFonts w:ascii="Symbol" w:hAnsi="Symbol" w:hint="default"/>
+      </w:rPr>
+    </w:lvl>
+    <w:lvl w:ilvl="4" w:tplc="04190003" w:tentative="1">
+      <w:start w:val="1"/>
+      <w:numFmt w:val="bullet"/>
+      <w:lvlText w:val="o"/>
+      <w:lvlJc w:val="left"/>
+      <w:pPr>
+        <w:ind w:left="3240" w:hanging="360"/>
+      </w:pPr>
+      <w:rPr>
+        <w:rFonts w:ascii="Courier New" w:hAnsi="Courier New" w:cs="Courier New" w:hint="default"/>
+      </w:rPr>
+    </w:lvl>
+    <w:lvl w:ilvl="5" w:tplc="04190005" w:tentative="1">
+      <w:start w:val="1"/>
+      <w:numFmt w:val="bullet"/>
+      <w:lvlText w:val=""/>
+      <w:lvlJc w:val="left"/>
+      <w:pPr>
+        <w:ind w:left="3960" w:hanging="360"/>
+      </w:pPr>
+      <w:rPr>
+        <w:rFonts w:ascii="Wingdings" w:hAnsi="Wingdings" w:hint="default"/>
+      </w:rPr>
+    </w:lvl>
+    <w:lvl w:ilvl="6" w:tplc="04190001" w:tentative="1">
+      <w:start w:val="1"/>
+      <w:numFmt w:val="bullet"/>
+      <w:lvlText w:val=""/>
+      <w:lvlJc w:val="left"/>
+      <w:pPr>
+        <w:ind w:left="4680" w:hanging="360"/>
+      </w:pPr>
+      <w:rPr>
+        <w:rFonts w:ascii="Symbol" w:hAnsi="Symbol" w:hint="default"/>
+      </w:rPr>
+    </w:lvl>
+    <w:lvl w:ilvl="7" w:tplc="04190003" w:tentative="1">
+      <w:start w:val="1"/>
+      <w:numFmt w:val="bullet"/>
+      <w:lvlText w:val="o"/>
+      <w:lvlJc w:val="left"/>
+      <w:pPr>
+        <w:ind w:left="5400" w:hanging="360"/>
+      </w:pPr>
+      <w:rPr>
+        <w:rFonts w:ascii="Courier New" w:hAnsi="Courier New" w:cs="Courier New" w:hint="default"/>
+      </w:rPr>
+    </w:lvl>
+    <w:lvl w:ilvl="8" w:tplc="04190005" w:tentative="1">
+      <w:start w:val="1"/>
+      <w:numFmt w:val="bullet"/>
+      <w:lvlText w:val=""/>
+      <w:lvlJc w:val="left"/>
+      <w:pPr>
+        <w:ind w:left="6120" w:hanging="360"/>
+      </w:pPr>
+      <w:rPr>
+        <w:rFonts w:ascii="Wingdings" w:hAnsi="Wingdings" w:hint="default"/>
+      </w:rPr>
+    </w:lvl>
+  </w:abstractNum>
+  <w:abstractNum w:abstractNumId="6" w15:restartNumberingAfterBreak="0">
+    <w:nsid w:val="7F5534B6"/>
+    <w:multiLevelType w:val="hybridMultilevel"/>
+    <w:tmpl w:val="C8B8D3AC"/>
+    <w:lvl w:ilvl="0" w:tplc="04190001">
+      <w:start w:val="1"/>
+      <w:numFmt w:val="bullet"/>
+      <w:lvlText w:val=""/>
+      <w:lvlJc w:val="left"/>
+      <w:pPr>
+        <w:ind w:left="360" w:hanging="360"/>
+      </w:pPr>
+      <w:rPr>
+        <w:rFonts w:ascii="Symbol" w:hAnsi="Symbol" w:hint="default"/>
+      </w:rPr>
+    </w:lvl>
+    <w:lvl w:ilvl="1" w:tplc="04190003">
+      <w:start w:val="1"/>
+      <w:numFmt w:val="bullet"/>
+      <w:lvlText w:val="o"/>
+      <w:lvlJc w:val="left"/>
+      <w:pPr>
+        <w:ind w:left="1080" w:hanging="360"/>
+      </w:pPr>
+      <w:rPr>
+        <w:rFonts w:ascii="Courier New" w:hAnsi="Courier New" w:cs="Courier New" w:hint="default"/>
+      </w:rPr>
+    </w:lvl>
+    <w:lvl w:ilvl="2" w:tplc="04190005" w:tentative="1">
+      <w:start w:val="1"/>
+      <w:numFmt w:val="bullet"/>
+      <w:lvlText w:val=""/>
+      <w:lvlJc w:val="left"/>
+      <w:pPr>
+        <w:ind w:left="1800" w:hanging="360"/>
+      </w:pPr>
+      <w:rPr>
+        <w:rFonts w:ascii="Wingdings" w:hAnsi="Wingdings" w:hint="default"/>
+      </w:rPr>
+    </w:lvl>
+    <w:lvl w:ilvl="3" w:tplc="04190001" w:tentative="1">
+      <w:start w:val="1"/>
+      <w:numFmt w:val="bullet"/>
+      <w:lvlText w:val=""/>
+      <w:lvlJc w:val="left"/>
+      <w:pPr>
+        <w:ind w:left="2520" w:hanging="360"/>
+      </w:pPr>
+      <w:rPr>
+        <w:rFonts w:ascii="Symbol" w:hAnsi="Symbol" w:hint="default"/>
+      </w:rPr>
+    </w:lvl>
+    <w:lvl w:ilvl="4" w:tplc="04190003" w:tentative="1">
+      <w:start w:val="1"/>
+      <w:numFmt w:val="bullet"/>
+      <w:lvlText w:val="o"/>
+      <w:lvlJc w:val="left"/>
+      <w:pPr>
+        <w:ind w:left="3240" w:hanging="360"/>
+      </w:pPr>
+      <w:rPr>
+        <w:rFonts w:ascii="Courier New" w:hAnsi="Courier New" w:cs="Courier New" w:hint="default"/>
+      </w:rPr>
+    </w:lvl>
+    <w:lvl w:ilvl="5" w:tplc="04190005" w:tentative="1">
+      <w:start w:val="1"/>
+      <w:numFmt w:val="bullet"/>
+      <w:lvlText w:val=""/>
+      <w:lvlJc w:val="left"/>
+      <w:pPr>
+        <w:ind w:left="3960" w:hanging="360"/>
+      </w:pPr>
+      <w:rPr>
+        <w:rFonts w:ascii="Wingdings" w:hAnsi="Wingdings" w:hint="default"/>
+      </w:rPr>
+    </w:lvl>
+    <w:lvl w:ilvl="6" w:tplc="04190001" w:tentative="1">
+      <w:start w:val="1"/>
+      <w:numFmt w:val="bullet"/>
+      <w:lvlText w:val=""/>
+      <w:lvlJc w:val="left"/>
+      <w:pPr>
+        <w:ind w:left="4680" w:hanging="360"/>
+      </w:pPr>
+      <w:rPr>
+        <w:rFonts w:ascii="Symbol" w:hAnsi="Symbol" w:hint="default"/>
+      </w:rPr>
+    </w:lvl>
+    <w:lvl w:ilvl="7" w:tplc="04190003" w:tentative="1">
+      <w:start w:val="1"/>
+      <w:numFmt w:val="bullet"/>
+      <w:lvlText w:val="o"/>
+      <w:lvlJc w:val="left"/>
+      <w:pPr>
+        <w:ind w:left="5400" w:hanging="360"/>
+      </w:pPr>
+      <w:rPr>
+        <w:rFonts w:ascii="Courier New" w:hAnsi="Courier New" w:cs="Courier New" w:hint="default"/>
+      </w:rPr>
+    </w:lvl>
+    <w:lvl w:ilvl="8" w:tplc="04190005" w:tentative="1">
+      <w:start w:val="1"/>
+      <w:numFmt w:val="bullet"/>
+      <w:lvlText w:val=""/>
+      <w:lvlJc w:val="left"/>
+      <w:pPr>
+        <w:ind w:left="6120" w:hanging="360"/>
+      </w:pPr>
+      <w:rPr>
+        <w:rFonts w:ascii="Wingdings" w:hAnsi="Wingdings" w:hint="default"/>
+      </w:rPr>
+    </w:lvl>
+  </w:abstractNum>
   <w:num w:numId="1">
+    <w:abstractNumId w:val="4"/>
+  </w:num>
+  <w:num w:numId="2">
+    <w:abstractNumId w:val="2"/>
+  </w:num>
+  <w:num w:numId="3">
+    <w:abstractNumId w:val="5"/>
+  </w:num>
+  <w:num w:numId="4">
+    <w:abstractNumId w:val="3"/>
+  </w:num>
+  <w:num w:numId="5">
+    <w:abstractNumId w:val="6"/>
+  </w:num>
+  <w:num w:numId="6">
+    <w:abstractNumId w:val="0"/>
+  </w:num>
+  <w:num w:numId="7">
     <w:abstractNumId w:val="1"/>
   </w:num>
 </w:numbering>
 </file>
 
 <file path=word/styles.xml><?xml version="1.0" encoding="utf-8"?>
-<w:styles xmlns:wp14="http://schemas.microsoft.com/office/word/2010/wordprocessingDrawing" xmlns:mc="http://schemas.openxmlformats.org/markup-compatibility/2006" xmlns:r="http://schemas.openxmlformats.org/officeDocument/2006/relationships" xmlns:w="http://schemas.openxmlformats.org/wordprocessingml/2006/main" xmlns:w14="http://schemas.microsoft.com/office/word/2010/wordml" xmlns:w15="http://schemas.microsoft.com/office/word/2012/wordml" xmlns:w16se="http://schemas.microsoft.com/office/word/2015/wordml/symex" xmlns:w16cid="http://schemas.microsoft.com/office/word/2016/wordml/cid" xmlns:w16="http://schemas.microsoft.com/office/word/2018/wordml" xmlns:w16cex="http://schemas.microsoft.com/office/word/2018/wordml/cex" xmlns:w16sdtdh="http://schemas.microsoft.com/office/word/2020/wordml/sdtdatahash" xmlns:w16sdtfl="http://schemas.microsoft.com/office/word/2024/wordml/sdtformatlock" mc:Ignorable="w14 w15 wp14 w16se w16cid w16 w16cex w16sdtdh w16sdtfl">
+<w:styles xmlns:mc="http://schemas.openxmlformats.org/markup-compatibility/2006" xmlns:r="http://schemas.openxmlformats.org/officeDocument/2006/relationships" xmlns:w="http://schemas.openxmlformats.org/wordprocessingml/2006/main" xmlns:w14="http://schemas.microsoft.com/office/word/2010/wordml" xmlns:w15="http://schemas.microsoft.com/office/word/2012/wordml" xmlns:w16cex="http://schemas.microsoft.com/office/word/2018/wordml/cex" xmlns:w16cid="http://schemas.microsoft.com/office/word/2016/wordml/cid" xmlns:w16="http://schemas.microsoft.com/office/word/2018/wordml" xmlns:w16sdtdh="http://schemas.microsoft.com/office/word/2020/wordml/sdtdatahash" xmlns:w16se="http://schemas.microsoft.com/office/word/2015/wordml/symex" mc:Ignorable="w14 w15 w16se w16cid w16 w16cex w16sdtdh">
   <w:docDefaults>
     <w:rPrDefault>
       <w:rPr>
-        <w:rFonts w:asciiTheme="minorHAnsi" w:hAnsiTheme="minorHAnsi" w:eastAsiaTheme="minorEastAsia" w:cstheme="minorBidi"/>
+        <w:rFonts w:asciiTheme="minorHAnsi" w:eastAsiaTheme="minorEastAsia" w:hAnsiTheme="minorHAnsi" w:cstheme="minorBidi"/>
         <w:sz w:val="24"/>
         <w:szCs w:val="24"/>
         <w:lang w:val="en-US" w:eastAsia="ja-JP" w:bidi="ar-SA"/>
@@ -258,17 +4218,17 @@
       </w:pPr>
     </w:pPrDefault>
   </w:docDefaults>
-  <w:latentStyles w:defLockedState="0" w:defUIPriority="99" w:defSemiHidden="0" w:defUnhideWhenUsed="0" w:defQFormat="0" w:count="371">
+  <w:latentStyles w:defLockedState="0" w:defUIPriority="99" w:defSemiHidden="0" w:defUnhideWhenUsed="0" w:defQFormat="0" w:count="376">
     <w:lsdException w:name="Normal" w:uiPriority="0" w:qFormat="1"/>
     <w:lsdException w:name="heading 1" w:uiPriority="9" w:qFormat="1"/>
-    <w:lsdException w:name="heading 2" w:uiPriority="9" w:semiHidden="1" w:unhideWhenUsed="1" w:qFormat="1"/>
-    <w:lsdException w:name="heading 3" w:uiPriority="9" w:semiHidden="1" w:unhideWhenUsed="1" w:qFormat="1"/>
-    <w:lsdException w:name="heading 4" w:uiPriority="9" w:semiHidden="1" w:unhideWhenUsed="1" w:qFormat="1"/>
-    <w:lsdException w:name="heading 5" w:uiPriority="9" w:semiHidden="1" w:unhideWhenUsed="1" w:qFormat="1"/>
-    <w:lsdException w:name="heading 6" w:uiPriority="9" w:semiHidden="1" w:unhideWhenUsed="1" w:qFormat="1"/>
-    <w:lsdException w:name="heading 7" w:uiPriority="9" w:semiHidden="1" w:unhideWhenUsed="1" w:qFormat="1"/>
-    <w:lsdException w:name="heading 8" w:uiPriority="9" w:semiHidden="1" w:unhideWhenUsed="1" w:qFormat="1"/>
-    <w:lsdException w:name="heading 9" w:uiPriority="9" w:semiHidden="1" w:unhideWhenUsed="1" w:qFormat="1"/>
+    <w:lsdException w:name="heading 2" w:semiHidden="1" w:uiPriority="9" w:unhideWhenUsed="1" w:qFormat="1"/>
+    <w:lsdException w:name="heading 3" w:semiHidden="1" w:uiPriority="9" w:unhideWhenUsed="1" w:qFormat="1"/>
+    <w:lsdException w:name="heading 4" w:semiHidden="1" w:uiPriority="9" w:unhideWhenUsed="1" w:qFormat="1"/>
+    <w:lsdException w:name="heading 5" w:semiHidden="1" w:uiPriority="9" w:unhideWhenUsed="1" w:qFormat="1"/>
+    <w:lsdException w:name="heading 6" w:semiHidden="1" w:uiPriority="9" w:unhideWhenUsed="1" w:qFormat="1"/>
+    <w:lsdException w:name="heading 7" w:semiHidden="1" w:uiPriority="9" w:unhideWhenUsed="1" w:qFormat="1"/>
+    <w:lsdException w:name="heading 8" w:semiHidden="1" w:uiPriority="9" w:unhideWhenUsed="1" w:qFormat="1"/>
+    <w:lsdException w:name="heading 9" w:semiHidden="1" w:uiPriority="9" w:unhideWhenUsed="1" w:qFormat="1"/>
     <w:lsdException w:name="index 1" w:semiHidden="1" w:unhideWhenUsed="1"/>
     <w:lsdException w:name="index 2" w:semiHidden="1" w:unhideWhenUsed="1"/>
     <w:lsdException w:name="index 3" w:semiHidden="1" w:unhideWhenUsed="1"/>
@@ -278,22 +4238,22 @@
     <w:lsdException w:name="index 7" w:semiHidden="1" w:unhideWhenUsed="1"/>
     <w:lsdException w:name="index 8" w:semiHidden="1" w:unhideWhenUsed="1"/>
     <w:lsdException w:name="index 9" w:semiHidden="1" w:unhideWhenUsed="1"/>
-    <w:lsdException w:name="toc 1" w:uiPriority="39" w:semiHidden="1" w:unhideWhenUsed="1"/>
-    <w:lsdException w:name="toc 2" w:uiPriority="39" w:semiHidden="1" w:unhideWhenUsed="1"/>
-    <w:lsdException w:name="toc 3" w:uiPriority="39" w:semiHidden="1" w:unhideWhenUsed="1"/>
-    <w:lsdException w:name="toc 4" w:uiPriority="39" w:semiHidden="1" w:unhideWhenUsed="1"/>
-    <w:lsdException w:name="toc 5" w:uiPriority="39" w:semiHidden="1" w:unhideWhenUsed="1"/>
-    <w:lsdException w:name="toc 6" w:uiPriority="39" w:semiHidden="1" w:unhideWhenUsed="1"/>
-    <w:lsdException w:name="toc 7" w:uiPriority="39" w:semiHidden="1" w:unhideWhenUsed="1"/>
-    <w:lsdException w:name="toc 8" w:uiPriority="39" w:semiHidden="1" w:unhideWhenUsed="1"/>
-    <w:lsdException w:name="toc 9" w:uiPriority="39" w:semiHidden="1" w:unhideWhenUsed="1"/>
+    <w:lsdException w:name="toc 1" w:semiHidden="1" w:uiPriority="39" w:unhideWhenUsed="1"/>
+    <w:lsdException w:name="toc 2" w:semiHidden="1" w:uiPriority="39" w:unhideWhenUsed="1"/>
+    <w:lsdException w:name="toc 3" w:semiHidden="1" w:uiPriority="39" w:unhideWhenUsed="1"/>
+    <w:lsdException w:name="toc 4" w:semiHidden="1" w:uiPriority="39" w:unhideWhenUsed="1"/>
+    <w:lsdException w:name="toc 5" w:semiHidden="1" w:uiPriority="39" w:unhideWhenUsed="1"/>
+    <w:lsdException w:name="toc 6" w:semiHidden="1" w:uiPriority="39" w:unhideWhenUsed="1"/>
+    <w:lsdException w:name="toc 7" w:semiHidden="1" w:uiPriority="39" w:unhideWhenUsed="1"/>
+    <w:lsdException w:name="toc 8" w:semiHidden="1" w:uiPriority="39" w:unhideWhenUsed="1"/>
+    <w:lsdException w:name="toc 9" w:semiHidden="1" w:uiPriority="39" w:unhideWhenUsed="1"/>
     <w:lsdException w:name="Normal Indent" w:semiHidden="1" w:unhideWhenUsed="1"/>
     <w:lsdException w:name="footnote text" w:semiHidden="1" w:unhideWhenUsed="1"/>
     <w:lsdException w:name="annotation text" w:semiHidden="1" w:unhideWhenUsed="1"/>
     <w:lsdException w:name="header" w:semiHidden="1" w:unhideWhenUsed="1"/>
     <w:lsdException w:name="footer" w:semiHidden="1" w:unhideWhenUsed="1"/>
     <w:lsdException w:name="index heading" w:semiHidden="1" w:unhideWhenUsed="1"/>
-    <w:lsdException w:name="caption" w:uiPriority="35" w:semiHidden="1" w:unhideWhenUsed="1" w:qFormat="1"/>
+    <w:lsdException w:name="caption" w:semiHidden="1" w:uiPriority="35" w:unhideWhenUsed="1" w:qFormat="1"/>
     <w:lsdException w:name="table of figures" w:semiHidden="1" w:unhideWhenUsed="1"/>
     <w:lsdException w:name="envelope address" w:semiHidden="1" w:unhideWhenUsed="1"/>
     <w:lsdException w:name="envelope return" w:semiHidden="1" w:unhideWhenUsed="1"/>
@@ -324,7 +4284,7 @@
     <w:lsdException w:name="Title" w:uiPriority="10" w:qFormat="1"/>
     <w:lsdException w:name="Closing" w:semiHidden="1" w:unhideWhenUsed="1"/>
     <w:lsdException w:name="Signature" w:semiHidden="1" w:unhideWhenUsed="1"/>
-    <w:lsdException w:name="Default Paragraph Font" w:uiPriority="1" w:semiHidden="1" w:unhideWhenUsed="1"/>
+    <w:lsdException w:name="Default Paragraph Font" w:semiHidden="1" w:uiPriority="1" w:unhideWhenUsed="1"/>
     <w:lsdException w:name="Body Text" w:semiHidden="1" w:unhideWhenUsed="1"/>
     <w:lsdException w:name="Body Text Indent" w:semiHidden="1" w:unhideWhenUsed="1"/>
     <w:lsdException w:name="List Continue" w:semiHidden="1" w:unhideWhenUsed="1"/>
@@ -364,7 +4324,6 @@
     <w:lsdException w:name="HTML Sample" w:semiHidden="1" w:unhideWhenUsed="1"/>
     <w:lsdException w:name="HTML Typewriter" w:semiHidden="1" w:unhideWhenUsed="1"/>
     <w:lsdException w:name="HTML Variable" w:semiHidden="1" w:unhideWhenUsed="1"/>
-    <w:lsdException w:name="Normal Table" w:semiHidden="1" w:unhideWhenUsed="1"/>
     <w:lsdException w:name="annotation subject" w:semiHidden="1" w:unhideWhenUsed="1"/>
     <w:lsdException w:name="No List" w:semiHidden="1" w:unhideWhenUsed="1"/>
     <w:lsdException w:name="Outline List 1" w:semiHidden="1" w:unhideWhenUsed="1"/>
@@ -407,11 +4366,8 @@
     <w:lsdException w:name="Table Contemporary" w:semiHidden="1" w:unhideWhenUsed="1"/>
     <w:lsdException w:name="Table Elegant" w:semiHidden="1" w:unhideWhenUsed="1"/>
     <w:lsdException w:name="Table Professional" w:semiHidden="1" w:unhideWhenUsed="1"/>
-    <w:lsdException w:name="Table Subtle 1" w:semiHidden="1" w:unhideWhenUsed="1"/>
     <w:lsdException w:name="Table Subtle 2" w:semiHidden="1" w:unhideWhenUsed="1"/>
     <w:lsdException w:name="Table Web 1" w:semiHidden="1" w:unhideWhenUsed="1"/>
-    <w:lsdException w:name="Table Web 2" w:semiHidden="1" w:unhideWhenUsed="1"/>
-    <w:lsdException w:name="Table Web 3" w:semiHidden="1" w:unhideWhenUsed="1"/>
     <w:lsdException w:name="Balloon Text" w:semiHidden="1" w:unhideWhenUsed="1"/>
     <w:lsdException w:name="Table Grid" w:uiPriority="39"/>
     <w:lsdException w:name="Table Theme" w:semiHidden="1" w:unhideWhenUsed="1"/>
@@ -524,8 +4480,8 @@
     <w:lsdException w:name="Subtle Reference" w:uiPriority="31" w:qFormat="1"/>
     <w:lsdException w:name="Intense Reference" w:uiPriority="32" w:qFormat="1"/>
     <w:lsdException w:name="Book Title" w:uiPriority="33" w:qFormat="1"/>
-    <w:lsdException w:name="Bibliography" w:uiPriority="37" w:semiHidden="1" w:unhideWhenUsed="1"/>
-    <w:lsdException w:name="TOC Heading" w:uiPriority="39" w:semiHidden="1" w:unhideWhenUsed="1" w:qFormat="1"/>
+    <w:lsdException w:name="Bibliography" w:semiHidden="1" w:uiPriority="37" w:unhideWhenUsed="1"/>
+    <w:lsdException w:name="TOC Heading" w:semiHidden="1" w:uiPriority="39" w:unhideWhenUsed="1" w:qFormat="1"/>
     <w:lsdException w:name="Plain Table 1" w:uiPriority="41"/>
     <w:lsdException w:name="Plain Table 2" w:uiPriority="42"/>
     <w:lsdException w:name="Plain Table 3" w:uiPriority="43"/>
@@ -630,18 +4586,23 @@
     <w:lsdException w:name="List Table 5 Dark Accent 6" w:uiPriority="50"/>
     <w:lsdException w:name="List Table 6 Colorful Accent 6" w:uiPriority="51"/>
     <w:lsdException w:name="List Table 7 Colorful Accent 6" w:uiPriority="52"/>
+    <w:lsdException w:name="Mention" w:semiHidden="1" w:unhideWhenUsed="1"/>
+    <w:lsdException w:name="Smart Hyperlink" w:semiHidden="1" w:unhideWhenUsed="1"/>
+    <w:lsdException w:name="Hashtag" w:semiHidden="1" w:unhideWhenUsed="1"/>
+    <w:lsdException w:name="Unresolved Mention" w:semiHidden="1" w:unhideWhenUsed="1"/>
+    <w:lsdException w:name="Smart Link" w:semiHidden="1" w:unhideWhenUsed="1"/>
   </w:latentStyles>
-  <w:style w:type="paragraph" w:styleId="Normal" w:default="1">
+  <w:style w:type="paragraph" w:default="1" w:styleId="a">
     <w:name w:val="Normal"/>
     <w:qFormat/>
   </w:style>
-  <w:style w:type="character" w:styleId="DefaultParagraphFont" w:default="1">
+  <w:style w:type="character" w:default="1" w:styleId="a0">
     <w:name w:val="Default Paragraph Font"/>
     <w:uiPriority w:val="1"/>
     <w:semiHidden/>
     <w:unhideWhenUsed/>
   </w:style>
-  <w:style w:type="table" w:styleId="TableNormal" w:default="1">
+  <w:style w:type="table" w:default="1" w:styleId="a1">
     <w:name w:val="Normal Table"/>
     <w:uiPriority w:val="99"/>
     <w:semiHidden/>
@@ -656,28 +4617,27 @@
       </w:tblCellMar>
     </w:tblPr>
   </w:style>
-  <w:style w:type="numbering" w:styleId="NoList" w:default="1">
+  <w:style w:type="numbering" w:default="1" w:styleId="a2">
     <w:name w:val="No List"/>
     <w:uiPriority w:val="99"/>
     <w:semiHidden/>
     <w:unhideWhenUsed/>
   </w:style>
-  <w:style w:type="paragraph" w:styleId="ListParagraph">
+  <w:style w:type="paragraph" w:styleId="a3">
+    <w:name w:val="List Paragraph"/>
+    <w:basedOn w:val="a"/>
     <w:uiPriority w:val="34"/>
-    <w:name w:val="List Paragraph"/>
-    <w:basedOn w:val="Normal"/>
     <w:qFormat/>
     <w:rsid w:val="1D155B05"/>
     <w:pPr>
-      <w:spacing/>
       <w:ind w:left="720"/>
       <w:contextualSpacing/>
     </w:pPr>
   </w:style>
-  <w:style w:type="character" w:styleId="Hyperlink">
+  <w:style w:type="character" w:styleId="a4">
+    <w:name w:val="Hyperlink"/>
+    <w:basedOn w:val="a0"/>
     <w:uiPriority w:val="99"/>
-    <w:name w:val="Hyperlink"/>
-    <w:basedOn w:val="DefaultParagraphFont"/>
     <w:unhideWhenUsed/>
     <w:rsid w:val="1D155B05"/>
     <w:rPr>
@@ -685,11 +4645,35 @@
       <w:u w:val="single"/>
     </w:rPr>
   </w:style>
+  <w:style w:type="character" w:styleId="a5">
+    <w:name w:val="FollowedHyperlink"/>
+    <w:basedOn w:val="a0"/>
+    <w:uiPriority w:val="99"/>
+    <w:semiHidden/>
+    <w:unhideWhenUsed/>
+    <w:rsid w:val="007150CD"/>
+    <w:rPr>
+      <w:color w:val="96607D" w:themeColor="followedHyperlink"/>
+      <w:u w:val="single"/>
+    </w:rPr>
+  </w:style>
+  <w:style w:type="character" w:styleId="a6">
+    <w:name w:val="Unresolved Mention"/>
+    <w:basedOn w:val="a0"/>
+    <w:uiPriority w:val="99"/>
+    <w:semiHidden/>
+    <w:unhideWhenUsed/>
+    <w:rsid w:val="007150CD"/>
+    <w:rPr>
+      <w:color w:val="605E5C"/>
+      <w:shd w:val="clear" w:color="auto" w:fill="E1DFDD"/>
+    </w:rPr>
+  </w:style>
 </w:styles>
 </file>
 
 <file path=word/theme/theme1.xml><?xml version="1.0" encoding="utf-8"?>
-<a:theme xmlns:thm15="http://schemas.microsoft.com/office/thememl/2012/main" xmlns:a="http://schemas.openxmlformats.org/drawingml/2006/main" name="Office Theme">
+<a:theme xmlns:a="http://schemas.openxmlformats.org/drawingml/2006/main" name="Office Theme">
   <a:themeElements>
     <a:clrScheme name="Office">
       <a:dk1>

--- a/web-proj.docx
+++ b/web-proj.docx
@@ -1,6 +1,6 @@
 
 <file path=word/document.xml><?xml version="1.0" encoding="utf-8"?>
-<w:document xmlns:wpc="http://schemas.microsoft.com/office/word/2010/wordprocessingCanvas" xmlns:cx="http://schemas.microsoft.com/office/drawing/2014/chartex" xmlns:cx1="http://schemas.microsoft.com/office/drawing/2015/9/8/chartex" xmlns:cx2="http://schemas.microsoft.com/office/drawing/2015/10/21/chartex" xmlns:cx3="http://schemas.microsoft.com/office/drawing/2016/5/9/chartex" xmlns:cx4="http://schemas.microsoft.com/office/drawing/2016/5/10/chartex" xmlns:cx5="http://schemas.microsoft.com/office/drawing/2016/5/11/chartex" xmlns:cx6="http://schemas.microsoft.com/office/drawing/2016/5/12/chartex" xmlns:cx7="http://schemas.microsoft.com/office/drawing/2016/5/13/chartex" xmlns:cx8="http://schemas.microsoft.com/office/drawing/2016/5/14/chartex" xmlns:mc="http://schemas.openxmlformats.org/markup-compatibility/2006" xmlns:aink="http://schemas.microsoft.com/office/drawing/2016/ink" xmlns:am3d="http://schemas.microsoft.com/office/drawing/2017/model3d" xmlns:o="urn:schemas-microsoft-com:office:office" xmlns:r="http://schemas.openxmlformats.org/officeDocument/2006/relationships" xmlns:m="http://schemas.openxmlformats.org/officeDocument/2006/math" xmlns:v="urn:schemas-microsoft-com:vml" xmlns:wp14="http://schemas.microsoft.com/office/word/2010/wordprocessingDrawing" xmlns:wp="http://schemas.openxmlformats.org/drawingml/2006/wordprocessingDrawing" xmlns:w10="urn:schemas-microsoft-com:office:word" xmlns:w="http://schemas.openxmlformats.org/wordprocessingml/2006/main" xmlns:w14="http://schemas.microsoft.com/office/word/2010/wordml" xmlns:w15="http://schemas.microsoft.com/office/word/2012/wordml" xmlns:w16cex="http://schemas.microsoft.com/office/word/2018/wordml/cex" xmlns:w16cid="http://schemas.microsoft.com/office/word/2016/wordml/cid" xmlns:w16="http://schemas.microsoft.com/office/word/2018/wordml" xmlns:w16sdtdh="http://schemas.microsoft.com/office/word/2020/wordml/sdtdatahash" xmlns:w16se="http://schemas.microsoft.com/office/word/2015/wordml/symex" xmlns:wpg="http://schemas.microsoft.com/office/word/2010/wordprocessingGroup" xmlns:wpi="http://schemas.microsoft.com/office/word/2010/wordprocessingInk" xmlns:wne="http://schemas.microsoft.com/office/word/2006/wordml" xmlns:wps="http://schemas.microsoft.com/office/word/2010/wordprocessingShape" mc:Ignorable="w14 w15 w16se w16cid w16 w16cex w16sdtdh wp14">
+<w:document xmlns:wpc="http://schemas.microsoft.com/office/word/2010/wordprocessingCanvas" xmlns:cx="http://schemas.microsoft.com/office/drawing/2014/chartex" xmlns:cx1="http://schemas.microsoft.com/office/drawing/2015/9/8/chartex" xmlns:cx2="http://schemas.microsoft.com/office/drawing/2015/10/21/chartex" xmlns:cx3="http://schemas.microsoft.com/office/drawing/2016/5/9/chartex" xmlns:cx4="http://schemas.microsoft.com/office/drawing/2016/5/10/chartex" xmlns:cx5="http://schemas.microsoft.com/office/drawing/2016/5/11/chartex" xmlns:cx6="http://schemas.microsoft.com/office/drawing/2016/5/12/chartex" xmlns:cx7="http://schemas.microsoft.com/office/drawing/2016/5/13/chartex" xmlns:cx8="http://schemas.microsoft.com/office/drawing/2016/5/14/chartex" xmlns:mc="http://schemas.openxmlformats.org/markup-compatibility/2006" xmlns:aink="http://schemas.microsoft.com/office/drawing/2016/ink" xmlns:am3d="http://schemas.microsoft.com/office/drawing/2017/model3d" xmlns:o="urn:schemas-microsoft-com:office:office" xmlns:oel="http://schemas.microsoft.com/office/2019/extlst" xmlns:r="http://schemas.openxmlformats.org/officeDocument/2006/relationships" xmlns:m="http://schemas.openxmlformats.org/officeDocument/2006/math" xmlns:v="urn:schemas-microsoft-com:vml" xmlns:wp14="http://schemas.microsoft.com/office/word/2010/wordprocessingDrawing" xmlns:wp="http://schemas.openxmlformats.org/drawingml/2006/wordprocessingDrawing" xmlns:w10="urn:schemas-microsoft-com:office:word" xmlns:w="http://schemas.openxmlformats.org/wordprocessingml/2006/main" xmlns:w14="http://schemas.microsoft.com/office/word/2010/wordml" xmlns:w15="http://schemas.microsoft.com/office/word/2012/wordml" xmlns:w16cex="http://schemas.microsoft.com/office/word/2018/wordml/cex" xmlns:w16cid="http://schemas.microsoft.com/office/word/2016/wordml/cid" xmlns:w16="http://schemas.microsoft.com/office/word/2018/wordml" xmlns:w16du="http://schemas.microsoft.com/office/word/2023/wordml/word16du" xmlns:w16sdtdh="http://schemas.microsoft.com/office/word/2020/wordml/sdtdatahash" xmlns:w16sdtfl="http://schemas.microsoft.com/office/word/2024/wordml/sdtformatlock" xmlns:w16se="http://schemas.microsoft.com/office/word/2015/wordml/symex" xmlns:wpg="http://schemas.microsoft.com/office/word/2010/wordprocessingGroup" xmlns:wpi="http://schemas.microsoft.com/office/word/2010/wordprocessingInk" xmlns:wne="http://schemas.microsoft.com/office/word/2006/wordml" xmlns:wps="http://schemas.microsoft.com/office/word/2010/wordprocessingShape" mc:Ignorable="w14 w15 w16se w16cid w16 w16cex w16sdtdh w16sdtfl w16du wp14">
   <w:body>
     <w:p>
       <w:pPr>
@@ -27,7 +27,6 @@
           <w:rFonts w:ascii="Times New Roman" w:eastAsia="Calibri" w:hAnsi="Times New Roman" w:cs="Times New Roman"/>
           <w:sz w:val="26"/>
           <w:szCs w:val="26"/>
-          <w:lang w:val="ru-RU"/>
         </w:rPr>
       </w:pPr>
       <w:r>
@@ -86,7 +85,6 @@
           <w:rFonts w:ascii="Times New Roman" w:eastAsia="Calibri" w:hAnsi="Times New Roman" w:cs="Times New Roman"/>
           <w:sz w:val="26"/>
           <w:szCs w:val="26"/>
-          <w:lang w:val="ru-RU"/>
         </w:rPr>
         <w:t>1</w:t>
       </w:r>
@@ -99,13 +97,23 @@
           <w:szCs w:val="26"/>
         </w:rPr>
       </w:pPr>
-      <w:r>
-        <w:rPr>
-          <w:rFonts w:ascii="Times New Roman" w:eastAsia="Calibri" w:hAnsi="Times New Roman" w:cs="Times New Roman"/>
-          <w:sz w:val="26"/>
-          <w:szCs w:val="26"/>
-        </w:rPr>
-        <w:t xml:space="preserve">localStorage </w:t>
+      <w:proofErr w:type="spellStart"/>
+      <w:r>
+        <w:rPr>
+          <w:rFonts w:ascii="Times New Roman" w:eastAsia="Calibri" w:hAnsi="Times New Roman" w:cs="Times New Roman"/>
+          <w:sz w:val="26"/>
+          <w:szCs w:val="26"/>
+        </w:rPr>
+        <w:t>localStorage</w:t>
+      </w:r>
+      <w:proofErr w:type="spellEnd"/>
+      <w:r>
+        <w:rPr>
+          <w:rFonts w:ascii="Times New Roman" w:eastAsia="Calibri" w:hAnsi="Times New Roman" w:cs="Times New Roman"/>
+          <w:sz w:val="26"/>
+          <w:szCs w:val="26"/>
+        </w:rPr>
+        <w:t xml:space="preserve"> </w:t>
       </w:r>
       <w:r>
         <w:rPr>
@@ -122,8 +130,18 @@
           <w:sz w:val="26"/>
           <w:szCs w:val="26"/>
         </w:rPr>
-        <w:t xml:space="preserve"> sessionStorage</w:t>
-      </w:r>
+        <w:t xml:space="preserve"> </w:t>
+      </w:r>
+      <w:proofErr w:type="spellStart"/>
+      <w:r>
+        <w:rPr>
+          <w:rFonts w:ascii="Times New Roman" w:eastAsia="Calibri" w:hAnsi="Times New Roman" w:cs="Times New Roman"/>
+          <w:sz w:val="26"/>
+          <w:szCs w:val="26"/>
+        </w:rPr>
+        <w:t>sessionStorage</w:t>
+      </w:r>
+      <w:proofErr w:type="spellEnd"/>
       <w:r>
         <w:rPr>
           <w:rFonts w:ascii="Times New Roman" w:eastAsia="Calibri" w:hAnsi="Times New Roman" w:cs="Times New Roman"/>
@@ -168,7 +186,67 @@
           <w:szCs w:val="26"/>
           <w:lang w:val="ru-RU"/>
         </w:rPr>
-        <w:t>Как это реализуется на практике? Есть несколько способов работы с информацией. Наиболее востребованные из них — это cookies, localStorage и sessionStorage.</w:t>
+        <w:t xml:space="preserve">Как это реализуется на практике? Есть несколько способов работы с информацией. Наиболее востребованные из них — это </w:t>
+      </w:r>
+      <w:proofErr w:type="spellStart"/>
+      <w:r>
+        <w:rPr>
+          <w:rFonts w:ascii="Times New Roman" w:eastAsia="Calibri" w:hAnsi="Times New Roman" w:cs="Times New Roman"/>
+          <w:sz w:val="26"/>
+          <w:szCs w:val="26"/>
+          <w:lang w:val="ru-RU"/>
+        </w:rPr>
+        <w:t>cookies</w:t>
+      </w:r>
+      <w:proofErr w:type="spellEnd"/>
+      <w:r>
+        <w:rPr>
+          <w:rFonts w:ascii="Times New Roman" w:eastAsia="Calibri" w:hAnsi="Times New Roman" w:cs="Times New Roman"/>
+          <w:sz w:val="26"/>
+          <w:szCs w:val="26"/>
+          <w:lang w:val="ru-RU"/>
+        </w:rPr>
+        <w:t xml:space="preserve">, </w:t>
+      </w:r>
+      <w:proofErr w:type="spellStart"/>
+      <w:r>
+        <w:rPr>
+          <w:rFonts w:ascii="Times New Roman" w:eastAsia="Calibri" w:hAnsi="Times New Roman" w:cs="Times New Roman"/>
+          <w:sz w:val="26"/>
+          <w:szCs w:val="26"/>
+          <w:lang w:val="ru-RU"/>
+        </w:rPr>
+        <w:t>localStorage</w:t>
+      </w:r>
+      <w:proofErr w:type="spellEnd"/>
+      <w:r>
+        <w:rPr>
+          <w:rFonts w:ascii="Times New Roman" w:eastAsia="Calibri" w:hAnsi="Times New Roman" w:cs="Times New Roman"/>
+          <w:sz w:val="26"/>
+          <w:szCs w:val="26"/>
+          <w:lang w:val="ru-RU"/>
+        </w:rPr>
+        <w:t xml:space="preserve"> и </w:t>
+      </w:r>
+      <w:proofErr w:type="spellStart"/>
+      <w:r>
+        <w:rPr>
+          <w:rFonts w:ascii="Times New Roman" w:eastAsia="Calibri" w:hAnsi="Times New Roman" w:cs="Times New Roman"/>
+          <w:sz w:val="26"/>
+          <w:szCs w:val="26"/>
+          <w:lang w:val="ru-RU"/>
+        </w:rPr>
+        <w:t>sessionStorage</w:t>
+      </w:r>
+      <w:proofErr w:type="spellEnd"/>
+      <w:r>
+        <w:rPr>
+          <w:rFonts w:ascii="Times New Roman" w:eastAsia="Calibri" w:hAnsi="Times New Roman" w:cs="Times New Roman"/>
+          <w:sz w:val="26"/>
+          <w:szCs w:val="26"/>
+          <w:lang w:val="ru-RU"/>
+        </w:rPr>
+        <w:t>.</w:t>
       </w:r>
     </w:p>
     <w:p>
@@ -278,7 +356,27 @@
           <w:szCs w:val="26"/>
           <w:lang w:val="ru-RU"/>
         </w:rPr>
-        <w:t>При этом данные не просто остаются в хранилище в браузере, но и передаются на серверы в виде HTTP-заголовков, выступая частью спецификации протокола. Cookies поддерживают все браузеры — это универсальный способ работы с информацией.</w:t>
+        <w:t xml:space="preserve">При этом данные не просто остаются в хранилище в браузере, но и передаются на серверы в виде HTTP-заголовков, выступая частью спецификации протокола. </w:t>
+      </w:r>
+      <w:proofErr w:type="spellStart"/>
+      <w:r>
+        <w:rPr>
+          <w:rFonts w:ascii="Times New Roman" w:eastAsia="Calibri" w:hAnsi="Times New Roman" w:cs="Times New Roman"/>
+          <w:sz w:val="26"/>
+          <w:szCs w:val="26"/>
+          <w:lang w:val="ru-RU"/>
+        </w:rPr>
+        <w:t>Cookies</w:t>
+      </w:r>
+      <w:proofErr w:type="spellEnd"/>
+      <w:r>
+        <w:rPr>
+          <w:rFonts w:ascii="Times New Roman" w:eastAsia="Calibri" w:hAnsi="Times New Roman" w:cs="Times New Roman"/>
+          <w:sz w:val="26"/>
+          <w:szCs w:val="26"/>
+          <w:lang w:val="ru-RU"/>
+        </w:rPr>
+        <w:t xml:space="preserve"> поддерживают все браузеры — это универсальный способ работы с информацией.</w:t>
       </w:r>
     </w:p>
     <w:p>
@@ -381,45 +479,165 @@
           <w:szCs w:val="26"/>
           <w:lang w:val="ru-RU"/>
         </w:rPr>
-        <w:t>Объекты веб-хранилища localStorage и sessionStorage позволяют хранить пары ключ/значение в браузере.</w:t>
-      </w:r>
-    </w:p>
-    <w:p>
-      <w:pPr>
-        <w:rPr>
-          <w:rFonts w:ascii="Times New Roman" w:eastAsia="Calibri" w:hAnsi="Times New Roman" w:cs="Times New Roman"/>
-          <w:sz w:val="26"/>
-          <w:szCs w:val="26"/>
-          <w:lang w:val="ru-RU"/>
-        </w:rPr>
-      </w:pPr>
-      <w:r>
-        <w:rPr>
-          <w:rFonts w:ascii="Times New Roman" w:eastAsia="Calibri" w:hAnsi="Times New Roman" w:cs="Times New Roman"/>
-          <w:sz w:val="26"/>
-          <w:szCs w:val="26"/>
-          <w:lang w:val="ru-RU"/>
-        </w:rPr>
-        <w:t>Что в них важно – данные, которые в них записаны, сохраняются после обновления страницы (в случае sessionStorage) и даже после перезапуска браузера (при использовании localStorage).</w:t>
-      </w:r>
-    </w:p>
-    <w:p>
-      <w:pPr>
-        <w:rPr>
-          <w:rFonts w:ascii="Times New Roman" w:eastAsia="Calibri" w:hAnsi="Times New Roman" w:cs="Times New Roman"/>
-          <w:sz w:val="26"/>
-          <w:szCs w:val="26"/>
-          <w:lang w:val="ru-RU"/>
-        </w:rPr>
-      </w:pPr>
-      <w:r>
-        <w:rPr>
-          <w:rFonts w:ascii="Times New Roman" w:eastAsia="Calibri" w:hAnsi="Times New Roman" w:cs="Times New Roman"/>
-          <w:sz w:val="26"/>
-          <w:szCs w:val="26"/>
-          <w:lang w:val="ru-RU"/>
-        </w:rPr>
-        <w:t>Объекты хранилища localStorage и sessionStorage предоставляют одинаковые методы и свойства:</w:t>
+        <w:t xml:space="preserve">Объекты веб-хранилища </w:t>
+      </w:r>
+      <w:proofErr w:type="spellStart"/>
+      <w:r>
+        <w:rPr>
+          <w:rFonts w:ascii="Times New Roman" w:eastAsia="Calibri" w:hAnsi="Times New Roman" w:cs="Times New Roman"/>
+          <w:sz w:val="26"/>
+          <w:szCs w:val="26"/>
+          <w:lang w:val="ru-RU"/>
+        </w:rPr>
+        <w:t>localStorage</w:t>
+      </w:r>
+      <w:proofErr w:type="spellEnd"/>
+      <w:r>
+        <w:rPr>
+          <w:rFonts w:ascii="Times New Roman" w:eastAsia="Calibri" w:hAnsi="Times New Roman" w:cs="Times New Roman"/>
+          <w:sz w:val="26"/>
+          <w:szCs w:val="26"/>
+          <w:lang w:val="ru-RU"/>
+        </w:rPr>
+        <w:t xml:space="preserve"> и </w:t>
+      </w:r>
+      <w:proofErr w:type="spellStart"/>
+      <w:r>
+        <w:rPr>
+          <w:rFonts w:ascii="Times New Roman" w:eastAsia="Calibri" w:hAnsi="Times New Roman" w:cs="Times New Roman"/>
+          <w:sz w:val="26"/>
+          <w:szCs w:val="26"/>
+          <w:lang w:val="ru-RU"/>
+        </w:rPr>
+        <w:t>sessionStorage</w:t>
+      </w:r>
+      <w:proofErr w:type="spellEnd"/>
+      <w:r>
+        <w:rPr>
+          <w:rFonts w:ascii="Times New Roman" w:eastAsia="Calibri" w:hAnsi="Times New Roman" w:cs="Times New Roman"/>
+          <w:sz w:val="26"/>
+          <w:szCs w:val="26"/>
+          <w:lang w:val="ru-RU"/>
+        </w:rPr>
+        <w:t xml:space="preserve"> позволяют хранить пары ключ/значение в браузере.</w:t>
+      </w:r>
+    </w:p>
+    <w:p>
+      <w:pPr>
+        <w:rPr>
+          <w:rFonts w:ascii="Times New Roman" w:eastAsia="Calibri" w:hAnsi="Times New Roman" w:cs="Times New Roman"/>
+          <w:sz w:val="26"/>
+          <w:szCs w:val="26"/>
+          <w:lang w:val="ru-RU"/>
+        </w:rPr>
+      </w:pPr>
+      <w:r>
+        <w:rPr>
+          <w:rFonts w:ascii="Times New Roman" w:eastAsia="Calibri" w:hAnsi="Times New Roman" w:cs="Times New Roman"/>
+          <w:sz w:val="26"/>
+          <w:szCs w:val="26"/>
+          <w:lang w:val="ru-RU"/>
+        </w:rPr>
+        <w:t xml:space="preserve">Что в них важно – данные, которые в них записаны, сохраняются после обновления страницы (в случае </w:t>
+      </w:r>
+      <w:proofErr w:type="spellStart"/>
+      <w:r>
+        <w:rPr>
+          <w:rFonts w:ascii="Times New Roman" w:eastAsia="Calibri" w:hAnsi="Times New Roman" w:cs="Times New Roman"/>
+          <w:sz w:val="26"/>
+          <w:szCs w:val="26"/>
+          <w:lang w:val="ru-RU"/>
+        </w:rPr>
+        <w:t>sessionStorage</w:t>
+      </w:r>
+      <w:proofErr w:type="spellEnd"/>
+      <w:r>
+        <w:rPr>
+          <w:rFonts w:ascii="Times New Roman" w:eastAsia="Calibri" w:hAnsi="Times New Roman" w:cs="Times New Roman"/>
+          <w:sz w:val="26"/>
+          <w:szCs w:val="26"/>
+          <w:lang w:val="ru-RU"/>
+        </w:rPr>
+        <w:t xml:space="preserve">) и даже после перезапуска браузера (при использовании </w:t>
+      </w:r>
+      <w:proofErr w:type="spellStart"/>
+      <w:r>
+        <w:rPr>
+          <w:rFonts w:ascii="Times New Roman" w:eastAsia="Calibri" w:hAnsi="Times New Roman" w:cs="Times New Roman"/>
+          <w:sz w:val="26"/>
+          <w:szCs w:val="26"/>
+          <w:lang w:val="ru-RU"/>
+        </w:rPr>
+        <w:t>localStorage</w:t>
+      </w:r>
+      <w:proofErr w:type="spellEnd"/>
+      <w:r>
+        <w:rPr>
+          <w:rFonts w:ascii="Times New Roman" w:eastAsia="Calibri" w:hAnsi="Times New Roman" w:cs="Times New Roman"/>
+          <w:sz w:val="26"/>
+          <w:szCs w:val="26"/>
+          <w:lang w:val="ru-RU"/>
+        </w:rPr>
+        <w:t>).</w:t>
+      </w:r>
+    </w:p>
+    <w:p>
+      <w:pPr>
+        <w:rPr>
+          <w:rFonts w:ascii="Times New Roman" w:eastAsia="Calibri" w:hAnsi="Times New Roman" w:cs="Times New Roman"/>
+          <w:sz w:val="26"/>
+          <w:szCs w:val="26"/>
+          <w:lang w:val="ru-RU"/>
+        </w:rPr>
+      </w:pPr>
+      <w:r>
+        <w:rPr>
+          <w:rFonts w:ascii="Times New Roman" w:eastAsia="Calibri" w:hAnsi="Times New Roman" w:cs="Times New Roman"/>
+          <w:sz w:val="26"/>
+          <w:szCs w:val="26"/>
+          <w:lang w:val="ru-RU"/>
+        </w:rPr>
+        <w:t xml:space="preserve">Объекты хранилища </w:t>
+      </w:r>
+      <w:proofErr w:type="spellStart"/>
+      <w:r>
+        <w:rPr>
+          <w:rFonts w:ascii="Times New Roman" w:eastAsia="Calibri" w:hAnsi="Times New Roman" w:cs="Times New Roman"/>
+          <w:sz w:val="26"/>
+          <w:szCs w:val="26"/>
+          <w:lang w:val="ru-RU"/>
+        </w:rPr>
+        <w:t>localStorage</w:t>
+      </w:r>
+      <w:proofErr w:type="spellEnd"/>
+      <w:r>
+        <w:rPr>
+          <w:rFonts w:ascii="Times New Roman" w:eastAsia="Calibri" w:hAnsi="Times New Roman" w:cs="Times New Roman"/>
+          <w:sz w:val="26"/>
+          <w:szCs w:val="26"/>
+          <w:lang w:val="ru-RU"/>
+        </w:rPr>
+        <w:t xml:space="preserve"> и </w:t>
+      </w:r>
+      <w:proofErr w:type="spellStart"/>
+      <w:r>
+        <w:rPr>
+          <w:rFonts w:ascii="Times New Roman" w:eastAsia="Calibri" w:hAnsi="Times New Roman" w:cs="Times New Roman"/>
+          <w:sz w:val="26"/>
+          <w:szCs w:val="26"/>
+          <w:lang w:val="ru-RU"/>
+        </w:rPr>
+        <w:t>sessionStorage</w:t>
+      </w:r>
+      <w:proofErr w:type="spellEnd"/>
+      <w:r>
+        <w:rPr>
+          <w:rFonts w:ascii="Times New Roman" w:eastAsia="Calibri" w:hAnsi="Times New Roman" w:cs="Times New Roman"/>
+          <w:sz w:val="26"/>
+          <w:szCs w:val="26"/>
+          <w:lang w:val="ru-RU"/>
+        </w:rPr>
+        <w:t xml:space="preserve"> предоставляют одинаковые методы и свойства:</w:t>
       </w:r>
     </w:p>
     <w:p>
@@ -436,6 +654,7 @@
           <w:lang w:val="ru-RU"/>
         </w:rPr>
       </w:pPr>
+      <w:proofErr w:type="spellStart"/>
       <w:r>
         <w:rPr>
           <w:rFonts w:ascii="Times New Roman" w:eastAsia="Calibri" w:hAnsi="Times New Roman" w:cs="Times New Roman"/>
@@ -444,7 +663,57 @@
           <w:lang w:val="ru-RU"/>
         </w:rPr>
         <w:lastRenderedPageBreak/>
-        <w:t>setItem(key, value) – сохранить пару ключ/значение.</w:t>
+        <w:t>setItem</w:t>
+      </w:r>
+      <w:proofErr w:type="spellEnd"/>
+      <w:r>
+        <w:rPr>
+          <w:rFonts w:ascii="Times New Roman" w:eastAsia="Calibri" w:hAnsi="Times New Roman" w:cs="Times New Roman"/>
+          <w:sz w:val="26"/>
+          <w:szCs w:val="26"/>
+          <w:lang w:val="ru-RU"/>
+        </w:rPr>
+        <w:t>(</w:t>
+      </w:r>
+      <w:proofErr w:type="spellStart"/>
+      <w:r>
+        <w:rPr>
+          <w:rFonts w:ascii="Times New Roman" w:eastAsia="Calibri" w:hAnsi="Times New Roman" w:cs="Times New Roman"/>
+          <w:sz w:val="26"/>
+          <w:szCs w:val="26"/>
+          <w:lang w:val="ru-RU"/>
+        </w:rPr>
+        <w:t>key</w:t>
+      </w:r>
+      <w:proofErr w:type="spellEnd"/>
+      <w:r>
+        <w:rPr>
+          <w:rFonts w:ascii="Times New Roman" w:eastAsia="Calibri" w:hAnsi="Times New Roman" w:cs="Times New Roman"/>
+          <w:sz w:val="26"/>
+          <w:szCs w:val="26"/>
+          <w:lang w:val="ru-RU"/>
+        </w:rPr>
+        <w:t xml:space="preserve">, </w:t>
+      </w:r>
+      <w:proofErr w:type="spellStart"/>
+      <w:r>
+        <w:rPr>
+          <w:rFonts w:ascii="Times New Roman" w:eastAsia="Calibri" w:hAnsi="Times New Roman" w:cs="Times New Roman"/>
+          <w:sz w:val="26"/>
+          <w:szCs w:val="26"/>
+          <w:lang w:val="ru-RU"/>
+        </w:rPr>
+        <w:t>value</w:t>
+      </w:r>
+      <w:proofErr w:type="spellEnd"/>
+      <w:r>
+        <w:rPr>
+          <w:rFonts w:ascii="Times New Roman" w:eastAsia="Calibri" w:hAnsi="Times New Roman" w:cs="Times New Roman"/>
+          <w:sz w:val="26"/>
+          <w:szCs w:val="26"/>
+          <w:lang w:val="ru-RU"/>
+        </w:rPr>
+        <w:t>) – сохранить пару ключ/значение.</w:t>
       </w:r>
     </w:p>
     <w:p>
@@ -461,14 +730,65 @@
           <w:lang w:val="ru-RU"/>
         </w:rPr>
       </w:pPr>
-      <w:r>
-        <w:rPr>
-          <w:rFonts w:ascii="Times New Roman" w:eastAsia="Calibri" w:hAnsi="Times New Roman" w:cs="Times New Roman"/>
-          <w:sz w:val="26"/>
-          <w:szCs w:val="26"/>
-          <w:lang w:val="ru-RU"/>
-        </w:rPr>
-        <w:t>getItem(key) – получить данные по ключу key.</w:t>
+      <w:proofErr w:type="spellStart"/>
+      <w:r>
+        <w:rPr>
+          <w:rFonts w:ascii="Times New Roman" w:eastAsia="Calibri" w:hAnsi="Times New Roman" w:cs="Times New Roman"/>
+          <w:sz w:val="26"/>
+          <w:szCs w:val="26"/>
+          <w:lang w:val="ru-RU"/>
+        </w:rPr>
+        <w:t>getItem</w:t>
+      </w:r>
+      <w:proofErr w:type="spellEnd"/>
+      <w:r>
+        <w:rPr>
+          <w:rFonts w:ascii="Times New Roman" w:eastAsia="Calibri" w:hAnsi="Times New Roman" w:cs="Times New Roman"/>
+          <w:sz w:val="26"/>
+          <w:szCs w:val="26"/>
+          <w:lang w:val="ru-RU"/>
+        </w:rPr>
+        <w:t>(</w:t>
+      </w:r>
+      <w:proofErr w:type="spellStart"/>
+      <w:r>
+        <w:rPr>
+          <w:rFonts w:ascii="Times New Roman" w:eastAsia="Calibri" w:hAnsi="Times New Roman" w:cs="Times New Roman"/>
+          <w:sz w:val="26"/>
+          <w:szCs w:val="26"/>
+          <w:lang w:val="ru-RU"/>
+        </w:rPr>
+        <w:t>key</w:t>
+      </w:r>
+      <w:proofErr w:type="spellEnd"/>
+      <w:r>
+        <w:rPr>
+          <w:rFonts w:ascii="Times New Roman" w:eastAsia="Calibri" w:hAnsi="Times New Roman" w:cs="Times New Roman"/>
+          <w:sz w:val="26"/>
+          <w:szCs w:val="26"/>
+          <w:lang w:val="ru-RU"/>
+        </w:rPr>
+        <w:t xml:space="preserve">) – получить данные по ключу </w:t>
+      </w:r>
+      <w:proofErr w:type="spellStart"/>
+      <w:r>
+        <w:rPr>
+          <w:rFonts w:ascii="Times New Roman" w:eastAsia="Calibri" w:hAnsi="Times New Roman" w:cs="Times New Roman"/>
+          <w:sz w:val="26"/>
+          <w:szCs w:val="26"/>
+          <w:lang w:val="ru-RU"/>
+        </w:rPr>
+        <w:t>key</w:t>
+      </w:r>
+      <w:proofErr w:type="spellEnd"/>
+      <w:r>
+        <w:rPr>
+          <w:rFonts w:ascii="Times New Roman" w:eastAsia="Calibri" w:hAnsi="Times New Roman" w:cs="Times New Roman"/>
+          <w:sz w:val="26"/>
+          <w:szCs w:val="26"/>
+          <w:lang w:val="ru-RU"/>
+        </w:rPr>
+        <w:t>.</w:t>
       </w:r>
     </w:p>
     <w:p>
@@ -485,14 +805,65 @@
           <w:lang w:val="ru-RU"/>
         </w:rPr>
       </w:pPr>
-      <w:r>
-        <w:rPr>
-          <w:rFonts w:ascii="Times New Roman" w:eastAsia="Calibri" w:hAnsi="Times New Roman" w:cs="Times New Roman"/>
-          <w:sz w:val="26"/>
-          <w:szCs w:val="26"/>
-          <w:lang w:val="ru-RU"/>
-        </w:rPr>
-        <w:t>removeItem(key) – удалить данные с ключом key.</w:t>
+      <w:proofErr w:type="spellStart"/>
+      <w:r>
+        <w:rPr>
+          <w:rFonts w:ascii="Times New Roman" w:eastAsia="Calibri" w:hAnsi="Times New Roman" w:cs="Times New Roman"/>
+          <w:sz w:val="26"/>
+          <w:szCs w:val="26"/>
+          <w:lang w:val="ru-RU"/>
+        </w:rPr>
+        <w:t>removeItem</w:t>
+      </w:r>
+      <w:proofErr w:type="spellEnd"/>
+      <w:r>
+        <w:rPr>
+          <w:rFonts w:ascii="Times New Roman" w:eastAsia="Calibri" w:hAnsi="Times New Roman" w:cs="Times New Roman"/>
+          <w:sz w:val="26"/>
+          <w:szCs w:val="26"/>
+          <w:lang w:val="ru-RU"/>
+        </w:rPr>
+        <w:t>(</w:t>
+      </w:r>
+      <w:proofErr w:type="spellStart"/>
+      <w:r>
+        <w:rPr>
+          <w:rFonts w:ascii="Times New Roman" w:eastAsia="Calibri" w:hAnsi="Times New Roman" w:cs="Times New Roman"/>
+          <w:sz w:val="26"/>
+          <w:szCs w:val="26"/>
+          <w:lang w:val="ru-RU"/>
+        </w:rPr>
+        <w:t>key</w:t>
+      </w:r>
+      <w:proofErr w:type="spellEnd"/>
+      <w:r>
+        <w:rPr>
+          <w:rFonts w:ascii="Times New Roman" w:eastAsia="Calibri" w:hAnsi="Times New Roman" w:cs="Times New Roman"/>
+          <w:sz w:val="26"/>
+          <w:szCs w:val="26"/>
+          <w:lang w:val="ru-RU"/>
+        </w:rPr>
+        <w:t xml:space="preserve">) – удалить данные с ключом </w:t>
+      </w:r>
+      <w:proofErr w:type="spellStart"/>
+      <w:r>
+        <w:rPr>
+          <w:rFonts w:ascii="Times New Roman" w:eastAsia="Calibri" w:hAnsi="Times New Roman" w:cs="Times New Roman"/>
+          <w:sz w:val="26"/>
+          <w:szCs w:val="26"/>
+          <w:lang w:val="ru-RU"/>
+        </w:rPr>
+        <w:t>key</w:t>
+      </w:r>
+      <w:proofErr w:type="spellEnd"/>
+      <w:r>
+        <w:rPr>
+          <w:rFonts w:ascii="Times New Roman" w:eastAsia="Calibri" w:hAnsi="Times New Roman" w:cs="Times New Roman"/>
+          <w:sz w:val="26"/>
+          <w:szCs w:val="26"/>
+          <w:lang w:val="ru-RU"/>
+        </w:rPr>
+        <w:t>.</w:t>
       </w:r>
     </w:p>
     <w:p>
@@ -509,14 +880,25 @@
           <w:lang w:val="ru-RU"/>
         </w:rPr>
       </w:pPr>
-      <w:r>
-        <w:rPr>
-          <w:rFonts w:ascii="Times New Roman" w:eastAsia="Calibri" w:hAnsi="Times New Roman" w:cs="Times New Roman"/>
-          <w:sz w:val="26"/>
-          <w:szCs w:val="26"/>
-          <w:lang w:val="ru-RU"/>
-        </w:rPr>
-        <w:t>clear() – удалить вс</w:t>
+      <w:proofErr w:type="spellStart"/>
+      <w:r>
+        <w:rPr>
+          <w:rFonts w:ascii="Times New Roman" w:eastAsia="Calibri" w:hAnsi="Times New Roman" w:cs="Times New Roman"/>
+          <w:sz w:val="26"/>
+          <w:szCs w:val="26"/>
+          <w:lang w:val="ru-RU"/>
+        </w:rPr>
+        <w:t>clear</w:t>
+      </w:r>
+      <w:proofErr w:type="spellEnd"/>
+      <w:r>
+        <w:rPr>
+          <w:rFonts w:ascii="Times New Roman" w:eastAsia="Calibri" w:hAnsi="Times New Roman" w:cs="Times New Roman"/>
+          <w:sz w:val="26"/>
+          <w:szCs w:val="26"/>
+          <w:lang w:val="ru-RU"/>
+        </w:rPr>
+        <w:t>() – удалить вс</w:t>
       </w:r>
       <w:r>
         <w:rPr>
@@ -551,14 +933,45 @@
           <w:lang w:val="ru-RU"/>
         </w:rPr>
       </w:pPr>
-      <w:r>
-        <w:rPr>
-          <w:rFonts w:ascii="Times New Roman" w:eastAsia="Calibri" w:hAnsi="Times New Roman" w:cs="Times New Roman"/>
-          <w:sz w:val="26"/>
-          <w:szCs w:val="26"/>
-          <w:lang w:val="ru-RU"/>
-        </w:rPr>
-        <w:t>key(index) – получить ключ на заданной позиции.</w:t>
+      <w:proofErr w:type="spellStart"/>
+      <w:r>
+        <w:rPr>
+          <w:rFonts w:ascii="Times New Roman" w:eastAsia="Calibri" w:hAnsi="Times New Roman" w:cs="Times New Roman"/>
+          <w:sz w:val="26"/>
+          <w:szCs w:val="26"/>
+          <w:lang w:val="ru-RU"/>
+        </w:rPr>
+        <w:t>key</w:t>
+      </w:r>
+      <w:proofErr w:type="spellEnd"/>
+      <w:r>
+        <w:rPr>
+          <w:rFonts w:ascii="Times New Roman" w:eastAsia="Calibri" w:hAnsi="Times New Roman" w:cs="Times New Roman"/>
+          <w:sz w:val="26"/>
+          <w:szCs w:val="26"/>
+          <w:lang w:val="ru-RU"/>
+        </w:rPr>
+        <w:t>(</w:t>
+      </w:r>
+      <w:proofErr w:type="spellStart"/>
+      <w:r>
+        <w:rPr>
+          <w:rFonts w:ascii="Times New Roman" w:eastAsia="Calibri" w:hAnsi="Times New Roman" w:cs="Times New Roman"/>
+          <w:sz w:val="26"/>
+          <w:szCs w:val="26"/>
+          <w:lang w:val="ru-RU"/>
+        </w:rPr>
+        <w:t>index</w:t>
+      </w:r>
+      <w:proofErr w:type="spellEnd"/>
+      <w:r>
+        <w:rPr>
+          <w:rFonts w:ascii="Times New Roman" w:eastAsia="Calibri" w:hAnsi="Times New Roman" w:cs="Times New Roman"/>
+          <w:sz w:val="26"/>
+          <w:szCs w:val="26"/>
+          <w:lang w:val="ru-RU"/>
+        </w:rPr>
+        <w:t>) – получить ключ на заданной позиции.</w:t>
       </w:r>
     </w:p>
     <w:p>
@@ -575,70 +988,103 @@
           <w:lang w:val="ru-RU"/>
         </w:rPr>
       </w:pPr>
-      <w:r>
-        <w:rPr>
-          <w:rFonts w:ascii="Times New Roman" w:eastAsia="Calibri" w:hAnsi="Times New Roman" w:cs="Times New Roman"/>
-          <w:sz w:val="26"/>
-          <w:szCs w:val="26"/>
-          <w:lang w:val="ru-RU"/>
-        </w:rPr>
-        <w:t>length – количество элементов в хранилище.</w:t>
-      </w:r>
-    </w:p>
-    <w:p>
-      <w:pPr>
-        <w:rPr>
-          <w:rFonts w:ascii="Times New Roman" w:eastAsia="Calibri" w:hAnsi="Times New Roman" w:cs="Times New Roman"/>
-          <w:sz w:val="26"/>
-          <w:szCs w:val="26"/>
-          <w:lang w:val="ru-RU"/>
-        </w:rPr>
-      </w:pPr>
-      <w:r>
-        <w:rPr>
-          <w:rFonts w:ascii="Times New Roman" w:eastAsia="Calibri" w:hAnsi="Times New Roman" w:cs="Times New Roman"/>
-          <w:sz w:val="26"/>
-          <w:szCs w:val="26"/>
-          <w:lang w:val="ru-RU"/>
-        </w:rPr>
-        <w:t>Используйте Object.keys для получения всех ключей.</w:t>
-      </w:r>
-    </w:p>
-    <w:p>
-      <w:pPr>
-        <w:rPr>
-          <w:rFonts w:ascii="Times New Roman" w:eastAsia="Calibri" w:hAnsi="Times New Roman" w:cs="Times New Roman"/>
-          <w:sz w:val="26"/>
-          <w:szCs w:val="26"/>
-          <w:lang w:val="ru-RU"/>
-        </w:rPr>
-      </w:pPr>
-      <w:r>
-        <w:rPr>
-          <w:rFonts w:ascii="Times New Roman" w:eastAsia="Calibri" w:hAnsi="Times New Roman" w:cs="Times New Roman"/>
-          <w:sz w:val="26"/>
-          <w:szCs w:val="26"/>
-          <w:lang w:val="ru-RU"/>
-        </w:rPr>
-        <w:t>Можно обращаться к ключам как к обычным свойствам объекта, в этом случае событие</w:t>
-      </w:r>
-      <w:r>
-        <w:rPr>
-          <w:rFonts w:ascii="Times New Roman" w:eastAsia="Calibri" w:hAnsi="Times New Roman" w:cs="Times New Roman"/>
-          <w:sz w:val="26"/>
-          <w:szCs w:val="26"/>
-          <w:lang w:val="ru-RU"/>
-        </w:rPr>
-        <w:t xml:space="preserve"> </w:t>
-      </w:r>
-      <w:r>
-        <w:rPr>
-          <w:rFonts w:ascii="Times New Roman" w:eastAsia="Calibri" w:hAnsi="Times New Roman" w:cs="Times New Roman"/>
-          <w:sz w:val="26"/>
-          <w:szCs w:val="26"/>
-          <w:lang w:val="ru-RU"/>
-        </w:rPr>
-        <w:t>storage не срабатывает.</w:t>
+      <w:proofErr w:type="spellStart"/>
+      <w:r>
+        <w:rPr>
+          <w:rFonts w:ascii="Times New Roman" w:eastAsia="Calibri" w:hAnsi="Times New Roman" w:cs="Times New Roman"/>
+          <w:sz w:val="26"/>
+          <w:szCs w:val="26"/>
+          <w:lang w:val="ru-RU"/>
+        </w:rPr>
+        <w:t>length</w:t>
+      </w:r>
+      <w:proofErr w:type="spellEnd"/>
+      <w:r>
+        <w:rPr>
+          <w:rFonts w:ascii="Times New Roman" w:eastAsia="Calibri" w:hAnsi="Times New Roman" w:cs="Times New Roman"/>
+          <w:sz w:val="26"/>
+          <w:szCs w:val="26"/>
+          <w:lang w:val="ru-RU"/>
+        </w:rPr>
+        <w:t xml:space="preserve"> – количество элементов в хранилище.</w:t>
+      </w:r>
+    </w:p>
+    <w:p>
+      <w:pPr>
+        <w:rPr>
+          <w:rFonts w:ascii="Times New Roman" w:eastAsia="Calibri" w:hAnsi="Times New Roman" w:cs="Times New Roman"/>
+          <w:sz w:val="26"/>
+          <w:szCs w:val="26"/>
+          <w:lang w:val="ru-RU"/>
+        </w:rPr>
+      </w:pPr>
+      <w:r>
+        <w:rPr>
+          <w:rFonts w:ascii="Times New Roman" w:eastAsia="Calibri" w:hAnsi="Times New Roman" w:cs="Times New Roman"/>
+          <w:sz w:val="26"/>
+          <w:szCs w:val="26"/>
+          <w:lang w:val="ru-RU"/>
+        </w:rPr>
+        <w:t xml:space="preserve">Используйте </w:t>
+      </w:r>
+      <w:proofErr w:type="spellStart"/>
+      <w:r>
+        <w:rPr>
+          <w:rFonts w:ascii="Times New Roman" w:eastAsia="Calibri" w:hAnsi="Times New Roman" w:cs="Times New Roman"/>
+          <w:sz w:val="26"/>
+          <w:szCs w:val="26"/>
+          <w:lang w:val="ru-RU"/>
+        </w:rPr>
+        <w:t>Object.keys</w:t>
+      </w:r>
+      <w:proofErr w:type="spellEnd"/>
+      <w:r>
+        <w:rPr>
+          <w:rFonts w:ascii="Times New Roman" w:eastAsia="Calibri" w:hAnsi="Times New Roman" w:cs="Times New Roman"/>
+          <w:sz w:val="26"/>
+          <w:szCs w:val="26"/>
+          <w:lang w:val="ru-RU"/>
+        </w:rPr>
+        <w:t xml:space="preserve"> для получения всех ключей.</w:t>
+      </w:r>
+    </w:p>
+    <w:p>
+      <w:pPr>
+        <w:rPr>
+          <w:rFonts w:ascii="Times New Roman" w:eastAsia="Calibri" w:hAnsi="Times New Roman" w:cs="Times New Roman"/>
+          <w:sz w:val="26"/>
+          <w:szCs w:val="26"/>
+          <w:lang w:val="ru-RU"/>
+        </w:rPr>
+      </w:pPr>
+      <w:r>
+        <w:rPr>
+          <w:rFonts w:ascii="Times New Roman" w:eastAsia="Calibri" w:hAnsi="Times New Roman" w:cs="Times New Roman"/>
+          <w:sz w:val="26"/>
+          <w:szCs w:val="26"/>
+          <w:lang w:val="ru-RU"/>
+        </w:rPr>
+        <w:t xml:space="preserve">Можно обращаться к ключам как к обычным свойствам объекта, в этом случае событие </w:t>
+      </w:r>
+      <w:proofErr w:type="spellStart"/>
+      <w:r>
+        <w:rPr>
+          <w:rFonts w:ascii="Times New Roman" w:eastAsia="Calibri" w:hAnsi="Times New Roman" w:cs="Times New Roman"/>
+          <w:sz w:val="26"/>
+          <w:szCs w:val="26"/>
+          <w:lang w:val="ru-RU"/>
+        </w:rPr>
+        <w:t>storage</w:t>
+      </w:r>
+      <w:proofErr w:type="spellEnd"/>
+      <w:r>
+        <w:rPr>
+          <w:rFonts w:ascii="Times New Roman" w:eastAsia="Calibri" w:hAnsi="Times New Roman" w:cs="Times New Roman"/>
+          <w:sz w:val="26"/>
+          <w:szCs w:val="26"/>
+          <w:lang w:val="ru-RU"/>
+        </w:rPr>
+        <w:t xml:space="preserve"> не срабатывает.</w:t>
       </w:r>
     </w:p>
     <w:p>
@@ -666,7 +1112,127 @@
           <w:szCs w:val="26"/>
           <w:lang w:val="ru-RU"/>
         </w:rPr>
-        <w:t>нтерфейс похож на Map (setItem/getItem/removeItem), но также позволяет получить доступ к элементу по индексу – key(index).</w:t>
+        <w:t xml:space="preserve">нтерфейс похож на </w:t>
+      </w:r>
+      <w:proofErr w:type="spellStart"/>
+      <w:r>
+        <w:rPr>
+          <w:rFonts w:ascii="Times New Roman" w:eastAsia="Calibri" w:hAnsi="Times New Roman" w:cs="Times New Roman"/>
+          <w:sz w:val="26"/>
+          <w:szCs w:val="26"/>
+          <w:lang w:val="ru-RU"/>
+        </w:rPr>
+        <w:t>Map</w:t>
+      </w:r>
+      <w:proofErr w:type="spellEnd"/>
+      <w:r>
+        <w:rPr>
+          <w:rFonts w:ascii="Times New Roman" w:eastAsia="Calibri" w:hAnsi="Times New Roman" w:cs="Times New Roman"/>
+          <w:sz w:val="26"/>
+          <w:szCs w:val="26"/>
+          <w:lang w:val="ru-RU"/>
+        </w:rPr>
+        <w:t xml:space="preserve"> (</w:t>
+      </w:r>
+      <w:proofErr w:type="spellStart"/>
+      <w:r>
+        <w:rPr>
+          <w:rFonts w:ascii="Times New Roman" w:eastAsia="Calibri" w:hAnsi="Times New Roman" w:cs="Times New Roman"/>
+          <w:sz w:val="26"/>
+          <w:szCs w:val="26"/>
+          <w:lang w:val="ru-RU"/>
+        </w:rPr>
+        <w:t>setItem</w:t>
+      </w:r>
+      <w:proofErr w:type="spellEnd"/>
+      <w:r>
+        <w:rPr>
+          <w:rFonts w:ascii="Times New Roman" w:eastAsia="Calibri" w:hAnsi="Times New Roman" w:cs="Times New Roman"/>
+          <w:sz w:val="26"/>
+          <w:szCs w:val="26"/>
+          <w:lang w:val="ru-RU"/>
+        </w:rPr>
+        <w:t>/</w:t>
+      </w:r>
+      <w:proofErr w:type="spellStart"/>
+      <w:r>
+        <w:rPr>
+          <w:rFonts w:ascii="Times New Roman" w:eastAsia="Calibri" w:hAnsi="Times New Roman" w:cs="Times New Roman"/>
+          <w:sz w:val="26"/>
+          <w:szCs w:val="26"/>
+          <w:lang w:val="ru-RU"/>
+        </w:rPr>
+        <w:t>getItem</w:t>
+      </w:r>
+      <w:proofErr w:type="spellEnd"/>
+      <w:r>
+        <w:rPr>
+          <w:rFonts w:ascii="Times New Roman" w:eastAsia="Calibri" w:hAnsi="Times New Roman" w:cs="Times New Roman"/>
+          <w:sz w:val="26"/>
+          <w:szCs w:val="26"/>
+          <w:lang w:val="ru-RU"/>
+        </w:rPr>
+        <w:t>/</w:t>
+      </w:r>
+      <w:proofErr w:type="spellStart"/>
+      <w:r>
+        <w:rPr>
+          <w:rFonts w:ascii="Times New Roman" w:eastAsia="Calibri" w:hAnsi="Times New Roman" w:cs="Times New Roman"/>
+          <w:sz w:val="26"/>
+          <w:szCs w:val="26"/>
+          <w:lang w:val="ru-RU"/>
+        </w:rPr>
+        <w:t>removeItem</w:t>
+      </w:r>
+      <w:proofErr w:type="spellEnd"/>
+      <w:r>
+        <w:rPr>
+          <w:rFonts w:ascii="Times New Roman" w:eastAsia="Calibri" w:hAnsi="Times New Roman" w:cs="Times New Roman"/>
+          <w:sz w:val="26"/>
+          <w:szCs w:val="26"/>
+          <w:lang w:val="ru-RU"/>
+        </w:rPr>
+        <w:t xml:space="preserve">), но также позволяет получить доступ к элементу по индексу – </w:t>
+      </w:r>
+      <w:proofErr w:type="spellStart"/>
+      <w:r>
+        <w:rPr>
+          <w:rFonts w:ascii="Times New Roman" w:eastAsia="Calibri" w:hAnsi="Times New Roman" w:cs="Times New Roman"/>
+          <w:sz w:val="26"/>
+          <w:szCs w:val="26"/>
+          <w:lang w:val="ru-RU"/>
+        </w:rPr>
+        <w:t>key</w:t>
+      </w:r>
+      <w:proofErr w:type="spellEnd"/>
+      <w:r>
+        <w:rPr>
+          <w:rFonts w:ascii="Times New Roman" w:eastAsia="Calibri" w:hAnsi="Times New Roman" w:cs="Times New Roman"/>
+          <w:sz w:val="26"/>
+          <w:szCs w:val="26"/>
+          <w:lang w:val="ru-RU"/>
+        </w:rPr>
+        <w:t>(</w:t>
+      </w:r>
+      <w:proofErr w:type="spellStart"/>
+      <w:r>
+        <w:rPr>
+          <w:rFonts w:ascii="Times New Roman" w:eastAsia="Calibri" w:hAnsi="Times New Roman" w:cs="Times New Roman"/>
+          <w:sz w:val="26"/>
+          <w:szCs w:val="26"/>
+          <w:lang w:val="ru-RU"/>
+        </w:rPr>
+        <w:t>index</w:t>
+      </w:r>
+      <w:proofErr w:type="spellEnd"/>
+      <w:r>
+        <w:rPr>
+          <w:rFonts w:ascii="Times New Roman" w:eastAsia="Calibri" w:hAnsi="Times New Roman" w:cs="Times New Roman"/>
+          <w:sz w:val="26"/>
+          <w:szCs w:val="26"/>
+          <w:lang w:val="ru-RU"/>
+        </w:rPr>
+        <w:t>).</w:t>
       </w:r>
     </w:p>
     <w:p>
@@ -786,6 +1352,7 @@
           <w:lang w:val="ru-RU"/>
         </w:rPr>
       </w:pPr>
+      <w:proofErr w:type="spellStart"/>
       <w:r>
         <w:rPr>
           <w:rFonts w:ascii="Times New Roman" w:eastAsia="Calibri" w:hAnsi="Times New Roman" w:cs="Times New Roman"/>
@@ -795,24 +1362,45 @@
         </w:rPr>
         <w:t>localStorage</w:t>
       </w:r>
-    </w:p>
-    <w:p>
-      <w:pPr>
-        <w:rPr>
-          <w:rFonts w:ascii="Times New Roman" w:eastAsia="Calibri" w:hAnsi="Times New Roman" w:cs="Times New Roman"/>
-          <w:sz w:val="26"/>
-          <w:szCs w:val="26"/>
-          <w:lang w:val="ru-RU"/>
-        </w:rPr>
-      </w:pPr>
-      <w:r>
-        <w:rPr>
-          <w:rFonts w:ascii="Times New Roman" w:eastAsia="Calibri" w:hAnsi="Times New Roman" w:cs="Times New Roman"/>
-          <w:sz w:val="26"/>
-          <w:szCs w:val="26"/>
-          <w:lang w:val="ru-RU"/>
-        </w:rPr>
-        <w:t xml:space="preserve">Это продвинутый формат хранилища в браузере, позволяющий сайтам сохранять больше информации без ущерба для трафика. LocalStorage создали в качестве альтернативы </w:t>
+      <w:proofErr w:type="spellEnd"/>
+    </w:p>
+    <w:p>
+      <w:pPr>
+        <w:rPr>
+          <w:rFonts w:ascii="Times New Roman" w:eastAsia="Calibri" w:hAnsi="Times New Roman" w:cs="Times New Roman"/>
+          <w:sz w:val="26"/>
+          <w:szCs w:val="26"/>
+          <w:lang w:val="ru-RU"/>
+        </w:rPr>
+      </w:pPr>
+      <w:r>
+        <w:rPr>
+          <w:rFonts w:ascii="Times New Roman" w:eastAsia="Calibri" w:hAnsi="Times New Roman" w:cs="Times New Roman"/>
+          <w:sz w:val="26"/>
+          <w:szCs w:val="26"/>
+          <w:lang w:val="ru-RU"/>
+        </w:rPr>
+        <w:t xml:space="preserve">Это продвинутый формат хранилища в браузере, позволяющий сайтам сохранять больше информации без ущерба для трафика. </w:t>
+      </w:r>
+      <w:proofErr w:type="spellStart"/>
+      <w:r>
+        <w:rPr>
+          <w:rFonts w:ascii="Times New Roman" w:eastAsia="Calibri" w:hAnsi="Times New Roman" w:cs="Times New Roman"/>
+          <w:sz w:val="26"/>
+          <w:szCs w:val="26"/>
+          <w:lang w:val="ru-RU"/>
+        </w:rPr>
+        <w:t>LocalStorage</w:t>
+      </w:r>
+      <w:proofErr w:type="spellEnd"/>
+      <w:r>
+        <w:rPr>
+          <w:rFonts w:ascii="Times New Roman" w:eastAsia="Calibri" w:hAnsi="Times New Roman" w:cs="Times New Roman"/>
+          <w:sz w:val="26"/>
+          <w:szCs w:val="26"/>
+          <w:lang w:val="ru-RU"/>
+        </w:rPr>
+        <w:t xml:space="preserve"> создали в качестве альтернативы </w:t>
       </w:r>
       <w:r>
         <w:rPr>
@@ -822,6 +1410,7 @@
         </w:rPr>
         <w:t>c</w:t>
       </w:r>
+      <w:proofErr w:type="spellStart"/>
       <w:r>
         <w:rPr>
           <w:rFonts w:ascii="Times New Roman" w:eastAsia="Calibri" w:hAnsi="Times New Roman" w:cs="Times New Roman"/>
@@ -831,6 +1420,7 @@
         </w:rPr>
         <w:t>ookie</w:t>
       </w:r>
+      <w:proofErr w:type="spellEnd"/>
       <w:r>
         <w:rPr>
           <w:rFonts w:ascii="Times New Roman" w:eastAsia="Calibri" w:hAnsi="Times New Roman" w:cs="Times New Roman"/>
@@ -846,26 +1436,66 @@
           <w:szCs w:val="26"/>
           <w:lang w:val="ru-RU"/>
         </w:rPr>
-        <w:t>, чтобы обойти ограничения последних. А именно — небольшой объем хранилища, необходимость постоянно передавать данные с сервера в браузер и обратно. В localStorage работа с данными стала проще и эффективнее.</w:t>
-      </w:r>
-    </w:p>
-    <w:p>
-      <w:pPr>
-        <w:rPr>
-          <w:rFonts w:ascii="Times New Roman" w:eastAsia="Calibri" w:hAnsi="Times New Roman" w:cs="Times New Roman"/>
-          <w:sz w:val="26"/>
-          <w:szCs w:val="26"/>
-          <w:lang w:val="ru-RU"/>
-        </w:rPr>
-      </w:pPr>
-      <w:r>
-        <w:rPr>
-          <w:rFonts w:ascii="Times New Roman" w:eastAsia="Calibri" w:hAnsi="Times New Roman" w:cs="Times New Roman"/>
-          <w:sz w:val="26"/>
-          <w:szCs w:val="26"/>
-          <w:lang w:val="ru-RU"/>
-        </w:rPr>
-        <w:t>Основные особенности localStorage:</w:t>
+        <w:t xml:space="preserve">, чтобы обойти ограничения последних. А именно — небольшой объем хранилища, необходимость постоянно передавать данные с сервера в браузер и обратно. В </w:t>
+      </w:r>
+      <w:proofErr w:type="spellStart"/>
+      <w:r>
+        <w:rPr>
+          <w:rFonts w:ascii="Times New Roman" w:eastAsia="Calibri" w:hAnsi="Times New Roman" w:cs="Times New Roman"/>
+          <w:sz w:val="26"/>
+          <w:szCs w:val="26"/>
+          <w:lang w:val="ru-RU"/>
+        </w:rPr>
+        <w:t>localStorage</w:t>
+      </w:r>
+      <w:proofErr w:type="spellEnd"/>
+      <w:r>
+        <w:rPr>
+          <w:rFonts w:ascii="Times New Roman" w:eastAsia="Calibri" w:hAnsi="Times New Roman" w:cs="Times New Roman"/>
+          <w:sz w:val="26"/>
+          <w:szCs w:val="26"/>
+          <w:lang w:val="ru-RU"/>
+        </w:rPr>
+        <w:t xml:space="preserve"> работа с данными стала проще и эффективнее.</w:t>
+      </w:r>
+    </w:p>
+    <w:p>
+      <w:pPr>
+        <w:rPr>
+          <w:rFonts w:ascii="Times New Roman" w:eastAsia="Calibri" w:hAnsi="Times New Roman" w:cs="Times New Roman"/>
+          <w:sz w:val="26"/>
+          <w:szCs w:val="26"/>
+          <w:lang w:val="ru-RU"/>
+        </w:rPr>
+      </w:pPr>
+      <w:r>
+        <w:rPr>
+          <w:rFonts w:ascii="Times New Roman" w:eastAsia="Calibri" w:hAnsi="Times New Roman" w:cs="Times New Roman"/>
+          <w:sz w:val="26"/>
+          <w:szCs w:val="26"/>
+          <w:lang w:val="ru-RU"/>
+        </w:rPr>
+        <w:t xml:space="preserve">Основные особенности </w:t>
+      </w:r>
+      <w:proofErr w:type="spellStart"/>
+      <w:r>
+        <w:rPr>
+          <w:rFonts w:ascii="Times New Roman" w:eastAsia="Calibri" w:hAnsi="Times New Roman" w:cs="Times New Roman"/>
+          <w:sz w:val="26"/>
+          <w:szCs w:val="26"/>
+          <w:lang w:val="ru-RU"/>
+        </w:rPr>
+        <w:t>localStorage</w:t>
+      </w:r>
+      <w:proofErr w:type="spellEnd"/>
+      <w:r>
+        <w:rPr>
+          <w:rFonts w:ascii="Times New Roman" w:eastAsia="Calibri" w:hAnsi="Times New Roman" w:cs="Times New Roman"/>
+          <w:sz w:val="26"/>
+          <w:szCs w:val="26"/>
+          <w:lang w:val="ru-RU"/>
+        </w:rPr>
+        <w:t>:</w:t>
       </w:r>
     </w:p>
     <w:p>
@@ -944,14 +1574,45 @@
         </w:rPr>
         <w:t xml:space="preserve">д: </w:t>
       </w:r>
-      <w:r>
-        <w:rPr>
-          <w:rFonts w:ascii="Times New Roman" w:eastAsia="Calibri" w:hAnsi="Times New Roman" w:cs="Times New Roman"/>
-          <w:sz w:val="26"/>
-          <w:szCs w:val="26"/>
-          <w:lang w:val="ru-RU"/>
-        </w:rPr>
-        <w:t>localStorage.setItem('test', 1);</w:t>
+      <w:proofErr w:type="spellStart"/>
+      <w:r>
+        <w:rPr>
+          <w:rFonts w:ascii="Times New Roman" w:eastAsia="Calibri" w:hAnsi="Times New Roman" w:cs="Times New Roman"/>
+          <w:sz w:val="26"/>
+          <w:szCs w:val="26"/>
+          <w:lang w:val="ru-RU"/>
+        </w:rPr>
+        <w:t>localStorage.setItem</w:t>
+      </w:r>
+      <w:proofErr w:type="spellEnd"/>
+      <w:r>
+        <w:rPr>
+          <w:rFonts w:ascii="Times New Roman" w:eastAsia="Calibri" w:hAnsi="Times New Roman" w:cs="Times New Roman"/>
+          <w:sz w:val="26"/>
+          <w:szCs w:val="26"/>
+          <w:lang w:val="ru-RU"/>
+        </w:rPr>
+        <w:t>('</w:t>
+      </w:r>
+      <w:proofErr w:type="spellStart"/>
+      <w:r>
+        <w:rPr>
+          <w:rFonts w:ascii="Times New Roman" w:eastAsia="Calibri" w:hAnsi="Times New Roman" w:cs="Times New Roman"/>
+          <w:sz w:val="26"/>
+          <w:szCs w:val="26"/>
+          <w:lang w:val="ru-RU"/>
+        </w:rPr>
+        <w:t>test</w:t>
+      </w:r>
+      <w:proofErr w:type="spellEnd"/>
+      <w:r>
+        <w:rPr>
+          <w:rFonts w:ascii="Times New Roman" w:eastAsia="Calibri" w:hAnsi="Times New Roman" w:cs="Times New Roman"/>
+          <w:sz w:val="26"/>
+          <w:szCs w:val="26"/>
+          <w:lang w:val="ru-RU"/>
+        </w:rPr>
+        <w:t>', 1);</w:t>
       </w:r>
     </w:p>
     <w:p>
@@ -981,14 +1642,65 @@
         </w:rPr>
         <w:t xml:space="preserve"> </w:t>
       </w:r>
-      <w:r>
-        <w:rPr>
-          <w:rFonts w:ascii="Times New Roman" w:eastAsia="Calibri" w:hAnsi="Times New Roman" w:cs="Times New Roman"/>
-          <w:sz w:val="26"/>
-          <w:szCs w:val="26"/>
-          <w:lang w:val="ru-RU"/>
-        </w:rPr>
-        <w:t>alert( localStorage.getItem('test') ); // 1</w:t>
+      <w:proofErr w:type="spellStart"/>
+      <w:r>
+        <w:rPr>
+          <w:rFonts w:ascii="Times New Roman" w:eastAsia="Calibri" w:hAnsi="Times New Roman" w:cs="Times New Roman"/>
+          <w:sz w:val="26"/>
+          <w:szCs w:val="26"/>
+          <w:lang w:val="ru-RU"/>
+        </w:rPr>
+        <w:t>alert</w:t>
+      </w:r>
+      <w:proofErr w:type="spellEnd"/>
+      <w:r>
+        <w:rPr>
+          <w:rFonts w:ascii="Times New Roman" w:eastAsia="Calibri" w:hAnsi="Times New Roman" w:cs="Times New Roman"/>
+          <w:sz w:val="26"/>
+          <w:szCs w:val="26"/>
+          <w:lang w:val="ru-RU"/>
+        </w:rPr>
+        <w:t xml:space="preserve">( </w:t>
+      </w:r>
+      <w:proofErr w:type="spellStart"/>
+      <w:r>
+        <w:rPr>
+          <w:rFonts w:ascii="Times New Roman" w:eastAsia="Calibri" w:hAnsi="Times New Roman" w:cs="Times New Roman"/>
+          <w:sz w:val="26"/>
+          <w:szCs w:val="26"/>
+          <w:lang w:val="ru-RU"/>
+        </w:rPr>
+        <w:t>localStorage.getItem</w:t>
+      </w:r>
+      <w:proofErr w:type="spellEnd"/>
+      <w:r>
+        <w:rPr>
+          <w:rFonts w:ascii="Times New Roman" w:eastAsia="Calibri" w:hAnsi="Times New Roman" w:cs="Times New Roman"/>
+          <w:sz w:val="26"/>
+          <w:szCs w:val="26"/>
+          <w:lang w:val="ru-RU"/>
+        </w:rPr>
+        <w:t>('</w:t>
+      </w:r>
+      <w:proofErr w:type="spellStart"/>
+      <w:r>
+        <w:rPr>
+          <w:rFonts w:ascii="Times New Roman" w:eastAsia="Calibri" w:hAnsi="Times New Roman" w:cs="Times New Roman"/>
+          <w:sz w:val="26"/>
+          <w:szCs w:val="26"/>
+          <w:lang w:val="ru-RU"/>
+        </w:rPr>
+        <w:t>test</w:t>
+      </w:r>
+      <w:proofErr w:type="spellEnd"/>
+      <w:r>
+        <w:rPr>
+          <w:rFonts w:ascii="Times New Roman" w:eastAsia="Calibri" w:hAnsi="Times New Roman" w:cs="Times New Roman"/>
+          <w:sz w:val="26"/>
+          <w:szCs w:val="26"/>
+          <w:lang w:val="ru-RU"/>
+        </w:rPr>
+        <w:t>') ); // 1</w:t>
       </w:r>
     </w:p>
     <w:p>
@@ -1082,64 +1794,148 @@
           <w:szCs w:val="26"/>
           <w:lang w:val="ru-RU"/>
         </w:rPr>
-        <w:t>Объект localStorage доступен всем окнам из одного источника, поэтому, если мы устанавливаем данные в одном окне, изменения становятся видимыми в другом.</w:t>
-      </w:r>
-    </w:p>
-    <w:p>
-      <w:pPr>
-        <w:rPr>
-          <w:rFonts w:ascii="Times New Roman" w:eastAsia="Calibri" w:hAnsi="Times New Roman" w:cs="Times New Roman"/>
-          <w:sz w:val="26"/>
-          <w:szCs w:val="26"/>
-          <w:lang w:val="ru-RU"/>
-        </w:rPr>
-      </w:pPr>
-      <w:r>
-        <w:rPr>
-          <w:rFonts w:ascii="Times New Roman" w:eastAsia="Calibri" w:hAnsi="Times New Roman" w:cs="Times New Roman"/>
-          <w:sz w:val="26"/>
-          <w:szCs w:val="26"/>
-          <w:lang w:val="ru-RU"/>
-        </w:rPr>
-        <w:t>Информация хранится в формате «ключ-значение» в виде строк. Даже если ввести числовые или логические данные, они преобразуются в строчные. Для использования хранилища в JavaScript используют объект localStorage.</w:t>
-      </w:r>
-    </w:p>
-    <w:p>
-      <w:pPr>
-        <w:rPr>
-          <w:rFonts w:ascii="Times New Roman" w:eastAsia="Calibri" w:hAnsi="Times New Roman" w:cs="Times New Roman"/>
-          <w:sz w:val="26"/>
-          <w:szCs w:val="26"/>
-          <w:lang w:val="ru-RU"/>
-        </w:rPr>
-      </w:pPr>
-      <w:r>
-        <w:rPr>
-          <w:rFonts w:ascii="Times New Roman" w:eastAsia="Calibri" w:hAnsi="Times New Roman" w:cs="Times New Roman"/>
-          <w:sz w:val="26"/>
-          <w:szCs w:val="26"/>
-          <w:lang w:val="ru-RU"/>
-        </w:rPr>
-        <w:t>Несмотря на то, что в localStorage сохраняются только строки, с помощью JSON разработчики могут взаимодействовать и с более сложными типами данных.</w:t>
-      </w:r>
-    </w:p>
-    <w:p>
-      <w:pPr>
-        <w:rPr>
-          <w:rFonts w:ascii="Times New Roman" w:eastAsia="Calibri" w:hAnsi="Times New Roman" w:cs="Times New Roman"/>
-          <w:sz w:val="26"/>
-          <w:szCs w:val="26"/>
-          <w:lang w:val="ru-RU"/>
-        </w:rPr>
-      </w:pPr>
-      <w:r>
-        <w:rPr>
-          <w:rFonts w:ascii="Times New Roman" w:eastAsia="Calibri" w:hAnsi="Times New Roman" w:cs="Times New Roman"/>
-          <w:sz w:val="26"/>
-          <w:szCs w:val="26"/>
-          <w:lang w:val="ru-RU"/>
-        </w:rPr>
-        <w:t>Пример кода:</w:t>
+        <w:t xml:space="preserve">Объект </w:t>
+      </w:r>
+      <w:proofErr w:type="spellStart"/>
+      <w:r>
+        <w:rPr>
+          <w:rFonts w:ascii="Times New Roman" w:eastAsia="Calibri" w:hAnsi="Times New Roman" w:cs="Times New Roman"/>
+          <w:sz w:val="26"/>
+          <w:szCs w:val="26"/>
+          <w:lang w:val="ru-RU"/>
+        </w:rPr>
+        <w:t>localStorage</w:t>
+      </w:r>
+      <w:proofErr w:type="spellEnd"/>
+      <w:r>
+        <w:rPr>
+          <w:rFonts w:ascii="Times New Roman" w:eastAsia="Calibri" w:hAnsi="Times New Roman" w:cs="Times New Roman"/>
+          <w:sz w:val="26"/>
+          <w:szCs w:val="26"/>
+          <w:lang w:val="ru-RU"/>
+        </w:rPr>
+        <w:t xml:space="preserve"> доступен всем окнам из одного источника, поэтому, если мы устанавливаем данные в одном окне, изменения становятся видимыми в другом.</w:t>
+      </w:r>
+    </w:p>
+    <w:p>
+      <w:pPr>
+        <w:rPr>
+          <w:rFonts w:ascii="Times New Roman" w:eastAsia="Calibri" w:hAnsi="Times New Roman" w:cs="Times New Roman"/>
+          <w:sz w:val="26"/>
+          <w:szCs w:val="26"/>
+          <w:lang w:val="ru-RU"/>
+        </w:rPr>
+      </w:pPr>
+      <w:r>
+        <w:rPr>
+          <w:rFonts w:ascii="Times New Roman" w:eastAsia="Calibri" w:hAnsi="Times New Roman" w:cs="Times New Roman"/>
+          <w:sz w:val="26"/>
+          <w:szCs w:val="26"/>
+          <w:lang w:val="ru-RU"/>
+        </w:rPr>
+        <w:t xml:space="preserve">Информация хранится в формате «ключ-значение» в виде строк. Даже если ввести числовые или логические данные, они преобразуются в строчные. Для использования хранилища в JavaScript используют объект </w:t>
+      </w:r>
+      <w:proofErr w:type="spellStart"/>
+      <w:r>
+        <w:rPr>
+          <w:rFonts w:ascii="Times New Roman" w:eastAsia="Calibri" w:hAnsi="Times New Roman" w:cs="Times New Roman"/>
+          <w:sz w:val="26"/>
+          <w:szCs w:val="26"/>
+          <w:lang w:val="ru-RU"/>
+        </w:rPr>
+        <w:t>localStorage</w:t>
+      </w:r>
+      <w:proofErr w:type="spellEnd"/>
+      <w:r>
+        <w:rPr>
+          <w:rFonts w:ascii="Times New Roman" w:eastAsia="Calibri" w:hAnsi="Times New Roman" w:cs="Times New Roman"/>
+          <w:sz w:val="26"/>
+          <w:szCs w:val="26"/>
+          <w:lang w:val="ru-RU"/>
+        </w:rPr>
+        <w:t>.</w:t>
+      </w:r>
+    </w:p>
+    <w:p>
+      <w:pPr>
+        <w:rPr>
+          <w:rFonts w:ascii="Times New Roman" w:eastAsia="Calibri" w:hAnsi="Times New Roman" w:cs="Times New Roman"/>
+          <w:sz w:val="26"/>
+          <w:szCs w:val="26"/>
+          <w:lang w:val="ru-RU"/>
+        </w:rPr>
+      </w:pPr>
+      <w:r>
+        <w:rPr>
+          <w:rFonts w:ascii="Times New Roman" w:eastAsia="Calibri" w:hAnsi="Times New Roman" w:cs="Times New Roman"/>
+          <w:sz w:val="26"/>
+          <w:szCs w:val="26"/>
+          <w:lang w:val="ru-RU"/>
+        </w:rPr>
+        <w:t xml:space="preserve">Несмотря на то, что в </w:t>
+      </w:r>
+      <w:proofErr w:type="spellStart"/>
+      <w:r>
+        <w:rPr>
+          <w:rFonts w:ascii="Times New Roman" w:eastAsia="Calibri" w:hAnsi="Times New Roman" w:cs="Times New Roman"/>
+          <w:sz w:val="26"/>
+          <w:szCs w:val="26"/>
+          <w:lang w:val="ru-RU"/>
+        </w:rPr>
+        <w:t>localStorage</w:t>
+      </w:r>
+      <w:proofErr w:type="spellEnd"/>
+      <w:r>
+        <w:rPr>
+          <w:rFonts w:ascii="Times New Roman" w:eastAsia="Calibri" w:hAnsi="Times New Roman" w:cs="Times New Roman"/>
+          <w:sz w:val="26"/>
+          <w:szCs w:val="26"/>
+          <w:lang w:val="ru-RU"/>
+        </w:rPr>
+        <w:t xml:space="preserve"> сохраняются только строки, с помощью JSON разработчики могут взаимодействовать и с более сложными типами данных.</w:t>
+      </w:r>
+    </w:p>
+    <w:p>
+      <w:pPr>
+        <w:rPr>
+          <w:rFonts w:ascii="Times New Roman" w:eastAsia="Calibri" w:hAnsi="Times New Roman" w:cs="Times New Roman"/>
+          <w:sz w:val="26"/>
+          <w:szCs w:val="26"/>
+        </w:rPr>
+      </w:pPr>
+      <w:r>
+        <w:rPr>
+          <w:rFonts w:ascii="Times New Roman" w:eastAsia="Calibri" w:hAnsi="Times New Roman" w:cs="Times New Roman"/>
+          <w:sz w:val="26"/>
+          <w:szCs w:val="26"/>
+          <w:lang w:val="ru-RU"/>
+        </w:rPr>
+        <w:t>Пример</w:t>
+      </w:r>
+      <w:r>
+        <w:rPr>
+          <w:rFonts w:ascii="Times New Roman" w:eastAsia="Calibri" w:hAnsi="Times New Roman" w:cs="Times New Roman"/>
+          <w:sz w:val="26"/>
+          <w:szCs w:val="26"/>
+        </w:rPr>
+        <w:t xml:space="preserve"> </w:t>
+      </w:r>
+      <w:r>
+        <w:rPr>
+          <w:rFonts w:ascii="Times New Roman" w:eastAsia="Calibri" w:hAnsi="Times New Roman" w:cs="Times New Roman"/>
+          <w:sz w:val="26"/>
+          <w:szCs w:val="26"/>
+          <w:lang w:val="ru-RU"/>
+        </w:rPr>
+        <w:t>кода</w:t>
+      </w:r>
+      <w:r>
+        <w:rPr>
+          <w:rFonts w:ascii="Times New Roman" w:eastAsia="Calibri" w:hAnsi="Times New Roman" w:cs="Times New Roman"/>
+          <w:sz w:val="26"/>
+          <w:szCs w:val="26"/>
+        </w:rPr>
+        <w:t>:</w:t>
       </w:r>
     </w:p>
     <w:p>
@@ -1167,30 +1963,50 @@
           <w:szCs w:val="26"/>
         </w:rPr>
       </w:pPr>
-      <w:r>
-        <w:rPr>
-          <w:rFonts w:ascii="Times New Roman" w:eastAsia="Calibri" w:hAnsi="Times New Roman" w:cs="Times New Roman"/>
-          <w:sz w:val="26"/>
-          <w:szCs w:val="26"/>
-        </w:rPr>
-        <w:t>localStorage.setItem("name", "Mathew");</w:t>
-      </w:r>
-    </w:p>
-    <w:p>
-      <w:pPr>
-        <w:rPr>
-          <w:rFonts w:ascii="Times New Roman" w:eastAsia="Calibri" w:hAnsi="Times New Roman" w:cs="Times New Roman"/>
-          <w:sz w:val="26"/>
-          <w:szCs w:val="26"/>
-        </w:rPr>
-      </w:pPr>
-      <w:r>
-        <w:rPr>
-          <w:rFonts w:ascii="Times New Roman" w:eastAsia="Calibri" w:hAnsi="Times New Roman" w:cs="Times New Roman"/>
-          <w:sz w:val="26"/>
-          <w:szCs w:val="26"/>
-        </w:rPr>
-        <w:t>localStorage.setItem("age", "33");</w:t>
+      <w:proofErr w:type="spellStart"/>
+      <w:r>
+        <w:rPr>
+          <w:rFonts w:ascii="Times New Roman" w:eastAsia="Calibri" w:hAnsi="Times New Roman" w:cs="Times New Roman"/>
+          <w:sz w:val="26"/>
+          <w:szCs w:val="26"/>
+        </w:rPr>
+        <w:t>localStorage.setItem</w:t>
+      </w:r>
+      <w:proofErr w:type="spellEnd"/>
+      <w:r>
+        <w:rPr>
+          <w:rFonts w:ascii="Times New Roman" w:eastAsia="Calibri" w:hAnsi="Times New Roman" w:cs="Times New Roman"/>
+          <w:sz w:val="26"/>
+          <w:szCs w:val="26"/>
+        </w:rPr>
+        <w:t>("name", "Mathew");</w:t>
+      </w:r>
+    </w:p>
+    <w:p>
+      <w:pPr>
+        <w:rPr>
+          <w:rFonts w:ascii="Times New Roman" w:eastAsia="Calibri" w:hAnsi="Times New Roman" w:cs="Times New Roman"/>
+          <w:sz w:val="26"/>
+          <w:szCs w:val="26"/>
+        </w:rPr>
+      </w:pPr>
+      <w:proofErr w:type="spellStart"/>
+      <w:r>
+        <w:rPr>
+          <w:rFonts w:ascii="Times New Roman" w:eastAsia="Calibri" w:hAnsi="Times New Roman" w:cs="Times New Roman"/>
+          <w:sz w:val="26"/>
+          <w:szCs w:val="26"/>
+        </w:rPr>
+        <w:t>localStorage.setItem</w:t>
+      </w:r>
+      <w:proofErr w:type="spellEnd"/>
+      <w:r>
+        <w:rPr>
+          <w:rFonts w:ascii="Times New Roman" w:eastAsia="Calibri" w:hAnsi="Times New Roman" w:cs="Times New Roman"/>
+          <w:sz w:val="26"/>
+          <w:szCs w:val="26"/>
+        </w:rPr>
+        <w:t>("age", "33");</w:t>
       </w:r>
     </w:p>
     <w:p>
@@ -1233,24 +2049,60 @@
           <w:sz w:val="26"/>
           <w:szCs w:val="26"/>
         </w:rPr>
-        <w:t>const name = localStorage.getItem("name");</w:t>
-      </w:r>
-    </w:p>
-    <w:p>
-      <w:pPr>
-        <w:rPr>
-          <w:rFonts w:ascii="Times New Roman" w:eastAsia="Calibri" w:hAnsi="Times New Roman" w:cs="Times New Roman"/>
-          <w:sz w:val="26"/>
-          <w:szCs w:val="26"/>
-        </w:rPr>
-      </w:pPr>
-      <w:r>
-        <w:rPr>
-          <w:rFonts w:ascii="Times New Roman" w:eastAsia="Calibri" w:hAnsi="Times New Roman" w:cs="Times New Roman"/>
-          <w:sz w:val="26"/>
-          <w:szCs w:val="26"/>
-        </w:rPr>
-        <w:t>const age = localStorage.getItem("age");</w:t>
+        <w:t xml:space="preserve">const name = </w:t>
+      </w:r>
+      <w:proofErr w:type="spellStart"/>
+      <w:r>
+        <w:rPr>
+          <w:rFonts w:ascii="Times New Roman" w:eastAsia="Calibri" w:hAnsi="Times New Roman" w:cs="Times New Roman"/>
+          <w:sz w:val="26"/>
+          <w:szCs w:val="26"/>
+        </w:rPr>
+        <w:t>localStorage.getItem</w:t>
+      </w:r>
+      <w:proofErr w:type="spellEnd"/>
+      <w:r>
+        <w:rPr>
+          <w:rFonts w:ascii="Times New Roman" w:eastAsia="Calibri" w:hAnsi="Times New Roman" w:cs="Times New Roman"/>
+          <w:sz w:val="26"/>
+          <w:szCs w:val="26"/>
+        </w:rPr>
+        <w:t>("name");</w:t>
+      </w:r>
+    </w:p>
+    <w:p>
+      <w:pPr>
+        <w:rPr>
+          <w:rFonts w:ascii="Times New Roman" w:eastAsia="Calibri" w:hAnsi="Times New Roman" w:cs="Times New Roman"/>
+          <w:sz w:val="26"/>
+          <w:szCs w:val="26"/>
+        </w:rPr>
+      </w:pPr>
+      <w:r>
+        <w:rPr>
+          <w:rFonts w:ascii="Times New Roman" w:eastAsia="Calibri" w:hAnsi="Times New Roman" w:cs="Times New Roman"/>
+          <w:sz w:val="26"/>
+          <w:szCs w:val="26"/>
+        </w:rPr>
+        <w:t xml:space="preserve">const age = </w:t>
+      </w:r>
+      <w:proofErr w:type="spellStart"/>
+      <w:r>
+        <w:rPr>
+          <w:rFonts w:ascii="Times New Roman" w:eastAsia="Calibri" w:hAnsi="Times New Roman" w:cs="Times New Roman"/>
+          <w:sz w:val="26"/>
+          <w:szCs w:val="26"/>
+        </w:rPr>
+        <w:t>localStorage.getItem</w:t>
+      </w:r>
+      <w:proofErr w:type="spellEnd"/>
+      <w:r>
+        <w:rPr>
+          <w:rFonts w:ascii="Times New Roman" w:eastAsia="Calibri" w:hAnsi="Times New Roman" w:cs="Times New Roman"/>
+          <w:sz w:val="26"/>
+          <w:szCs w:val="26"/>
+        </w:rPr>
+        <w:t>("age");</w:t>
       </w:r>
     </w:p>
     <w:p>
@@ -1331,13 +2183,23 @@
           <w:szCs w:val="26"/>
         </w:rPr>
       </w:pPr>
-      <w:r>
-        <w:rPr>
-          <w:rFonts w:ascii="Times New Roman" w:eastAsia="Calibri" w:hAnsi="Times New Roman" w:cs="Times New Roman"/>
-          <w:sz w:val="26"/>
-          <w:szCs w:val="26"/>
-        </w:rPr>
-        <w:t>localStorage.removeItem("age");</w:t>
+      <w:proofErr w:type="spellStart"/>
+      <w:r>
+        <w:rPr>
+          <w:rFonts w:ascii="Times New Roman" w:eastAsia="Calibri" w:hAnsi="Times New Roman" w:cs="Times New Roman"/>
+          <w:sz w:val="26"/>
+          <w:szCs w:val="26"/>
+        </w:rPr>
+        <w:t>localStorage.removeItem</w:t>
+      </w:r>
+      <w:proofErr w:type="spellEnd"/>
+      <w:r>
+        <w:rPr>
+          <w:rFonts w:ascii="Times New Roman" w:eastAsia="Calibri" w:hAnsi="Times New Roman" w:cs="Times New Roman"/>
+          <w:sz w:val="26"/>
+          <w:szCs w:val="26"/>
+        </w:rPr>
+        <w:t>("age");</w:t>
       </w:r>
     </w:p>
     <w:p>
@@ -1375,34 +2237,47 @@
           <w:lang w:val="ru-RU"/>
         </w:rPr>
       </w:pPr>
-      <w:r>
-        <w:rPr>
-          <w:rFonts w:ascii="Times New Roman" w:eastAsia="Calibri" w:hAnsi="Times New Roman" w:cs="Times New Roman"/>
-          <w:sz w:val="26"/>
-          <w:szCs w:val="26"/>
-          <w:lang w:val="ru-RU"/>
-        </w:rPr>
-        <w:t>localStorage.clear();</w:t>
-      </w:r>
-    </w:p>
-    <w:p>
-      <w:pPr>
-        <w:rPr>
-          <w:rFonts w:ascii="Times New Roman" w:eastAsia="Calibri" w:hAnsi="Times New Roman" w:cs="Times New Roman"/>
-          <w:sz w:val="26"/>
-          <w:szCs w:val="26"/>
-          <w:lang w:val="ru-RU"/>
-        </w:rPr>
-      </w:pPr>
-    </w:p>
-    <w:p>
-      <w:pPr>
-        <w:rPr>
-          <w:rFonts w:ascii="Times New Roman" w:eastAsia="Calibri" w:hAnsi="Times New Roman" w:cs="Times New Roman"/>
-          <w:sz w:val="26"/>
-          <w:szCs w:val="26"/>
-        </w:rPr>
-      </w:pPr>
+      <w:proofErr w:type="spellStart"/>
+      <w:r>
+        <w:rPr>
+          <w:rFonts w:ascii="Times New Roman" w:eastAsia="Calibri" w:hAnsi="Times New Roman" w:cs="Times New Roman"/>
+          <w:sz w:val="26"/>
+          <w:szCs w:val="26"/>
+          <w:lang w:val="ru-RU"/>
+        </w:rPr>
+        <w:t>localStorage.clear</w:t>
+      </w:r>
+      <w:proofErr w:type="spellEnd"/>
+      <w:r>
+        <w:rPr>
+          <w:rFonts w:ascii="Times New Roman" w:eastAsia="Calibri" w:hAnsi="Times New Roman" w:cs="Times New Roman"/>
+          <w:sz w:val="26"/>
+          <w:szCs w:val="26"/>
+          <w:lang w:val="ru-RU"/>
+        </w:rPr>
+        <w:t>();</w:t>
+      </w:r>
+    </w:p>
+    <w:p>
+      <w:pPr>
+        <w:rPr>
+          <w:rFonts w:ascii="Times New Roman" w:eastAsia="Calibri" w:hAnsi="Times New Roman" w:cs="Times New Roman"/>
+          <w:sz w:val="26"/>
+          <w:szCs w:val="26"/>
+          <w:lang w:val="ru-RU"/>
+        </w:rPr>
+      </w:pPr>
+    </w:p>
+    <w:p>
+      <w:pPr>
+        <w:rPr>
+          <w:rFonts w:ascii="Times New Roman" w:eastAsia="Calibri" w:hAnsi="Times New Roman" w:cs="Times New Roman"/>
+          <w:sz w:val="26"/>
+          <w:szCs w:val="26"/>
+          <w:lang w:val="ru-RU"/>
+        </w:rPr>
+      </w:pPr>
+      <w:proofErr w:type="spellStart"/>
       <w:r>
         <w:rPr>
           <w:rFonts w:ascii="Times New Roman" w:eastAsia="Calibri" w:hAnsi="Times New Roman" w:cs="Times New Roman"/>
@@ -1411,6 +2286,7 @@
         </w:rPr>
         <w:t>sessionStorage</w:t>
       </w:r>
+      <w:proofErr w:type="spellEnd"/>
     </w:p>
     <w:p>
       <w:pPr>
@@ -1430,6 +2306,7 @@
         </w:rPr>
         <w:t xml:space="preserve">Способ работы с данными </w:t>
       </w:r>
+      <w:proofErr w:type="spellStart"/>
       <w:r>
         <w:rPr>
           <w:rFonts w:ascii="Times New Roman" w:eastAsia="Calibri" w:hAnsi="Times New Roman" w:cs="Times New Roman"/>
@@ -1438,6 +2315,7 @@
         </w:rPr>
         <w:t>sessionStorage</w:t>
       </w:r>
+      <w:proofErr w:type="spellEnd"/>
       <w:r>
         <w:rPr>
           <w:rFonts w:ascii="Times New Roman" w:eastAsia="Calibri" w:hAnsi="Times New Roman" w:cs="Times New Roman"/>
@@ -1447,6 +2325,7 @@
         </w:rPr>
         <w:t xml:space="preserve"> во многом аналогичен </w:t>
       </w:r>
+      <w:proofErr w:type="spellStart"/>
       <w:r>
         <w:rPr>
           <w:rFonts w:ascii="Times New Roman" w:eastAsia="Calibri" w:hAnsi="Times New Roman" w:cs="Times New Roman"/>
@@ -1455,6 +2334,7 @@
         </w:rPr>
         <w:t>localStorage</w:t>
       </w:r>
+      <w:proofErr w:type="spellEnd"/>
       <w:r>
         <w:rPr>
           <w:rFonts w:ascii="Times New Roman" w:eastAsia="Calibri" w:hAnsi="Times New Roman" w:cs="Times New Roman"/>
@@ -1464,6 +2344,7 @@
         </w:rPr>
         <w:t xml:space="preserve">, но есть принципиальное отличие — после закрытия браузера данные полностью удаляются. Это не означает, что </w:t>
       </w:r>
+      <w:proofErr w:type="spellStart"/>
       <w:r>
         <w:rPr>
           <w:rFonts w:ascii="Times New Roman" w:eastAsia="Calibri" w:hAnsi="Times New Roman" w:cs="Times New Roman"/>
@@ -1472,6 +2353,7 @@
         </w:rPr>
         <w:t>sessionStorage</w:t>
       </w:r>
+      <w:proofErr w:type="spellEnd"/>
       <w:r>
         <w:rPr>
           <w:rFonts w:ascii="Times New Roman" w:eastAsia="Calibri" w:hAnsi="Times New Roman" w:cs="Times New Roman"/>
@@ -1498,7 +2380,47 @@
           <w:szCs w:val="26"/>
           <w:lang w:val="ru-RU"/>
         </w:rPr>
-        <w:t>Объект sessionStorage используется гораздо реже, чем localStorage.</w:t>
+        <w:t xml:space="preserve">Объект </w:t>
+      </w:r>
+      <w:proofErr w:type="spellStart"/>
+      <w:r>
+        <w:rPr>
+          <w:rFonts w:ascii="Times New Roman" w:eastAsia="Calibri" w:hAnsi="Times New Roman" w:cs="Times New Roman"/>
+          <w:sz w:val="26"/>
+          <w:szCs w:val="26"/>
+          <w:lang w:val="ru-RU"/>
+        </w:rPr>
+        <w:t>sessionStorage</w:t>
+      </w:r>
+      <w:proofErr w:type="spellEnd"/>
+      <w:r>
+        <w:rPr>
+          <w:rFonts w:ascii="Times New Roman" w:eastAsia="Calibri" w:hAnsi="Times New Roman" w:cs="Times New Roman"/>
+          <w:sz w:val="26"/>
+          <w:szCs w:val="26"/>
+          <w:lang w:val="ru-RU"/>
+        </w:rPr>
+        <w:t xml:space="preserve"> используется гораздо реже, чем </w:t>
+      </w:r>
+      <w:proofErr w:type="spellStart"/>
+      <w:r>
+        <w:rPr>
+          <w:rFonts w:ascii="Times New Roman" w:eastAsia="Calibri" w:hAnsi="Times New Roman" w:cs="Times New Roman"/>
+          <w:sz w:val="26"/>
+          <w:szCs w:val="26"/>
+          <w:lang w:val="ru-RU"/>
+        </w:rPr>
+        <w:t>localStorage</w:t>
+      </w:r>
+      <w:proofErr w:type="spellEnd"/>
+      <w:r>
+        <w:rPr>
+          <w:rFonts w:ascii="Times New Roman" w:eastAsia="Calibri" w:hAnsi="Times New Roman" w:cs="Times New Roman"/>
+          <w:sz w:val="26"/>
+          <w:szCs w:val="26"/>
+          <w:lang w:val="ru-RU"/>
+        </w:rPr>
+        <w:t>.</w:t>
       </w:r>
     </w:p>
     <w:p>
@@ -1534,14 +2456,25 @@
           <w:lang w:val="ru-RU"/>
         </w:rPr>
       </w:pPr>
-      <w:r>
-        <w:rPr>
-          <w:rFonts w:ascii="Times New Roman" w:eastAsia="Calibri" w:hAnsi="Times New Roman" w:cs="Times New Roman"/>
-          <w:sz w:val="26"/>
-          <w:szCs w:val="26"/>
-          <w:lang w:val="ru-RU"/>
-        </w:rPr>
-        <w:t>sessionStorage существует только в рамках текущей вкладки браузера.</w:t>
+      <w:proofErr w:type="spellStart"/>
+      <w:r>
+        <w:rPr>
+          <w:rFonts w:ascii="Times New Roman" w:eastAsia="Calibri" w:hAnsi="Times New Roman" w:cs="Times New Roman"/>
+          <w:sz w:val="26"/>
+          <w:szCs w:val="26"/>
+          <w:lang w:val="ru-RU"/>
+        </w:rPr>
+        <w:t>sessionStorage</w:t>
+      </w:r>
+      <w:proofErr w:type="spellEnd"/>
+      <w:r>
+        <w:rPr>
+          <w:rFonts w:ascii="Times New Roman" w:eastAsia="Calibri" w:hAnsi="Times New Roman" w:cs="Times New Roman"/>
+          <w:sz w:val="26"/>
+          <w:szCs w:val="26"/>
+          <w:lang w:val="ru-RU"/>
+        </w:rPr>
+        <w:t xml:space="preserve"> существует только в рамках текущей вкладки браузера.</w:t>
       </w:r>
     </w:p>
     <w:p>
@@ -1589,7 +2522,27 @@
           <w:szCs w:val="26"/>
           <w:lang w:val="ru-RU"/>
         </w:rPr>
-        <w:t>Но оно разделяется между ифреймами на той же вкладке (при условии, что они из одного и того же источника).</w:t>
+        <w:t xml:space="preserve">Но оно разделяется между </w:t>
+      </w:r>
+      <w:proofErr w:type="spellStart"/>
+      <w:r>
+        <w:rPr>
+          <w:rFonts w:ascii="Times New Roman" w:eastAsia="Calibri" w:hAnsi="Times New Roman" w:cs="Times New Roman"/>
+          <w:sz w:val="26"/>
+          <w:szCs w:val="26"/>
+          <w:lang w:val="ru-RU"/>
+        </w:rPr>
+        <w:t>ифреймами</w:t>
+      </w:r>
+      <w:proofErr w:type="spellEnd"/>
+      <w:r>
+        <w:rPr>
+          <w:rFonts w:ascii="Times New Roman" w:eastAsia="Calibri" w:hAnsi="Times New Roman" w:cs="Times New Roman"/>
+          <w:sz w:val="26"/>
+          <w:szCs w:val="26"/>
+          <w:lang w:val="ru-RU"/>
+        </w:rPr>
+        <w:t xml:space="preserve"> на той же вкладке (при условии, что они из одного и того же источника).</w:t>
       </w:r>
     </w:p>
     <w:p>
@@ -1694,13 +2647,23 @@
         </w:rPr>
         <w:t xml:space="preserve">: </w:t>
       </w:r>
-      <w:r>
-        <w:rPr>
-          <w:rFonts w:ascii="Times New Roman" w:eastAsia="Calibri" w:hAnsi="Times New Roman" w:cs="Times New Roman"/>
-          <w:sz w:val="26"/>
-          <w:szCs w:val="26"/>
-        </w:rPr>
-        <w:t>sessionStorage.setItem('test', 1);</w:t>
+      <w:proofErr w:type="spellStart"/>
+      <w:r>
+        <w:rPr>
+          <w:rFonts w:ascii="Times New Roman" w:eastAsia="Calibri" w:hAnsi="Times New Roman" w:cs="Times New Roman"/>
+          <w:sz w:val="26"/>
+          <w:szCs w:val="26"/>
+        </w:rPr>
+        <w:t>sessionStorage.setItem</w:t>
+      </w:r>
+      <w:proofErr w:type="spellEnd"/>
+      <w:r>
+        <w:rPr>
+          <w:rFonts w:ascii="Times New Roman" w:eastAsia="Calibri" w:hAnsi="Times New Roman" w:cs="Times New Roman"/>
+          <w:sz w:val="26"/>
+          <w:szCs w:val="26"/>
+        </w:rPr>
+        <w:t>('test', 1);</w:t>
       </w:r>
     </w:p>
     <w:p>
@@ -1760,15 +2723,25 @@
           <w:sz w:val="26"/>
           <w:szCs w:val="26"/>
         </w:rPr>
-        <w:t xml:space="preserve">: </w:t>
-      </w:r>
-      <w:r>
-        <w:rPr>
-          <w:rFonts w:ascii="Times New Roman" w:eastAsia="Calibri" w:hAnsi="Times New Roman" w:cs="Times New Roman"/>
-          <w:sz w:val="26"/>
-          <w:szCs w:val="26"/>
-        </w:rPr>
-        <w:t xml:space="preserve">alert( sessionStorage.getItem('test') ); // </w:t>
+        <w:t xml:space="preserve">: alert( </w:t>
+      </w:r>
+      <w:proofErr w:type="spellStart"/>
+      <w:r>
+        <w:rPr>
+          <w:rFonts w:ascii="Times New Roman" w:eastAsia="Calibri" w:hAnsi="Times New Roman" w:cs="Times New Roman"/>
+          <w:sz w:val="26"/>
+          <w:szCs w:val="26"/>
+        </w:rPr>
+        <w:t>sessionStorage.getItem</w:t>
+      </w:r>
+      <w:proofErr w:type="spellEnd"/>
+      <w:r>
+        <w:rPr>
+          <w:rFonts w:ascii="Times New Roman" w:eastAsia="Calibri" w:hAnsi="Times New Roman" w:cs="Times New Roman"/>
+          <w:sz w:val="26"/>
+          <w:szCs w:val="26"/>
+        </w:rPr>
+        <w:t xml:space="preserve">('test') ); // </w:t>
       </w:r>
       <w:r>
         <w:rPr>
@@ -1913,7 +2886,27 @@
           <w:szCs w:val="26"/>
           <w:lang w:val="ru-RU"/>
         </w:rPr>
-        <w:t>вернёт null, что значит «ничего не найдено».</w:t>
+        <w:t xml:space="preserve">вернёт </w:t>
+      </w:r>
+      <w:proofErr w:type="spellStart"/>
+      <w:r>
+        <w:rPr>
+          <w:rFonts w:ascii="Times New Roman" w:eastAsia="Calibri" w:hAnsi="Times New Roman" w:cs="Times New Roman"/>
+          <w:sz w:val="26"/>
+          <w:szCs w:val="26"/>
+          <w:lang w:val="ru-RU"/>
+        </w:rPr>
+        <w:t>null</w:t>
+      </w:r>
+      <w:proofErr w:type="spellEnd"/>
+      <w:r>
+        <w:rPr>
+          <w:rFonts w:ascii="Times New Roman" w:eastAsia="Calibri" w:hAnsi="Times New Roman" w:cs="Times New Roman"/>
+          <w:sz w:val="26"/>
+          <w:szCs w:val="26"/>
+          <w:lang w:val="ru-RU"/>
+        </w:rPr>
+        <w:t>, что значит «ничего не найдено».</w:t>
       </w:r>
     </w:p>
     <w:p>
@@ -1997,49 +2990,147 @@
           <w:rFonts w:ascii="Times New Roman" w:eastAsia="Calibri" w:hAnsi="Times New Roman" w:cs="Times New Roman"/>
           <w:sz w:val="26"/>
           <w:szCs w:val="26"/>
-        </w:rPr>
-      </w:pPr>
-      <w:r>
-        <w:rPr>
-          <w:rFonts w:ascii="Times New Roman" w:eastAsia="Calibri" w:hAnsi="Times New Roman" w:cs="Times New Roman"/>
-          <w:sz w:val="26"/>
-          <w:szCs w:val="26"/>
-        </w:rPr>
-        <w:t>// Storing data in session storage</w:t>
-      </w:r>
-    </w:p>
-    <w:p>
-      <w:pPr>
-        <w:rPr>
-          <w:rFonts w:ascii="Times New Roman" w:eastAsia="Calibri" w:hAnsi="Times New Roman" w:cs="Times New Roman"/>
-          <w:sz w:val="26"/>
-          <w:szCs w:val="26"/>
-        </w:rPr>
-      </w:pPr>
-      <w:r>
-        <w:rPr>
-          <w:rFonts w:ascii="Times New Roman" w:eastAsia="Calibri" w:hAnsi="Times New Roman" w:cs="Times New Roman"/>
-          <w:sz w:val="26"/>
-          <w:szCs w:val="26"/>
-        </w:rPr>
-        <w:t>sessionStorage.setItem("name", "Mathew");</w:t>
-      </w:r>
-    </w:p>
-    <w:p>
-      <w:pPr>
-        <w:rPr>
-          <w:rFonts w:ascii="Times New Roman" w:eastAsia="Calibri" w:hAnsi="Times New Roman" w:cs="Times New Roman"/>
-          <w:sz w:val="26"/>
-          <w:szCs w:val="26"/>
-        </w:rPr>
-      </w:pPr>
-      <w:r>
-        <w:rPr>
-          <w:rFonts w:ascii="Times New Roman" w:eastAsia="Calibri" w:hAnsi="Times New Roman" w:cs="Times New Roman"/>
-          <w:sz w:val="26"/>
-          <w:szCs w:val="26"/>
-        </w:rPr>
-        <w:t>sessionStorage.setItem("age", "33");</w:t>
+          <w:lang w:val="ru-RU"/>
+        </w:rPr>
+      </w:pPr>
+      <w:r>
+        <w:rPr>
+          <w:rFonts w:ascii="Times New Roman" w:eastAsia="Calibri" w:hAnsi="Times New Roman" w:cs="Times New Roman"/>
+          <w:sz w:val="26"/>
+          <w:szCs w:val="26"/>
+          <w:lang w:val="ru-RU"/>
+        </w:rPr>
+        <w:t xml:space="preserve">// </w:t>
+      </w:r>
+      <w:r>
+        <w:rPr>
+          <w:rFonts w:ascii="Times New Roman" w:eastAsia="Calibri" w:hAnsi="Times New Roman" w:cs="Times New Roman"/>
+          <w:sz w:val="26"/>
+          <w:szCs w:val="26"/>
+        </w:rPr>
+        <w:t>Storing</w:t>
+      </w:r>
+      <w:r>
+        <w:rPr>
+          <w:rFonts w:ascii="Times New Roman" w:eastAsia="Calibri" w:hAnsi="Times New Roman" w:cs="Times New Roman"/>
+          <w:sz w:val="26"/>
+          <w:szCs w:val="26"/>
+          <w:lang w:val="ru-RU"/>
+        </w:rPr>
+        <w:t xml:space="preserve"> </w:t>
+      </w:r>
+      <w:r>
+        <w:rPr>
+          <w:rFonts w:ascii="Times New Roman" w:eastAsia="Calibri" w:hAnsi="Times New Roman" w:cs="Times New Roman"/>
+          <w:sz w:val="26"/>
+          <w:szCs w:val="26"/>
+        </w:rPr>
+        <w:t>data</w:t>
+      </w:r>
+      <w:r>
+        <w:rPr>
+          <w:rFonts w:ascii="Times New Roman" w:eastAsia="Calibri" w:hAnsi="Times New Roman" w:cs="Times New Roman"/>
+          <w:sz w:val="26"/>
+          <w:szCs w:val="26"/>
+          <w:lang w:val="ru-RU"/>
+        </w:rPr>
+        <w:t xml:space="preserve"> </w:t>
+      </w:r>
+      <w:r>
+        <w:rPr>
+          <w:rFonts w:ascii="Times New Roman" w:eastAsia="Calibri" w:hAnsi="Times New Roman" w:cs="Times New Roman"/>
+          <w:sz w:val="26"/>
+          <w:szCs w:val="26"/>
+        </w:rPr>
+        <w:t>in</w:t>
+      </w:r>
+      <w:r>
+        <w:rPr>
+          <w:rFonts w:ascii="Times New Roman" w:eastAsia="Calibri" w:hAnsi="Times New Roman" w:cs="Times New Roman"/>
+          <w:sz w:val="26"/>
+          <w:szCs w:val="26"/>
+          <w:lang w:val="ru-RU"/>
+        </w:rPr>
+        <w:t xml:space="preserve"> </w:t>
+      </w:r>
+      <w:r>
+        <w:rPr>
+          <w:rFonts w:ascii="Times New Roman" w:eastAsia="Calibri" w:hAnsi="Times New Roman" w:cs="Times New Roman"/>
+          <w:sz w:val="26"/>
+          <w:szCs w:val="26"/>
+        </w:rPr>
+        <w:t>session</w:t>
+      </w:r>
+      <w:r>
+        <w:rPr>
+          <w:rFonts w:ascii="Times New Roman" w:eastAsia="Calibri" w:hAnsi="Times New Roman" w:cs="Times New Roman"/>
+          <w:sz w:val="26"/>
+          <w:szCs w:val="26"/>
+          <w:lang w:val="ru-RU"/>
+        </w:rPr>
+        <w:t xml:space="preserve"> </w:t>
+      </w:r>
+      <w:r>
+        <w:rPr>
+          <w:rFonts w:ascii="Times New Roman" w:eastAsia="Calibri" w:hAnsi="Times New Roman" w:cs="Times New Roman"/>
+          <w:sz w:val="26"/>
+          <w:szCs w:val="26"/>
+        </w:rPr>
+        <w:t>storage</w:t>
+      </w:r>
+    </w:p>
+    <w:p>
+      <w:pPr>
+        <w:rPr>
+          <w:rFonts w:ascii="Times New Roman" w:eastAsia="Calibri" w:hAnsi="Times New Roman" w:cs="Times New Roman"/>
+          <w:sz w:val="26"/>
+          <w:szCs w:val="26"/>
+        </w:rPr>
+      </w:pPr>
+      <w:proofErr w:type="spellStart"/>
+      <w:r>
+        <w:rPr>
+          <w:rFonts w:ascii="Times New Roman" w:eastAsia="Calibri" w:hAnsi="Times New Roman" w:cs="Times New Roman"/>
+          <w:sz w:val="26"/>
+          <w:szCs w:val="26"/>
+        </w:rPr>
+        <w:t>sessionStorage.setItem</w:t>
+      </w:r>
+      <w:proofErr w:type="spellEnd"/>
+      <w:r>
+        <w:rPr>
+          <w:rFonts w:ascii="Times New Roman" w:eastAsia="Calibri" w:hAnsi="Times New Roman" w:cs="Times New Roman"/>
+          <w:sz w:val="26"/>
+          <w:szCs w:val="26"/>
+        </w:rPr>
+        <w:t>("name", "Mathew");</w:t>
+      </w:r>
+    </w:p>
+    <w:p>
+      <w:pPr>
+        <w:rPr>
+          <w:rFonts w:ascii="Times New Roman" w:eastAsia="Calibri" w:hAnsi="Times New Roman" w:cs="Times New Roman"/>
+          <w:sz w:val="26"/>
+          <w:szCs w:val="26"/>
+        </w:rPr>
+      </w:pPr>
+      <w:proofErr w:type="spellStart"/>
+      <w:r>
+        <w:rPr>
+          <w:rFonts w:ascii="Times New Roman" w:eastAsia="Calibri" w:hAnsi="Times New Roman" w:cs="Times New Roman"/>
+          <w:sz w:val="26"/>
+          <w:szCs w:val="26"/>
+        </w:rPr>
+        <w:t>sessionStorage.setItem</w:t>
+      </w:r>
+      <w:proofErr w:type="spellEnd"/>
+      <w:r>
+        <w:rPr>
+          <w:rFonts w:ascii="Times New Roman" w:eastAsia="Calibri" w:hAnsi="Times New Roman" w:cs="Times New Roman"/>
+          <w:sz w:val="26"/>
+          <w:szCs w:val="26"/>
+        </w:rPr>
+        <w:t>("age", "33");</w:t>
       </w:r>
     </w:p>
     <w:p>
@@ -2082,24 +3173,60 @@
           <w:sz w:val="26"/>
           <w:szCs w:val="26"/>
         </w:rPr>
-        <w:t>const name = sessionStorage.getItem("name");</w:t>
-      </w:r>
-    </w:p>
-    <w:p>
-      <w:pPr>
-        <w:rPr>
-          <w:rFonts w:ascii="Times New Roman" w:eastAsia="Calibri" w:hAnsi="Times New Roman" w:cs="Times New Roman"/>
-          <w:sz w:val="26"/>
-          <w:szCs w:val="26"/>
-        </w:rPr>
-      </w:pPr>
-      <w:r>
-        <w:rPr>
-          <w:rFonts w:ascii="Times New Roman" w:eastAsia="Calibri" w:hAnsi="Times New Roman" w:cs="Times New Roman"/>
-          <w:sz w:val="26"/>
-          <w:szCs w:val="26"/>
-        </w:rPr>
-        <w:t>const age = sessionStorage.getItem("age");</w:t>
+        <w:t xml:space="preserve">const name = </w:t>
+      </w:r>
+      <w:proofErr w:type="spellStart"/>
+      <w:r>
+        <w:rPr>
+          <w:rFonts w:ascii="Times New Roman" w:eastAsia="Calibri" w:hAnsi="Times New Roman" w:cs="Times New Roman"/>
+          <w:sz w:val="26"/>
+          <w:szCs w:val="26"/>
+        </w:rPr>
+        <w:t>sessionStorage.getItem</w:t>
+      </w:r>
+      <w:proofErr w:type="spellEnd"/>
+      <w:r>
+        <w:rPr>
+          <w:rFonts w:ascii="Times New Roman" w:eastAsia="Calibri" w:hAnsi="Times New Roman" w:cs="Times New Roman"/>
+          <w:sz w:val="26"/>
+          <w:szCs w:val="26"/>
+        </w:rPr>
+        <w:t>("name");</w:t>
+      </w:r>
+    </w:p>
+    <w:p>
+      <w:pPr>
+        <w:rPr>
+          <w:rFonts w:ascii="Times New Roman" w:eastAsia="Calibri" w:hAnsi="Times New Roman" w:cs="Times New Roman"/>
+          <w:sz w:val="26"/>
+          <w:szCs w:val="26"/>
+        </w:rPr>
+      </w:pPr>
+      <w:r>
+        <w:rPr>
+          <w:rFonts w:ascii="Times New Roman" w:eastAsia="Calibri" w:hAnsi="Times New Roman" w:cs="Times New Roman"/>
+          <w:sz w:val="26"/>
+          <w:szCs w:val="26"/>
+        </w:rPr>
+        <w:t xml:space="preserve">const age = </w:t>
+      </w:r>
+      <w:proofErr w:type="spellStart"/>
+      <w:r>
+        <w:rPr>
+          <w:rFonts w:ascii="Times New Roman" w:eastAsia="Calibri" w:hAnsi="Times New Roman" w:cs="Times New Roman"/>
+          <w:sz w:val="26"/>
+          <w:szCs w:val="26"/>
+        </w:rPr>
+        <w:t>sessionStorage.getItem</w:t>
+      </w:r>
+      <w:proofErr w:type="spellEnd"/>
+      <w:r>
+        <w:rPr>
+          <w:rFonts w:ascii="Times New Roman" w:eastAsia="Calibri" w:hAnsi="Times New Roman" w:cs="Times New Roman"/>
+          <w:sz w:val="26"/>
+          <w:szCs w:val="26"/>
+        </w:rPr>
+        <w:t>("age");</w:t>
       </w:r>
     </w:p>
     <w:p>
@@ -2179,13 +3306,23 @@
           <w:szCs w:val="26"/>
         </w:rPr>
       </w:pPr>
-      <w:r>
-        <w:rPr>
-          <w:rFonts w:ascii="Times New Roman" w:eastAsia="Calibri" w:hAnsi="Times New Roman" w:cs="Times New Roman"/>
-          <w:sz w:val="26"/>
-          <w:szCs w:val="26"/>
-        </w:rPr>
-        <w:t>sessionStorage.removeItem("age");</w:t>
+      <w:proofErr w:type="spellStart"/>
+      <w:r>
+        <w:rPr>
+          <w:rFonts w:ascii="Times New Roman" w:eastAsia="Calibri" w:hAnsi="Times New Roman" w:cs="Times New Roman"/>
+          <w:sz w:val="26"/>
+          <w:szCs w:val="26"/>
+        </w:rPr>
+        <w:t>sessionStorage.removeItem</w:t>
+      </w:r>
+      <w:proofErr w:type="spellEnd"/>
+      <w:r>
+        <w:rPr>
+          <w:rFonts w:ascii="Times New Roman" w:eastAsia="Calibri" w:hAnsi="Times New Roman" w:cs="Times New Roman"/>
+          <w:sz w:val="26"/>
+          <w:szCs w:val="26"/>
+        </w:rPr>
+        <w:t>("age");</w:t>
       </w:r>
     </w:p>
     <w:p>
@@ -2220,35 +3357,42 @@
           <w:rFonts w:ascii="Times New Roman" w:eastAsia="Calibri" w:hAnsi="Times New Roman" w:cs="Times New Roman"/>
           <w:sz w:val="26"/>
           <w:szCs w:val="26"/>
-          <w:lang w:val="ru-RU"/>
-        </w:rPr>
-      </w:pPr>
-      <w:r>
-        <w:rPr>
-          <w:rFonts w:ascii="Times New Roman" w:eastAsia="Calibri" w:hAnsi="Times New Roman" w:cs="Times New Roman"/>
-          <w:sz w:val="26"/>
-          <w:szCs w:val="26"/>
-          <w:lang w:val="ru-RU"/>
-        </w:rPr>
-        <w:t>sessionStorage.clear();</w:t>
-      </w:r>
-    </w:p>
-    <w:p>
-      <w:pPr>
-        <w:rPr>
-          <w:rFonts w:ascii="Times New Roman" w:eastAsia="Calibri" w:hAnsi="Times New Roman" w:cs="Times New Roman"/>
-          <w:sz w:val="26"/>
-          <w:szCs w:val="26"/>
-        </w:rPr>
-      </w:pPr>
-    </w:p>
-    <w:p>
-      <w:pPr>
-        <w:rPr>
-          <w:rFonts w:ascii="Times New Roman" w:eastAsia="Calibri" w:hAnsi="Times New Roman" w:cs="Times New Roman"/>
-          <w:sz w:val="26"/>
-          <w:szCs w:val="26"/>
-          <w:lang w:val="ru-RU"/>
+        </w:rPr>
+      </w:pPr>
+      <w:proofErr w:type="spellStart"/>
+      <w:r>
+        <w:rPr>
+          <w:rFonts w:ascii="Times New Roman" w:eastAsia="Calibri" w:hAnsi="Times New Roman" w:cs="Times New Roman"/>
+          <w:sz w:val="26"/>
+          <w:szCs w:val="26"/>
+        </w:rPr>
+        <w:t>sessionStorage.clear</w:t>
+      </w:r>
+      <w:proofErr w:type="spellEnd"/>
+      <w:r>
+        <w:rPr>
+          <w:rFonts w:ascii="Times New Roman" w:eastAsia="Calibri" w:hAnsi="Times New Roman" w:cs="Times New Roman"/>
+          <w:sz w:val="26"/>
+          <w:szCs w:val="26"/>
+        </w:rPr>
+        <w:t>();</w:t>
+      </w:r>
+    </w:p>
+    <w:p>
+      <w:pPr>
+        <w:rPr>
+          <w:rFonts w:ascii="Times New Roman" w:eastAsia="Calibri" w:hAnsi="Times New Roman" w:cs="Times New Roman"/>
+          <w:sz w:val="26"/>
+          <w:szCs w:val="26"/>
+        </w:rPr>
+      </w:pPr>
+    </w:p>
+    <w:p>
+      <w:pPr>
+        <w:rPr>
+          <w:rFonts w:ascii="Times New Roman" w:eastAsia="Calibri" w:hAnsi="Times New Roman" w:cs="Times New Roman"/>
+          <w:sz w:val="26"/>
+          <w:szCs w:val="26"/>
         </w:rPr>
       </w:pPr>
       <w:r>
@@ -2259,52 +3403,454 @@
           <w:lang w:val="ru-RU"/>
         </w:rPr>
         <w:lastRenderedPageBreak/>
-        <w:t>Событие storage</w:t>
-      </w:r>
-      <w:r>
-        <w:rPr>
-          <w:rFonts w:ascii="Times New Roman" w:eastAsia="Calibri" w:hAnsi="Times New Roman" w:cs="Times New Roman"/>
-          <w:sz w:val="26"/>
-          <w:szCs w:val="26"/>
-          <w:lang w:val="ru-RU"/>
+        <w:t>Событие</w:t>
+      </w:r>
+      <w:r>
+        <w:rPr>
+          <w:rFonts w:ascii="Times New Roman" w:eastAsia="Calibri" w:hAnsi="Times New Roman" w:cs="Times New Roman"/>
+          <w:sz w:val="26"/>
+          <w:szCs w:val="26"/>
+        </w:rPr>
+        <w:t xml:space="preserve"> storage</w:t>
+      </w:r>
+    </w:p>
+    <w:p>
+      <w:pPr>
+        <w:rPr>
+          <w:rFonts w:ascii="Times New Roman" w:eastAsia="Calibri" w:hAnsi="Times New Roman" w:cs="Times New Roman"/>
+          <w:sz w:val="26"/>
+          <w:szCs w:val="26"/>
+        </w:rPr>
+      </w:pPr>
+      <w:r>
+        <w:rPr>
+          <w:rFonts w:ascii="Times New Roman" w:eastAsia="Calibri" w:hAnsi="Times New Roman" w:cs="Times New Roman"/>
+          <w:sz w:val="26"/>
+          <w:szCs w:val="26"/>
+          <w:lang w:val="ru-RU"/>
+        </w:rPr>
+        <w:t xml:space="preserve">Событие </w:t>
+      </w:r>
+      <w:r>
+        <w:rPr>
+          <w:rFonts w:ascii="Times New Roman" w:eastAsia="Calibri" w:hAnsi="Times New Roman" w:cs="Times New Roman"/>
+          <w:sz w:val="26"/>
+          <w:szCs w:val="26"/>
+        </w:rPr>
+        <w:t>storage</w:t>
+      </w:r>
+      <w:r>
+        <w:rPr>
+          <w:rFonts w:ascii="Times New Roman" w:eastAsia="Calibri" w:hAnsi="Times New Roman" w:cs="Times New Roman"/>
+          <w:sz w:val="26"/>
+          <w:szCs w:val="26"/>
+          <w:lang w:val="ru-RU"/>
+        </w:rPr>
+        <w:t xml:space="preserve"> в браузере специально создано для синхронизации данных между разными вкладками или окнами одного и того же сайта (с одинаковым происхождением — </w:t>
+      </w:r>
+      <w:r>
+        <w:rPr>
+          <w:rFonts w:ascii="Times New Roman" w:eastAsia="Calibri" w:hAnsi="Times New Roman" w:cs="Times New Roman"/>
+          <w:sz w:val="26"/>
+          <w:szCs w:val="26"/>
+        </w:rPr>
+        <w:t>Origin</w:t>
+      </w:r>
+      <w:r>
+        <w:rPr>
+          <w:rFonts w:ascii="Times New Roman" w:eastAsia="Calibri" w:hAnsi="Times New Roman" w:cs="Times New Roman"/>
+          <w:sz w:val="26"/>
+          <w:szCs w:val="26"/>
+          <w:lang w:val="ru-RU"/>
+        </w:rPr>
+        <w:t xml:space="preserve">), которые используют </w:t>
+      </w:r>
+      <w:proofErr w:type="spellStart"/>
+      <w:r>
+        <w:rPr>
+          <w:rFonts w:ascii="Times New Roman" w:eastAsia="Calibri" w:hAnsi="Times New Roman" w:cs="Times New Roman"/>
+          <w:sz w:val="26"/>
+          <w:szCs w:val="26"/>
+        </w:rPr>
+        <w:t>localStorage</w:t>
+      </w:r>
+      <w:proofErr w:type="spellEnd"/>
+      <w:r>
+        <w:rPr>
+          <w:rFonts w:ascii="Times New Roman" w:eastAsia="Calibri" w:hAnsi="Times New Roman" w:cs="Times New Roman"/>
+          <w:sz w:val="26"/>
+          <w:szCs w:val="26"/>
+          <w:lang w:val="ru-RU"/>
+        </w:rPr>
+        <w:t>.</w:t>
+      </w:r>
+    </w:p>
+    <w:p>
+      <w:pPr>
+        <w:rPr>
+          <w:rFonts w:ascii="Times New Roman" w:eastAsia="Calibri" w:hAnsi="Times New Roman" w:cs="Times New Roman"/>
+          <w:sz w:val="26"/>
+          <w:szCs w:val="26"/>
+        </w:rPr>
+      </w:pPr>
+      <w:proofErr w:type="spellStart"/>
+      <w:r>
+        <w:rPr>
+          <w:rFonts w:ascii="Times New Roman" w:eastAsia="Calibri" w:hAnsi="Times New Roman" w:cs="Times New Roman"/>
+          <w:sz w:val="26"/>
+          <w:szCs w:val="26"/>
+        </w:rPr>
+        <w:t>Срабатывает</w:t>
+      </w:r>
+      <w:proofErr w:type="spellEnd"/>
+      <w:r>
+        <w:rPr>
+          <w:rFonts w:ascii="Times New Roman" w:eastAsia="Calibri" w:hAnsi="Times New Roman" w:cs="Times New Roman"/>
+          <w:sz w:val="26"/>
+          <w:szCs w:val="26"/>
         </w:rPr>
         <w:t xml:space="preserve"> </w:t>
       </w:r>
-    </w:p>
-    <w:p>
-      <w:pPr>
-        <w:rPr>
-          <w:rFonts w:ascii="Times New Roman" w:eastAsia="Calibri" w:hAnsi="Times New Roman" w:cs="Times New Roman"/>
-          <w:sz w:val="26"/>
-          <w:szCs w:val="26"/>
-        </w:rPr>
-      </w:pPr>
-      <w:r>
-        <w:rPr>
-          <w:rFonts w:ascii="Times New Roman" w:eastAsia="Calibri" w:hAnsi="Times New Roman" w:cs="Times New Roman"/>
-          <w:sz w:val="26"/>
-          <w:szCs w:val="26"/>
-        </w:rPr>
-        <w:t>Срабатывает при вызове setItem, removeItem, clear.</w:t>
-      </w:r>
-    </w:p>
-    <w:p>
-      <w:pPr>
-        <w:rPr>
-          <w:rFonts w:ascii="Times New Roman" w:eastAsia="Calibri" w:hAnsi="Times New Roman" w:cs="Times New Roman"/>
-          <w:sz w:val="26"/>
-          <w:szCs w:val="26"/>
-          <w:lang w:val="ru-RU"/>
-        </w:rPr>
-      </w:pPr>
-      <w:r>
-        <w:rPr>
-          <w:rFonts w:ascii="Times New Roman" w:eastAsia="Calibri" w:hAnsi="Times New Roman" w:cs="Times New Roman"/>
-          <w:sz w:val="26"/>
-          <w:szCs w:val="26"/>
-          <w:lang w:val="ru-RU"/>
-        </w:rPr>
-        <w:t>Когда обновляются данные в localStorage или sessionStorage, генерируется событие storage со следующими свойствами:</w:t>
+      <w:proofErr w:type="spellStart"/>
+      <w:r>
+        <w:rPr>
+          <w:rFonts w:ascii="Times New Roman" w:eastAsia="Calibri" w:hAnsi="Times New Roman" w:cs="Times New Roman"/>
+          <w:sz w:val="26"/>
+          <w:szCs w:val="26"/>
+        </w:rPr>
+        <w:t>при</w:t>
+      </w:r>
+      <w:proofErr w:type="spellEnd"/>
+      <w:r>
+        <w:rPr>
+          <w:rFonts w:ascii="Times New Roman" w:eastAsia="Calibri" w:hAnsi="Times New Roman" w:cs="Times New Roman"/>
+          <w:sz w:val="26"/>
+          <w:szCs w:val="26"/>
+        </w:rPr>
+        <w:t xml:space="preserve"> </w:t>
+      </w:r>
+      <w:proofErr w:type="spellStart"/>
+      <w:r>
+        <w:rPr>
+          <w:rFonts w:ascii="Times New Roman" w:eastAsia="Calibri" w:hAnsi="Times New Roman" w:cs="Times New Roman"/>
+          <w:sz w:val="26"/>
+          <w:szCs w:val="26"/>
+        </w:rPr>
+        <w:t>вызове</w:t>
+      </w:r>
+      <w:proofErr w:type="spellEnd"/>
+      <w:r>
+        <w:rPr>
+          <w:rFonts w:ascii="Times New Roman" w:eastAsia="Calibri" w:hAnsi="Times New Roman" w:cs="Times New Roman"/>
+          <w:sz w:val="26"/>
+          <w:szCs w:val="26"/>
+        </w:rPr>
+        <w:t xml:space="preserve"> </w:t>
+      </w:r>
+      <w:proofErr w:type="spellStart"/>
+      <w:r>
+        <w:rPr>
+          <w:rFonts w:ascii="Times New Roman" w:eastAsia="Calibri" w:hAnsi="Times New Roman" w:cs="Times New Roman"/>
+          <w:sz w:val="26"/>
+          <w:szCs w:val="26"/>
+        </w:rPr>
+        <w:t>setItem</w:t>
+      </w:r>
+      <w:proofErr w:type="spellEnd"/>
+      <w:r>
+        <w:rPr>
+          <w:rFonts w:ascii="Times New Roman" w:eastAsia="Calibri" w:hAnsi="Times New Roman" w:cs="Times New Roman"/>
+          <w:sz w:val="26"/>
+          <w:szCs w:val="26"/>
+        </w:rPr>
+        <w:t xml:space="preserve">, </w:t>
+      </w:r>
+      <w:proofErr w:type="spellStart"/>
+      <w:r>
+        <w:rPr>
+          <w:rFonts w:ascii="Times New Roman" w:eastAsia="Calibri" w:hAnsi="Times New Roman" w:cs="Times New Roman"/>
+          <w:sz w:val="26"/>
+          <w:szCs w:val="26"/>
+        </w:rPr>
+        <w:t>removeItem</w:t>
+      </w:r>
+      <w:proofErr w:type="spellEnd"/>
+      <w:r>
+        <w:rPr>
+          <w:rFonts w:ascii="Times New Roman" w:eastAsia="Calibri" w:hAnsi="Times New Roman" w:cs="Times New Roman"/>
+          <w:sz w:val="26"/>
+          <w:szCs w:val="26"/>
+        </w:rPr>
+        <w:t>, clear.</w:t>
+      </w:r>
+    </w:p>
+    <w:p>
+      <w:pPr>
+        <w:pStyle w:val="a3"/>
+        <w:numPr>
+          <w:ilvl w:val="0"/>
+          <w:numId w:val="8"/>
+        </w:numPr>
+        <w:rPr>
+          <w:rFonts w:ascii="Times New Roman" w:eastAsia="Calibri" w:hAnsi="Times New Roman" w:cs="Times New Roman"/>
+          <w:sz w:val="26"/>
+          <w:szCs w:val="26"/>
+          <w:lang w:val="ru-RU"/>
+        </w:rPr>
+      </w:pPr>
+      <w:r>
+        <w:rPr>
+          <w:rFonts w:ascii="Times New Roman" w:eastAsia="Calibri" w:hAnsi="Times New Roman" w:cs="Times New Roman"/>
+          <w:sz w:val="26"/>
+          <w:szCs w:val="26"/>
+          <w:lang w:val="ru-RU"/>
+        </w:rPr>
+        <w:t xml:space="preserve">Когда на одной вкладке происходит добавление, изменение или удаление данных в </w:t>
+      </w:r>
+      <w:proofErr w:type="spellStart"/>
+      <w:r>
+        <w:rPr>
+          <w:rFonts w:ascii="Times New Roman" w:eastAsia="Calibri" w:hAnsi="Times New Roman" w:cs="Times New Roman"/>
+          <w:sz w:val="26"/>
+          <w:szCs w:val="26"/>
+        </w:rPr>
+        <w:t>localStorage</w:t>
+      </w:r>
+      <w:proofErr w:type="spellEnd"/>
+      <w:r>
+        <w:rPr>
+          <w:rFonts w:ascii="Times New Roman" w:eastAsia="Calibri" w:hAnsi="Times New Roman" w:cs="Times New Roman"/>
+          <w:sz w:val="26"/>
+          <w:szCs w:val="26"/>
+          <w:lang w:val="ru-RU"/>
+        </w:rPr>
+        <w:t xml:space="preserve"> (через </w:t>
+      </w:r>
+      <w:proofErr w:type="spellStart"/>
+      <w:r>
+        <w:rPr>
+          <w:rFonts w:ascii="Times New Roman" w:eastAsia="Calibri" w:hAnsi="Times New Roman" w:cs="Times New Roman"/>
+          <w:sz w:val="26"/>
+          <w:szCs w:val="26"/>
+        </w:rPr>
+        <w:t>setItem</w:t>
+      </w:r>
+      <w:proofErr w:type="spellEnd"/>
+      <w:r>
+        <w:rPr>
+          <w:rFonts w:ascii="Times New Roman" w:eastAsia="Calibri" w:hAnsi="Times New Roman" w:cs="Times New Roman"/>
+          <w:sz w:val="26"/>
+          <w:szCs w:val="26"/>
+          <w:lang w:val="ru-RU"/>
+        </w:rPr>
+        <w:t xml:space="preserve">, </w:t>
+      </w:r>
+      <w:proofErr w:type="spellStart"/>
+      <w:r>
+        <w:rPr>
+          <w:rFonts w:ascii="Times New Roman" w:eastAsia="Calibri" w:hAnsi="Times New Roman" w:cs="Times New Roman"/>
+          <w:sz w:val="26"/>
+          <w:szCs w:val="26"/>
+        </w:rPr>
+        <w:t>removeItem</w:t>
+      </w:r>
+      <w:proofErr w:type="spellEnd"/>
+      <w:r>
+        <w:rPr>
+          <w:rFonts w:ascii="Times New Roman" w:eastAsia="Calibri" w:hAnsi="Times New Roman" w:cs="Times New Roman"/>
+          <w:sz w:val="26"/>
+          <w:szCs w:val="26"/>
+          <w:lang w:val="ru-RU"/>
+        </w:rPr>
+        <w:t xml:space="preserve"> или </w:t>
+      </w:r>
+      <w:r>
+        <w:rPr>
+          <w:rFonts w:ascii="Times New Roman" w:eastAsia="Calibri" w:hAnsi="Times New Roman" w:cs="Times New Roman"/>
+          <w:sz w:val="26"/>
+          <w:szCs w:val="26"/>
+        </w:rPr>
+        <w:t>clear</w:t>
+      </w:r>
+      <w:r>
+        <w:rPr>
+          <w:rFonts w:ascii="Times New Roman" w:eastAsia="Calibri" w:hAnsi="Times New Roman" w:cs="Times New Roman"/>
+          <w:sz w:val="26"/>
+          <w:szCs w:val="26"/>
+          <w:lang w:val="ru-RU"/>
+        </w:rPr>
+        <w:t xml:space="preserve">), во всех остальных открытых вкладках этого же сайта срабатывает событие </w:t>
+      </w:r>
+      <w:r>
+        <w:rPr>
+          <w:rFonts w:ascii="Times New Roman" w:eastAsia="Calibri" w:hAnsi="Times New Roman" w:cs="Times New Roman"/>
+          <w:sz w:val="26"/>
+          <w:szCs w:val="26"/>
+        </w:rPr>
+        <w:t>storage</w:t>
+      </w:r>
+      <w:r>
+        <w:rPr>
+          <w:rFonts w:ascii="Times New Roman" w:eastAsia="Calibri" w:hAnsi="Times New Roman" w:cs="Times New Roman"/>
+          <w:sz w:val="26"/>
+          <w:szCs w:val="26"/>
+          <w:lang w:val="ru-RU"/>
+        </w:rPr>
+        <w:t>.</w:t>
+      </w:r>
+    </w:p>
+    <w:p>
+      <w:pPr>
+        <w:pStyle w:val="a3"/>
+        <w:numPr>
+          <w:ilvl w:val="0"/>
+          <w:numId w:val="8"/>
+        </w:numPr>
+        <w:rPr>
+          <w:rFonts w:ascii="Times New Roman" w:eastAsia="Calibri" w:hAnsi="Times New Roman" w:cs="Times New Roman"/>
+          <w:sz w:val="26"/>
+          <w:szCs w:val="26"/>
+          <w:lang w:val="ru-RU"/>
+        </w:rPr>
+      </w:pPr>
+      <w:r>
+        <w:rPr>
+          <w:rFonts w:ascii="Times New Roman" w:eastAsia="Calibri" w:hAnsi="Times New Roman" w:cs="Times New Roman"/>
+          <w:sz w:val="26"/>
+          <w:szCs w:val="26"/>
+          <w:lang w:val="ru-RU"/>
+        </w:rPr>
+        <w:t>На той вкладке, где данные были непосредственно изменены, это событие не генерируется (чтобы избежать бесконечных циклов).</w:t>
+      </w:r>
+    </w:p>
+    <w:p>
+      <w:pPr>
+        <w:pStyle w:val="a3"/>
+        <w:numPr>
+          <w:ilvl w:val="0"/>
+          <w:numId w:val="8"/>
+        </w:numPr>
+        <w:rPr>
+          <w:rFonts w:ascii="Times New Roman" w:eastAsia="Calibri" w:hAnsi="Times New Roman" w:cs="Times New Roman"/>
+          <w:sz w:val="26"/>
+          <w:szCs w:val="26"/>
+          <w:lang w:val="ru-RU"/>
+        </w:rPr>
+      </w:pPr>
+      <w:r>
+        <w:rPr>
+          <w:rFonts w:ascii="Times New Roman" w:eastAsia="Calibri" w:hAnsi="Times New Roman" w:cs="Times New Roman"/>
+          <w:sz w:val="26"/>
+          <w:szCs w:val="26"/>
+          <w:lang w:val="ru-RU"/>
+        </w:rPr>
+        <w:t>В обработчик события передается полезная информация о том, что именно изменилось</w:t>
+      </w:r>
+      <w:r>
+        <w:rPr>
+          <w:rFonts w:ascii="Times New Roman" w:eastAsia="Calibri" w:hAnsi="Times New Roman" w:cs="Times New Roman"/>
+          <w:sz w:val="26"/>
+          <w:szCs w:val="26"/>
+          <w:lang w:val="ru-RU"/>
+        </w:rPr>
+        <w:t xml:space="preserve"> (</w:t>
+      </w:r>
+      <w:r>
+        <w:rPr>
+          <w:rFonts w:ascii="Times New Roman" w:eastAsia="Calibri" w:hAnsi="Times New Roman" w:cs="Times New Roman"/>
+          <w:sz w:val="26"/>
+          <w:szCs w:val="26"/>
+          <w:lang w:val="ru-RU"/>
+        </w:rPr>
+        <w:t>свойства</w:t>
+      </w:r>
+      <w:r>
+        <w:rPr>
+          <w:rFonts w:ascii="Times New Roman" w:eastAsia="Calibri" w:hAnsi="Times New Roman" w:cs="Times New Roman"/>
+          <w:sz w:val="26"/>
+          <w:szCs w:val="26"/>
+          <w:lang w:val="ru-RU"/>
+        </w:rPr>
+        <w:t>)</w:t>
+      </w:r>
+    </w:p>
+    <w:p>
+      <w:pPr>
+        <w:rPr>
+          <w:rFonts w:ascii="Times New Roman" w:eastAsia="Calibri" w:hAnsi="Times New Roman" w:cs="Times New Roman"/>
+          <w:sz w:val="26"/>
+          <w:szCs w:val="26"/>
+          <w:lang w:val="ru-RU"/>
+        </w:rPr>
+      </w:pPr>
+      <w:r>
+        <w:rPr>
+          <w:rFonts w:ascii="Times New Roman" w:eastAsia="Calibri" w:hAnsi="Times New Roman" w:cs="Times New Roman"/>
+          <w:sz w:val="26"/>
+          <w:szCs w:val="26"/>
+          <w:lang w:val="ru-RU"/>
+        </w:rPr>
+        <w:t xml:space="preserve">Когда обновляются данные в </w:t>
+      </w:r>
+      <w:proofErr w:type="spellStart"/>
+      <w:r>
+        <w:rPr>
+          <w:rFonts w:ascii="Times New Roman" w:eastAsia="Calibri" w:hAnsi="Times New Roman" w:cs="Times New Roman"/>
+          <w:sz w:val="26"/>
+          <w:szCs w:val="26"/>
+          <w:lang w:val="ru-RU"/>
+        </w:rPr>
+        <w:t>localStorage</w:t>
+      </w:r>
+      <w:proofErr w:type="spellEnd"/>
+      <w:r>
+        <w:rPr>
+          <w:rFonts w:ascii="Times New Roman" w:eastAsia="Calibri" w:hAnsi="Times New Roman" w:cs="Times New Roman"/>
+          <w:sz w:val="26"/>
+          <w:szCs w:val="26"/>
+          <w:lang w:val="ru-RU"/>
+        </w:rPr>
+        <w:t xml:space="preserve"> или </w:t>
+      </w:r>
+      <w:proofErr w:type="spellStart"/>
+      <w:r>
+        <w:rPr>
+          <w:rFonts w:ascii="Times New Roman" w:eastAsia="Calibri" w:hAnsi="Times New Roman" w:cs="Times New Roman"/>
+          <w:sz w:val="26"/>
+          <w:szCs w:val="26"/>
+          <w:lang w:val="ru-RU"/>
+        </w:rPr>
+        <w:t>sessionStorage</w:t>
+      </w:r>
+      <w:proofErr w:type="spellEnd"/>
+      <w:r>
+        <w:rPr>
+          <w:rFonts w:ascii="Times New Roman" w:eastAsia="Calibri" w:hAnsi="Times New Roman" w:cs="Times New Roman"/>
+          <w:sz w:val="26"/>
+          <w:szCs w:val="26"/>
+          <w:lang w:val="ru-RU"/>
+        </w:rPr>
+        <w:t xml:space="preserve">, генерируется событие </w:t>
+      </w:r>
+      <w:proofErr w:type="spellStart"/>
+      <w:r>
+        <w:rPr>
+          <w:rFonts w:ascii="Times New Roman" w:eastAsia="Calibri" w:hAnsi="Times New Roman" w:cs="Times New Roman"/>
+          <w:sz w:val="26"/>
+          <w:szCs w:val="26"/>
+          <w:lang w:val="ru-RU"/>
+        </w:rPr>
+        <w:t>storage</w:t>
+      </w:r>
+      <w:proofErr w:type="spellEnd"/>
+      <w:r>
+        <w:rPr>
+          <w:rFonts w:ascii="Times New Roman" w:eastAsia="Calibri" w:hAnsi="Times New Roman" w:cs="Times New Roman"/>
+          <w:sz w:val="26"/>
+          <w:szCs w:val="26"/>
+          <w:lang w:val="ru-RU"/>
+        </w:rPr>
+        <w:t xml:space="preserve"> со следующими свойствами:</w:t>
       </w:r>
     </w:p>
     <w:p>
@@ -2321,14 +3867,65 @@
           <w:lang w:val="ru-RU"/>
         </w:rPr>
       </w:pPr>
-      <w:r>
-        <w:rPr>
-          <w:rFonts w:ascii="Times New Roman" w:eastAsia="Calibri" w:hAnsi="Times New Roman" w:cs="Times New Roman"/>
-          <w:sz w:val="26"/>
-          <w:szCs w:val="26"/>
-          <w:lang w:val="ru-RU"/>
-        </w:rPr>
-        <w:t>key – ключ, который обновился (null, если вызван .clear()).</w:t>
+      <w:proofErr w:type="spellStart"/>
+      <w:r>
+        <w:rPr>
+          <w:rFonts w:ascii="Times New Roman" w:eastAsia="Calibri" w:hAnsi="Times New Roman" w:cs="Times New Roman"/>
+          <w:sz w:val="26"/>
+          <w:szCs w:val="26"/>
+          <w:lang w:val="ru-RU"/>
+        </w:rPr>
+        <w:t>key</w:t>
+      </w:r>
+      <w:proofErr w:type="spellEnd"/>
+      <w:r>
+        <w:rPr>
+          <w:rFonts w:ascii="Times New Roman" w:eastAsia="Calibri" w:hAnsi="Times New Roman" w:cs="Times New Roman"/>
+          <w:sz w:val="26"/>
+          <w:szCs w:val="26"/>
+          <w:lang w:val="ru-RU"/>
+        </w:rPr>
+        <w:t xml:space="preserve"> – ключ, который обновился (</w:t>
+      </w:r>
+      <w:proofErr w:type="spellStart"/>
+      <w:r>
+        <w:rPr>
+          <w:rFonts w:ascii="Times New Roman" w:eastAsia="Calibri" w:hAnsi="Times New Roman" w:cs="Times New Roman"/>
+          <w:sz w:val="26"/>
+          <w:szCs w:val="26"/>
+          <w:lang w:val="ru-RU"/>
+        </w:rPr>
+        <w:t>null</w:t>
+      </w:r>
+      <w:proofErr w:type="spellEnd"/>
+      <w:r>
+        <w:rPr>
+          <w:rFonts w:ascii="Times New Roman" w:eastAsia="Calibri" w:hAnsi="Times New Roman" w:cs="Times New Roman"/>
+          <w:sz w:val="26"/>
+          <w:szCs w:val="26"/>
+          <w:lang w:val="ru-RU"/>
+        </w:rPr>
+        <w:t>, если вызван .</w:t>
+      </w:r>
+      <w:proofErr w:type="spellStart"/>
+      <w:r>
+        <w:rPr>
+          <w:rFonts w:ascii="Times New Roman" w:eastAsia="Calibri" w:hAnsi="Times New Roman" w:cs="Times New Roman"/>
+          <w:sz w:val="26"/>
+          <w:szCs w:val="26"/>
+          <w:lang w:val="ru-RU"/>
+        </w:rPr>
+        <w:t>clear</w:t>
+      </w:r>
+      <w:proofErr w:type="spellEnd"/>
+      <w:r>
+        <w:rPr>
+          <w:rFonts w:ascii="Times New Roman" w:eastAsia="Calibri" w:hAnsi="Times New Roman" w:cs="Times New Roman"/>
+          <w:sz w:val="26"/>
+          <w:szCs w:val="26"/>
+          <w:lang w:val="ru-RU"/>
+        </w:rPr>
+        <w:t>()).</w:t>
       </w:r>
     </w:p>
     <w:p>
@@ -2345,14 +3942,45 @@
           <w:lang w:val="ru-RU"/>
         </w:rPr>
       </w:pPr>
-      <w:r>
-        <w:rPr>
-          <w:rFonts w:ascii="Times New Roman" w:eastAsia="Calibri" w:hAnsi="Times New Roman" w:cs="Times New Roman"/>
-          <w:sz w:val="26"/>
-          <w:szCs w:val="26"/>
-          <w:lang w:val="ru-RU"/>
-        </w:rPr>
-        <w:t>oldValue – старое значение (null, если ключ добавлен впервые).</w:t>
+      <w:proofErr w:type="spellStart"/>
+      <w:r>
+        <w:rPr>
+          <w:rFonts w:ascii="Times New Roman" w:eastAsia="Calibri" w:hAnsi="Times New Roman" w:cs="Times New Roman"/>
+          <w:sz w:val="26"/>
+          <w:szCs w:val="26"/>
+          <w:lang w:val="ru-RU"/>
+        </w:rPr>
+        <w:t>oldValue</w:t>
+      </w:r>
+      <w:proofErr w:type="spellEnd"/>
+      <w:r>
+        <w:rPr>
+          <w:rFonts w:ascii="Times New Roman" w:eastAsia="Calibri" w:hAnsi="Times New Roman" w:cs="Times New Roman"/>
+          <w:sz w:val="26"/>
+          <w:szCs w:val="26"/>
+          <w:lang w:val="ru-RU"/>
+        </w:rPr>
+        <w:t xml:space="preserve"> – старое значение (</w:t>
+      </w:r>
+      <w:proofErr w:type="spellStart"/>
+      <w:r>
+        <w:rPr>
+          <w:rFonts w:ascii="Times New Roman" w:eastAsia="Calibri" w:hAnsi="Times New Roman" w:cs="Times New Roman"/>
+          <w:sz w:val="26"/>
+          <w:szCs w:val="26"/>
+          <w:lang w:val="ru-RU"/>
+        </w:rPr>
+        <w:t>null</w:t>
+      </w:r>
+      <w:proofErr w:type="spellEnd"/>
+      <w:r>
+        <w:rPr>
+          <w:rFonts w:ascii="Times New Roman" w:eastAsia="Calibri" w:hAnsi="Times New Roman" w:cs="Times New Roman"/>
+          <w:sz w:val="26"/>
+          <w:szCs w:val="26"/>
+          <w:lang w:val="ru-RU"/>
+        </w:rPr>
+        <w:t>, если ключ добавлен впервые).</w:t>
       </w:r>
     </w:p>
     <w:p>
@@ -2369,14 +3997,45 @@
           <w:lang w:val="ru-RU"/>
         </w:rPr>
       </w:pPr>
-      <w:r>
-        <w:rPr>
-          <w:rFonts w:ascii="Times New Roman" w:eastAsia="Calibri" w:hAnsi="Times New Roman" w:cs="Times New Roman"/>
-          <w:sz w:val="26"/>
-          <w:szCs w:val="26"/>
-          <w:lang w:val="ru-RU"/>
-        </w:rPr>
-        <w:t>newValue – новое значение (null, если ключ был удалён).</w:t>
+      <w:proofErr w:type="spellStart"/>
+      <w:r>
+        <w:rPr>
+          <w:rFonts w:ascii="Times New Roman" w:eastAsia="Calibri" w:hAnsi="Times New Roman" w:cs="Times New Roman"/>
+          <w:sz w:val="26"/>
+          <w:szCs w:val="26"/>
+          <w:lang w:val="ru-RU"/>
+        </w:rPr>
+        <w:t>newValue</w:t>
+      </w:r>
+      <w:proofErr w:type="spellEnd"/>
+      <w:r>
+        <w:rPr>
+          <w:rFonts w:ascii="Times New Roman" w:eastAsia="Calibri" w:hAnsi="Times New Roman" w:cs="Times New Roman"/>
+          <w:sz w:val="26"/>
+          <w:szCs w:val="26"/>
+          <w:lang w:val="ru-RU"/>
+        </w:rPr>
+        <w:t xml:space="preserve"> – новое значение (</w:t>
+      </w:r>
+      <w:proofErr w:type="spellStart"/>
+      <w:r>
+        <w:rPr>
+          <w:rFonts w:ascii="Times New Roman" w:eastAsia="Calibri" w:hAnsi="Times New Roman" w:cs="Times New Roman"/>
+          <w:sz w:val="26"/>
+          <w:szCs w:val="26"/>
+          <w:lang w:val="ru-RU"/>
+        </w:rPr>
+        <w:t>null</w:t>
+      </w:r>
+      <w:proofErr w:type="spellEnd"/>
+      <w:r>
+        <w:rPr>
+          <w:rFonts w:ascii="Times New Roman" w:eastAsia="Calibri" w:hAnsi="Times New Roman" w:cs="Times New Roman"/>
+          <w:sz w:val="26"/>
+          <w:szCs w:val="26"/>
+          <w:lang w:val="ru-RU"/>
+        </w:rPr>
+        <w:t>, если ключ был удалён).</w:t>
       </w:r>
     </w:p>
     <w:p>
@@ -2393,14 +4052,45 @@
           <w:lang w:val="ru-RU"/>
         </w:rPr>
       </w:pPr>
-      <w:r>
-        <w:rPr>
-          <w:rFonts w:ascii="Times New Roman" w:eastAsia="Calibri" w:hAnsi="Times New Roman" w:cs="Times New Roman"/>
-          <w:sz w:val="26"/>
-          <w:szCs w:val="26"/>
-          <w:lang w:val="ru-RU"/>
-        </w:rPr>
-        <w:t>url – url документа, где произошло обновление.</w:t>
+      <w:proofErr w:type="spellStart"/>
+      <w:r>
+        <w:rPr>
+          <w:rFonts w:ascii="Times New Roman" w:eastAsia="Calibri" w:hAnsi="Times New Roman" w:cs="Times New Roman"/>
+          <w:sz w:val="26"/>
+          <w:szCs w:val="26"/>
+          <w:lang w:val="ru-RU"/>
+        </w:rPr>
+        <w:t>url</w:t>
+      </w:r>
+      <w:proofErr w:type="spellEnd"/>
+      <w:r>
+        <w:rPr>
+          <w:rFonts w:ascii="Times New Roman" w:eastAsia="Calibri" w:hAnsi="Times New Roman" w:cs="Times New Roman"/>
+          <w:sz w:val="26"/>
+          <w:szCs w:val="26"/>
+          <w:lang w:val="ru-RU"/>
+        </w:rPr>
+        <w:t xml:space="preserve"> – </w:t>
+      </w:r>
+      <w:proofErr w:type="spellStart"/>
+      <w:r>
+        <w:rPr>
+          <w:rFonts w:ascii="Times New Roman" w:eastAsia="Calibri" w:hAnsi="Times New Roman" w:cs="Times New Roman"/>
+          <w:sz w:val="26"/>
+          <w:szCs w:val="26"/>
+          <w:lang w:val="ru-RU"/>
+        </w:rPr>
+        <w:t>url</w:t>
+      </w:r>
+      <w:proofErr w:type="spellEnd"/>
+      <w:r>
+        <w:rPr>
+          <w:rFonts w:ascii="Times New Roman" w:eastAsia="Calibri" w:hAnsi="Times New Roman" w:cs="Times New Roman"/>
+          <w:sz w:val="26"/>
+          <w:szCs w:val="26"/>
+          <w:lang w:val="ru-RU"/>
+        </w:rPr>
+        <w:t xml:space="preserve"> документа, где произошло обновление.</w:t>
       </w:r>
     </w:p>
     <w:p>
@@ -2417,14 +4107,65 @@
           <w:lang w:val="ru-RU"/>
         </w:rPr>
       </w:pPr>
-      <w:r>
-        <w:rPr>
-          <w:rFonts w:ascii="Times New Roman" w:eastAsia="Calibri" w:hAnsi="Times New Roman" w:cs="Times New Roman"/>
-          <w:sz w:val="26"/>
-          <w:szCs w:val="26"/>
-          <w:lang w:val="ru-RU"/>
-        </w:rPr>
-        <w:t>storageArea – объект localStorage или sessionStorage, где произошло обновление.</w:t>
+      <w:proofErr w:type="spellStart"/>
+      <w:r>
+        <w:rPr>
+          <w:rFonts w:ascii="Times New Roman" w:eastAsia="Calibri" w:hAnsi="Times New Roman" w:cs="Times New Roman"/>
+          <w:sz w:val="26"/>
+          <w:szCs w:val="26"/>
+          <w:lang w:val="ru-RU"/>
+        </w:rPr>
+        <w:t>storageArea</w:t>
+      </w:r>
+      <w:proofErr w:type="spellEnd"/>
+      <w:r>
+        <w:rPr>
+          <w:rFonts w:ascii="Times New Roman" w:eastAsia="Calibri" w:hAnsi="Times New Roman" w:cs="Times New Roman"/>
+          <w:sz w:val="26"/>
+          <w:szCs w:val="26"/>
+          <w:lang w:val="ru-RU"/>
+        </w:rPr>
+        <w:t xml:space="preserve"> – объект </w:t>
+      </w:r>
+      <w:proofErr w:type="spellStart"/>
+      <w:r>
+        <w:rPr>
+          <w:rFonts w:ascii="Times New Roman" w:eastAsia="Calibri" w:hAnsi="Times New Roman" w:cs="Times New Roman"/>
+          <w:sz w:val="26"/>
+          <w:szCs w:val="26"/>
+          <w:lang w:val="ru-RU"/>
+        </w:rPr>
+        <w:t>localStorage</w:t>
+      </w:r>
+      <w:proofErr w:type="spellEnd"/>
+      <w:r>
+        <w:rPr>
+          <w:rFonts w:ascii="Times New Roman" w:eastAsia="Calibri" w:hAnsi="Times New Roman" w:cs="Times New Roman"/>
+          <w:sz w:val="26"/>
+          <w:szCs w:val="26"/>
+          <w:lang w:val="ru-RU"/>
+        </w:rPr>
+        <w:t xml:space="preserve"> или </w:t>
+      </w:r>
+      <w:proofErr w:type="spellStart"/>
+      <w:r>
+        <w:rPr>
+          <w:rFonts w:ascii="Times New Roman" w:eastAsia="Calibri" w:hAnsi="Times New Roman" w:cs="Times New Roman"/>
+          <w:sz w:val="26"/>
+          <w:szCs w:val="26"/>
+          <w:lang w:val="ru-RU"/>
+        </w:rPr>
+        <w:t>sessionStorage</w:t>
+      </w:r>
+      <w:proofErr w:type="spellEnd"/>
+      <w:r>
+        <w:rPr>
+          <w:rFonts w:ascii="Times New Roman" w:eastAsia="Calibri" w:hAnsi="Times New Roman" w:cs="Times New Roman"/>
+          <w:sz w:val="26"/>
+          <w:szCs w:val="26"/>
+          <w:lang w:val="ru-RU"/>
+        </w:rPr>
+        <w:t>, где произошло обновление.</w:t>
       </w:r>
     </w:p>
     <w:p>
@@ -2462,14 +4203,85 @@
         </w:rPr>
         <w:t>c</w:t>
       </w:r>
-      <w:r>
-        <w:rPr>
-          <w:rFonts w:ascii="Times New Roman" w:eastAsia="Calibri" w:hAnsi="Times New Roman" w:cs="Times New Roman"/>
-          <w:sz w:val="26"/>
-          <w:szCs w:val="26"/>
-          <w:lang w:val="ru-RU"/>
-        </w:rPr>
-        <w:t>рабатывает на всех объектах window, которые имеют доступ к хранилищу, кроме того, где оно было сгенерировано (внутри вкладки для sessionStorage, глобально для localStorage).</w:t>
+      <w:proofErr w:type="spellStart"/>
+      <w:r>
+        <w:rPr>
+          <w:rFonts w:ascii="Times New Roman" w:eastAsia="Calibri" w:hAnsi="Times New Roman" w:cs="Times New Roman"/>
+          <w:sz w:val="26"/>
+          <w:szCs w:val="26"/>
+          <w:lang w:val="ru-RU"/>
+        </w:rPr>
+        <w:t>рабатывает</w:t>
+      </w:r>
+      <w:proofErr w:type="spellEnd"/>
+      <w:r>
+        <w:rPr>
+          <w:rFonts w:ascii="Times New Roman" w:eastAsia="Calibri" w:hAnsi="Times New Roman" w:cs="Times New Roman"/>
+          <w:sz w:val="26"/>
+          <w:szCs w:val="26"/>
+          <w:lang w:val="ru-RU"/>
+        </w:rPr>
+        <w:t xml:space="preserve"> на всех объектах </w:t>
+      </w:r>
+      <w:proofErr w:type="spellStart"/>
+      <w:r>
+        <w:rPr>
+          <w:rFonts w:ascii="Times New Roman" w:eastAsia="Calibri" w:hAnsi="Times New Roman" w:cs="Times New Roman"/>
+          <w:sz w:val="26"/>
+          <w:szCs w:val="26"/>
+          <w:lang w:val="ru-RU"/>
+        </w:rPr>
+        <w:t>window</w:t>
+      </w:r>
+      <w:proofErr w:type="spellEnd"/>
+      <w:r>
+        <w:rPr>
+          <w:rFonts w:ascii="Times New Roman" w:eastAsia="Calibri" w:hAnsi="Times New Roman" w:cs="Times New Roman"/>
+          <w:sz w:val="26"/>
+          <w:szCs w:val="26"/>
+          <w:lang w:val="ru-RU"/>
+        </w:rPr>
+        <w:t xml:space="preserve">, которые имеют доступ к хранилищу, кроме того, где оно было сгенерировано (внутри вкладки для </w:t>
+      </w:r>
+      <w:proofErr w:type="spellStart"/>
+      <w:r>
+        <w:rPr>
+          <w:rFonts w:ascii="Times New Roman" w:eastAsia="Calibri" w:hAnsi="Times New Roman" w:cs="Times New Roman"/>
+          <w:sz w:val="26"/>
+          <w:szCs w:val="26"/>
+          <w:lang w:val="ru-RU"/>
+        </w:rPr>
+        <w:t>sessionStorage</w:t>
+      </w:r>
+      <w:proofErr w:type="spellEnd"/>
+      <w:r>
+        <w:rPr>
+          <w:rFonts w:ascii="Times New Roman" w:eastAsia="Calibri" w:hAnsi="Times New Roman" w:cs="Times New Roman"/>
+          <w:sz w:val="26"/>
+          <w:szCs w:val="26"/>
+          <w:lang w:val="ru-RU"/>
+        </w:rPr>
+        <w:t xml:space="preserve">, глобально для </w:t>
+      </w:r>
+      <w:proofErr w:type="spellStart"/>
+      <w:r>
+        <w:rPr>
+          <w:rFonts w:ascii="Times New Roman" w:eastAsia="Calibri" w:hAnsi="Times New Roman" w:cs="Times New Roman"/>
+          <w:sz w:val="26"/>
+          <w:szCs w:val="26"/>
+          <w:lang w:val="ru-RU"/>
+        </w:rPr>
+        <w:t>localStorage</w:t>
+      </w:r>
+      <w:proofErr w:type="spellEnd"/>
+      <w:r>
+        <w:rPr>
+          <w:rFonts w:ascii="Times New Roman" w:eastAsia="Calibri" w:hAnsi="Times New Roman" w:cs="Times New Roman"/>
+          <w:sz w:val="26"/>
+          <w:szCs w:val="26"/>
+          <w:lang w:val="ru-RU"/>
+        </w:rPr>
+        <w:t>).</w:t>
       </w:r>
     </w:p>
     <w:p>
@@ -2497,71 +4309,91 @@
           <w:szCs w:val="26"/>
           <w:lang w:val="ru-RU"/>
         </w:rPr>
-        <w:t>сть два окна с одним и тем же сайтом. Хранилище localStorage разделяется между ними.</w:t>
-      </w:r>
-    </w:p>
-    <w:p>
-      <w:pPr>
-        <w:rPr>
-          <w:rFonts w:ascii="Times New Roman" w:eastAsia="Calibri" w:hAnsi="Times New Roman" w:cs="Times New Roman"/>
-          <w:sz w:val="26"/>
-          <w:szCs w:val="26"/>
-          <w:lang w:val="ru-RU"/>
-        </w:rPr>
-      </w:pPr>
-      <w:r>
-        <w:rPr>
-          <w:rFonts w:ascii="Times New Roman" w:eastAsia="Calibri" w:hAnsi="Times New Roman" w:cs="Times New Roman"/>
-          <w:sz w:val="26"/>
-          <w:szCs w:val="26"/>
-          <w:lang w:val="ru-RU"/>
-        </w:rPr>
-        <w:t>Вы можете открыть эту страницу в двух окнах браузера, чтобы проверить код</w:t>
-      </w:r>
-      <w:r>
-        <w:rPr>
-          <w:rFonts w:ascii="Times New Roman" w:eastAsia="Calibri" w:hAnsi="Times New Roman" w:cs="Times New Roman"/>
-          <w:sz w:val="26"/>
-          <w:szCs w:val="26"/>
-          <w:lang w:val="ru-RU"/>
-        </w:rPr>
-        <w:t>:</w:t>
-      </w:r>
-    </w:p>
-    <w:p>
-      <w:pPr>
-        <w:rPr>
-          <w:rFonts w:ascii="Times New Roman" w:eastAsia="Calibri" w:hAnsi="Times New Roman" w:cs="Times New Roman"/>
-          <w:sz w:val="26"/>
-          <w:szCs w:val="26"/>
-          <w:lang w:val="ru-RU"/>
-        </w:rPr>
-      </w:pPr>
-      <w:r>
-        <w:rPr>
-          <w:rFonts w:ascii="Times New Roman" w:eastAsia="Calibri" w:hAnsi="Times New Roman" w:cs="Times New Roman"/>
-          <w:sz w:val="26"/>
-          <w:szCs w:val="26"/>
-          <w:lang w:val="ru-RU"/>
-        </w:rPr>
-        <w:t>// срабатывает при обновлениях, сделанных в том же хранилище из других документов</w:t>
-      </w:r>
-    </w:p>
-    <w:p>
-      <w:pPr>
-        <w:rPr>
-          <w:rFonts w:ascii="Times New Roman" w:eastAsia="Calibri" w:hAnsi="Times New Roman" w:cs="Times New Roman"/>
-          <w:sz w:val="26"/>
-          <w:szCs w:val="26"/>
-        </w:rPr>
-      </w:pPr>
-      <w:r>
-        <w:rPr>
-          <w:rFonts w:ascii="Times New Roman" w:eastAsia="Calibri" w:hAnsi="Times New Roman" w:cs="Times New Roman"/>
-          <w:sz w:val="26"/>
-          <w:szCs w:val="26"/>
-        </w:rPr>
-        <w:t xml:space="preserve">window.onstorage = event =&gt; { // </w:t>
+        <w:t xml:space="preserve">сть два окна с одним и тем же сайтом. Хранилище </w:t>
+      </w:r>
+      <w:proofErr w:type="spellStart"/>
+      <w:r>
+        <w:rPr>
+          <w:rFonts w:ascii="Times New Roman" w:eastAsia="Calibri" w:hAnsi="Times New Roman" w:cs="Times New Roman"/>
+          <w:sz w:val="26"/>
+          <w:szCs w:val="26"/>
+          <w:lang w:val="ru-RU"/>
+        </w:rPr>
+        <w:t>localStorage</w:t>
+      </w:r>
+      <w:proofErr w:type="spellEnd"/>
+      <w:r>
+        <w:rPr>
+          <w:rFonts w:ascii="Times New Roman" w:eastAsia="Calibri" w:hAnsi="Times New Roman" w:cs="Times New Roman"/>
+          <w:sz w:val="26"/>
+          <w:szCs w:val="26"/>
+          <w:lang w:val="ru-RU"/>
+        </w:rPr>
+        <w:t xml:space="preserve"> разделяется между ними.</w:t>
+      </w:r>
+    </w:p>
+    <w:p>
+      <w:pPr>
+        <w:rPr>
+          <w:rFonts w:ascii="Times New Roman" w:eastAsia="Calibri" w:hAnsi="Times New Roman" w:cs="Times New Roman"/>
+          <w:sz w:val="26"/>
+          <w:szCs w:val="26"/>
+          <w:lang w:val="ru-RU"/>
+        </w:rPr>
+      </w:pPr>
+      <w:r>
+        <w:rPr>
+          <w:rFonts w:ascii="Times New Roman" w:eastAsia="Calibri" w:hAnsi="Times New Roman" w:cs="Times New Roman"/>
+          <w:sz w:val="26"/>
+          <w:szCs w:val="26"/>
+          <w:lang w:val="ru-RU"/>
+        </w:rPr>
+        <w:t xml:space="preserve">// </w:t>
+      </w:r>
+      <w:r>
+        <w:rPr>
+          <w:rFonts w:ascii="Times New Roman" w:eastAsia="Calibri" w:hAnsi="Times New Roman" w:cs="Times New Roman"/>
+          <w:sz w:val="26"/>
+          <w:szCs w:val="26"/>
+          <w:lang w:val="ru-RU"/>
+        </w:rPr>
+        <w:t>С</w:t>
+      </w:r>
+      <w:r>
+        <w:rPr>
+          <w:rFonts w:ascii="Times New Roman" w:eastAsia="Calibri" w:hAnsi="Times New Roman" w:cs="Times New Roman"/>
+          <w:sz w:val="26"/>
+          <w:szCs w:val="26"/>
+          <w:lang w:val="ru-RU"/>
+        </w:rPr>
+        <w:t>рабатывает при обновлениях, сделанных в том же хранилище из других документов</w:t>
+      </w:r>
+    </w:p>
+    <w:p>
+      <w:pPr>
+        <w:rPr>
+          <w:rFonts w:ascii="Times New Roman" w:eastAsia="Calibri" w:hAnsi="Times New Roman" w:cs="Times New Roman"/>
+          <w:sz w:val="26"/>
+          <w:szCs w:val="26"/>
+        </w:rPr>
+      </w:pPr>
+      <w:proofErr w:type="spellStart"/>
+      <w:r>
+        <w:rPr>
+          <w:rFonts w:ascii="Times New Roman" w:eastAsia="Calibri" w:hAnsi="Times New Roman" w:cs="Times New Roman"/>
+          <w:sz w:val="26"/>
+          <w:szCs w:val="26"/>
+        </w:rPr>
+        <w:t>window.onstorage</w:t>
+      </w:r>
+      <w:proofErr w:type="spellEnd"/>
+      <w:r>
+        <w:rPr>
+          <w:rFonts w:ascii="Times New Roman" w:eastAsia="Calibri" w:hAnsi="Times New Roman" w:cs="Times New Roman"/>
+          <w:sz w:val="26"/>
+          <w:szCs w:val="26"/>
+        </w:rPr>
+        <w:t xml:space="preserve"> = event =&gt; { // </w:t>
       </w:r>
       <w:r>
         <w:rPr>
@@ -2612,41 +4444,113 @@
           <w:sz w:val="26"/>
           <w:szCs w:val="26"/>
         </w:rPr>
-        <w:t xml:space="preserve"> window.addEventListener('storage', event =&gt; {</w:t>
-      </w:r>
-    </w:p>
-    <w:p>
-      <w:pPr>
-        <w:rPr>
-          <w:rFonts w:ascii="Times New Roman" w:eastAsia="Calibri" w:hAnsi="Times New Roman" w:cs="Times New Roman"/>
-          <w:sz w:val="26"/>
-          <w:szCs w:val="26"/>
-        </w:rPr>
-      </w:pPr>
-      <w:r>
-        <w:rPr>
-          <w:rFonts w:ascii="Times New Roman" w:eastAsia="Calibri" w:hAnsi="Times New Roman" w:cs="Times New Roman"/>
-          <w:sz w:val="26"/>
-          <w:szCs w:val="26"/>
-        </w:rPr>
-        <w:t xml:space="preserve">  if (event.key != 'now') return;</w:t>
-      </w:r>
-    </w:p>
-    <w:p>
-      <w:pPr>
-        <w:rPr>
-          <w:rFonts w:ascii="Times New Roman" w:eastAsia="Calibri" w:hAnsi="Times New Roman" w:cs="Times New Roman"/>
-          <w:sz w:val="26"/>
-          <w:szCs w:val="26"/>
-        </w:rPr>
-      </w:pPr>
-      <w:r>
-        <w:rPr>
-          <w:rFonts w:ascii="Times New Roman" w:eastAsia="Calibri" w:hAnsi="Times New Roman" w:cs="Times New Roman"/>
-          <w:sz w:val="26"/>
-          <w:szCs w:val="26"/>
-        </w:rPr>
-        <w:t xml:space="preserve">  alert(event.key + ':' + event.newValue + " at " + event.url);</w:t>
+        <w:t xml:space="preserve"> </w:t>
+      </w:r>
+      <w:proofErr w:type="spellStart"/>
+      <w:r>
+        <w:rPr>
+          <w:rFonts w:ascii="Times New Roman" w:eastAsia="Calibri" w:hAnsi="Times New Roman" w:cs="Times New Roman"/>
+          <w:sz w:val="26"/>
+          <w:szCs w:val="26"/>
+        </w:rPr>
+        <w:t>window.addEventListener</w:t>
+      </w:r>
+      <w:proofErr w:type="spellEnd"/>
+      <w:r>
+        <w:rPr>
+          <w:rFonts w:ascii="Times New Roman" w:eastAsia="Calibri" w:hAnsi="Times New Roman" w:cs="Times New Roman"/>
+          <w:sz w:val="26"/>
+          <w:szCs w:val="26"/>
+        </w:rPr>
+        <w:t>('storage', event =&gt; {</w:t>
+      </w:r>
+    </w:p>
+    <w:p>
+      <w:pPr>
+        <w:rPr>
+          <w:rFonts w:ascii="Times New Roman" w:eastAsia="Calibri" w:hAnsi="Times New Roman" w:cs="Times New Roman"/>
+          <w:sz w:val="26"/>
+          <w:szCs w:val="26"/>
+        </w:rPr>
+      </w:pPr>
+      <w:r>
+        <w:rPr>
+          <w:rFonts w:ascii="Times New Roman" w:eastAsia="Calibri" w:hAnsi="Times New Roman" w:cs="Times New Roman"/>
+          <w:sz w:val="26"/>
+          <w:szCs w:val="26"/>
+        </w:rPr>
+        <w:t xml:space="preserve">  if (</w:t>
+      </w:r>
+      <w:proofErr w:type="spellStart"/>
+      <w:r>
+        <w:rPr>
+          <w:rFonts w:ascii="Times New Roman" w:eastAsia="Calibri" w:hAnsi="Times New Roman" w:cs="Times New Roman"/>
+          <w:sz w:val="26"/>
+          <w:szCs w:val="26"/>
+        </w:rPr>
+        <w:t>event.key</w:t>
+      </w:r>
+      <w:proofErr w:type="spellEnd"/>
+      <w:r>
+        <w:rPr>
+          <w:rFonts w:ascii="Times New Roman" w:eastAsia="Calibri" w:hAnsi="Times New Roman" w:cs="Times New Roman"/>
+          <w:sz w:val="26"/>
+          <w:szCs w:val="26"/>
+        </w:rPr>
+        <w:t xml:space="preserve"> != 'now') return;</w:t>
+      </w:r>
+    </w:p>
+    <w:p>
+      <w:pPr>
+        <w:rPr>
+          <w:rFonts w:ascii="Times New Roman" w:eastAsia="Calibri" w:hAnsi="Times New Roman" w:cs="Times New Roman"/>
+          <w:sz w:val="26"/>
+          <w:szCs w:val="26"/>
+        </w:rPr>
+      </w:pPr>
+      <w:r>
+        <w:rPr>
+          <w:rFonts w:ascii="Times New Roman" w:eastAsia="Calibri" w:hAnsi="Times New Roman" w:cs="Times New Roman"/>
+          <w:sz w:val="26"/>
+          <w:szCs w:val="26"/>
+        </w:rPr>
+        <w:t xml:space="preserve">  alert(</w:t>
+      </w:r>
+      <w:proofErr w:type="spellStart"/>
+      <w:r>
+        <w:rPr>
+          <w:rFonts w:ascii="Times New Roman" w:eastAsia="Calibri" w:hAnsi="Times New Roman" w:cs="Times New Roman"/>
+          <w:sz w:val="26"/>
+          <w:szCs w:val="26"/>
+        </w:rPr>
+        <w:t>event.key</w:t>
+      </w:r>
+      <w:proofErr w:type="spellEnd"/>
+      <w:r>
+        <w:rPr>
+          <w:rFonts w:ascii="Times New Roman" w:eastAsia="Calibri" w:hAnsi="Times New Roman" w:cs="Times New Roman"/>
+          <w:sz w:val="26"/>
+          <w:szCs w:val="26"/>
+        </w:rPr>
+        <w:t xml:space="preserve"> + ':' + </w:t>
+      </w:r>
+      <w:proofErr w:type="spellStart"/>
+      <w:r>
+        <w:rPr>
+          <w:rFonts w:ascii="Times New Roman" w:eastAsia="Calibri" w:hAnsi="Times New Roman" w:cs="Times New Roman"/>
+          <w:sz w:val="26"/>
+          <w:szCs w:val="26"/>
+        </w:rPr>
+        <w:t>event.newValue</w:t>
+      </w:r>
+      <w:proofErr w:type="spellEnd"/>
+      <w:r>
+        <w:rPr>
+          <w:rFonts w:ascii="Times New Roman" w:eastAsia="Calibri" w:hAnsi="Times New Roman" w:cs="Times New Roman"/>
+          <w:sz w:val="26"/>
+          <w:szCs w:val="26"/>
+        </w:rPr>
+        <w:t xml:space="preserve"> + " at " + event.url);</w:t>
       </w:r>
     </w:p>
     <w:p>
@@ -2681,43 +4585,675 @@
           <w:rFonts w:ascii="Times New Roman" w:eastAsia="Calibri" w:hAnsi="Times New Roman" w:cs="Times New Roman"/>
           <w:sz w:val="26"/>
           <w:szCs w:val="26"/>
-        </w:rPr>
-      </w:pPr>
-      <w:r>
-        <w:rPr>
-          <w:rFonts w:ascii="Times New Roman" w:eastAsia="Calibri" w:hAnsi="Times New Roman" w:cs="Times New Roman"/>
-          <w:sz w:val="26"/>
-          <w:szCs w:val="26"/>
-        </w:rPr>
-        <w:t>localStorage.setItem('now', Date.now());</w:t>
-      </w:r>
-    </w:p>
-    <w:p>
-      <w:pPr>
-        <w:rPr>
-          <w:rFonts w:ascii="Times New Roman" w:eastAsia="Calibri" w:hAnsi="Times New Roman" w:cs="Times New Roman"/>
-          <w:sz w:val="26"/>
-          <w:szCs w:val="26"/>
-        </w:rPr>
-      </w:pPr>
-    </w:p>
-    <w:p>
-      <w:pPr>
-        <w:rPr>
-          <w:rFonts w:ascii="Times New Roman" w:eastAsia="Calibri" w:hAnsi="Times New Roman" w:cs="Times New Roman"/>
-          <w:sz w:val="26"/>
-          <w:szCs w:val="26"/>
-          <w:lang w:val="ru-RU"/>
-        </w:rPr>
-      </w:pPr>
-      <w:r>
-        <w:rPr>
-          <w:rFonts w:ascii="Times New Roman" w:eastAsia="Calibri" w:hAnsi="Times New Roman" w:cs="Times New Roman"/>
-          <w:sz w:val="26"/>
-          <w:szCs w:val="26"/>
-          <w:lang w:val="ru-RU"/>
-        </w:rPr>
-        <w:t>Теперь, если оба окна слушают window.onstorage, то каждое из них будет реагировать на обновления, произошедшие в другом окне.</w:t>
+          <w:lang w:val="ru-RU"/>
+        </w:rPr>
+      </w:pPr>
+      <w:proofErr w:type="spellStart"/>
+      <w:r>
+        <w:rPr>
+          <w:rFonts w:ascii="Times New Roman" w:eastAsia="Calibri" w:hAnsi="Times New Roman" w:cs="Times New Roman"/>
+          <w:sz w:val="26"/>
+          <w:szCs w:val="26"/>
+        </w:rPr>
+        <w:t>localStorage.setItem</w:t>
+      </w:r>
+      <w:proofErr w:type="spellEnd"/>
+      <w:r>
+        <w:rPr>
+          <w:rFonts w:ascii="Times New Roman" w:eastAsia="Calibri" w:hAnsi="Times New Roman" w:cs="Times New Roman"/>
+          <w:sz w:val="26"/>
+          <w:szCs w:val="26"/>
+        </w:rPr>
+        <w:t xml:space="preserve">('now', </w:t>
+      </w:r>
+      <w:proofErr w:type="spellStart"/>
+      <w:r>
+        <w:rPr>
+          <w:rFonts w:ascii="Times New Roman" w:eastAsia="Calibri" w:hAnsi="Times New Roman" w:cs="Times New Roman"/>
+          <w:sz w:val="26"/>
+          <w:szCs w:val="26"/>
+        </w:rPr>
+        <w:t>Date.now</w:t>
+      </w:r>
+      <w:proofErr w:type="spellEnd"/>
+      <w:r>
+        <w:rPr>
+          <w:rFonts w:ascii="Times New Roman" w:eastAsia="Calibri" w:hAnsi="Times New Roman" w:cs="Times New Roman"/>
+          <w:sz w:val="26"/>
+          <w:szCs w:val="26"/>
+        </w:rPr>
+        <w:t>());</w:t>
+      </w:r>
+    </w:p>
+    <w:p>
+      <w:pPr>
+        <w:rPr>
+          <w:rFonts w:ascii="Times New Roman" w:eastAsia="Calibri" w:hAnsi="Times New Roman" w:cs="Times New Roman"/>
+          <w:sz w:val="26"/>
+          <w:szCs w:val="26"/>
+          <w:lang w:val="ru-RU"/>
+        </w:rPr>
+      </w:pPr>
+      <w:r>
+        <w:rPr>
+          <w:rFonts w:ascii="Times New Roman" w:eastAsia="Calibri" w:hAnsi="Times New Roman" w:cs="Times New Roman"/>
+          <w:sz w:val="26"/>
+          <w:szCs w:val="26"/>
+          <w:lang w:val="ru-RU"/>
+        </w:rPr>
+        <w:t xml:space="preserve">Теперь, если оба окна слушают </w:t>
+      </w:r>
+      <w:proofErr w:type="spellStart"/>
+      <w:r>
+        <w:rPr>
+          <w:rFonts w:ascii="Times New Roman" w:eastAsia="Calibri" w:hAnsi="Times New Roman" w:cs="Times New Roman"/>
+          <w:sz w:val="26"/>
+          <w:szCs w:val="26"/>
+          <w:lang w:val="ru-RU"/>
+        </w:rPr>
+        <w:t>window.onstorage</w:t>
+      </w:r>
+      <w:proofErr w:type="spellEnd"/>
+      <w:r>
+        <w:rPr>
+          <w:rFonts w:ascii="Times New Roman" w:eastAsia="Calibri" w:hAnsi="Times New Roman" w:cs="Times New Roman"/>
+          <w:sz w:val="26"/>
+          <w:szCs w:val="26"/>
+          <w:lang w:val="ru-RU"/>
+        </w:rPr>
+        <w:t>, то каждое из них будет реагировать на обновления, произошедшие в другом окне.</w:t>
+      </w:r>
+    </w:p>
+    <w:p>
+      <w:pPr>
+        <w:rPr>
+          <w:rFonts w:ascii="Times New Roman" w:eastAsia="Calibri" w:hAnsi="Times New Roman" w:cs="Times New Roman"/>
+          <w:sz w:val="26"/>
+          <w:szCs w:val="26"/>
+          <w:lang w:val="ru-RU"/>
+        </w:rPr>
+      </w:pPr>
+      <w:r>
+        <w:rPr>
+          <w:rFonts w:ascii="Times New Roman" w:eastAsia="Calibri" w:hAnsi="Times New Roman" w:cs="Times New Roman"/>
+          <w:sz w:val="26"/>
+          <w:szCs w:val="26"/>
+          <w:lang w:val="ru-RU"/>
+        </w:rPr>
+        <w:t>1. Регистрация обработчика события (</w:t>
+      </w:r>
+      <w:proofErr w:type="spellStart"/>
+      <w:r>
+        <w:rPr>
+          <w:rFonts w:ascii="Times New Roman" w:eastAsia="Calibri" w:hAnsi="Times New Roman" w:cs="Times New Roman"/>
+          <w:sz w:val="26"/>
+          <w:szCs w:val="26"/>
+          <w:lang w:val="ru-RU"/>
+        </w:rPr>
+        <w:t>window.onstorage</w:t>
+      </w:r>
+      <w:proofErr w:type="spellEnd"/>
+      <w:r>
+        <w:rPr>
+          <w:rFonts w:ascii="Times New Roman" w:eastAsia="Calibri" w:hAnsi="Times New Roman" w:cs="Times New Roman"/>
+          <w:sz w:val="26"/>
+          <w:szCs w:val="26"/>
+          <w:lang w:val="ru-RU"/>
+        </w:rPr>
+        <w:t>):</w:t>
+      </w:r>
+      <w:r>
+        <w:rPr>
+          <w:rFonts w:ascii="Times New Roman" w:eastAsia="Calibri" w:hAnsi="Times New Roman" w:cs="Times New Roman"/>
+          <w:sz w:val="26"/>
+          <w:szCs w:val="26"/>
+          <w:lang w:val="ru-RU"/>
+        </w:rPr>
+        <w:t xml:space="preserve"> </w:t>
+      </w:r>
+      <w:r>
+        <w:rPr>
+          <w:rFonts w:ascii="Times New Roman" w:eastAsia="Calibri" w:hAnsi="Times New Roman" w:cs="Times New Roman"/>
+          <w:sz w:val="26"/>
+          <w:szCs w:val="26"/>
+          <w:lang w:val="ru-RU"/>
+        </w:rPr>
+        <w:t xml:space="preserve">Код подписывается на событие </w:t>
+      </w:r>
+      <w:proofErr w:type="spellStart"/>
+      <w:r>
+        <w:rPr>
+          <w:rFonts w:ascii="Times New Roman" w:eastAsia="Calibri" w:hAnsi="Times New Roman" w:cs="Times New Roman"/>
+          <w:sz w:val="26"/>
+          <w:szCs w:val="26"/>
+          <w:lang w:val="ru-RU"/>
+        </w:rPr>
+        <w:t>storage</w:t>
+      </w:r>
+      <w:proofErr w:type="spellEnd"/>
+      <w:r>
+        <w:rPr>
+          <w:rFonts w:ascii="Times New Roman" w:eastAsia="Calibri" w:hAnsi="Times New Roman" w:cs="Times New Roman"/>
+          <w:sz w:val="26"/>
+          <w:szCs w:val="26"/>
+          <w:lang w:val="ru-RU"/>
+        </w:rPr>
+        <w:t>. Этот обработчик сработает на соседних открытых вкладках этого же сайта, когда на какой-либо из вкладок изменятся данные в веб-хранилище.</w:t>
+      </w:r>
+    </w:p>
+    <w:p>
+      <w:pPr>
+        <w:rPr>
+          <w:rFonts w:ascii="Times New Roman" w:eastAsia="Calibri" w:hAnsi="Times New Roman" w:cs="Times New Roman"/>
+          <w:sz w:val="26"/>
+          <w:szCs w:val="26"/>
+          <w:lang w:val="ru-RU"/>
+        </w:rPr>
+      </w:pPr>
+      <w:r>
+        <w:rPr>
+          <w:rFonts w:ascii="Times New Roman" w:eastAsia="Calibri" w:hAnsi="Times New Roman" w:cs="Times New Roman"/>
+          <w:sz w:val="26"/>
+          <w:szCs w:val="26"/>
+          <w:lang w:val="ru-RU"/>
+        </w:rPr>
+        <w:t>2. Фильтрация по ключу (</w:t>
+      </w:r>
+      <w:proofErr w:type="spellStart"/>
+      <w:r>
+        <w:rPr>
+          <w:rFonts w:ascii="Times New Roman" w:eastAsia="Calibri" w:hAnsi="Times New Roman" w:cs="Times New Roman"/>
+          <w:sz w:val="26"/>
+          <w:szCs w:val="26"/>
+          <w:lang w:val="ru-RU"/>
+        </w:rPr>
+        <w:t>if</w:t>
+      </w:r>
+      <w:proofErr w:type="spellEnd"/>
+      <w:r>
+        <w:rPr>
+          <w:rFonts w:ascii="Times New Roman" w:eastAsia="Calibri" w:hAnsi="Times New Roman" w:cs="Times New Roman"/>
+          <w:sz w:val="26"/>
+          <w:szCs w:val="26"/>
+          <w:lang w:val="ru-RU"/>
+        </w:rPr>
+        <w:t xml:space="preserve"> (</w:t>
+      </w:r>
+      <w:proofErr w:type="spellStart"/>
+      <w:r>
+        <w:rPr>
+          <w:rFonts w:ascii="Times New Roman" w:eastAsia="Calibri" w:hAnsi="Times New Roman" w:cs="Times New Roman"/>
+          <w:sz w:val="26"/>
+          <w:szCs w:val="26"/>
+          <w:lang w:val="ru-RU"/>
+        </w:rPr>
+        <w:t>event.key</w:t>
+      </w:r>
+      <w:proofErr w:type="spellEnd"/>
+      <w:r>
+        <w:rPr>
+          <w:rFonts w:ascii="Times New Roman" w:eastAsia="Calibri" w:hAnsi="Times New Roman" w:cs="Times New Roman"/>
+          <w:sz w:val="26"/>
+          <w:szCs w:val="26"/>
+          <w:lang w:val="ru-RU"/>
+        </w:rPr>
+        <w:t xml:space="preserve"> != '</w:t>
+      </w:r>
+      <w:proofErr w:type="spellStart"/>
+      <w:r>
+        <w:rPr>
+          <w:rFonts w:ascii="Times New Roman" w:eastAsia="Calibri" w:hAnsi="Times New Roman" w:cs="Times New Roman"/>
+          <w:sz w:val="26"/>
+          <w:szCs w:val="26"/>
+          <w:lang w:val="ru-RU"/>
+        </w:rPr>
+        <w:t>now</w:t>
+      </w:r>
+      <w:proofErr w:type="spellEnd"/>
+      <w:r>
+        <w:rPr>
+          <w:rFonts w:ascii="Times New Roman" w:eastAsia="Calibri" w:hAnsi="Times New Roman" w:cs="Times New Roman"/>
+          <w:sz w:val="26"/>
+          <w:szCs w:val="26"/>
+          <w:lang w:val="ru-RU"/>
+        </w:rPr>
+        <w:t xml:space="preserve">') </w:t>
+      </w:r>
+      <w:proofErr w:type="spellStart"/>
+      <w:r>
+        <w:rPr>
+          <w:rFonts w:ascii="Times New Roman" w:eastAsia="Calibri" w:hAnsi="Times New Roman" w:cs="Times New Roman"/>
+          <w:sz w:val="26"/>
+          <w:szCs w:val="26"/>
+          <w:lang w:val="ru-RU"/>
+        </w:rPr>
+        <w:t>return</w:t>
+      </w:r>
+      <w:proofErr w:type="spellEnd"/>
+      <w:r>
+        <w:rPr>
+          <w:rFonts w:ascii="Times New Roman" w:eastAsia="Calibri" w:hAnsi="Times New Roman" w:cs="Times New Roman"/>
+          <w:sz w:val="26"/>
+          <w:szCs w:val="26"/>
+          <w:lang w:val="ru-RU"/>
+        </w:rPr>
+        <w:t>;):</w:t>
+      </w:r>
+      <w:r>
+        <w:rPr>
+          <w:rFonts w:ascii="Times New Roman" w:eastAsia="Calibri" w:hAnsi="Times New Roman" w:cs="Times New Roman"/>
+          <w:sz w:val="26"/>
+          <w:szCs w:val="26"/>
+          <w:lang w:val="ru-RU"/>
+        </w:rPr>
+        <w:t xml:space="preserve"> </w:t>
+      </w:r>
+      <w:r>
+        <w:rPr>
+          <w:rFonts w:ascii="Times New Roman" w:eastAsia="Calibri" w:hAnsi="Times New Roman" w:cs="Times New Roman"/>
+          <w:sz w:val="26"/>
+          <w:szCs w:val="26"/>
+          <w:lang w:val="ru-RU"/>
+        </w:rPr>
+        <w:t xml:space="preserve">Скрипт проверяет, какой именно ключ в </w:t>
+      </w:r>
+      <w:proofErr w:type="spellStart"/>
+      <w:r>
+        <w:rPr>
+          <w:rFonts w:ascii="Times New Roman" w:eastAsia="Calibri" w:hAnsi="Times New Roman" w:cs="Times New Roman"/>
+          <w:sz w:val="26"/>
+          <w:szCs w:val="26"/>
+          <w:lang w:val="ru-RU"/>
+        </w:rPr>
+        <w:t>localStorage</w:t>
+      </w:r>
+      <w:proofErr w:type="spellEnd"/>
+      <w:r>
+        <w:rPr>
+          <w:rFonts w:ascii="Times New Roman" w:eastAsia="Calibri" w:hAnsi="Times New Roman" w:cs="Times New Roman"/>
+          <w:sz w:val="26"/>
+          <w:szCs w:val="26"/>
+          <w:lang w:val="ru-RU"/>
+        </w:rPr>
+        <w:t xml:space="preserve"> изменился. Если изменился любой другой ключ, кроме '</w:t>
+      </w:r>
+      <w:proofErr w:type="spellStart"/>
+      <w:r>
+        <w:rPr>
+          <w:rFonts w:ascii="Times New Roman" w:eastAsia="Calibri" w:hAnsi="Times New Roman" w:cs="Times New Roman"/>
+          <w:sz w:val="26"/>
+          <w:szCs w:val="26"/>
+          <w:lang w:val="ru-RU"/>
+        </w:rPr>
+        <w:t>now</w:t>
+      </w:r>
+      <w:proofErr w:type="spellEnd"/>
+      <w:r>
+        <w:rPr>
+          <w:rFonts w:ascii="Times New Roman" w:eastAsia="Calibri" w:hAnsi="Times New Roman" w:cs="Times New Roman"/>
+          <w:sz w:val="26"/>
+          <w:szCs w:val="26"/>
+          <w:lang w:val="ru-RU"/>
+        </w:rPr>
+        <w:t>', выполнение функции прерывается. Это защищает от ложных срабатываний.</w:t>
+      </w:r>
+    </w:p>
+    <w:p>
+      <w:pPr>
+        <w:rPr>
+          <w:rFonts w:ascii="Times New Roman" w:eastAsia="Calibri" w:hAnsi="Times New Roman" w:cs="Times New Roman"/>
+          <w:sz w:val="26"/>
+          <w:szCs w:val="26"/>
+          <w:lang w:val="ru-RU"/>
+        </w:rPr>
+      </w:pPr>
+      <w:r>
+        <w:rPr>
+          <w:rFonts w:ascii="Times New Roman" w:eastAsia="Calibri" w:hAnsi="Times New Roman" w:cs="Times New Roman"/>
+          <w:sz w:val="26"/>
+          <w:szCs w:val="26"/>
+          <w:lang w:val="ru-RU"/>
+        </w:rPr>
+        <w:t>3. Вывод уведомления (</w:t>
+      </w:r>
+      <w:proofErr w:type="spellStart"/>
+      <w:r>
+        <w:rPr>
+          <w:rFonts w:ascii="Times New Roman" w:eastAsia="Calibri" w:hAnsi="Times New Roman" w:cs="Times New Roman"/>
+          <w:sz w:val="26"/>
+          <w:szCs w:val="26"/>
+          <w:lang w:val="ru-RU"/>
+        </w:rPr>
+        <w:t>alert</w:t>
+      </w:r>
+      <w:proofErr w:type="spellEnd"/>
+      <w:r>
+        <w:rPr>
+          <w:rFonts w:ascii="Times New Roman" w:eastAsia="Calibri" w:hAnsi="Times New Roman" w:cs="Times New Roman"/>
+          <w:sz w:val="26"/>
+          <w:szCs w:val="26"/>
+          <w:lang w:val="ru-RU"/>
+        </w:rPr>
+        <w:t>(...)):</w:t>
+      </w:r>
+      <w:r>
+        <w:rPr>
+          <w:rFonts w:ascii="Times New Roman" w:eastAsia="Calibri" w:hAnsi="Times New Roman" w:cs="Times New Roman"/>
+          <w:sz w:val="26"/>
+          <w:szCs w:val="26"/>
+          <w:lang w:val="ru-RU"/>
+        </w:rPr>
+        <w:t xml:space="preserve"> </w:t>
+      </w:r>
+      <w:r>
+        <w:rPr>
+          <w:rFonts w:ascii="Times New Roman" w:eastAsia="Calibri" w:hAnsi="Times New Roman" w:cs="Times New Roman"/>
+          <w:sz w:val="26"/>
+          <w:szCs w:val="26"/>
+          <w:lang w:val="ru-RU"/>
+        </w:rPr>
+        <w:t>Если изменился именно ключ '</w:t>
+      </w:r>
+      <w:proofErr w:type="spellStart"/>
+      <w:r>
+        <w:rPr>
+          <w:rFonts w:ascii="Times New Roman" w:eastAsia="Calibri" w:hAnsi="Times New Roman" w:cs="Times New Roman"/>
+          <w:sz w:val="26"/>
+          <w:szCs w:val="26"/>
+          <w:lang w:val="ru-RU"/>
+        </w:rPr>
+        <w:t>now</w:t>
+      </w:r>
+      <w:proofErr w:type="spellEnd"/>
+      <w:r>
+        <w:rPr>
+          <w:rFonts w:ascii="Times New Roman" w:eastAsia="Calibri" w:hAnsi="Times New Roman" w:cs="Times New Roman"/>
+          <w:sz w:val="26"/>
+          <w:szCs w:val="26"/>
+          <w:lang w:val="ru-RU"/>
+        </w:rPr>
+        <w:t>', скрипт на соседней вкладке показывает модальное окно. В нем отображается имя измененного ключа (</w:t>
+      </w:r>
+      <w:proofErr w:type="spellStart"/>
+      <w:r>
+        <w:rPr>
+          <w:rFonts w:ascii="Times New Roman" w:eastAsia="Calibri" w:hAnsi="Times New Roman" w:cs="Times New Roman"/>
+          <w:sz w:val="26"/>
+          <w:szCs w:val="26"/>
+          <w:lang w:val="ru-RU"/>
+        </w:rPr>
+        <w:t>event.key</w:t>
+      </w:r>
+      <w:proofErr w:type="spellEnd"/>
+      <w:r>
+        <w:rPr>
+          <w:rFonts w:ascii="Times New Roman" w:eastAsia="Calibri" w:hAnsi="Times New Roman" w:cs="Times New Roman"/>
+          <w:sz w:val="26"/>
+          <w:szCs w:val="26"/>
+          <w:lang w:val="ru-RU"/>
+        </w:rPr>
+        <w:t>), его новое значение (</w:t>
+      </w:r>
+      <w:proofErr w:type="spellStart"/>
+      <w:r>
+        <w:rPr>
+          <w:rFonts w:ascii="Times New Roman" w:eastAsia="Calibri" w:hAnsi="Times New Roman" w:cs="Times New Roman"/>
+          <w:sz w:val="26"/>
+          <w:szCs w:val="26"/>
+          <w:lang w:val="ru-RU"/>
+        </w:rPr>
+        <w:t>event.newValue</w:t>
+      </w:r>
+      <w:proofErr w:type="spellEnd"/>
+      <w:r>
+        <w:rPr>
+          <w:rFonts w:ascii="Times New Roman" w:eastAsia="Calibri" w:hAnsi="Times New Roman" w:cs="Times New Roman"/>
+          <w:sz w:val="26"/>
+          <w:szCs w:val="26"/>
+          <w:lang w:val="ru-RU"/>
+        </w:rPr>
+        <w:t xml:space="preserve">, в данном случае — </w:t>
+      </w:r>
+      <w:proofErr w:type="spellStart"/>
+      <w:r>
+        <w:rPr>
+          <w:rFonts w:ascii="Times New Roman" w:eastAsia="Calibri" w:hAnsi="Times New Roman" w:cs="Times New Roman"/>
+          <w:sz w:val="26"/>
+          <w:szCs w:val="26"/>
+          <w:lang w:val="ru-RU"/>
+        </w:rPr>
+        <w:t>таймстамп</w:t>
+      </w:r>
+      <w:proofErr w:type="spellEnd"/>
+      <w:r>
+        <w:rPr>
+          <w:rFonts w:ascii="Times New Roman" w:eastAsia="Calibri" w:hAnsi="Times New Roman" w:cs="Times New Roman"/>
+          <w:sz w:val="26"/>
+          <w:szCs w:val="26"/>
+          <w:lang w:val="ru-RU"/>
+        </w:rPr>
+        <w:t xml:space="preserve"> времени) и URL-адрес страницы (event.url), которая совершила эту запись.</w:t>
+      </w:r>
+    </w:p>
+    <w:p>
+      <w:pPr>
+        <w:rPr>
+          <w:rFonts w:ascii="Times New Roman" w:eastAsia="Calibri" w:hAnsi="Times New Roman" w:cs="Times New Roman"/>
+          <w:sz w:val="26"/>
+          <w:szCs w:val="26"/>
+          <w:lang w:val="ru-RU"/>
+        </w:rPr>
+      </w:pPr>
+      <w:r>
+        <w:rPr>
+          <w:rFonts w:ascii="Times New Roman" w:eastAsia="Calibri" w:hAnsi="Times New Roman" w:cs="Times New Roman"/>
+          <w:sz w:val="26"/>
+          <w:szCs w:val="26"/>
+          <w:lang w:val="ru-RU"/>
+        </w:rPr>
+        <w:t>4. Инициация изменения (</w:t>
+      </w:r>
+      <w:proofErr w:type="spellStart"/>
+      <w:r>
+        <w:rPr>
+          <w:rFonts w:ascii="Times New Roman" w:eastAsia="Calibri" w:hAnsi="Times New Roman" w:cs="Times New Roman"/>
+          <w:sz w:val="26"/>
+          <w:szCs w:val="26"/>
+          <w:lang w:val="ru-RU"/>
+        </w:rPr>
+        <w:t>localStorage.setItem</w:t>
+      </w:r>
+      <w:proofErr w:type="spellEnd"/>
+      <w:r>
+        <w:rPr>
+          <w:rFonts w:ascii="Times New Roman" w:eastAsia="Calibri" w:hAnsi="Times New Roman" w:cs="Times New Roman"/>
+          <w:sz w:val="26"/>
+          <w:szCs w:val="26"/>
+          <w:lang w:val="ru-RU"/>
+        </w:rPr>
+        <w:t>('</w:t>
+      </w:r>
+      <w:proofErr w:type="spellStart"/>
+      <w:r>
+        <w:rPr>
+          <w:rFonts w:ascii="Times New Roman" w:eastAsia="Calibri" w:hAnsi="Times New Roman" w:cs="Times New Roman"/>
+          <w:sz w:val="26"/>
+          <w:szCs w:val="26"/>
+          <w:lang w:val="ru-RU"/>
+        </w:rPr>
+        <w:t>now</w:t>
+      </w:r>
+      <w:proofErr w:type="spellEnd"/>
+      <w:r>
+        <w:rPr>
+          <w:rFonts w:ascii="Times New Roman" w:eastAsia="Calibri" w:hAnsi="Times New Roman" w:cs="Times New Roman"/>
+          <w:sz w:val="26"/>
+          <w:szCs w:val="26"/>
+          <w:lang w:val="ru-RU"/>
+        </w:rPr>
+        <w:t xml:space="preserve">', </w:t>
+      </w:r>
+      <w:proofErr w:type="spellStart"/>
+      <w:r>
+        <w:rPr>
+          <w:rFonts w:ascii="Times New Roman" w:eastAsia="Calibri" w:hAnsi="Times New Roman" w:cs="Times New Roman"/>
+          <w:sz w:val="26"/>
+          <w:szCs w:val="26"/>
+          <w:lang w:val="ru-RU"/>
+        </w:rPr>
+        <w:t>Date.now</w:t>
+      </w:r>
+      <w:proofErr w:type="spellEnd"/>
+      <w:r>
+        <w:rPr>
+          <w:rFonts w:ascii="Times New Roman" w:eastAsia="Calibri" w:hAnsi="Times New Roman" w:cs="Times New Roman"/>
+          <w:sz w:val="26"/>
+          <w:szCs w:val="26"/>
+          <w:lang w:val="ru-RU"/>
+        </w:rPr>
+        <w:t>());):</w:t>
+      </w:r>
+      <w:r>
+        <w:rPr>
+          <w:rFonts w:ascii="Times New Roman" w:eastAsia="Calibri" w:hAnsi="Times New Roman" w:cs="Times New Roman"/>
+          <w:sz w:val="26"/>
+          <w:szCs w:val="26"/>
+          <w:lang w:val="ru-RU"/>
+        </w:rPr>
+        <w:t xml:space="preserve"> </w:t>
+      </w:r>
+      <w:r>
+        <w:rPr>
+          <w:rFonts w:ascii="Times New Roman" w:eastAsia="Calibri" w:hAnsi="Times New Roman" w:cs="Times New Roman"/>
+          <w:sz w:val="26"/>
+          <w:szCs w:val="26"/>
+          <w:lang w:val="ru-RU"/>
+        </w:rPr>
+        <w:t>Строка записывает в ключ '</w:t>
+      </w:r>
+      <w:proofErr w:type="spellStart"/>
+      <w:r>
+        <w:rPr>
+          <w:rFonts w:ascii="Times New Roman" w:eastAsia="Calibri" w:hAnsi="Times New Roman" w:cs="Times New Roman"/>
+          <w:sz w:val="26"/>
+          <w:szCs w:val="26"/>
+          <w:lang w:val="ru-RU"/>
+        </w:rPr>
+        <w:t>now</w:t>
+      </w:r>
+      <w:proofErr w:type="spellEnd"/>
+      <w:r>
+        <w:rPr>
+          <w:rFonts w:ascii="Times New Roman" w:eastAsia="Calibri" w:hAnsi="Times New Roman" w:cs="Times New Roman"/>
+          <w:sz w:val="26"/>
+          <w:szCs w:val="26"/>
+          <w:lang w:val="ru-RU"/>
+        </w:rPr>
+        <w:t>' текущее системное время в миллисекундах (</w:t>
+      </w:r>
+      <w:proofErr w:type="spellStart"/>
+      <w:r>
+        <w:rPr>
+          <w:rFonts w:ascii="Times New Roman" w:eastAsia="Calibri" w:hAnsi="Times New Roman" w:cs="Times New Roman"/>
+          <w:sz w:val="26"/>
+          <w:szCs w:val="26"/>
+          <w:lang w:val="ru-RU"/>
+        </w:rPr>
+        <w:t>Date.now</w:t>
+      </w:r>
+      <w:proofErr w:type="spellEnd"/>
+      <w:r>
+        <w:rPr>
+          <w:rFonts w:ascii="Times New Roman" w:eastAsia="Calibri" w:hAnsi="Times New Roman" w:cs="Times New Roman"/>
+          <w:sz w:val="26"/>
+          <w:szCs w:val="26"/>
+          <w:lang w:val="ru-RU"/>
+        </w:rPr>
+        <w:t xml:space="preserve">()). В момент выполнения этой строки текущая вкладка ничего не выведет, но все остальные открытые вкладки этого сайта мгновенно отреагируют и покажут </w:t>
+      </w:r>
+      <w:proofErr w:type="spellStart"/>
+      <w:r>
+        <w:rPr>
+          <w:rFonts w:ascii="Times New Roman" w:eastAsia="Calibri" w:hAnsi="Times New Roman" w:cs="Times New Roman"/>
+          <w:sz w:val="26"/>
+          <w:szCs w:val="26"/>
+          <w:lang w:val="ru-RU"/>
+        </w:rPr>
+        <w:t>alert</w:t>
+      </w:r>
+      <w:proofErr w:type="spellEnd"/>
+      <w:r>
+        <w:rPr>
+          <w:rFonts w:ascii="Times New Roman" w:eastAsia="Calibri" w:hAnsi="Times New Roman" w:cs="Times New Roman"/>
+          <w:sz w:val="26"/>
+          <w:szCs w:val="26"/>
+          <w:lang w:val="ru-RU"/>
+        </w:rPr>
+        <w:t>.</w:t>
+      </w:r>
+    </w:p>
+    <w:p>
+      <w:pPr>
+        <w:rPr>
+          <w:rFonts w:ascii="Times New Roman" w:eastAsia="Calibri" w:hAnsi="Times New Roman" w:cs="Times New Roman"/>
+          <w:sz w:val="26"/>
+          <w:szCs w:val="26"/>
+          <w:lang w:val="ru-RU"/>
+        </w:rPr>
+      </w:pPr>
+      <w:r>
+        <w:rPr>
+          <w:rFonts w:ascii="Times New Roman" w:eastAsia="Calibri" w:hAnsi="Times New Roman" w:cs="Times New Roman"/>
+          <w:sz w:val="26"/>
+          <w:szCs w:val="26"/>
+          <w:lang w:val="ru-RU"/>
+        </w:rPr>
+        <w:t xml:space="preserve">Чтобы </w:t>
+      </w:r>
+      <w:r>
+        <w:rPr>
+          <w:rFonts w:ascii="Times New Roman" w:eastAsia="Calibri" w:hAnsi="Times New Roman" w:cs="Times New Roman"/>
+          <w:sz w:val="26"/>
+          <w:szCs w:val="26"/>
+          <w:lang w:val="ru-RU"/>
+        </w:rPr>
+        <w:t xml:space="preserve">протестировать этот код, </w:t>
+      </w:r>
+      <w:r>
+        <w:rPr>
+          <w:rFonts w:ascii="Times New Roman" w:eastAsia="Calibri" w:hAnsi="Times New Roman" w:cs="Times New Roman"/>
+          <w:sz w:val="26"/>
+          <w:szCs w:val="26"/>
+          <w:lang w:val="ru-RU"/>
+        </w:rPr>
+        <w:t>можно открыть</w:t>
+      </w:r>
+      <w:r>
+        <w:rPr>
+          <w:rFonts w:ascii="Times New Roman" w:eastAsia="Calibri" w:hAnsi="Times New Roman" w:cs="Times New Roman"/>
+          <w:sz w:val="26"/>
+          <w:szCs w:val="26"/>
+          <w:lang w:val="ru-RU"/>
+        </w:rPr>
+        <w:t xml:space="preserve"> две вкладки одного и того же сайта и выполни</w:t>
+      </w:r>
+      <w:r>
+        <w:rPr>
+          <w:rFonts w:ascii="Times New Roman" w:eastAsia="Calibri" w:hAnsi="Times New Roman" w:cs="Times New Roman"/>
+          <w:sz w:val="26"/>
+          <w:szCs w:val="26"/>
+          <w:lang w:val="ru-RU"/>
+        </w:rPr>
+        <w:t>ть</w:t>
+      </w:r>
+      <w:r>
+        <w:rPr>
+          <w:rFonts w:ascii="Times New Roman" w:eastAsia="Calibri" w:hAnsi="Times New Roman" w:cs="Times New Roman"/>
+          <w:sz w:val="26"/>
+          <w:szCs w:val="26"/>
+          <w:lang w:val="ru-RU"/>
+        </w:rPr>
+        <w:t xml:space="preserve"> его в консоли.</w:t>
       </w:r>
     </w:p>
     <w:p>
@@ -2745,7 +5281,222 @@
           <w:szCs w:val="26"/>
           <w:lang w:val="ru-RU"/>
         </w:rPr>
-        <w:t>обытие также содержит: event.url – url-адрес документа, в котором данные обновились.</w:t>
+        <w:t xml:space="preserve">обытие также содержит: event.url – </w:t>
+      </w:r>
+      <w:proofErr w:type="spellStart"/>
+      <w:r>
+        <w:rPr>
+          <w:rFonts w:ascii="Times New Roman" w:eastAsia="Calibri" w:hAnsi="Times New Roman" w:cs="Times New Roman"/>
+          <w:sz w:val="26"/>
+          <w:szCs w:val="26"/>
+          <w:lang w:val="ru-RU"/>
+        </w:rPr>
+        <w:t>url</w:t>
+      </w:r>
+      <w:proofErr w:type="spellEnd"/>
+      <w:r>
+        <w:rPr>
+          <w:rFonts w:ascii="Times New Roman" w:eastAsia="Calibri" w:hAnsi="Times New Roman" w:cs="Times New Roman"/>
+          <w:sz w:val="26"/>
+          <w:szCs w:val="26"/>
+          <w:lang w:val="ru-RU"/>
+        </w:rPr>
+        <w:t>-адрес документа, в котором данные обновились.</w:t>
+      </w:r>
+    </w:p>
+    <w:p>
+      <w:pPr>
+        <w:rPr>
+          <w:rFonts w:ascii="Times New Roman" w:eastAsia="Calibri" w:hAnsi="Times New Roman" w:cs="Times New Roman"/>
+          <w:sz w:val="26"/>
+          <w:szCs w:val="26"/>
+          <w:lang w:val="ru-RU"/>
+        </w:rPr>
+      </w:pPr>
+      <w:r>
+        <w:rPr>
+          <w:rFonts w:ascii="Times New Roman" w:eastAsia="Calibri" w:hAnsi="Times New Roman" w:cs="Times New Roman"/>
+          <w:sz w:val="26"/>
+          <w:szCs w:val="26"/>
+          <w:lang w:val="ru-RU"/>
+        </w:rPr>
+        <w:t xml:space="preserve">Также </w:t>
+      </w:r>
+      <w:proofErr w:type="spellStart"/>
+      <w:r>
+        <w:rPr>
+          <w:rFonts w:ascii="Times New Roman" w:eastAsia="Calibri" w:hAnsi="Times New Roman" w:cs="Times New Roman"/>
+          <w:sz w:val="26"/>
+          <w:szCs w:val="26"/>
+          <w:lang w:val="ru-RU"/>
+        </w:rPr>
+        <w:t>event.storageArea</w:t>
+      </w:r>
+      <w:proofErr w:type="spellEnd"/>
+      <w:r>
+        <w:rPr>
+          <w:rFonts w:ascii="Times New Roman" w:eastAsia="Calibri" w:hAnsi="Times New Roman" w:cs="Times New Roman"/>
+          <w:sz w:val="26"/>
+          <w:szCs w:val="26"/>
+          <w:lang w:val="ru-RU"/>
+        </w:rPr>
+        <w:t xml:space="preserve"> содержит объект хранилища – событие одно и то же для </w:t>
+      </w:r>
+      <w:proofErr w:type="spellStart"/>
+      <w:r>
+        <w:rPr>
+          <w:rFonts w:ascii="Times New Roman" w:eastAsia="Calibri" w:hAnsi="Times New Roman" w:cs="Times New Roman"/>
+          <w:sz w:val="26"/>
+          <w:szCs w:val="26"/>
+          <w:lang w:val="ru-RU"/>
+        </w:rPr>
+        <w:t>sessionStorage</w:t>
+      </w:r>
+      <w:proofErr w:type="spellEnd"/>
+      <w:r>
+        <w:rPr>
+          <w:rFonts w:ascii="Times New Roman" w:eastAsia="Calibri" w:hAnsi="Times New Roman" w:cs="Times New Roman"/>
+          <w:sz w:val="26"/>
+          <w:szCs w:val="26"/>
+          <w:lang w:val="ru-RU"/>
+        </w:rPr>
+        <w:t xml:space="preserve"> и </w:t>
+      </w:r>
+      <w:proofErr w:type="spellStart"/>
+      <w:r>
+        <w:rPr>
+          <w:rFonts w:ascii="Times New Roman" w:eastAsia="Calibri" w:hAnsi="Times New Roman" w:cs="Times New Roman"/>
+          <w:sz w:val="26"/>
+          <w:szCs w:val="26"/>
+          <w:lang w:val="ru-RU"/>
+        </w:rPr>
+        <w:t>localStorage</w:t>
+      </w:r>
+      <w:proofErr w:type="spellEnd"/>
+      <w:r>
+        <w:rPr>
+          <w:rFonts w:ascii="Times New Roman" w:eastAsia="Calibri" w:hAnsi="Times New Roman" w:cs="Times New Roman"/>
+          <w:sz w:val="26"/>
+          <w:szCs w:val="26"/>
+          <w:lang w:val="ru-RU"/>
+        </w:rPr>
+        <w:t xml:space="preserve">, поэтому </w:t>
+      </w:r>
+      <w:proofErr w:type="spellStart"/>
+      <w:r>
+        <w:rPr>
+          <w:rFonts w:ascii="Times New Roman" w:eastAsia="Calibri" w:hAnsi="Times New Roman" w:cs="Times New Roman"/>
+          <w:sz w:val="26"/>
+          <w:szCs w:val="26"/>
+          <w:lang w:val="ru-RU"/>
+        </w:rPr>
+        <w:t>event.storageArea</w:t>
+      </w:r>
+      <w:proofErr w:type="spellEnd"/>
+      <w:r>
+        <w:rPr>
+          <w:rFonts w:ascii="Times New Roman" w:eastAsia="Calibri" w:hAnsi="Times New Roman" w:cs="Times New Roman"/>
+          <w:sz w:val="26"/>
+          <w:szCs w:val="26"/>
+          <w:lang w:val="ru-RU"/>
+        </w:rPr>
+        <w:t xml:space="preserve"> ссылается на то хранилище, которое было изменено. Мы можем захотеть что-то записать в ответ на изменения.</w:t>
+      </w:r>
+    </w:p>
+    <w:p>
+      <w:pPr>
+        <w:rPr>
+          <w:rFonts w:ascii="Times New Roman" w:eastAsia="Calibri" w:hAnsi="Times New Roman" w:cs="Times New Roman"/>
+          <w:sz w:val="26"/>
+          <w:szCs w:val="26"/>
+          <w:lang w:val="ru-RU"/>
+        </w:rPr>
+      </w:pPr>
+      <w:r>
+        <w:rPr>
+          <w:rFonts w:ascii="Times New Roman" w:eastAsia="Calibri" w:hAnsi="Times New Roman" w:cs="Times New Roman"/>
+          <w:sz w:val="26"/>
+          <w:szCs w:val="26"/>
+          <w:lang w:val="ru-RU"/>
+        </w:rPr>
+        <w:t>Это позволяет разным окнам одного источника обмениваться сообщениями.</w:t>
+      </w:r>
+    </w:p>
+    <w:p>
+      <w:pPr>
+        <w:rPr>
+          <w:rFonts w:ascii="Times New Roman" w:eastAsia="Calibri" w:hAnsi="Times New Roman" w:cs="Times New Roman"/>
+          <w:sz w:val="26"/>
+          <w:szCs w:val="26"/>
+          <w:lang w:val="ru-RU"/>
+        </w:rPr>
+      </w:pPr>
+      <w:r>
+        <w:rPr>
+          <w:rFonts w:ascii="Times New Roman" w:eastAsia="Calibri" w:hAnsi="Times New Roman" w:cs="Times New Roman"/>
+          <w:sz w:val="26"/>
+          <w:szCs w:val="26"/>
+          <w:lang w:val="ru-RU"/>
+        </w:rPr>
+        <w:t>Д</w:t>
+      </w:r>
+      <w:r>
+        <w:rPr>
+          <w:rFonts w:ascii="Times New Roman" w:eastAsia="Calibri" w:hAnsi="Times New Roman" w:cs="Times New Roman"/>
+          <w:sz w:val="26"/>
+          <w:szCs w:val="26"/>
+          <w:lang w:val="ru-RU"/>
+        </w:rPr>
+        <w:t xml:space="preserve">ля </w:t>
+      </w:r>
+      <w:proofErr w:type="spellStart"/>
+      <w:r>
+        <w:rPr>
+          <w:rFonts w:ascii="Times New Roman" w:eastAsia="Calibri" w:hAnsi="Times New Roman" w:cs="Times New Roman"/>
+          <w:sz w:val="26"/>
+          <w:szCs w:val="26"/>
+          <w:lang w:val="ru-RU"/>
+        </w:rPr>
+        <w:t>sessionStorage</w:t>
+      </w:r>
+      <w:proofErr w:type="spellEnd"/>
+      <w:r>
+        <w:rPr>
+          <w:rFonts w:ascii="Times New Roman" w:eastAsia="Calibri" w:hAnsi="Times New Roman" w:cs="Times New Roman"/>
+          <w:sz w:val="26"/>
+          <w:szCs w:val="26"/>
+          <w:lang w:val="ru-RU"/>
+        </w:rPr>
+        <w:t xml:space="preserve"> событие </w:t>
+      </w:r>
+      <w:proofErr w:type="spellStart"/>
+      <w:r>
+        <w:rPr>
+          <w:rFonts w:ascii="Times New Roman" w:eastAsia="Calibri" w:hAnsi="Times New Roman" w:cs="Times New Roman"/>
+          <w:sz w:val="26"/>
+          <w:szCs w:val="26"/>
+          <w:lang w:val="ru-RU"/>
+        </w:rPr>
+        <w:t>storage</w:t>
+      </w:r>
+      <w:proofErr w:type="spellEnd"/>
+      <w:r>
+        <w:rPr>
+          <w:rFonts w:ascii="Times New Roman" w:eastAsia="Calibri" w:hAnsi="Times New Roman" w:cs="Times New Roman"/>
+          <w:sz w:val="26"/>
+          <w:szCs w:val="26"/>
+          <w:lang w:val="ru-RU"/>
+        </w:rPr>
+        <w:t xml:space="preserve"> практически бесполезно, так как у каждой вкладки своя изолированная сессия, и изменения в одной вкладке никак не влияют на другую</w:t>
+      </w:r>
+      <w:r>
+        <w:rPr>
+          <w:rFonts w:ascii="Times New Roman" w:eastAsia="Calibri" w:hAnsi="Times New Roman" w:cs="Times New Roman"/>
+          <w:sz w:val="26"/>
+          <w:szCs w:val="26"/>
+          <w:lang w:val="ru-RU"/>
+        </w:rPr>
+        <w:t>.</w:t>
       </w:r>
     </w:p>
     <w:p>
@@ -2765,102 +5516,320 @@
           <w:lang w:val="ru-RU"/>
         </w:rPr>
         <w:lastRenderedPageBreak/>
-        <w:t>Также event.storageArea содержит объект хранилища – событие одно и то же для sessionStorage и localStorage, поэтому event.storageArea ссылается на то хранилище, которое было изменено. Мы можем захотеть что-то записать в ответ на изменения.</w:t>
-      </w:r>
-    </w:p>
-    <w:p>
-      <w:pPr>
-        <w:rPr>
-          <w:rFonts w:ascii="Times New Roman" w:eastAsia="Calibri" w:hAnsi="Times New Roman" w:cs="Times New Roman"/>
-          <w:sz w:val="26"/>
-          <w:szCs w:val="26"/>
-          <w:lang w:val="ru-RU"/>
-        </w:rPr>
-      </w:pPr>
-      <w:r>
-        <w:rPr>
-          <w:rFonts w:ascii="Times New Roman" w:eastAsia="Calibri" w:hAnsi="Times New Roman" w:cs="Times New Roman"/>
-          <w:sz w:val="26"/>
-          <w:szCs w:val="26"/>
-          <w:lang w:val="ru-RU"/>
-        </w:rPr>
-        <w:t>Это позволяет разным окнам одного источника обмениваться сообщениями.</w:t>
-      </w:r>
-    </w:p>
-    <w:p>
-      <w:pPr>
-        <w:rPr>
-          <w:rFonts w:ascii="Times New Roman" w:eastAsia="Calibri" w:hAnsi="Times New Roman" w:cs="Times New Roman"/>
-          <w:sz w:val="26"/>
-          <w:szCs w:val="26"/>
-          <w:lang w:val="ru-RU"/>
-        </w:rPr>
-      </w:pPr>
-      <w:r>
-        <w:rPr>
-          <w:rFonts w:ascii="Times New Roman" w:eastAsia="Calibri" w:hAnsi="Times New Roman" w:cs="Times New Roman"/>
-          <w:sz w:val="26"/>
-          <w:szCs w:val="26"/>
-          <w:lang w:val="ru-RU"/>
-        </w:rPr>
-        <w:t>Современные браузеры также поддерживают Broadcast channel API специальный API для связи между окнами одного источника, он более полнофункциональный, но менее поддерживаемый. Существуют библиотеки (полифилы), которые эмулируют это API на основе localStorage и делают его доступным везде.</w:t>
-      </w:r>
-    </w:p>
-    <w:p>
-      <w:pPr>
-        <w:rPr>
-          <w:rFonts w:ascii="Times New Roman" w:eastAsia="Calibri" w:hAnsi="Times New Roman" w:cs="Times New Roman"/>
-          <w:sz w:val="26"/>
-          <w:szCs w:val="26"/>
-          <w:lang w:val="ru-RU"/>
-        </w:rPr>
-      </w:pPr>
-      <w:r>
-        <w:rPr>
-          <w:rFonts w:ascii="Times New Roman" w:eastAsia="Calibri" w:hAnsi="Times New Roman" w:cs="Times New Roman"/>
-          <w:sz w:val="26"/>
-          <w:szCs w:val="26"/>
-          <w:lang w:val="ru-RU"/>
-        </w:rPr>
-        <w:t>Все хранилища потенциально уязвимы для XSS-атак. В cookies применяют дополнительные меры защиты: флаги HTTPOnly и Secure запрещают доступ из JavaScript к файлам, чувствительным к безопасности. Для отправки таких файлов используется передача по шифрованным каналам HTTPS.</w:t>
-      </w:r>
-    </w:p>
-    <w:p>
-      <w:pPr>
-        <w:rPr>
-          <w:rFonts w:ascii="Times New Roman" w:eastAsia="Calibri" w:hAnsi="Times New Roman" w:cs="Times New Roman"/>
-          <w:sz w:val="26"/>
-          <w:szCs w:val="26"/>
-          <w:lang w:val="ru-RU"/>
-        </w:rPr>
-      </w:pPr>
-      <w:r>
-        <w:rPr>
-          <w:rFonts w:ascii="Times New Roman" w:eastAsia="Calibri" w:hAnsi="Times New Roman" w:cs="Times New Roman"/>
-          <w:sz w:val="26"/>
-          <w:szCs w:val="26"/>
-          <w:lang w:val="ru-RU"/>
-        </w:rPr>
-        <w:t>Для защиты от атак CSRF (подделка межсайтовых запросов) используют атрибут SameSite, проверку HTTP_Referer/Origin или применение синхронизированных токенов.</w:t>
-      </w:r>
-    </w:p>
-    <w:p>
-      <w:pPr>
-        <w:rPr>
-          <w:rFonts w:ascii="Times New Roman" w:eastAsia="Calibri" w:hAnsi="Times New Roman" w:cs="Times New Roman"/>
-          <w:sz w:val="26"/>
-          <w:szCs w:val="26"/>
-          <w:lang w:val="ru-RU"/>
-        </w:rPr>
-      </w:pPr>
-      <w:r>
-        <w:rPr>
-          <w:rFonts w:ascii="Times New Roman" w:eastAsia="Calibri" w:hAnsi="Times New Roman" w:cs="Times New Roman"/>
-          <w:sz w:val="26"/>
-          <w:szCs w:val="26"/>
-          <w:lang w:val="ru-RU"/>
-        </w:rPr>
-        <w:t>В localStorage для обеспечения безопасности важно соблюдать принцип одного источника и тоже пользоваться зашифрованными HTTPS-соединениями. При этом эксперты все равно не рекомендуют сохранять конфиденциальные данные в localStorage.</w:t>
+        <w:t xml:space="preserve">Современные браузеры также поддерживают </w:t>
+      </w:r>
+      <w:proofErr w:type="spellStart"/>
+      <w:r>
+        <w:rPr>
+          <w:rFonts w:ascii="Times New Roman" w:eastAsia="Calibri" w:hAnsi="Times New Roman" w:cs="Times New Roman"/>
+          <w:sz w:val="26"/>
+          <w:szCs w:val="26"/>
+          <w:lang w:val="ru-RU"/>
+        </w:rPr>
+        <w:t>Broadcast</w:t>
+      </w:r>
+      <w:proofErr w:type="spellEnd"/>
+      <w:r>
+        <w:rPr>
+          <w:rFonts w:ascii="Times New Roman" w:eastAsia="Calibri" w:hAnsi="Times New Roman" w:cs="Times New Roman"/>
+          <w:sz w:val="26"/>
+          <w:szCs w:val="26"/>
+          <w:lang w:val="ru-RU"/>
+        </w:rPr>
+        <w:t xml:space="preserve"> </w:t>
+      </w:r>
+      <w:proofErr w:type="spellStart"/>
+      <w:r>
+        <w:rPr>
+          <w:rFonts w:ascii="Times New Roman" w:eastAsia="Calibri" w:hAnsi="Times New Roman" w:cs="Times New Roman"/>
+          <w:sz w:val="26"/>
+          <w:szCs w:val="26"/>
+          <w:lang w:val="ru-RU"/>
+        </w:rPr>
+        <w:t>channel</w:t>
+      </w:r>
+      <w:proofErr w:type="spellEnd"/>
+      <w:r>
+        <w:rPr>
+          <w:rFonts w:ascii="Times New Roman" w:eastAsia="Calibri" w:hAnsi="Times New Roman" w:cs="Times New Roman"/>
+          <w:sz w:val="26"/>
+          <w:szCs w:val="26"/>
+          <w:lang w:val="ru-RU"/>
+        </w:rPr>
+        <w:t xml:space="preserve"> API специальный API для связи между окнами одного источника, он более полнофункциональный, но менее поддерживаемый. Существуют библиотеки (</w:t>
+      </w:r>
+      <w:proofErr w:type="spellStart"/>
+      <w:r>
+        <w:rPr>
+          <w:rFonts w:ascii="Times New Roman" w:eastAsia="Calibri" w:hAnsi="Times New Roman" w:cs="Times New Roman"/>
+          <w:sz w:val="26"/>
+          <w:szCs w:val="26"/>
+          <w:lang w:val="ru-RU"/>
+        </w:rPr>
+        <w:t>полифилы</w:t>
+      </w:r>
+      <w:proofErr w:type="spellEnd"/>
+      <w:r>
+        <w:rPr>
+          <w:rFonts w:ascii="Times New Roman" w:eastAsia="Calibri" w:hAnsi="Times New Roman" w:cs="Times New Roman"/>
+          <w:sz w:val="26"/>
+          <w:szCs w:val="26"/>
+          <w:lang w:val="ru-RU"/>
+        </w:rPr>
+        <w:t xml:space="preserve">), которые эмулируют это API на основе </w:t>
+      </w:r>
+      <w:proofErr w:type="spellStart"/>
+      <w:r>
+        <w:rPr>
+          <w:rFonts w:ascii="Times New Roman" w:eastAsia="Calibri" w:hAnsi="Times New Roman" w:cs="Times New Roman"/>
+          <w:sz w:val="26"/>
+          <w:szCs w:val="26"/>
+          <w:lang w:val="ru-RU"/>
+        </w:rPr>
+        <w:t>localStorage</w:t>
+      </w:r>
+      <w:proofErr w:type="spellEnd"/>
+      <w:r>
+        <w:rPr>
+          <w:rFonts w:ascii="Times New Roman" w:eastAsia="Calibri" w:hAnsi="Times New Roman" w:cs="Times New Roman"/>
+          <w:sz w:val="26"/>
+          <w:szCs w:val="26"/>
+          <w:lang w:val="ru-RU"/>
+        </w:rPr>
+        <w:t xml:space="preserve"> и делают его доступным везде.</w:t>
+      </w:r>
+    </w:p>
+    <w:p>
+      <w:pPr>
+        <w:rPr>
+          <w:rFonts w:ascii="Times New Roman" w:eastAsia="Calibri" w:hAnsi="Times New Roman" w:cs="Times New Roman"/>
+          <w:sz w:val="26"/>
+          <w:szCs w:val="26"/>
+          <w:lang w:val="ru-RU"/>
+        </w:rPr>
+      </w:pPr>
+      <w:r>
+        <w:rPr>
+          <w:rFonts w:ascii="Times New Roman" w:eastAsia="Calibri" w:hAnsi="Times New Roman" w:cs="Times New Roman"/>
+          <w:sz w:val="26"/>
+          <w:szCs w:val="26"/>
+          <w:lang w:val="ru-RU"/>
+        </w:rPr>
+        <w:t xml:space="preserve">Все хранилища потенциально уязвимы для XSS-атак. В </w:t>
+      </w:r>
+      <w:proofErr w:type="spellStart"/>
+      <w:r>
+        <w:rPr>
+          <w:rFonts w:ascii="Times New Roman" w:eastAsia="Calibri" w:hAnsi="Times New Roman" w:cs="Times New Roman"/>
+          <w:sz w:val="26"/>
+          <w:szCs w:val="26"/>
+          <w:lang w:val="ru-RU"/>
+        </w:rPr>
+        <w:t>cookies</w:t>
+      </w:r>
+      <w:proofErr w:type="spellEnd"/>
+      <w:r>
+        <w:rPr>
+          <w:rFonts w:ascii="Times New Roman" w:eastAsia="Calibri" w:hAnsi="Times New Roman" w:cs="Times New Roman"/>
+          <w:sz w:val="26"/>
+          <w:szCs w:val="26"/>
+          <w:lang w:val="ru-RU"/>
+        </w:rPr>
+        <w:t xml:space="preserve"> применяют дополнительные меры защиты: флаги </w:t>
+      </w:r>
+      <w:proofErr w:type="spellStart"/>
+      <w:r>
+        <w:rPr>
+          <w:rFonts w:ascii="Times New Roman" w:eastAsia="Calibri" w:hAnsi="Times New Roman" w:cs="Times New Roman"/>
+          <w:sz w:val="26"/>
+          <w:szCs w:val="26"/>
+          <w:lang w:val="ru-RU"/>
+        </w:rPr>
+        <w:t>HTTPOnly</w:t>
+      </w:r>
+      <w:proofErr w:type="spellEnd"/>
+      <w:r>
+        <w:rPr>
+          <w:rFonts w:ascii="Times New Roman" w:eastAsia="Calibri" w:hAnsi="Times New Roman" w:cs="Times New Roman"/>
+          <w:sz w:val="26"/>
+          <w:szCs w:val="26"/>
+          <w:lang w:val="ru-RU"/>
+        </w:rPr>
+        <w:t xml:space="preserve"> и Secure запрещают доступ из JavaScript к файлам, чувствительным к безопасности. Для отправки таких файлов используется передача по шифрованным каналам HTTPS.</w:t>
+      </w:r>
+    </w:p>
+    <w:p>
+      <w:pPr>
+        <w:rPr>
+          <w:rFonts w:ascii="Times New Roman" w:eastAsia="Calibri" w:hAnsi="Times New Roman" w:cs="Times New Roman"/>
+          <w:sz w:val="26"/>
+          <w:szCs w:val="26"/>
+          <w:lang w:val="ru-RU"/>
+        </w:rPr>
+      </w:pPr>
+      <w:r>
+        <w:rPr>
+          <w:rFonts w:ascii="Times New Roman" w:eastAsia="Calibri" w:hAnsi="Times New Roman" w:cs="Times New Roman"/>
+          <w:sz w:val="26"/>
+          <w:szCs w:val="26"/>
+          <w:lang w:val="ru-RU"/>
+        </w:rPr>
+        <w:t xml:space="preserve">Для защиты от атак CSRF (подделка межсайтовых запросов) используют атрибут </w:t>
+      </w:r>
+      <w:proofErr w:type="spellStart"/>
+      <w:r>
+        <w:rPr>
+          <w:rFonts w:ascii="Times New Roman" w:eastAsia="Calibri" w:hAnsi="Times New Roman" w:cs="Times New Roman"/>
+          <w:sz w:val="26"/>
+          <w:szCs w:val="26"/>
+          <w:lang w:val="ru-RU"/>
+        </w:rPr>
+        <w:t>SameSite</w:t>
+      </w:r>
+      <w:proofErr w:type="spellEnd"/>
+      <w:r>
+        <w:rPr>
+          <w:rFonts w:ascii="Times New Roman" w:eastAsia="Calibri" w:hAnsi="Times New Roman" w:cs="Times New Roman"/>
+          <w:sz w:val="26"/>
+          <w:szCs w:val="26"/>
+          <w:lang w:val="ru-RU"/>
+        </w:rPr>
+        <w:t xml:space="preserve">, проверку </w:t>
+      </w:r>
+      <w:proofErr w:type="spellStart"/>
+      <w:r>
+        <w:rPr>
+          <w:rFonts w:ascii="Times New Roman" w:eastAsia="Calibri" w:hAnsi="Times New Roman" w:cs="Times New Roman"/>
+          <w:sz w:val="26"/>
+          <w:szCs w:val="26"/>
+          <w:lang w:val="ru-RU"/>
+        </w:rPr>
+        <w:t>HTTP_Referer</w:t>
+      </w:r>
+      <w:proofErr w:type="spellEnd"/>
+      <w:r>
+        <w:rPr>
+          <w:rFonts w:ascii="Times New Roman" w:eastAsia="Calibri" w:hAnsi="Times New Roman" w:cs="Times New Roman"/>
+          <w:sz w:val="26"/>
+          <w:szCs w:val="26"/>
+          <w:lang w:val="ru-RU"/>
+        </w:rPr>
+        <w:t>/</w:t>
+      </w:r>
+      <w:proofErr w:type="spellStart"/>
+      <w:r>
+        <w:rPr>
+          <w:rFonts w:ascii="Times New Roman" w:eastAsia="Calibri" w:hAnsi="Times New Roman" w:cs="Times New Roman"/>
+          <w:sz w:val="26"/>
+          <w:szCs w:val="26"/>
+          <w:lang w:val="ru-RU"/>
+        </w:rPr>
+        <w:t>Origin</w:t>
+      </w:r>
+      <w:proofErr w:type="spellEnd"/>
+      <w:r>
+        <w:rPr>
+          <w:rFonts w:ascii="Times New Roman" w:eastAsia="Calibri" w:hAnsi="Times New Roman" w:cs="Times New Roman"/>
+          <w:sz w:val="26"/>
+          <w:szCs w:val="26"/>
+          <w:lang w:val="ru-RU"/>
+        </w:rPr>
+        <w:t xml:space="preserve"> или применение синхронизированных токенов.</w:t>
+      </w:r>
+    </w:p>
+    <w:p>
+      <w:pPr>
+        <w:rPr>
+          <w:rFonts w:ascii="Times New Roman" w:eastAsia="Calibri" w:hAnsi="Times New Roman" w:cs="Times New Roman"/>
+          <w:sz w:val="26"/>
+          <w:szCs w:val="26"/>
+          <w:lang w:val="ru-RU"/>
+        </w:rPr>
+      </w:pPr>
+      <w:r>
+        <w:rPr>
+          <w:rFonts w:ascii="Times New Roman" w:eastAsia="Calibri" w:hAnsi="Times New Roman" w:cs="Times New Roman"/>
+          <w:sz w:val="26"/>
+          <w:szCs w:val="26"/>
+          <w:lang w:val="ru-RU"/>
+        </w:rPr>
+        <w:t xml:space="preserve">В </w:t>
+      </w:r>
+      <w:proofErr w:type="spellStart"/>
+      <w:r>
+        <w:rPr>
+          <w:rFonts w:ascii="Times New Roman" w:eastAsia="Calibri" w:hAnsi="Times New Roman" w:cs="Times New Roman"/>
+          <w:sz w:val="26"/>
+          <w:szCs w:val="26"/>
+          <w:lang w:val="ru-RU"/>
+        </w:rPr>
+        <w:t>localStorage</w:t>
+      </w:r>
+      <w:proofErr w:type="spellEnd"/>
+      <w:r>
+        <w:rPr>
+          <w:rFonts w:ascii="Times New Roman" w:eastAsia="Calibri" w:hAnsi="Times New Roman" w:cs="Times New Roman"/>
+          <w:sz w:val="26"/>
+          <w:szCs w:val="26"/>
+          <w:lang w:val="ru-RU"/>
+        </w:rPr>
+        <w:t xml:space="preserve"> для обеспечения безопасности важно соблюдать принцип одного источника и тоже пользоваться зашифрованными HTTPS-соединениями. При этом</w:t>
+      </w:r>
+      <w:r>
+        <w:rPr>
+          <w:rFonts w:ascii="Times New Roman" w:eastAsia="Calibri" w:hAnsi="Times New Roman" w:cs="Times New Roman"/>
+          <w:sz w:val="26"/>
+          <w:szCs w:val="26"/>
+          <w:lang w:val="ru-RU"/>
+        </w:rPr>
+        <w:t xml:space="preserve"> </w:t>
+      </w:r>
+      <w:r>
+        <w:rPr>
+          <w:rFonts w:ascii="Times New Roman" w:eastAsia="Calibri" w:hAnsi="Times New Roman" w:cs="Times New Roman"/>
+          <w:sz w:val="26"/>
+          <w:szCs w:val="26"/>
+          <w:lang w:val="ru-RU"/>
+        </w:rPr>
+        <w:t>все равно не рекоменду</w:t>
+      </w:r>
+      <w:r>
+        <w:rPr>
+          <w:rFonts w:ascii="Times New Roman" w:eastAsia="Calibri" w:hAnsi="Times New Roman" w:cs="Times New Roman"/>
+          <w:sz w:val="26"/>
+          <w:szCs w:val="26"/>
+          <w:lang w:val="ru-RU"/>
+        </w:rPr>
+        <w:t>ется</w:t>
+      </w:r>
+      <w:r>
+        <w:rPr>
+          <w:rFonts w:ascii="Times New Roman" w:eastAsia="Calibri" w:hAnsi="Times New Roman" w:cs="Times New Roman"/>
+          <w:sz w:val="26"/>
+          <w:szCs w:val="26"/>
+          <w:lang w:val="ru-RU"/>
+        </w:rPr>
+        <w:t xml:space="preserve"> сохранять конфиденциальные данные в </w:t>
+      </w:r>
+      <w:proofErr w:type="spellStart"/>
+      <w:r>
+        <w:rPr>
+          <w:rFonts w:ascii="Times New Roman" w:eastAsia="Calibri" w:hAnsi="Times New Roman" w:cs="Times New Roman"/>
+          <w:sz w:val="26"/>
+          <w:szCs w:val="26"/>
+          <w:lang w:val="ru-RU"/>
+        </w:rPr>
+        <w:t>localStorage</w:t>
+      </w:r>
+      <w:proofErr w:type="spellEnd"/>
+      <w:r>
+        <w:rPr>
+          <w:rFonts w:ascii="Times New Roman" w:eastAsia="Calibri" w:hAnsi="Times New Roman" w:cs="Times New Roman"/>
+          <w:sz w:val="26"/>
+          <w:szCs w:val="26"/>
+          <w:lang w:val="ru-RU"/>
+        </w:rPr>
+        <w:t>.</w:t>
       </w:r>
     </w:p>
     <w:p>
@@ -2888,7 +5857,27 @@
           <w:szCs w:val="26"/>
           <w:lang w:val="ru-RU"/>
         </w:rPr>
-        <w:t>куки могут замедлять загрузку, особенно если у пользователей низкая скорость интернета. LocalStorage на HTTP-запросы не влияет, что положительно отражается на производительности веб-ресурса.</w:t>
+        <w:t xml:space="preserve">куки могут замедлять загрузку, особенно если у пользователей низкая скорость интернета. </w:t>
+      </w:r>
+      <w:proofErr w:type="spellStart"/>
+      <w:r>
+        <w:rPr>
+          <w:rFonts w:ascii="Times New Roman" w:eastAsia="Calibri" w:hAnsi="Times New Roman" w:cs="Times New Roman"/>
+          <w:sz w:val="26"/>
+          <w:szCs w:val="26"/>
+          <w:lang w:val="ru-RU"/>
+        </w:rPr>
+        <w:t>LocalStorage</w:t>
+      </w:r>
+      <w:proofErr w:type="spellEnd"/>
+      <w:r>
+        <w:rPr>
+          <w:rFonts w:ascii="Times New Roman" w:eastAsia="Calibri" w:hAnsi="Times New Roman" w:cs="Times New Roman"/>
+          <w:sz w:val="26"/>
+          <w:szCs w:val="26"/>
+          <w:lang w:val="ru-RU"/>
+        </w:rPr>
+        <w:t xml:space="preserve"> на HTTP-запросы не влияет, что положительно отражается на производительности веб-ресурса.</w:t>
       </w:r>
     </w:p>
     <w:p>
@@ -2918,14 +5907,25 @@
         </w:rPr>
         <w:t xml:space="preserve">(2017 г.) </w:t>
       </w:r>
-      <w:r>
-        <w:rPr>
-          <w:rFonts w:ascii="Times New Roman" w:eastAsia="Calibri" w:hAnsi="Times New Roman" w:cs="Times New Roman"/>
-          <w:sz w:val="26"/>
-          <w:szCs w:val="26"/>
-          <w:lang w:val="ru-RU"/>
-        </w:rPr>
-        <w:t>localStorage становится более востребованным элементом при разработке веб-приложений. Он обеспечивает полноценной контроль данных с сохранением актуальности проекта, идеально подходит для хранения структурированной информации и ее дальнейшей обработки. При этом инструмент поддерживает синхронизацию данных, когда пользователь открывает приложение в разных вкладках.</w:t>
+      <w:proofErr w:type="spellStart"/>
+      <w:r>
+        <w:rPr>
+          <w:rFonts w:ascii="Times New Roman" w:eastAsia="Calibri" w:hAnsi="Times New Roman" w:cs="Times New Roman"/>
+          <w:sz w:val="26"/>
+          <w:szCs w:val="26"/>
+          <w:lang w:val="ru-RU"/>
+        </w:rPr>
+        <w:t>localStorage</w:t>
+      </w:r>
+      <w:proofErr w:type="spellEnd"/>
+      <w:r>
+        <w:rPr>
+          <w:rFonts w:ascii="Times New Roman" w:eastAsia="Calibri" w:hAnsi="Times New Roman" w:cs="Times New Roman"/>
+          <w:sz w:val="26"/>
+          <w:szCs w:val="26"/>
+          <w:lang w:val="ru-RU"/>
+        </w:rPr>
+        <w:t xml:space="preserve"> становится более востребованным элементом при разработке веб-приложений. Он обеспечивает полноценной контроль данных с сохранением актуальности проекта, идеально подходит для хранения структурированной информации и ее дальнейшей обработки. При этом инструмент поддерживает синхронизацию данных, когда пользователь открывает приложение в разных вкладках.</w:t>
       </w:r>
       <w:r>
         <w:rPr>
@@ -2943,6 +5943,7 @@
           <w:rFonts w:ascii="Times New Roman" w:hAnsi="Times New Roman" w:cs="Times New Roman"/>
           <w:sz w:val="26"/>
           <w:szCs w:val="26"/>
+          <w:lang w:val="ru-RU"/>
         </w:rPr>
       </w:pPr>
       <w:r>
@@ -2953,113 +5954,110 @@
           <w:lang w:val="ru-RU"/>
         </w:rPr>
         <w:lastRenderedPageBreak/>
-        <w:t xml:space="preserve">Практическая часть: </w:t>
+        <w:t xml:space="preserve">Практическая часть: На локальной </w:t>
       </w:r>
       <w:r>
         <w:rPr>
           <w:rFonts w:ascii="Times New Roman" w:hAnsi="Times New Roman" w:cs="Times New Roman"/>
           <w:sz w:val="26"/>
           <w:szCs w:val="26"/>
-          <w:lang w:val="ru-RU"/>
-        </w:rPr>
-        <w:t xml:space="preserve">На локальной </w:t>
+        </w:rPr>
+        <w:t>HTML</w:t>
       </w:r>
       <w:r>
         <w:rPr>
           <w:rFonts w:ascii="Times New Roman" w:hAnsi="Times New Roman" w:cs="Times New Roman"/>
           <w:sz w:val="26"/>
           <w:szCs w:val="26"/>
-        </w:rPr>
-        <w:t>HTML</w:t>
-      </w:r>
+          <w:lang w:val="ru-RU"/>
+        </w:rPr>
+        <w:t xml:space="preserve">-странице сохранить настройку или имя пользователя, перезагрузить страницу и сравнить поведение </w:t>
+      </w:r>
+      <w:proofErr w:type="spellStart"/>
       <w:r>
         <w:rPr>
           <w:rFonts w:ascii="Times New Roman" w:hAnsi="Times New Roman" w:cs="Times New Roman"/>
           <w:sz w:val="26"/>
           <w:szCs w:val="26"/>
-          <w:lang w:val="ru-RU"/>
-        </w:rPr>
-        <w:t xml:space="preserve">-странице сохранить настройку или имя пользователя, перезагрузить страницу и сравнить поведение </w:t>
-      </w:r>
+        </w:rPr>
+        <w:t>localStorage</w:t>
+      </w:r>
+      <w:proofErr w:type="spellEnd"/>
       <w:r>
         <w:rPr>
           <w:rFonts w:ascii="Times New Roman" w:hAnsi="Times New Roman" w:cs="Times New Roman"/>
           <w:sz w:val="26"/>
           <w:szCs w:val="26"/>
+          <w:lang w:val="ru-RU"/>
+        </w:rPr>
+        <w:t xml:space="preserve"> и </w:t>
+      </w:r>
+      <w:proofErr w:type="spellStart"/>
+      <w:r>
+        <w:rPr>
+          <w:rFonts w:ascii="Times New Roman" w:hAnsi="Times New Roman" w:cs="Times New Roman"/>
+          <w:sz w:val="26"/>
+          <w:szCs w:val="26"/>
+        </w:rPr>
+        <w:t>sessionStorage</w:t>
+      </w:r>
+      <w:proofErr w:type="spellEnd"/>
+      <w:r>
+        <w:rPr>
+          <w:rFonts w:ascii="Times New Roman" w:hAnsi="Times New Roman" w:cs="Times New Roman"/>
+          <w:sz w:val="26"/>
+          <w:szCs w:val="26"/>
+          <w:lang w:val="ru-RU"/>
+        </w:rPr>
+        <w:t>.</w:t>
+      </w:r>
+    </w:p>
+    <w:p>
+      <w:pPr>
+        <w:rPr>
+          <w:rFonts w:ascii="Times New Roman" w:hAnsi="Times New Roman" w:cs="Times New Roman"/>
+          <w:sz w:val="26"/>
+          <w:szCs w:val="26"/>
+          <w:lang w:val="ru-RU"/>
+        </w:rPr>
+      </w:pPr>
+      <w:r>
+        <w:rPr>
+          <w:rFonts w:ascii="Times New Roman" w:hAnsi="Times New Roman" w:cs="Times New Roman"/>
+          <w:sz w:val="26"/>
+          <w:szCs w:val="26"/>
+          <w:lang w:val="ru-RU"/>
+        </w:rPr>
+        <w:t>Результат: при перезагрузки страницы, мы можем получить данные из обоих хранилищ</w:t>
+      </w:r>
+      <w:r>
+        <w:rPr>
+          <w:rFonts w:ascii="Times New Roman" w:hAnsi="Times New Roman" w:cs="Times New Roman"/>
+          <w:sz w:val="26"/>
+          <w:szCs w:val="26"/>
+          <w:lang w:val="ru-RU"/>
+        </w:rPr>
+        <w:t>;</w:t>
+      </w:r>
+      <w:r>
+        <w:rPr>
+          <w:rFonts w:ascii="Times New Roman" w:hAnsi="Times New Roman" w:cs="Times New Roman"/>
+          <w:sz w:val="26"/>
+          <w:szCs w:val="26"/>
+          <w:lang w:val="ru-RU"/>
+        </w:rPr>
+        <w:t xml:space="preserve"> при перезагрузки браузера, мы данные сохраняются только в </w:t>
+      </w:r>
+      <w:proofErr w:type="spellStart"/>
+      <w:r>
+        <w:rPr>
+          <w:rFonts w:ascii="Times New Roman" w:hAnsi="Times New Roman" w:cs="Times New Roman"/>
+          <w:sz w:val="26"/>
+          <w:szCs w:val="26"/>
         </w:rPr>
         <w:t>localStorage</w:t>
       </w:r>
-      <w:r>
-        <w:rPr>
-          <w:rFonts w:ascii="Times New Roman" w:hAnsi="Times New Roman" w:cs="Times New Roman"/>
-          <w:sz w:val="26"/>
-          <w:szCs w:val="26"/>
-          <w:lang w:val="ru-RU"/>
-        </w:rPr>
-        <w:t xml:space="preserve"> и </w:t>
-      </w:r>
-      <w:r>
-        <w:rPr>
-          <w:rFonts w:ascii="Times New Roman" w:hAnsi="Times New Roman" w:cs="Times New Roman"/>
-          <w:sz w:val="26"/>
-          <w:szCs w:val="26"/>
-        </w:rPr>
-        <w:t>sessionStorage</w:t>
-      </w:r>
-      <w:r>
-        <w:rPr>
-          <w:rFonts w:ascii="Times New Roman" w:hAnsi="Times New Roman" w:cs="Times New Roman"/>
-          <w:sz w:val="26"/>
-          <w:szCs w:val="26"/>
-          <w:lang w:val="ru-RU"/>
-        </w:rPr>
-        <w:t>.</w:t>
-      </w:r>
-    </w:p>
-    <w:p>
-      <w:pPr>
-        <w:rPr>
-          <w:rFonts w:ascii="Times New Roman" w:hAnsi="Times New Roman" w:cs="Times New Roman"/>
-          <w:sz w:val="26"/>
-          <w:szCs w:val="26"/>
-          <w:lang w:val="ru-RU"/>
-        </w:rPr>
-      </w:pPr>
-      <w:r>
-        <w:rPr>
-          <w:rFonts w:ascii="Times New Roman" w:hAnsi="Times New Roman" w:cs="Times New Roman"/>
-          <w:sz w:val="26"/>
-          <w:szCs w:val="26"/>
-          <w:lang w:val="ru-RU"/>
-        </w:rPr>
-        <w:t>Результат: при перезагрузки страницы, мы можем получить данные из обоих хранилищ</w:t>
-      </w:r>
-      <w:r>
-        <w:rPr>
-          <w:rFonts w:ascii="Times New Roman" w:hAnsi="Times New Roman" w:cs="Times New Roman"/>
-          <w:sz w:val="26"/>
-          <w:szCs w:val="26"/>
-          <w:lang w:val="ru-RU"/>
-        </w:rPr>
-        <w:t>;</w:t>
-      </w:r>
-      <w:r>
-        <w:rPr>
-          <w:rFonts w:ascii="Times New Roman" w:hAnsi="Times New Roman" w:cs="Times New Roman"/>
-          <w:sz w:val="26"/>
-          <w:szCs w:val="26"/>
-          <w:lang w:val="ru-RU"/>
-        </w:rPr>
-        <w:t xml:space="preserve"> при перезагрузки браузера, мы данные сохраняются только в </w:t>
-      </w:r>
-      <w:r>
-        <w:rPr>
-          <w:rFonts w:ascii="Times New Roman" w:hAnsi="Times New Roman" w:cs="Times New Roman"/>
-          <w:sz w:val="26"/>
-          <w:szCs w:val="26"/>
-        </w:rPr>
-        <w:t>localStorage</w:t>
-      </w:r>
+      <w:proofErr w:type="spellEnd"/>
       <w:r>
         <w:rPr>
           <w:rFonts w:ascii="Times New Roman" w:hAnsi="Times New Roman" w:cs="Times New Roman"/>
@@ -3155,6 +6153,7 @@
           </w:rPr>
           <w:t>.</w:t>
         </w:r>
+        <w:proofErr w:type="spellStart"/>
         <w:r>
           <w:rPr>
             <w:rStyle w:val="a4"/>
@@ -3164,6 +6163,7 @@
           </w:rPr>
           <w:t>javascript</w:t>
         </w:r>
+        <w:proofErr w:type="spellEnd"/>
         <w:r>
           <w:rPr>
             <w:rStyle w:val="a4"/>
@@ -3174,6 +6174,7 @@
           </w:rPr>
           <w:t>.</w:t>
         </w:r>
+        <w:proofErr w:type="spellStart"/>
         <w:r>
           <w:rPr>
             <w:rStyle w:val="a4"/>
@@ -3183,6 +6184,7 @@
           </w:rPr>
           <w:t>ru</w:t>
         </w:r>
+        <w:proofErr w:type="spellEnd"/>
         <w:r>
           <w:rPr>
             <w:rStyle w:val="a4"/>
@@ -3193,6 +6195,7 @@
           </w:rPr>
           <w:t>/</w:t>
         </w:r>
+        <w:proofErr w:type="spellStart"/>
         <w:r>
           <w:rPr>
             <w:rStyle w:val="a4"/>
@@ -3202,6 +6205,7 @@
           </w:rPr>
           <w:t>localstorage</w:t>
         </w:r>
+        <w:proofErr w:type="spellEnd"/>
       </w:hyperlink>
     </w:p>
     <w:p>
@@ -3238,6 +6242,7 @@
           </w:rPr>
           <w:t>://</w:t>
         </w:r>
+        <w:proofErr w:type="spellStart"/>
         <w:r>
           <w:rPr>
             <w:rStyle w:val="a4"/>
@@ -3247,6 +6252,7 @@
           </w:rPr>
           <w:t>tproger</w:t>
         </w:r>
+        <w:proofErr w:type="spellEnd"/>
         <w:r>
           <w:rPr>
             <w:rStyle w:val="a4"/>
@@ -3257,6 +6263,7 @@
           </w:rPr>
           <w:t>.</w:t>
         </w:r>
+        <w:proofErr w:type="spellStart"/>
         <w:r>
           <w:rPr>
             <w:rStyle w:val="a4"/>
@@ -3266,6 +6273,7 @@
           </w:rPr>
           <w:t>ru</w:t>
         </w:r>
+        <w:proofErr w:type="spellEnd"/>
         <w:r>
           <w:rPr>
             <w:rStyle w:val="a4"/>
@@ -3295,6 +6303,7 @@
           </w:rPr>
           <w:t>/</w:t>
         </w:r>
+        <w:proofErr w:type="spellStart"/>
         <w:r>
           <w:rPr>
             <w:rStyle w:val="a4"/>
@@ -3304,6 +6313,7 @@
           </w:rPr>
           <w:t>chto</w:t>
         </w:r>
+        <w:proofErr w:type="spellEnd"/>
         <w:r>
           <w:rPr>
             <w:rStyle w:val="a4"/>
@@ -3314,6 +6324,7 @@
           </w:rPr>
           <w:t>-</w:t>
         </w:r>
+        <w:proofErr w:type="spellStart"/>
         <w:r>
           <w:rPr>
             <w:rStyle w:val="a4"/>
@@ -3323,6 +6334,7 @@
           </w:rPr>
           <w:t>takoe</w:t>
         </w:r>
+        <w:proofErr w:type="spellEnd"/>
         <w:r>
           <w:rPr>
             <w:rStyle w:val="a4"/>
@@ -3352,6 +6364,7 @@
           </w:rPr>
           <w:t>--</w:t>
         </w:r>
+        <w:proofErr w:type="spellStart"/>
         <w:r>
           <w:rPr>
             <w:rStyle w:val="a4"/>
@@ -3361,6 +6374,7 @@
           </w:rPr>
           <w:t>localstorage</w:t>
         </w:r>
+        <w:proofErr w:type="spellEnd"/>
         <w:r>
           <w:rPr>
             <w:rStyle w:val="a4"/>
@@ -3371,6 +6385,7 @@
           </w:rPr>
           <w:t>-</w:t>
         </w:r>
+        <w:proofErr w:type="spellStart"/>
         <w:r>
           <w:rPr>
             <w:rStyle w:val="a4"/>
@@ -3380,6 +6395,7 @@
           </w:rPr>
           <w:t>i</w:t>
         </w:r>
+        <w:proofErr w:type="spellEnd"/>
         <w:r>
           <w:rPr>
             <w:rStyle w:val="a4"/>
@@ -3390,6 +6406,7 @@
           </w:rPr>
           <w:t>-</w:t>
         </w:r>
+        <w:proofErr w:type="spellStart"/>
         <w:r>
           <w:rPr>
             <w:rStyle w:val="a4"/>
@@ -3399,6 +6416,7 @@
           </w:rPr>
           <w:t>sessionstorage</w:t>
         </w:r>
+        <w:proofErr w:type="spellEnd"/>
       </w:hyperlink>
     </w:p>
     <w:sectPr>
@@ -3412,7 +6430,7 @@
 </file>
 
 <file path=word/numbering.xml><?xml version="1.0" encoding="utf-8"?>
-<w:numbering xmlns:wpc="http://schemas.microsoft.com/office/word/2010/wordprocessingCanvas" xmlns:cx="http://schemas.microsoft.com/office/drawing/2014/chartex" xmlns:cx1="http://schemas.microsoft.com/office/drawing/2015/9/8/chartex" xmlns:cx2="http://schemas.microsoft.com/office/drawing/2015/10/21/chartex" xmlns:cx3="http://schemas.microsoft.com/office/drawing/2016/5/9/chartex" xmlns:cx4="http://schemas.microsoft.com/office/drawing/2016/5/10/chartex" xmlns:cx5="http://schemas.microsoft.com/office/drawing/2016/5/11/chartex" xmlns:cx6="http://schemas.microsoft.com/office/drawing/2016/5/12/chartex" xmlns:cx7="http://schemas.microsoft.com/office/drawing/2016/5/13/chartex" xmlns:cx8="http://schemas.microsoft.com/office/drawing/2016/5/14/chartex" xmlns:mc="http://schemas.openxmlformats.org/markup-compatibility/2006" xmlns:aink="http://schemas.microsoft.com/office/drawing/2016/ink" xmlns:am3d="http://schemas.microsoft.com/office/drawing/2017/model3d" xmlns:o="urn:schemas-microsoft-com:office:office" xmlns:r="http://schemas.openxmlformats.org/officeDocument/2006/relationships" xmlns:m="http://schemas.openxmlformats.org/officeDocument/2006/math" xmlns:v="urn:schemas-microsoft-com:vml" xmlns:wp14="http://schemas.microsoft.com/office/word/2010/wordprocessingDrawing" xmlns:wp="http://schemas.openxmlformats.org/drawingml/2006/wordprocessingDrawing" xmlns:w10="urn:schemas-microsoft-com:office:word" xmlns:w="http://schemas.openxmlformats.org/wordprocessingml/2006/main" xmlns:w14="http://schemas.microsoft.com/office/word/2010/wordml" xmlns:w15="http://schemas.microsoft.com/office/word/2012/wordml" xmlns:w16cex="http://schemas.microsoft.com/office/word/2018/wordml/cex" xmlns:w16cid="http://schemas.microsoft.com/office/word/2016/wordml/cid" xmlns:w16="http://schemas.microsoft.com/office/word/2018/wordml" xmlns:w16sdtdh="http://schemas.microsoft.com/office/word/2020/wordml/sdtdatahash" xmlns:w16se="http://schemas.microsoft.com/office/word/2015/wordml/symex" xmlns:wpg="http://schemas.microsoft.com/office/word/2010/wordprocessingGroup" xmlns:wpi="http://schemas.microsoft.com/office/word/2010/wordprocessingInk" xmlns:wne="http://schemas.microsoft.com/office/word/2006/wordml" xmlns:wps="http://schemas.microsoft.com/office/word/2010/wordprocessingShape" mc:Ignorable="w14 w15 w16se w16cid w16 w16cex w16sdtdh wp14">
+<w:numbering xmlns:wpc="http://schemas.microsoft.com/office/word/2010/wordprocessingCanvas" xmlns:cx="http://schemas.microsoft.com/office/drawing/2014/chartex" xmlns:cx1="http://schemas.microsoft.com/office/drawing/2015/9/8/chartex" xmlns:cx2="http://schemas.microsoft.com/office/drawing/2015/10/21/chartex" xmlns:cx3="http://schemas.microsoft.com/office/drawing/2016/5/9/chartex" xmlns:cx4="http://schemas.microsoft.com/office/drawing/2016/5/10/chartex" xmlns:cx5="http://schemas.microsoft.com/office/drawing/2016/5/11/chartex" xmlns:cx6="http://schemas.microsoft.com/office/drawing/2016/5/12/chartex" xmlns:cx7="http://schemas.microsoft.com/office/drawing/2016/5/13/chartex" xmlns:cx8="http://schemas.microsoft.com/office/drawing/2016/5/14/chartex" xmlns:mc="http://schemas.openxmlformats.org/markup-compatibility/2006" xmlns:aink="http://schemas.microsoft.com/office/drawing/2016/ink" xmlns:am3d="http://schemas.microsoft.com/office/drawing/2017/model3d" xmlns:o="urn:schemas-microsoft-com:office:office" xmlns:oel="http://schemas.microsoft.com/office/2019/extlst" xmlns:r="http://schemas.openxmlformats.org/officeDocument/2006/relationships" xmlns:m="http://schemas.openxmlformats.org/officeDocument/2006/math" xmlns:v="urn:schemas-microsoft-com:vml" xmlns:wp14="http://schemas.microsoft.com/office/word/2010/wordprocessingDrawing" xmlns:wp="http://schemas.openxmlformats.org/drawingml/2006/wordprocessingDrawing" xmlns:w10="urn:schemas-microsoft-com:office:word" xmlns:w="http://schemas.openxmlformats.org/wordprocessingml/2006/main" xmlns:w14="http://schemas.microsoft.com/office/word/2010/wordml" xmlns:w15="http://schemas.microsoft.com/office/word/2012/wordml" xmlns:w16cex="http://schemas.microsoft.com/office/word/2018/wordml/cex" xmlns:w16cid="http://schemas.microsoft.com/office/word/2016/wordml/cid" xmlns:w16="http://schemas.microsoft.com/office/word/2018/wordml" xmlns:w16du="http://schemas.microsoft.com/office/word/2023/wordml/word16du" xmlns:w16sdtdh="http://schemas.microsoft.com/office/word/2020/wordml/sdtdatahash" xmlns:w16sdtfl="http://schemas.microsoft.com/office/word/2024/wordml/sdtformatlock" xmlns:w16se="http://schemas.microsoft.com/office/word/2015/wordml/symex" xmlns:wpg="http://schemas.microsoft.com/office/word/2010/wordprocessingGroup" xmlns:wpi="http://schemas.microsoft.com/office/word/2010/wordprocessingInk" xmlns:wne="http://schemas.microsoft.com/office/word/2006/wordml" xmlns:wps="http://schemas.microsoft.com/office/word/2010/wordprocessingShape" mc:Ignorable="w14 w15 w16se w16cid w16 w16cex w16sdtdh w16sdtfl w16du wp14">
   <w:abstractNum w:abstractNumId="0" w15:restartNumberingAfterBreak="0">
     <w:nsid w:val="1898435F"/>
     <w:multiLevelType w:val="hybridMultilevel"/>
@@ -3866,6 +6884,92 @@
     </w:lvl>
   </w:abstractNum>
   <w:abstractNum w:abstractNumId="4" w15:restartNumberingAfterBreak="0">
+    <w:nsid w:val="55450BF0"/>
+    <w:multiLevelType w:val="hybridMultilevel"/>
+    <w:tmpl w:val="612EA942"/>
+    <w:lvl w:ilvl="0" w:tplc="0419000F">
+      <w:start w:val="1"/>
+      <w:numFmt w:val="decimal"/>
+      <w:lvlText w:val="%1."/>
+      <w:lvlJc w:val="left"/>
+      <w:pPr>
+        <w:ind w:left="360" w:hanging="360"/>
+      </w:pPr>
+    </w:lvl>
+    <w:lvl w:ilvl="1" w:tplc="04190019" w:tentative="1">
+      <w:start w:val="1"/>
+      <w:numFmt w:val="lowerLetter"/>
+      <w:lvlText w:val="%2."/>
+      <w:lvlJc w:val="left"/>
+      <w:pPr>
+        <w:ind w:left="1080" w:hanging="360"/>
+      </w:pPr>
+    </w:lvl>
+    <w:lvl w:ilvl="2" w:tplc="0419001B" w:tentative="1">
+      <w:start w:val="1"/>
+      <w:numFmt w:val="lowerRoman"/>
+      <w:lvlText w:val="%3."/>
+      <w:lvlJc w:val="right"/>
+      <w:pPr>
+        <w:ind w:left="1800" w:hanging="180"/>
+      </w:pPr>
+    </w:lvl>
+    <w:lvl w:ilvl="3" w:tplc="0419000F" w:tentative="1">
+      <w:start w:val="1"/>
+      <w:numFmt w:val="decimal"/>
+      <w:lvlText w:val="%4."/>
+      <w:lvlJc w:val="left"/>
+      <w:pPr>
+        <w:ind w:left="2520" w:hanging="360"/>
+      </w:pPr>
+    </w:lvl>
+    <w:lvl w:ilvl="4" w:tplc="04190019" w:tentative="1">
+      <w:start w:val="1"/>
+      <w:numFmt w:val="lowerLetter"/>
+      <w:lvlText w:val="%5."/>
+      <w:lvlJc w:val="left"/>
+      <w:pPr>
+        <w:ind w:left="3240" w:hanging="360"/>
+      </w:pPr>
+    </w:lvl>
+    <w:lvl w:ilvl="5" w:tplc="0419001B" w:tentative="1">
+      <w:start w:val="1"/>
+      <w:numFmt w:val="lowerRoman"/>
+      <w:lvlText w:val="%6."/>
+      <w:lvlJc w:val="right"/>
+      <w:pPr>
+        <w:ind w:left="3960" w:hanging="180"/>
+      </w:pPr>
+    </w:lvl>
+    <w:lvl w:ilvl="6" w:tplc="0419000F" w:tentative="1">
+      <w:start w:val="1"/>
+      <w:numFmt w:val="decimal"/>
+      <w:lvlText w:val="%7."/>
+      <w:lvlJc w:val="left"/>
+      <w:pPr>
+        <w:ind w:left="4680" w:hanging="360"/>
+      </w:pPr>
+    </w:lvl>
+    <w:lvl w:ilvl="7" w:tplc="04190019" w:tentative="1">
+      <w:start w:val="1"/>
+      <w:numFmt w:val="lowerLetter"/>
+      <w:lvlText w:val="%8."/>
+      <w:lvlJc w:val="left"/>
+      <w:pPr>
+        <w:ind w:left="5400" w:hanging="360"/>
+      </w:pPr>
+    </w:lvl>
+    <w:lvl w:ilvl="8" w:tplc="0419001B" w:tentative="1">
+      <w:start w:val="1"/>
+      <w:numFmt w:val="lowerRoman"/>
+      <w:lvlText w:val="%9."/>
+      <w:lvlJc w:val="right"/>
+      <w:pPr>
+        <w:ind w:left="6120" w:hanging="180"/>
+      </w:pPr>
+    </w:lvl>
+  </w:abstractNum>
+  <w:abstractNum w:abstractNumId="5" w15:restartNumberingAfterBreak="0">
     <w:nsid w:val="57BC421A"/>
     <w:multiLevelType w:val="hybridMultilevel"/>
     <w:tmpl w:val="A63E0A76"/>
@@ -3951,7 +7055,7 @@
       </w:pPr>
     </w:lvl>
   </w:abstractNum>
-  <w:abstractNum w:abstractNumId="5" w15:restartNumberingAfterBreak="0">
+  <w:abstractNum w:abstractNumId="6" w15:restartNumberingAfterBreak="0">
     <w:nsid w:val="62814B78"/>
     <w:multiLevelType w:val="hybridMultilevel"/>
     <w:tmpl w:val="2280F0AC"/>
@@ -4064,7 +7168,7 @@
       </w:rPr>
     </w:lvl>
   </w:abstractNum>
-  <w:abstractNum w:abstractNumId="6" w15:restartNumberingAfterBreak="0">
+  <w:abstractNum w:abstractNumId="7" w15:restartNumberingAfterBreak="0">
     <w:nsid w:val="7F5534B6"/>
     <w:multiLevelType w:val="hybridMultilevel"/>
     <w:tmpl w:val="C8B8D3AC"/>
@@ -4177,32 +7281,35 @@
       </w:rPr>
     </w:lvl>
   </w:abstractNum>
-  <w:num w:numId="1">
-    <w:abstractNumId w:val="4"/>
+  <w:num w:numId="1" w16cid:durableId="859315039">
+    <w:abstractNumId w:val="5"/>
   </w:num>
-  <w:num w:numId="2">
+  <w:num w:numId="2" w16cid:durableId="1276450913">
     <w:abstractNumId w:val="2"/>
   </w:num>
-  <w:num w:numId="3">
-    <w:abstractNumId w:val="5"/>
+  <w:num w:numId="3" w16cid:durableId="1244754282">
+    <w:abstractNumId w:val="6"/>
   </w:num>
-  <w:num w:numId="4">
+  <w:num w:numId="4" w16cid:durableId="1252936164">
     <w:abstractNumId w:val="3"/>
   </w:num>
-  <w:num w:numId="5">
-    <w:abstractNumId w:val="6"/>
+  <w:num w:numId="5" w16cid:durableId="1679036772">
+    <w:abstractNumId w:val="7"/>
   </w:num>
-  <w:num w:numId="6">
+  <w:num w:numId="6" w16cid:durableId="1552769996">
     <w:abstractNumId w:val="0"/>
   </w:num>
-  <w:num w:numId="7">
+  <w:num w:numId="7" w16cid:durableId="1147817274">
     <w:abstractNumId w:val="1"/>
+  </w:num>
+  <w:num w:numId="8" w16cid:durableId="7413910">
+    <w:abstractNumId w:val="4"/>
   </w:num>
 </w:numbering>
 </file>
 
 <file path=word/styles.xml><?xml version="1.0" encoding="utf-8"?>
-<w:styles xmlns:mc="http://schemas.openxmlformats.org/markup-compatibility/2006" xmlns:r="http://schemas.openxmlformats.org/officeDocument/2006/relationships" xmlns:w="http://schemas.openxmlformats.org/wordprocessingml/2006/main" xmlns:w14="http://schemas.microsoft.com/office/word/2010/wordml" xmlns:w15="http://schemas.microsoft.com/office/word/2012/wordml" xmlns:w16cex="http://schemas.microsoft.com/office/word/2018/wordml/cex" xmlns:w16cid="http://schemas.microsoft.com/office/word/2016/wordml/cid" xmlns:w16="http://schemas.microsoft.com/office/word/2018/wordml" xmlns:w16sdtdh="http://schemas.microsoft.com/office/word/2020/wordml/sdtdatahash" xmlns:w16se="http://schemas.microsoft.com/office/word/2015/wordml/symex" mc:Ignorable="w14 w15 w16se w16cid w16 w16cex w16sdtdh">
+<w:styles xmlns:mc="http://schemas.openxmlformats.org/markup-compatibility/2006" xmlns:r="http://schemas.openxmlformats.org/officeDocument/2006/relationships" xmlns:w="http://schemas.openxmlformats.org/wordprocessingml/2006/main" xmlns:w14="http://schemas.microsoft.com/office/word/2010/wordml" xmlns:w15="http://schemas.microsoft.com/office/word/2012/wordml" xmlns:w16cex="http://schemas.microsoft.com/office/word/2018/wordml/cex" xmlns:w16cid="http://schemas.microsoft.com/office/word/2016/wordml/cid" xmlns:w16="http://schemas.microsoft.com/office/word/2018/wordml" xmlns:w16du="http://schemas.microsoft.com/office/word/2023/wordml/word16du" xmlns:w16sdtdh="http://schemas.microsoft.com/office/word/2020/wordml/sdtdatahash" xmlns:w16sdtfl="http://schemas.microsoft.com/office/word/2024/wordml/sdtformatlock" xmlns:w16se="http://schemas.microsoft.com/office/word/2015/wordml/symex" mc:Ignorable="w14 w15 w16se w16cid w16 w16cex w16sdtdh w16sdtfl w16du">
   <w:docDefaults>
     <w:rPrDefault>
       <w:rPr>
@@ -4324,6 +7431,7 @@
     <w:lsdException w:name="HTML Sample" w:semiHidden="1" w:unhideWhenUsed="1"/>
     <w:lsdException w:name="HTML Typewriter" w:semiHidden="1" w:unhideWhenUsed="1"/>
     <w:lsdException w:name="HTML Variable" w:semiHidden="1" w:unhideWhenUsed="1"/>
+    <w:lsdException w:name="Normal Table" w:semiHidden="1" w:unhideWhenUsed="1"/>
     <w:lsdException w:name="annotation subject" w:semiHidden="1" w:unhideWhenUsed="1"/>
     <w:lsdException w:name="No List" w:semiHidden="1" w:unhideWhenUsed="1"/>
     <w:lsdException w:name="Outline List 1" w:semiHidden="1" w:unhideWhenUsed="1"/>
@@ -4366,8 +7474,11 @@
     <w:lsdException w:name="Table Contemporary" w:semiHidden="1" w:unhideWhenUsed="1"/>
     <w:lsdException w:name="Table Elegant" w:semiHidden="1" w:unhideWhenUsed="1"/>
     <w:lsdException w:name="Table Professional" w:semiHidden="1" w:unhideWhenUsed="1"/>
+    <w:lsdException w:name="Table Subtle 1" w:semiHidden="1" w:unhideWhenUsed="1"/>
     <w:lsdException w:name="Table Subtle 2" w:semiHidden="1" w:unhideWhenUsed="1"/>
     <w:lsdException w:name="Table Web 1" w:semiHidden="1" w:unhideWhenUsed="1"/>
+    <w:lsdException w:name="Table Web 2" w:semiHidden="1" w:unhideWhenUsed="1"/>
+    <w:lsdException w:name="Table Web 3" w:semiHidden="1" w:unhideWhenUsed="1"/>
     <w:lsdException w:name="Balloon Text" w:semiHidden="1" w:unhideWhenUsed="1"/>
     <w:lsdException w:name="Table Grid" w:uiPriority="39"/>
     <w:lsdException w:name="Table Theme" w:semiHidden="1" w:unhideWhenUsed="1"/>
